--- a/projects/templates/template_textbook/output/docx/template_textbook_combined.docx
+++ b/projects/templates/template_textbook/output/docx/template_textbook_combined.docx
@@ -26231,7 +26231,7 @@
         <w:rPr>
           <w:rStyle w:val="VerbatimChar"/>
         </w:rPr>
-        <w:t xml:space="preserve">parts:</w:t>
+        <w:t xml:space="preserve">units:</w:t>
       </w:r>
       <w:r>
         <w:t xml:space="preserve"> </w:t>

--- a/projects/templates/template_textbook/output/docx/template_textbook_combined.docx
+++ b/projects/templates/template_textbook/output/docx/template_textbook_combined.docx
@@ -4,29 +4,47 @@
   <w:body>
     <w:p>
       <w:pPr>
+        <w:pStyle w:val="Title"/>
+      </w:pPr>
+      <w:r>
+        <w:t xml:space="preserve">The Template Textbook</w:t>
+      </w:r>
+    </w:p>
+    <w:p>
+      <w:pPr>
+        <w:pStyle w:val="Subtitle"/>
+      </w:pPr>
+      <w:r>
+        <w:t xml:space="preserve">Systems, Models, and Reproducible Research</w:t>
+      </w:r>
+    </w:p>
+    <w:p>
+      <w:pPr>
         <w:pStyle w:val="Author"/>
       </w:pPr>
       <w:r>
         <w:t xml:space="preserve">Daniel Ari Friedman</w:t>
       </w:r>
     </w:p>
-    <w:bookmarkStart w:id="13" w:name="_a87a9b88bb7c71eda616037d3a5fed74be7b67a"/>
     <w:p>
       <w:pPr>
         <w:pStyle w:val="Heading1"/>
       </w:pPr>
+      <w:bookmarkStart w:id="9" w:name="_a87a9b88bb7c71eda616037d3a5fed74be7b67a"/>
       <w:r>
         <w:t xml:space="preserve">Front Matter</w:t>
       </w:r>
-    </w:p>
-    <w:bookmarkStart w:id="9" w:name="_942235749b6cdf3fb21b29d8adc84c2ef9c5da6"/>
+      <w:bookmarkEnd w:id="9"/>
+    </w:p>
     <w:p>
       <w:pPr>
         <w:pStyle w:val="Heading2"/>
       </w:pPr>
+      <w:bookmarkStart w:id="10" w:name="_942235749b6cdf3fb21b29d8adc84c2ef9c5da6"/>
       <w:r>
         <w:t xml:space="preserve">About this book</w:t>
       </w:r>
+      <w:bookmarkEnd w:id="10"/>
     </w:p>
     <w:p>
       <w:pPr>
@@ -88,15 +106,15 @@
         <w:t xml:space="preserve">at render time rather than maintained as duplicated prose.</w:t>
       </w:r>
     </w:p>
-    <w:bookmarkEnd w:id="9"/>
-    <w:bookmarkStart w:id="10" w:name="_545fa05b27c995254a9049fa29d32b66467eca8"/>
     <w:p>
       <w:pPr>
         <w:pStyle w:val="Heading2"/>
       </w:pPr>
+      <w:bookmarkStart w:id="11" w:name="_545fa05b27c995254a9049fa29d32b66467eca8"/>
       <w:r>
         <w:t xml:space="preserve">Reading and computation</w:t>
       </w:r>
+      <w:bookmarkEnd w:id="11"/>
     </w:p>
     <w:p>
       <w:pPr>
@@ -168,15 +186,15 @@
         <w:t xml:space="preserve">that distinction visible.</w:t>
       </w:r>
     </w:p>
-    <w:bookmarkEnd w:id="10"/>
-    <w:bookmarkStart w:id="11" w:name="_4a0109e96b3a8074516907856923649d7a26221"/>
     <w:p>
       <w:pPr>
         <w:pStyle w:val="Heading2"/>
       </w:pPr>
+      <w:bookmarkStart w:id="12" w:name="_4a0109e96b3a8074516907856923649d7a26221"/>
       <w:r>
         <w:t xml:space="preserve">Evidence and scope</w:t>
       </w:r>
+      <w:bookmarkEnd w:id="12"/>
     </w:p>
     <w:p>
       <w:pPr>
@@ -245,15 +263,15 @@
         <w:t xml:space="preserve">release does not become published through editing this manuscript.</w:t>
       </w:r>
     </w:p>
-    <w:bookmarkEnd w:id="11"/>
-    <w:bookmarkStart w:id="12" w:name="_licensing"/>
     <w:p>
       <w:pPr>
         <w:pStyle w:val="Heading2"/>
       </w:pPr>
+      <w:bookmarkStart w:id="13" w:name="_licensing"/>
       <w:r>
         <w:t xml:space="preserve">Licensing</w:t>
       </w:r>
+      <w:bookmarkEnd w:id="13"/>
     </w:p>
     <w:p>
       <w:pPr>
@@ -287,25 +305,30 @@
         <w:t xml:space="preserve">No ISBN or new publication identifier is asserted here.</w:t>
       </w:r>
     </w:p>
-    <w:bookmarkEnd w:id="12"/>
-    <w:bookmarkEnd w:id="13"/>
-    <w:bookmarkStart w:id="18" w:name="_8b7ed5dc71b7182fdf540f15c0cdfd2a6d20de9"/>
+    <w:p>
+      <w:r>
+        <w:br w:type="page"/>
+      </w:r>
+    </w:p>
     <w:p>
       <w:pPr>
         <w:pStyle w:val="Heading1"/>
       </w:pPr>
+      <w:bookmarkStart w:id="14" w:name="_8b7ed5dc71b7182fdf540f15c0cdfd2a6d20de9"/>
       <w:r>
         <w:t xml:space="preserve">Preface</w:t>
       </w:r>
-    </w:p>
-    <w:bookmarkStart w:id="14" w:name="_purpose"/>
+      <w:bookmarkEnd w:id="14"/>
+    </w:p>
     <w:p>
       <w:pPr>
         <w:pStyle w:val="Heading2"/>
       </w:pPr>
+      <w:bookmarkStart w:id="15" w:name="_purpose"/>
       <w:r>
         <w:t xml:space="preserve">Purpose</w:t>
       </w:r>
+      <w:bookmarkEnd w:id="15"/>
     </w:p>
     <w:p>
       <w:pPr>
@@ -383,15 +406,15 @@
         <w:t xml:space="preserve">incidental disclaimer.</w:t>
       </w:r>
     </w:p>
-    <w:bookmarkEnd w:id="14"/>
-    <w:bookmarkStart w:id="15" w:name="_deb6e7b63f6175d5bc06baf7085287b7ac71287"/>
     <w:p>
       <w:pPr>
         <w:pStyle w:val="Heading2"/>
       </w:pPr>
+      <w:bookmarkStart w:id="16" w:name="_deb6e7b63f6175d5bc06baf7085287b7ac71287"/>
       <w:r>
         <w:t xml:space="preserve">Audience and prerequisites</w:t>
       </w:r>
+      <w:bookmarkEnd w:id="16"/>
     </w:p>
     <w:p>
       <w:pPr>
@@ -431,15 +454,15 @@
         <w:t xml:space="preserve">or a claim that a single family of models explains every system.</w:t>
       </w:r>
     </w:p>
-    <w:bookmarkEnd w:id="15"/>
-    <w:bookmarkStart w:id="16" w:name="_af26c11f6f4c9ec7154d9e49a1e5edd7766379b"/>
     <w:p>
       <w:pPr>
         <w:pStyle w:val="Heading2"/>
       </w:pPr>
+      <w:bookmarkStart w:id="17" w:name="_af26c11f6f4c9ec7154d9e49a1e5edd7766379b"/>
       <w:r>
         <w:t xml:space="preserve">How to use the book</w:t>
       </w:r>
+      <w:bookmarkEnd w:id="17"/>
     </w:p>
     <w:p>
       <w:pPr>
@@ -517,15 +540,15 @@
         <w:t xml:space="preserve">than hide unfinished sections behind an attractive table of contents.</w:t>
       </w:r>
     </w:p>
-    <w:bookmarkEnd w:id="16"/>
-    <w:bookmarkStart w:id="17" w:name="_bc3f08debfdefa4c0a33b5b8dd65c02472907ce"/>
     <w:p>
       <w:pPr>
         <w:pStyle w:val="Heading2"/>
       </w:pPr>
+      <w:bookmarkStart w:id="18" w:name="_bc3f08debfdefa4c0a33b5b8dd65c02472907ce"/>
       <w:r>
         <w:t xml:space="preserve">Computational record</w:t>
       </w:r>
+      <w:bookmarkEnd w:id="18"/>
     </w:p>
     <w:p>
       <w:pPr>
@@ -609,16 +632,20 @@
         <w:t xml:space="preserve">record whose computations and interpretation can be inspected and improved.</w:t>
       </w:r>
     </w:p>
-    <w:bookmarkEnd w:id="17"/>
-    <w:bookmarkEnd w:id="18"/>
-    <w:bookmarkStart w:id="21" w:name="_35f0ff944a55c72e5467bb79c32b70c7ec085ce"/>
+    <w:p>
+      <w:r>
+        <w:br w:type="page"/>
+      </w:r>
+    </w:p>
     <w:p>
       <w:pPr>
         <w:pStyle w:val="Heading1"/>
       </w:pPr>
+      <w:bookmarkStart w:id="19" w:name="_35f0ff944a55c72e5467bb79c32b70c7ec085ce"/>
       <w:r>
         <w:t xml:space="preserve">Orientation and Methods</w:t>
       </w:r>
+      <w:bookmarkEnd w:id="19"/>
     </w:p>
     <w:p>
       <w:pPr>
@@ -636,14 +663,15 @@
         <w:t xml:space="preserve">Read the chapters in order and keep one notebook of definitions and predictions. Before each computation, write a boundary value or a qualitative expectation. After running it, retain the original expectation alongside the output rather than replacing it. In the labs, compare a valid designed case with one boundary or invalid case. This habit separates a calculation that works from a scientific explanation that still needs an observation plan.</w:t>
       </w:r>
     </w:p>
-    <w:bookmarkStart w:id="19" w:name="_chapters"/>
     <w:p>
       <w:pPr>
         <w:pStyle w:val="Heading2"/>
       </w:pPr>
+      <w:bookmarkStart w:id="20" w:name="_chapters"/>
       <w:r>
         <w:t xml:space="preserve">Chapters</w:t>
       </w:r>
+      <w:bookmarkEnd w:id="20"/>
     </w:p>
     <w:p>
       <w:pPr>
@@ -681,15 +709,15 @@
         <w:t xml:space="preserve">sec. 6</w:t>
       </w:r>
     </w:p>
-    <w:bookmarkEnd w:id="19"/>
-    <w:bookmarkStart w:id="20" w:name="_fc4e33434e1a683e0e6c827cd5f5e9d7d6e4865"/>
     <w:p>
       <w:pPr>
         <w:pStyle w:val="Heading2"/>
       </w:pPr>
+      <w:bookmarkStart w:id="21" w:name="_fc4e33434e1a683e0e6c827cd5f5e9d7d6e4865"/>
       <w:r>
         <w:t xml:space="preserve">Study Route</w:t>
       </w:r>
+      <w:bookmarkEnd w:id="21"/>
     </w:p>
     <w:p>
       <w:pPr>
@@ -711,18 +739,22 @@
         <w:t xml:space="preserve">Retain units, assumptions and failed predictions in the study record.</w:t>
       </w:r>
     </w:p>
-    <w:bookmarkEnd w:id="20"/>
-    <w:bookmarkEnd w:id="21"/>
-    <w:bookmarkStart w:id="41" w:name="_5c00c2ca26b9bfb5b106177a15ac1df8861c37c"/>
+    <w:p>
+      <w:r>
+        <w:br w:type="page"/>
+      </w:r>
+    </w:p>
     <w:p>
       <w:pPr>
         <w:pStyle w:val="Heading1"/>
       </w:pPr>
+      <w:bookmarkStart w:id="22" w:name="_5c00c2ca26b9bfb5b106177a15ac1df8861c37c"/>
       <w:r>
         <w:t xml:space="preserve">Orientation to the Field</w:t>
       </w:r>
-    </w:p>
-    <w:bookmarkStart w:id="25" w:name="_525ccfe8982692effccc55ab444ff05da9d39db"/>
+      <w:bookmarkEnd w:id="22"/>
+    </w:p>
+    <w:bookmarkStart w:id="26" w:name="_525ccfe8982692effccc55ab444ff05da9d39db"/>
     <w:p>
       <w:pPr>
         <w:pStyle w:val="CaptionedFigure"/>
@@ -732,18 +764,18 @@
           <wp:inline>
             <wp:extent cx="4800600" cy="3155145"/>
             <wp:effectExtent b="0" l="0" r="0" t="0"/>
-            <wp:docPr descr="Figure 1: Deterministic logistic trajectories at three positive growth rates with common initial state and capacity." title="" id="23" name="Picture"/>
+            <wp:docPr descr="Figure 1: Deterministic logistic trajectories at three positive growth rates with common initial state and capacity." title="" id="24" name="Picture"/>
             <a:graphic>
               <a:graphicData uri="http://schemas.openxmlformats.org/drawingml/2006/picture">
                 <pic:pic>
                   <pic:nvPicPr>
-                    <pic:cNvPr descr="../figures/part_0_orientation.png" id="24" name="Picture"/>
+                    <pic:cNvPr descr="../figures/part_0_orientation.png" id="25" name="Picture"/>
                     <pic:cNvPicPr>
                       <a:picLocks noChangeArrowheads="1" noChangeAspect="1"/>
                     </pic:cNvPicPr>
                   </pic:nvPicPr>
                   <pic:blipFill>
-                    <a:blip r:embed="rId22"/>
+                    <a:blip r:embed="rId23"/>
                     <a:stretch>
                       <a:fillRect/>
                     </a:stretch>
@@ -778,7 +810,7 @@
         <w:t xml:space="preserve">Figure 1: Deterministic logistic trajectories at three positive growth rates with common initial state and capacity.</w:t>
       </w:r>
     </w:p>
-    <w:bookmarkEnd w:id="25"/>
+    <w:bookmarkEnd w:id="26"/>
     <w:p>
       <w:pPr>
         <w:pStyle w:val="BlockText"/>
@@ -787,14 +819,15 @@
         <w:t xml:space="preserve">Guided study · Prerequisites: basic arithmetic and the preceding unit’s vocabulary</w:t>
       </w:r>
     </w:p>
-    <w:bookmarkStart w:id="26" w:name="_db5a6e45c2ddbe91074f986253bdd4e2d718729"/>
     <w:p>
       <w:pPr>
         <w:pStyle w:val="Heading3"/>
       </w:pPr>
+      <w:bookmarkStart w:id="27" w:name="_db5a6e45c2ddbe91074f986253bdd4e2d718729"/>
       <w:r>
         <w:t xml:space="preserve">Study Blueprint</w:t>
       </w:r>
+      <w:bookmarkEnd w:id="27"/>
     </w:p>
     <w:p>
       <w:pPr>
@@ -1039,15 +1072,15 @@
         <w:t xml:space="preserve"> </w:t>
       </w:r>
     </w:p>
-    <w:bookmarkEnd w:id="26"/>
-    <w:bookmarkStart w:id="27" w:name="_313ea7554ce2fa1dad1139a9f699d3feb175801"/>
     <w:p>
       <w:pPr>
         <w:pStyle w:val="Heading2"/>
       </w:pPr>
+      <w:bookmarkStart w:id="28" w:name="_313ea7554ce2fa1dad1139a9f699d3feb175801"/>
       <w:r>
         <w:t xml:space="preserve">Learning Objectives</w:t>
       </w:r>
+      <w:bookmarkEnd w:id="28"/>
     </w:p>
     <w:p>
       <w:pPr>
@@ -1103,15 +1136,15 @@
         <w:t xml:space="preserve">Imagine a library planning a new borrowing service. Daily sign-ups rise quickly, then slow. The manager asks whether the service will reach everyone in the town. A smooth curve can organize that question, but the curve alone cannot tell us who was excluded, whether the town changed, or how sign-ups were recorded. Those omissions are where modeling begins.</w:t>
       </w:r>
     </w:p>
-    <w:bookmarkEnd w:id="27"/>
-    <w:bookmarkStart w:id="28" w:name="_78409dc797da55021bbdf75b27a1988a6c51dc0"/>
     <w:p>
       <w:pPr>
         <w:pStyle w:val="Heading2"/>
       </w:pPr>
+      <w:bookmarkStart w:id="29" w:name="_78409dc797da55021bbdf75b27a1988a6c51dc0"/>
       <w:r>
         <w:t xml:space="preserve">A question before an equation</w:t>
       </w:r>
+      <w:bookmarkEnd w:id="29"/>
     </w:p>
     <w:p>
       <w:pPr>
@@ -1157,15 +1190,15 @@
         <w:t xml:space="preserve">equation, so that convenience does not decide what the study is about.</w:t>
       </w:r>
     </w:p>
-    <w:bookmarkEnd w:id="28"/>
-    <w:bookmarkStart w:id="29" w:name="_91315f1891fd5875eada369a4e7e862d7f0fdf5"/>
     <w:p>
       <w:pPr>
         <w:pStyle w:val="Heading2"/>
       </w:pPr>
+      <w:bookmarkStart w:id="30" w:name="_91315f1891fd5875eada369a4e7e862d7f0fdf5"/>
       <w:r>
         <w:t xml:space="preserve">Choosing the boundary</w:t>
       </w:r>
+      <w:bookmarkEnd w:id="30"/>
     </w:p>
     <w:p>
       <w:pPr>
@@ -1217,15 +1250,15 @@
         <w:t xml:space="preserve">arguing that one diagram is the service itself.</w:t>
       </w:r>
     </w:p>
-    <w:bookmarkEnd w:id="29"/>
-    <w:bookmarkStart w:id="30" w:name="_ccdb19158d6c90ae0557e85bc31a018cd6f6f06"/>
     <w:p>
       <w:pPr>
         <w:pStyle w:val="Heading2"/>
       </w:pPr>
+      <w:bookmarkStart w:id="31" w:name="_ccdb19158d6c90ae0557e85bc31a018cd6f6f06"/>
       <w:r>
         <w:t xml:space="preserve">State is not the measurement</w:t>
       </w:r>
+      <w:bookmarkEnd w:id="31"/>
     </w:p>
     <w:p>
       <w:pPr>
@@ -1277,15 +1310,15 @@
         <w:t xml:space="preserve">from acquiring false authority merely because they are drawn as precise curves.</w:t>
       </w:r>
     </w:p>
-    <w:bookmarkEnd w:id="30"/>
-    <w:bookmarkStart w:id="31" w:name="_766f87bf2653e5f977b75dff0d7a4a0dafbbbf7"/>
     <w:p>
       <w:pPr>
         <w:pStyle w:val="Heading2"/>
       </w:pPr>
+      <w:bookmarkStart w:id="32" w:name="_766f87bf2653e5f977b75dff0d7a4a0dafbbbf7"/>
       <w:r>
         <w:t xml:space="preserve">The prediction and its challenge</w:t>
       </w:r>
+      <w:bookmarkEnd w:id="32"/>
     </w:p>
     <w:p>
       <w:pPr>
@@ -1337,15 +1370,15 @@
         <w:t xml:space="preserve">compare it with the later outcome before revising the next one.</w:t>
       </w:r>
     </w:p>
-    <w:bookmarkEnd w:id="31"/>
-    <w:bookmarkStart w:id="32" w:name="_a50e467aa033a6dc999ad36b3b04b02d1404fe8"/>
     <w:p>
       <w:pPr>
         <w:pStyle w:val="Heading2"/>
       </w:pPr>
+      <w:bookmarkStart w:id="33" w:name="_a50e467aa033a6dc999ad36b3b04b02d1404fe8"/>
       <w:r>
         <w:t xml:space="preserve">An evidence record</w:t>
       </w:r>
+      <w:bookmarkEnd w:id="33"/>
     </w:p>
     <w:p>
       <w:pPr>
@@ -1400,21 +1433,21 @@
         <w:t xml:space="preserve">that another learner can inspect without knowing what its author intended.</w:t>
       </w:r>
     </w:p>
-    <w:bookmarkEnd w:id="32"/>
-    <w:bookmarkStart w:id="35" w:name="_932db6c6996dcb31db606e8a46f427826c0a1a9"/>
     <w:p>
       <w:pPr>
         <w:pStyle w:val="Heading2"/>
       </w:pPr>
+      <w:bookmarkStart w:id="34" w:name="_932db6c6996dcb31db606e8a46f427826c0a1a9"/>
       <w:r>
         <w:t xml:space="preserve">A Worked Formalism</w:t>
       </w:r>
+      <w:bookmarkEnd w:id="34"/>
     </w:p>
     <w:p>
       <w:pPr>
         <w:pStyle w:val="FirstParagraph"/>
       </w:pPr>
-      <w:bookmarkStart w:id="33" w:name="_36e3792b045be0a0e57afb74568653cc52c4007"/>
+      <w:bookmarkStart w:id="35" w:name="_36e3792b045be0a0e57afb74568653cc52c4007"/>
       <m:oMathPara>
         <m:oMathParaPr>
           <m:jc m:val="center"/>
@@ -1569,9 +1602,9 @@
           </m:r>
         </m:oMath>
       </m:oMathPara>
-      <w:bookmarkEnd w:id="33"/>
-    </w:p>
-    <w:bookmarkStart w:id="34" w:name="_dfbca4449a9bf9b4b82df2e5943cd78e89ceafd"/>
+      <w:bookmarkEnd w:id="35"/>
+    </w:p>
+    <w:bookmarkStart w:id="36" w:name="_dfbca4449a9bf9b4b82df2e5943cd78e89ceafd"/>
     <w:p>
       <w:pPr>
         <w:pStyle w:val="TableCaption"/>
@@ -1831,7 +1864,7 @@
         </w:tc>
       </w:tr>
     </w:tbl>
-    <w:bookmarkEnd w:id="34"/>
+    <w:bookmarkEnd w:id="36"/>
     <w:p>
       <w:pPr>
         <w:pStyle w:val="FirstParagraph"/>
@@ -2320,15 +2353,15 @@
         <w:t xml:space="preserve">own explicitly stated inputs, not evidence collected from the opening scenario.</w:t>
       </w:r>
     </w:p>
-    <w:bookmarkEnd w:id="35"/>
-    <w:bookmarkStart w:id="36" w:name="_bf178e47fa510c2efd9b79ad20df1fcc359dbda"/>
     <w:p>
       <w:pPr>
         <w:pStyle w:val="Heading2"/>
       </w:pPr>
+      <w:bookmarkStart w:id="37" w:name="_bf178e47fa510c2efd9b79ad20df1fcc359dbda"/>
       <w:r>
         <w:t xml:space="preserve">Assumptions and Limits</w:t>
       </w:r>
+      <w:bookmarkEnd w:id="37"/>
     </w:p>
     <w:p>
       <w:pPr>
@@ -2358,15 +2391,15 @@
         <w:t xml:space="preserve">Keep the original prediction when making the recorded revision.</w:t>
       </w:r>
     </w:p>
-    <w:bookmarkEnd w:id="36"/>
-    <w:bookmarkStart w:id="37" w:name="_summary"/>
     <w:p>
       <w:pPr>
         <w:pStyle w:val="Heading2"/>
       </w:pPr>
+      <w:bookmarkStart w:id="38" w:name="_summary"/>
       <w:r>
         <w:t xml:space="preserve">Summary</w:t>
       </w:r>
+      <w:bookmarkEnd w:id="38"/>
     </w:p>
     <w:p>
       <w:pPr>
@@ -2400,15 +2433,15 @@
         <w:t xml:space="preserve">make a result inspectable without expanding what its evidence establishes.</w:t>
       </w:r>
     </w:p>
-    <w:bookmarkEnd w:id="37"/>
-    <w:bookmarkStart w:id="38" w:name="_e59337fdb477044ad50526491d7b007bc59d86a"/>
     <w:p>
       <w:pPr>
         <w:pStyle w:val="Heading2"/>
       </w:pPr>
+      <w:bookmarkStart w:id="39" w:name="_e59337fdb477044ad50526491d7b007bc59d86a"/>
       <w:r>
         <w:t xml:space="preserve">Key Terms</w:t>
       </w:r>
+      <w:bookmarkEnd w:id="39"/>
     </w:p>
     <w:p>
       <w:pPr>
@@ -2476,15 +2509,15 @@
         <w:t xml:space="preserve">.</w:t>
       </w:r>
     </w:p>
-    <w:bookmarkEnd w:id="38"/>
-    <w:bookmarkStart w:id="39" w:name="_56e3c310782a1e3b3f963f296ddbeecd6b9626a"/>
     <w:p>
       <w:pPr>
         <w:pStyle w:val="Heading2"/>
       </w:pPr>
+      <w:bookmarkStart w:id="40" w:name="_56e3c310782a1e3b3f963f296ddbeecd6b9626a"/>
       <w:r>
         <w:t xml:space="preserve">Further Reading</w:t>
       </w:r>
+      <w:bookmarkEnd w:id="40"/>
     </w:p>
     <w:p>
       <w:pPr>
@@ -2506,15 +2539,15 @@
         <w:t xml:space="preserve">discusses model-building as an iterative scientific activity; compare the role of a model check with changing a parameter.</w:t>
       </w:r>
     </w:p>
-    <w:bookmarkEnd w:id="39"/>
-    <w:bookmarkStart w:id="40" w:name="_practice"/>
     <w:p>
       <w:pPr>
         <w:pStyle w:val="Heading2"/>
       </w:pPr>
+      <w:bookmarkStart w:id="41" w:name="_practice"/>
       <w:r>
         <w:t xml:space="preserve">Practice</w:t>
       </w:r>
+      <w:bookmarkEnd w:id="41"/>
     </w:p>
     <w:p>
       <w:pPr>
@@ -2560,18 +2593,22 @@
         <w:t xml:space="preserve">sec. 31 — compare your reasoning with the supplied solutions.</w:t>
       </w:r>
     </w:p>
-    <w:bookmarkEnd w:id="40"/>
-    <w:bookmarkEnd w:id="41"/>
-    <w:bookmarkStart w:id="61" w:name="_5ba1763acbd40aea250069524aeb7b4b0483e36"/>
+    <w:p>
+      <w:r>
+        <w:br w:type="page"/>
+      </w:r>
+    </w:p>
     <w:p>
       <w:pPr>
         <w:pStyle w:val="Heading1"/>
       </w:pPr>
+      <w:bookmarkStart w:id="42" w:name="_5ba1763acbd40aea250069524aeb7b4b0483e36"/>
       <w:r>
         <w:t xml:space="preserve">Core Methods and Tools</w:t>
       </w:r>
-    </w:p>
-    <w:bookmarkStart w:id="45" w:name="_691cacf3ab2095c25b5395d6b131ef15d521c08"/>
+      <w:bookmarkEnd w:id="42"/>
+    </w:p>
+    <w:bookmarkStart w:id="46" w:name="_691cacf3ab2095c25b5395d6b131ef15d521c08"/>
     <w:p>
       <w:pPr>
         <w:pStyle w:val="CaptionedFigure"/>
@@ -2581,18 +2618,18 @@
           <wp:inline>
             <wp:extent cx="4800600" cy="3155145"/>
             <wp:effectExtent b="0" l="0" r="0" t="0"/>
-            <wp:docPr descr="Figure 2: A deterministic synthetic scatter and its least-squares line; visible residuals contrast with the exact arithmetic example." title="" id="43" name="Picture"/>
+            <wp:docPr descr="Three smooth S-shaped quantity-versus-time curves start at five units and approach a dashed capacity line at one hundred; higher rates reach the middle of the transition sooner." title="" id="44" name="Picture"/>
             <a:graphic>
               <a:graphicData uri="http://schemas.openxmlformats.org/drawingml/2006/picture">
                 <pic:pic>
                   <pic:nvPicPr>
-                    <pic:cNvPr descr="../figures/part_0_core_methods.png" id="44" name="Picture"/>
+                    <pic:cNvPr descr="../figures/part_0_core_methods.png" id="45" name="Picture"/>
                     <pic:cNvPicPr>
                       <a:picLocks noChangeArrowheads="1" noChangeAspect="1"/>
                     </pic:cNvPicPr>
                   </pic:nvPicPr>
                   <pic:blipFill>
-                    <a:blip r:embed="rId42"/>
+                    <a:blip r:embed="rId43"/>
                     <a:stretch>
                       <a:fillRect/>
                     </a:stretch>
@@ -2627,7 +2664,7 @@
         <w:t xml:space="preserve">Figure 2: A deterministic synthetic scatter and its least-squares line; visible residuals contrast with the exact arithmetic example.</w:t>
       </w:r>
     </w:p>
-    <w:bookmarkEnd w:id="45"/>
+    <w:bookmarkEnd w:id="46"/>
     <w:p>
       <w:pPr>
         <w:pStyle w:val="BlockText"/>
@@ -2636,14 +2673,15 @@
         <w:t xml:space="preserve">Guided study · Prerequisites: basic arithmetic and the preceding unit’s vocabulary</w:t>
       </w:r>
     </w:p>
-    <w:bookmarkStart w:id="46" w:name="_7f55de19c034cfd130608eff0bcb57d4335d53b"/>
     <w:p>
       <w:pPr>
         <w:pStyle w:val="Heading3"/>
       </w:pPr>
+      <w:bookmarkStart w:id="47" w:name="_7f55de19c034cfd130608eff0bcb57d4335d53b"/>
       <w:r>
         <w:t xml:space="preserve">Study Blueprint</w:t>
       </w:r>
+      <w:bookmarkEnd w:id="47"/>
     </w:p>
     <w:p>
       <w:pPr>
@@ -2888,15 +2926,15 @@
         <w:t xml:space="preserve"> </w:t>
       </w:r>
     </w:p>
-    <w:bookmarkEnd w:id="46"/>
-    <w:bookmarkStart w:id="47" w:name="_d87cc0ddb743498e0dba96b900511c8bf7d5b18"/>
     <w:p>
       <w:pPr>
         <w:pStyle w:val="Heading2"/>
       </w:pPr>
+      <w:bookmarkStart w:id="48" w:name="_d87cc0ddb743498e0dba96b900511c8bf7d5b18"/>
       <w:r>
         <w:t xml:space="preserve">Learning Objectives</w:t>
       </w:r>
+      <w:bookmarkEnd w:id="48"/>
     </w:p>
     <w:p>
       <w:pPr>
@@ -2952,15 +2990,15 @@
         <w:t xml:space="preserve">Two classmates calculate a calibration line from the same spreadsheet and obtain different slopes. One silently removes a row; the other changes a unit. Their mathematics may be sound, but their methods are different. A useful workflow exposes both choices before either result appears in a figure.</w:t>
       </w:r>
     </w:p>
-    <w:bookmarkEnd w:id="47"/>
-    <w:bookmarkStart w:id="48" w:name="_985657a39e01a1009854579adda766682ba8fb1"/>
     <w:p>
       <w:pPr>
         <w:pStyle w:val="Heading2"/>
       </w:pPr>
+      <w:bookmarkStart w:id="49" w:name="_985657a39e01a1009854579adda766682ba8fb1"/>
       <w:r>
         <w:t xml:space="preserve">Make the transformation explicit</w:t>
       </w:r>
+      <w:bookmarkEnd w:id="49"/>
     </w:p>
     <w:p>
       <w:pPr>
@@ -3006,15 +3044,15 @@
         <w:t xml:space="preserve">changes in code or an inspectable table instead of editing an unexplained copy.</w:t>
       </w:r>
     </w:p>
-    <w:bookmarkEnd w:id="48"/>
-    <w:bookmarkStart w:id="49" w:name="_9a3461230e43a39044d9b9e56cef6e78c0ef9bd"/>
     <w:p>
       <w:pPr>
         <w:pStyle w:val="Heading2"/>
       </w:pPr>
+      <w:bookmarkStart w:id="50" w:name="_9a3461230e43a39044d9b9e56cef6e78c0ef9bd"/>
       <w:r>
         <w:t xml:space="preserve">Design a control with a known answer</w:t>
       </w:r>
+      <w:bookmarkEnd w:id="50"/>
     </w:p>
     <w:p>
       <w:pPr>
@@ -3066,15 +3104,15 @@
         <w:t xml:space="preserve">the range of failures examined.</w:t>
       </w:r>
     </w:p>
-    <w:bookmarkEnd w:id="49"/>
-    <w:bookmarkStart w:id="50" w:name="_c816d10c11c83589bdc745e5af2d2adf228ae92"/>
     <w:p>
       <w:pPr>
         <w:pStyle w:val="Heading2"/>
       </w:pPr>
+      <w:bookmarkStart w:id="51" w:name="_c816d10c11c83589bdc745e5af2d2adf228ae92"/>
       <w:r>
         <w:t xml:space="preserve">Distinguish verification from evaluation</w:t>
       </w:r>
+      <w:bookmarkEnd w:id="51"/>
     </w:p>
     <w:p>
       <w:pPr>
@@ -3120,15 +3158,15 @@
         <w:t xml:space="preserve">test report is not mistaken for proof that a model describes the world.</w:t>
       </w:r>
     </w:p>
-    <w:bookmarkEnd w:id="50"/>
-    <w:bookmarkStart w:id="51" w:name="_27939e9483d9371b97331cd2ed1103b25d9b729"/>
     <w:p>
       <w:pPr>
         <w:pStyle w:val="Heading2"/>
       </w:pPr>
+      <w:bookmarkStart w:id="52" w:name="_27939e9483d9371b97331cd2ed1103b25d9b729"/>
       <w:r>
         <w:t xml:space="preserve">Keep one method in one place</w:t>
       </w:r>
+      <w:bookmarkEnd w:id="52"/>
     </w:p>
     <w:p>
       <w:pPr>
@@ -3204,15 +3242,15 @@
         <w:t xml:space="preserve">computations instead of simulated test doubles.</w:t>
       </w:r>
     </w:p>
-    <w:bookmarkEnd w:id="51"/>
-    <w:bookmarkStart w:id="52" w:name="_c4f7c3e7dba13adc3f56f0def47170525935be0"/>
     <w:p>
       <w:pPr>
         <w:pStyle w:val="Heading2"/>
       </w:pPr>
+      <w:bookmarkStart w:id="53" w:name="_c4f7c3e7dba13adc3f56f0def47170525935be0"/>
       <w:r>
         <w:t xml:space="preserve">Publish an inspectable method record</w:t>
       </w:r>
+      <w:bookmarkEnd w:id="53"/>
     </w:p>
     <w:p>
       <w:pPr>
@@ -3273,21 +3311,21 @@
         <w:t xml:space="preserve">rather than obscures, scientific judgment.</w:t>
       </w:r>
     </w:p>
-    <w:bookmarkEnd w:id="52"/>
-    <w:bookmarkStart w:id="55" w:name="_7167c8451caaed37a778c96cfecaecab80a7b47"/>
     <w:p>
       <w:pPr>
         <w:pStyle w:val="Heading2"/>
       </w:pPr>
+      <w:bookmarkStart w:id="54" w:name="_7167c8451caaed37a778c96cfecaecab80a7b47"/>
       <w:r>
         <w:t xml:space="preserve">A Worked Formalism</w:t>
       </w:r>
+      <w:bookmarkEnd w:id="54"/>
     </w:p>
     <w:p>
       <w:pPr>
         <w:pStyle w:val="FirstParagraph"/>
       </w:pPr>
-      <w:bookmarkStart w:id="53" w:name="_e4490d0a898ed7b713949337e98a2bea5d5f613"/>
+      <w:bookmarkStart w:id="55" w:name="_e4490d0a898ed7b713949337e98a2bea5d5f613"/>
       <m:oMathPara>
         <m:oMathParaPr>
           <m:jc m:val="center"/>
@@ -3511,9 +3549,9 @@
           </m:r>
         </m:oMath>
       </m:oMathPara>
-      <w:bookmarkEnd w:id="53"/>
-    </w:p>
-    <w:bookmarkStart w:id="54" w:name="_f5d10bdc3324981ba025e9a88207bee2cd8b648"/>
+      <w:bookmarkEnd w:id="55"/>
+    </w:p>
+    <w:bookmarkStart w:id="56" w:name="_f5d10bdc3324981ba025e9a88207bee2cd8b648"/>
     <w:p>
       <w:pPr>
         <w:pStyle w:val="TableCaption"/>
@@ -3767,7 +3805,7 @@
         </w:tc>
       </w:tr>
     </w:tbl>
-    <w:bookmarkEnd w:id="54"/>
+    <w:bookmarkEnd w:id="56"/>
     <w:p>
       <w:pPr>
         <w:pStyle w:val="FirstParagraph"/>
@@ -4148,15 +4186,15 @@
         <w:t xml:space="preserve">own explicitly stated inputs, not evidence collected from the opening scenario.</w:t>
       </w:r>
     </w:p>
-    <w:bookmarkEnd w:id="55"/>
-    <w:bookmarkStart w:id="56" w:name="_b292b0766876037410c7683779517e8d3a78038"/>
     <w:p>
       <w:pPr>
         <w:pStyle w:val="Heading2"/>
       </w:pPr>
+      <w:bookmarkStart w:id="57" w:name="_b292b0766876037410c7683779517e8d3a78038"/>
       <w:r>
         <w:t xml:space="preserve">Assumptions and Limits</w:t>
       </w:r>
+      <w:bookmarkEnd w:id="57"/>
     </w:p>
     <w:p>
       <w:pPr>
@@ -4186,15 +4224,15 @@
         <w:t xml:space="preserve">Keep the original prediction when making the recorded revision.</w:t>
       </w:r>
     </w:p>
-    <w:bookmarkEnd w:id="56"/>
-    <w:bookmarkStart w:id="57" w:name="_868144f7d023ae447eb1c357e09de1d1e81cfaa"/>
     <w:p>
       <w:pPr>
         <w:pStyle w:val="Heading2"/>
       </w:pPr>
+      <w:bookmarkStart w:id="58" w:name="_868144f7d023ae447eb1c357e09de1d1e81cfaa"/>
       <w:r>
         <w:t xml:space="preserve">Summary</w:t>
       </w:r>
+      <w:bookmarkEnd w:id="58"/>
     </w:p>
     <w:p>
       <w:pPr>
@@ -4228,15 +4266,15 @@
         <w:t xml:space="preserve">make a result inspectable without expanding what its evidence establishes.</w:t>
       </w:r>
     </w:p>
-    <w:bookmarkEnd w:id="57"/>
-    <w:bookmarkStart w:id="58" w:name="_74808d336df328b3576ea040a32512e2b31779f"/>
     <w:p>
       <w:pPr>
         <w:pStyle w:val="Heading2"/>
       </w:pPr>
+      <w:bookmarkStart w:id="59" w:name="_74808d336df328b3576ea040a32512e2b31779f"/>
       <w:r>
         <w:t xml:space="preserve">Key Terms</w:t>
       </w:r>
+      <w:bookmarkEnd w:id="59"/>
     </w:p>
     <w:p>
       <w:pPr>
@@ -4304,15 +4342,15 @@
         <w:t xml:space="preserve">.</w:t>
       </w:r>
     </w:p>
-    <w:bookmarkEnd w:id="58"/>
-    <w:bookmarkStart w:id="59" w:name="_e9ec7d1e5ad67aba4ccd101e0a07bfb74ff33d8"/>
     <w:p>
       <w:pPr>
         <w:pStyle w:val="Heading2"/>
       </w:pPr>
+      <w:bookmarkStart w:id="60" w:name="_e9ec7d1e5ad67aba4ccd101e0a07bfb74ff33d8"/>
       <w:r>
         <w:t xml:space="preserve">Further Reading</w:t>
       </w:r>
+      <w:bookmarkEnd w:id="60"/>
     </w:p>
     <w:p>
       <w:pPr>
@@ -4355,15 +4393,15 @@
         <w:t xml:space="preserve">focus on preserving how results were produced.</w:t>
       </w:r>
     </w:p>
-    <w:bookmarkEnd w:id="59"/>
-    <w:bookmarkStart w:id="60" w:name="_5a1db4b19c665a26e67204f76e7e6adea064542"/>
     <w:p>
       <w:pPr>
         <w:pStyle w:val="Heading2"/>
       </w:pPr>
+      <w:bookmarkStart w:id="61" w:name="_5a1db4b19c665a26e67204f76e7e6adea064542"/>
       <w:r>
         <w:t xml:space="preserve">Practice</w:t>
       </w:r>
+      <w:bookmarkEnd w:id="61"/>
     </w:p>
     <w:p>
       <w:pPr>
@@ -4409,18 +4447,22 @@
         <w:t xml:space="preserve">sec. 32 — compare your reasoning with the supplied solutions.</w:t>
       </w:r>
     </w:p>
-    <w:bookmarkEnd w:id="60"/>
-    <w:bookmarkEnd w:id="61"/>
-    <w:bookmarkStart w:id="81" w:name="_0ce999c9f17e7ba9b06975642399ba54ccff270"/>
+    <w:p>
+      <w:r>
+        <w:br w:type="page"/>
+      </w:r>
+    </w:p>
     <w:p>
       <w:pPr>
         <w:pStyle w:val="Heading1"/>
       </w:pPr>
+      <w:bookmarkStart w:id="62" w:name="_0ce999c9f17e7ba9b06975642399ba54ccff270"/>
       <w:r>
         <w:t xml:space="preserve">Quantitative Foundations</w:t>
       </w:r>
-    </w:p>
-    <w:bookmarkStart w:id="65" w:name="_b5dc714fb315eae0b29791d241da37b4d8077bc"/>
+      <w:bookmarkEnd w:id="62"/>
+    </w:p>
+    <w:bookmarkStart w:id="66" w:name="_b5dc714fb315eae0b29791d241da37b4d8077bc"/>
     <w:p>
       <w:pPr>
         <w:pStyle w:val="CaptionedFigure"/>
@@ -4430,18 +4472,18 @@
           <wp:inline>
             <wp:extent cx="4800600" cy="3155145"/>
             <wp:effectExtent b="0" l="0" r="0" t="0"/>
-            <wp:docPr descr="Figure 3: Synthetic paired observations and their fitted trend illustrate the difference between individual variation and a summary." title="" id="63" name="Picture"/>
+            <wp:docPr descr="Twenty-five synthetic points follow an increasing trend with a smooth oscillating deviation; a fitted straight line summarizes the trend while leaving visible positive and negative residuals." title="" id="64" name="Picture"/>
             <a:graphic>
               <a:graphicData uri="http://schemas.openxmlformats.org/drawingml/2006/picture">
                 <pic:pic>
                   <pic:nvPicPr>
-                    <pic:cNvPr descr="../figures/part_0_quantitative_foundations.png" id="64" name="Picture"/>
+                    <pic:cNvPr descr="../figures/part_0_quantitative_foundations.png" id="65" name="Picture"/>
                     <pic:cNvPicPr>
                       <a:picLocks noChangeArrowheads="1" noChangeAspect="1"/>
                     </pic:cNvPicPr>
                   </pic:nvPicPr>
                   <pic:blipFill>
-                    <a:blip r:embed="rId62"/>
+                    <a:blip r:embed="rId63"/>
                     <a:stretch>
                       <a:fillRect/>
                     </a:stretch>
@@ -4476,7 +4518,7 @@
         <w:t xml:space="preserve">Figure 3: Synthetic paired observations and their fitted trend illustrate the difference between individual variation and a summary.</w:t>
       </w:r>
     </w:p>
-    <w:bookmarkEnd w:id="65"/>
+    <w:bookmarkEnd w:id="66"/>
     <w:p>
       <w:pPr>
         <w:pStyle w:val="BlockText"/>
@@ -4485,14 +4527,15 @@
         <w:t xml:space="preserve">Guided study · Prerequisites: basic arithmetic and the preceding unit’s vocabulary</w:t>
       </w:r>
     </w:p>
-    <w:bookmarkStart w:id="66" w:name="_1c513ae2629ee4ba49e8790a1ce5f5bf13859a8"/>
     <w:p>
       <w:pPr>
         <w:pStyle w:val="Heading3"/>
       </w:pPr>
+      <w:bookmarkStart w:id="67" w:name="_1c513ae2629ee4ba49e8790a1ce5f5bf13859a8"/>
       <w:r>
         <w:t xml:space="preserve">Study Blueprint</w:t>
       </w:r>
+      <w:bookmarkEnd w:id="67"/>
     </w:p>
     <w:p>
       <w:pPr>
@@ -4737,15 +4780,15 @@
         <w:t xml:space="preserve"> </w:t>
       </w:r>
     </w:p>
-    <w:bookmarkEnd w:id="66"/>
-    <w:bookmarkStart w:id="67" w:name="_30f7a41837fea8a848ef52d88ef809df5cf3f9c"/>
     <w:p>
       <w:pPr>
         <w:pStyle w:val="Heading2"/>
       </w:pPr>
+      <w:bookmarkStart w:id="68" w:name="_30f7a41837fea8a848ef52d88ef809df5cf3f9c"/>
       <w:r>
         <w:t xml:space="preserve">Learning Objectives</w:t>
       </w:r>
+      <w:bookmarkEnd w:id="68"/>
     </w:p>
     <w:p>
       <w:pPr>
@@ -4801,15 +4844,15 @@
         <w:t xml:space="preserve">A report describes a reading as “five,” without saying whether it means five seconds, five degrees or five normalized units. Another reports “standard deviation,” without its divisor. Neither number is necessarily wrong; both are incomplete. Quantitative foundations supply the missing definitions before a calculation becomes a claim.</w:t>
       </w:r>
     </w:p>
-    <w:bookmarkEnd w:id="67"/>
-    <w:bookmarkStart w:id="68" w:name="_5f9bf0ad6d90e3761917ee6ed58ade291ba0cc3"/>
     <w:p>
       <w:pPr>
         <w:pStyle w:val="Heading2"/>
       </w:pPr>
+      <w:bookmarkStart w:id="69" w:name="_5f9bf0ad6d90e3761917ee6ed58ade291ba0cc3"/>
       <w:r>
         <w:t xml:space="preserve">Quantities and units</w:t>
       </w:r>
+      <w:bookmarkEnd w:id="69"/>
     </w:p>
     <w:p>
       <w:pPr>
@@ -4861,15 +4904,15 @@
         <w:t xml:space="preserve">underlying process is unchanged.</w:t>
       </w:r>
     </w:p>
-    <w:bookmarkEnd w:id="68"/>
-    <w:bookmarkStart w:id="69" w:name="_8a165ce784f894dea522dfc5f633f628daf725b"/>
     <w:p>
       <w:pPr>
         <w:pStyle w:val="Heading2"/>
       </w:pPr>
+      <w:bookmarkStart w:id="70" w:name="_8a165ce784f894dea522dfc5f633f628daf725b"/>
       <w:r>
         <w:t xml:space="preserve">A mean describes a chosen collection</w:t>
       </w:r>
+      <w:bookmarkEnd w:id="70"/>
     </w:p>
     <w:p>
       <w:pPr>
@@ -4921,15 +4964,15 @@
         <w:t xml:space="preserve">at the moment it is read.</w:t>
       </w:r>
     </w:p>
-    <w:bookmarkEnd w:id="69"/>
-    <w:bookmarkStart w:id="70" w:name="_75b16dda8d110133060a433f64f252658664c53"/>
     <w:p>
       <w:pPr>
         <w:pStyle w:val="Heading2"/>
       </w:pPr>
+      <w:bookmarkStart w:id="71" w:name="_75b16dda8d110133060a433f64f252658664c53"/>
       <w:r>
         <w:t xml:space="preserve">Spread has a convention</w:t>
       </w:r>
+      <w:bookmarkEnd w:id="71"/>
     </w:p>
     <w:p>
       <w:pPr>
@@ -4981,15 +5024,15 @@
         <w:t xml:space="preserve">line above a plotted point.</w:t>
       </w:r>
     </w:p>
-    <w:bookmarkEnd w:id="70"/>
-    <w:bookmarkStart w:id="71" w:name="_1131810291abdb0832d5a6ce66fd8a6ef841263"/>
     <w:p>
       <w:pPr>
         <w:pStyle w:val="Heading2"/>
       </w:pPr>
+      <w:bookmarkStart w:id="72" w:name="_1131810291abdb0832d5a6ce66fd8a6ef841263"/>
       <w:r>
         <w:t xml:space="preserve">Information lost by summarizing</w:t>
       </w:r>
+      <w:bookmarkEnd w:id="72"/>
     </w:p>
     <w:p>
       <w:pPr>
@@ -5047,15 +5090,15 @@
         <w:t xml:space="preserve">mean into a complete representation of a dataset.</w:t>
       </w:r>
     </w:p>
-    <w:bookmarkEnd w:id="71"/>
-    <w:bookmarkStart w:id="72" w:name="_9340d1c8494270c4f0b562f1c2057b7996a0d12"/>
     <w:p>
       <w:pPr>
         <w:pStyle w:val="Heading2"/>
       </w:pPr>
+      <w:bookmarkStart w:id="73" w:name="_9340d1c8494270c4f0b562f1c2057b7996a0d12"/>
       <w:r>
         <w:t xml:space="preserve">Scale and meaningful comparisons</w:t>
       </w:r>
+      <w:bookmarkEnd w:id="73"/>
     </w:p>
     <w:p>
       <w:pPr>
@@ -5101,21 +5144,21 @@
         <w:t xml:space="preserve">the sequence. That comparison makes the limits of a statistic observable.</w:t>
       </w:r>
     </w:p>
-    <w:bookmarkEnd w:id="72"/>
-    <w:bookmarkStart w:id="75" w:name="_9ab22ff97d3bccd50023061a5d6410fa5004709"/>
     <w:p>
       <w:pPr>
         <w:pStyle w:val="Heading2"/>
       </w:pPr>
+      <w:bookmarkStart w:id="74" w:name="_9ab22ff97d3bccd50023061a5d6410fa5004709"/>
       <w:r>
         <w:t xml:space="preserve">A Worked Formalism</w:t>
       </w:r>
+      <w:bookmarkEnd w:id="74"/>
     </w:p>
     <w:p>
       <w:pPr>
         <w:pStyle w:val="FirstParagraph"/>
       </w:pPr>
-      <w:bookmarkStart w:id="73" w:name="_fa4b3aecfa38db1e46d9af9ee9176935fc964e7"/>
+      <w:bookmarkStart w:id="75" w:name="_fa4b3aecfa38db1e46d9af9ee9176935fc964e7"/>
       <m:oMathPara>
         <m:oMathParaPr>
           <m:jc m:val="center"/>
@@ -5318,9 +5361,9 @@
           </m:r>
         </m:oMath>
       </m:oMathPara>
-      <w:bookmarkEnd w:id="73"/>
-    </w:p>
-    <w:bookmarkStart w:id="74" w:name="_32d87042ee67a9e5c9b2d864aa80bcbf1a7488c"/>
+      <w:bookmarkEnd w:id="75"/>
+    </w:p>
+    <w:bookmarkStart w:id="76" w:name="_32d87042ee67a9e5c9b2d864aa80bcbf1a7488c"/>
     <w:p>
       <w:pPr>
         <w:pStyle w:val="TableCaption"/>
@@ -5550,7 +5593,7 @@
         </w:tc>
       </w:tr>
     </w:tbl>
-    <w:bookmarkEnd w:id="74"/>
+    <w:bookmarkEnd w:id="76"/>
     <w:p>
       <w:pPr>
         <w:pStyle w:val="FirstParagraph"/>
@@ -5899,15 +5942,15 @@
         <w:t xml:space="preserve">own explicitly stated inputs, not evidence collected from the opening scenario.</w:t>
       </w:r>
     </w:p>
-    <w:bookmarkEnd w:id="75"/>
-    <w:bookmarkStart w:id="76" w:name="_ea65cd01f8d7c804621f4fdadadd2a556bd7b1c"/>
     <w:p>
       <w:pPr>
         <w:pStyle w:val="Heading2"/>
       </w:pPr>
+      <w:bookmarkStart w:id="77" w:name="_ea65cd01f8d7c804621f4fdadadd2a556bd7b1c"/>
       <w:r>
         <w:t xml:space="preserve">Assumptions and Limits</w:t>
       </w:r>
+      <w:bookmarkEnd w:id="77"/>
     </w:p>
     <w:p>
       <w:pPr>
@@ -5937,15 +5980,15 @@
         <w:t xml:space="preserve">Keep the original prediction when making the recorded revision.</w:t>
       </w:r>
     </w:p>
-    <w:bookmarkEnd w:id="76"/>
-    <w:bookmarkStart w:id="77" w:name="_13a9651db5b6feec9fb7754dc8e246a0b653834"/>
     <w:p>
       <w:pPr>
         <w:pStyle w:val="Heading2"/>
       </w:pPr>
+      <w:bookmarkStart w:id="78" w:name="_13a9651db5b6feec9fb7754dc8e246a0b653834"/>
       <w:r>
         <w:t xml:space="preserve">Summary</w:t>
       </w:r>
+      <w:bookmarkEnd w:id="78"/>
     </w:p>
     <w:p>
       <w:pPr>
@@ -5979,15 +6022,15 @@
         <w:t xml:space="preserve">make a result inspectable without expanding what its evidence establishes.</w:t>
       </w:r>
     </w:p>
-    <w:bookmarkEnd w:id="77"/>
-    <w:bookmarkStart w:id="78" w:name="_f084e3a1be357976235662039c72dfd4647a173"/>
     <w:p>
       <w:pPr>
         <w:pStyle w:val="Heading2"/>
       </w:pPr>
+      <w:bookmarkStart w:id="79" w:name="_f084e3a1be357976235662039c72dfd4647a173"/>
       <w:r>
         <w:t xml:space="preserve">Key Terms</w:t>
       </w:r>
+      <w:bookmarkEnd w:id="79"/>
     </w:p>
     <w:p>
       <w:pPr>
@@ -6055,15 +6098,15 @@
         <w:t xml:space="preserve">.</w:t>
       </w:r>
     </w:p>
-    <w:bookmarkEnd w:id="78"/>
-    <w:bookmarkStart w:id="79" w:name="_b91f7b34a7eaf3cd4258a8e01c8cd745b53709a"/>
     <w:p>
       <w:pPr>
         <w:pStyle w:val="Heading2"/>
       </w:pPr>
+      <w:bookmarkStart w:id="80" w:name="_b91f7b34a7eaf3cd4258a8e01c8cd745b53709a"/>
       <w:r>
         <w:t xml:space="preserve">Further Reading</w:t>
       </w:r>
+      <w:bookmarkEnd w:id="80"/>
     </w:p>
     <w:p>
       <w:pPr>
@@ -6085,15 +6128,15 @@
         <w:t xml:space="preserve">develops a precise communication model; contrast an encoding problem with the choice of a scientific summary.</w:t>
       </w:r>
     </w:p>
-    <w:bookmarkEnd w:id="79"/>
-    <w:bookmarkStart w:id="80" w:name="_3acf13a7d05577b24508d1fb796af2de53f7921"/>
     <w:p>
       <w:pPr>
         <w:pStyle w:val="Heading2"/>
       </w:pPr>
+      <w:bookmarkStart w:id="81" w:name="_3acf13a7d05577b24508d1fb796af2de53f7921"/>
       <w:r>
         <w:t xml:space="preserve">Practice</w:t>
       </w:r>
+      <w:bookmarkEnd w:id="81"/>
     </w:p>
     <w:p>
       <w:pPr>
@@ -6139,16 +6182,20 @@
         <w:t xml:space="preserve">sec. 33 — compare your reasoning with the supplied solutions.</w:t>
       </w:r>
     </w:p>
-    <w:bookmarkEnd w:id="80"/>
-    <w:bookmarkEnd w:id="81"/>
-    <w:bookmarkStart w:id="84" w:name="_ffd367ed1d50715de903570414ad3b6f8e934a5"/>
+    <w:p>
+      <w:r>
+        <w:br w:type="page"/>
+      </w:r>
+    </w:p>
     <w:p>
       <w:pPr>
         <w:pStyle w:val="Heading1"/>
       </w:pPr>
+      <w:bookmarkStart w:id="82" w:name="_ffd367ed1d50715de903570414ad3b6f8e934a5"/>
       <w:r>
         <w:t xml:space="preserve">Fundamentals</w:t>
       </w:r>
+      <w:bookmarkEnd w:id="82"/>
     </w:p>
     <w:p>
       <w:pPr>
@@ -6166,14 +6213,15 @@
         <w:t xml:space="preserve">Use the worked functions to evaluate designed values and their limiting cases. Carry units through every connection between components. A mathematical derivation and a successful implementation check answer different questions; keep both in the record. When comparing normalized values, preserve the original units and bounds. The question banks include solutions, but the most useful exercise is explaining why a tempting interpretation exceeds the calculation.</w:t>
       </w:r>
     </w:p>
-    <w:bookmarkStart w:id="82" w:name="_24d447ced561e29340c7484c1cbbec803d3f733"/>
     <w:p>
       <w:pPr>
         <w:pStyle w:val="Heading2"/>
       </w:pPr>
+      <w:bookmarkStart w:id="83" w:name="_24d447ced561e29340c7484c1cbbec803d3f733"/>
       <w:r>
         <w:t xml:space="preserve">Chapters</w:t>
       </w:r>
+      <w:bookmarkEnd w:id="83"/>
     </w:p>
     <w:p>
       <w:pPr>
@@ -6211,15 +6259,15 @@
         <w:t xml:space="preserve">sec. 10</w:t>
       </w:r>
     </w:p>
-    <w:bookmarkEnd w:id="82"/>
-    <w:bookmarkStart w:id="83" w:name="_765ac93a898b2fa65e151eaa3a2cb6a7ca8f232"/>
     <w:p>
       <w:pPr>
         <w:pStyle w:val="Heading2"/>
       </w:pPr>
+      <w:bookmarkStart w:id="84" w:name="_765ac93a898b2fa65e151eaa3a2cb6a7ca8f232"/>
       <w:r>
         <w:t xml:space="preserve">Study Route</w:t>
       </w:r>
+      <w:bookmarkEnd w:id="84"/>
     </w:p>
     <w:p>
       <w:pPr>
@@ -6241,18 +6289,22 @@
         <w:t xml:space="preserve">Retain units, assumptions and failed predictions in the study record.</w:t>
       </w:r>
     </w:p>
-    <w:bookmarkEnd w:id="83"/>
-    <w:bookmarkEnd w:id="84"/>
-    <w:bookmarkStart w:id="102" w:name="_a02f0232c91bfc818bdd5ba4ab2d5602a8de028"/>
+    <w:p>
+      <w:r>
+        <w:br w:type="page"/>
+      </w:r>
+    </w:p>
     <w:p>
       <w:pPr>
         <w:pStyle w:val="Heading1"/>
       </w:pPr>
+      <w:bookmarkStart w:id="85" w:name="_a02f0232c91bfc818bdd5ba4ab2d5602a8de028"/>
       <w:r>
         <w:t xml:space="preserve">First Principles</w:t>
       </w:r>
-    </w:p>
-    <w:bookmarkStart w:id="88" w:name="_551893ee6bb37e87654ef94d4b9a8b1c56e0bdc"/>
+      <w:bookmarkEnd w:id="85"/>
+    </w:p>
+    <w:bookmarkStart w:id="89" w:name="_551893ee6bb37e87654ef94d4b9a8b1c56e0bdc"/>
     <w:p>
       <w:pPr>
         <w:pStyle w:val="CaptionedFigure"/>
@@ -6262,18 +6314,18 @@
           <wp:inline>
             <wp:extent cx="4533900" cy="2979859"/>
             <wp:effectExtent b="0" l="0" r="0" t="0"/>
-            <wp:docPr descr="Figure 4: A logistic growth curve for three growth rates, approaching the carrying capacity K = 100. Produced deterministically by visualization.plots.plot_logistic_growth." title="" id="86" name="Picture"/>
+            <wp:docPr descr="A rising cloud of synthetic observations is crossed by a fitted line; the point-to-line deviations remain visible instead of being hidden by an average." title="" id="87" name="Picture"/>
             <a:graphic>
               <a:graphicData uri="http://schemas.openxmlformats.org/drawingml/2006/picture">
                 <pic:pic>
                   <pic:nvPicPr>
-                    <pic:cNvPr descr="../figures/logistic_growth.png" id="87" name="Picture"/>
+                    <pic:cNvPr descr="../figures/logistic_growth.png" id="88" name="Picture"/>
                     <pic:cNvPicPr>
                       <a:picLocks noChangeArrowheads="1" noChangeAspect="1"/>
                     </pic:cNvPicPr>
                   </pic:nvPicPr>
                   <pic:blipFill>
-                    <a:blip r:embed="rId85"/>
+                    <a:blip r:embed="rId86"/>
                     <a:stretch>
                       <a:fillRect/>
                     </a:stretch>
@@ -6346,7 +6398,7 @@
         <w:t xml:space="preserve">.</w:t>
       </w:r>
     </w:p>
-    <w:bookmarkEnd w:id="88"/>
+    <w:bookmarkEnd w:id="89"/>
     <w:p>
       <w:pPr>
         <w:pStyle w:val="BlockText"/>
@@ -6385,14 +6437,15 @@
         <w:t xml:space="preserve">the same relationship. Later chapters examine alternative models and limits.</w:t>
       </w:r>
     </w:p>
-    <w:bookmarkStart w:id="90" w:name="_872a3f288d34f2e15a12080f32b65699a36eeca"/>
     <w:p>
       <w:pPr>
         <w:pStyle w:val="Heading2"/>
       </w:pPr>
+      <w:bookmarkStart w:id="90" w:name="_872a3f288d34f2e15a12080f32b65699a36eeca"/>
       <w:r>
         <w:t xml:space="preserve">Learning Objectives</w:t>
       </w:r>
+      <w:bookmarkEnd w:id="90"/>
     </w:p>
     <w:p>
       <w:pPr>
@@ -6566,14 +6619,15 @@
         <w:t xml:space="preserve">rather than re-deriving arithmetic by hand.</w:t>
       </w:r>
     </w:p>
-    <w:bookmarkStart w:id="89" w:name="_faf5a146c2bb57ad3da36bcea550a5e9fe430a8"/>
     <w:p>
       <w:pPr>
         <w:pStyle w:val="Heading3"/>
       </w:pPr>
+      <w:bookmarkStart w:id="91" w:name="_faf5a146c2bb57ad3da36bcea550a5e9fe430a8"/>
       <w:r>
         <w:t xml:space="preserve">Study Blueprint</w:t>
       </w:r>
+      <w:bookmarkEnd w:id="91"/>
     </w:p>
     <w:p>
       <w:pPr>
@@ -6956,16 +7010,15 @@
         </w:pict>
       </w:r>
     </w:p>
-    <w:bookmarkEnd w:id="89"/>
-    <w:bookmarkEnd w:id="90"/>
-    <w:bookmarkStart w:id="91" w:name="_4e2ee86065f0d9db7f38794c94f1af7e1e7be60"/>
     <w:p>
       <w:pPr>
         <w:pStyle w:val="Heading2"/>
       </w:pPr>
+      <w:bookmarkStart w:id="92" w:name="_4e2ee86065f0d9db7f38794c94f1af7e1e7be60"/>
       <w:r>
         <w:t xml:space="preserve">From a system to a model</w:t>
       </w:r>
+      <w:bookmarkEnd w:id="92"/>
     </w:p>
     <w:p>
       <w:pPr>
@@ -7161,15 +7214,15 @@
         <w:t xml:space="preserve">you have mislabelled a parameter as a variable.</w:t>
       </w:r>
     </w:p>
-    <w:bookmarkEnd w:id="91"/>
-    <w:bookmarkStart w:id="95" w:name="_210f79d44489254b6e417ffeb3c009a0aaf42ff"/>
     <w:p>
       <w:pPr>
         <w:pStyle w:val="Heading2"/>
       </w:pPr>
+      <w:bookmarkStart w:id="93" w:name="_210f79d44489254b6e417ffeb3c009a0aaf42ff"/>
       <w:r>
         <w:t xml:space="preserve">A first quantitative law</w:t>
       </w:r>
+      <w:bookmarkEnd w:id="93"/>
     </w:p>
     <w:p>
       <w:pPr>
@@ -7223,7 +7276,7 @@
       <w:pPr>
         <w:pStyle w:val="BodyText"/>
       </w:pPr>
-      <w:bookmarkStart w:id="92" w:name="_cfc14a16764aedf2012dfe3001de22a74fb494a"/>
+      <w:bookmarkStart w:id="94" w:name="_cfc14a16764aedf2012dfe3001de22a74fb494a"/>
       <m:oMathPara>
         <m:oMathParaPr>
           <m:jc m:val="center"/>
@@ -7316,13 +7369,13 @@
           </m:r>
         </m:oMath>
       </m:oMathPara>
-      <w:bookmarkEnd w:id="92"/>
+      <w:bookmarkEnd w:id="94"/>
     </w:p>
     <w:p>
       <w:pPr>
         <w:pStyle w:val="FirstParagraph"/>
       </w:pPr>
-      <w:bookmarkStart w:id="93" w:name="_1f8d1b6e1153477af3245104c422090d272762a"/>
+      <w:bookmarkStart w:id="95" w:name="_1f8d1b6e1153477af3245104c422090d272762a"/>
       <m:oMathPara>
         <m:oMathParaPr>
           <m:jc m:val="center"/>
@@ -7466,7 +7519,7 @@
           </m:r>
         </m:oMath>
       </m:oMathPara>
-      <w:bookmarkEnd w:id="93"/>
+      <w:bookmarkEnd w:id="95"/>
     </w:p>
     <w:p>
       <w:pPr>
@@ -7617,7 +7670,7 @@
         <w:t xml:space="preserve">collected in tbl. 4.</w:t>
       </w:r>
     </w:p>
-    <w:bookmarkStart w:id="94" w:name="_a32fa9857aaca0d7f9acf5b11e5736c83a7ee0c"/>
+    <w:bookmarkStart w:id="96" w:name="_a32fa9857aaca0d7f9acf5b11e5736c83a7ee0c"/>
     <w:p>
       <w:pPr>
         <w:pStyle w:val="TableCaption"/>
@@ -7971,16 +8024,16 @@
         </w:tc>
       </w:tr>
     </w:tbl>
-    <w:bookmarkEnd w:id="94"/>
-    <w:bookmarkEnd w:id="95"/>
-    <w:bookmarkStart w:id="96" w:name="_9c372369ec8edd02673153e1b901306b509bcc3"/>
+    <w:bookmarkEnd w:id="96"/>
     <w:p>
       <w:pPr>
         <w:pStyle w:val="Heading2"/>
       </w:pPr>
+      <w:bookmarkStart w:id="97" w:name="_9c372369ec8edd02673153e1b901306b509bcc3"/>
       <w:r>
         <w:t xml:space="preserve">Worked example</w:t>
       </w:r>
+      <w:bookmarkEnd w:id="97"/>
     </w:p>
     <w:p>
       <w:pPr>
@@ -8611,15 +8664,15 @@
         <w:t xml:space="preserve">the test suite, so the prose and the code cannot silently disagree.</w:t>
       </w:r>
     </w:p>
-    <w:bookmarkEnd w:id="96"/>
-    <w:bookmarkStart w:id="97" w:name="_76e7b1f8f736dcea6e6498188835fac0218fa2d"/>
     <w:p>
       <w:pPr>
         <w:pStyle w:val="Heading2"/>
       </w:pPr>
+      <w:bookmarkStart w:id="98" w:name="_76e7b1f8f736dcea6e6498188835fac0218fa2d"/>
       <w:r>
         <w:t xml:space="preserve">How the pieces connect</w:t>
       </w:r>
+      <w:bookmarkEnd w:id="98"/>
     </w:p>
     <w:p>
       <w:pPr>
@@ -8671,15 +8724,15 @@
         <w:t xml:space="preserve">recurrence that happens to share a name.</w:t>
       </w:r>
     </w:p>
-    <w:bookmarkEnd w:id="97"/>
-    <w:bookmarkStart w:id="98" w:name="_e18c9b4c54549653289cf9fe5495fcd613439ab"/>
     <w:p>
       <w:pPr>
         <w:pStyle w:val="Heading2"/>
       </w:pPr>
+      <w:bookmarkStart w:id="99" w:name="_e18c9b4c54549653289cf9fe5495fcd613439ab"/>
       <w:r>
         <w:t xml:space="preserve">Summary</w:t>
       </w:r>
+      <w:bookmarkEnd w:id="99"/>
     </w:p>
     <w:p>
       <w:pPr>
@@ -8783,15 +8836,15 @@
         <w:t xml:space="preserve">and open to independent arithmetic checks.</w:t>
       </w:r>
     </w:p>
-    <w:bookmarkEnd w:id="98"/>
-    <w:bookmarkStart w:id="99" w:name="_5c79b384818f8c94ce831bcf4548dab9bbf20ac"/>
     <w:p>
       <w:pPr>
         <w:pStyle w:val="Heading2"/>
       </w:pPr>
+      <w:bookmarkStart w:id="100" w:name="_5c79b384818f8c94ce831bcf4548dab9bbf20ac"/>
       <w:r>
         <w:t xml:space="preserve">Key Terms</w:t>
       </w:r>
+      <w:bookmarkEnd w:id="100"/>
     </w:p>
     <w:p>
       <w:pPr>
@@ -8875,15 +8928,15 @@
         <w:t xml:space="preserve">.</w:t>
       </w:r>
     </w:p>
-    <w:bookmarkEnd w:id="99"/>
-    <w:bookmarkStart w:id="100" w:name="_81f88136a82a86c23424f77e58c4b3c0774311d"/>
     <w:p>
       <w:pPr>
         <w:pStyle w:val="Heading2"/>
       </w:pPr>
+      <w:bookmarkStart w:id="101" w:name="_81f88136a82a86c23424f77e58c4b3c0774311d"/>
       <w:r>
         <w:t xml:space="preserve">Further Reading</w:t>
       </w:r>
+      <w:bookmarkEnd w:id="101"/>
     </w:p>
     <w:p>
       <w:pPr>
@@ -8933,15 +8986,15 @@
         <w:t xml:space="preserve">models; distinguish its recurrence dynamics from this continuous solution.</w:t>
       </w:r>
     </w:p>
-    <w:bookmarkEnd w:id="100"/>
-    <w:bookmarkStart w:id="101" w:name="_34989f59407adc27be38326c97c8f42e2809a3d"/>
     <w:p>
       <w:pPr>
         <w:pStyle w:val="Heading2"/>
       </w:pPr>
+      <w:bookmarkStart w:id="102" w:name="_34989f59407adc27be38326c97c8f42e2809a3d"/>
       <w:r>
         <w:t xml:space="preserve">Practice</w:t>
       </w:r>
+      <w:bookmarkEnd w:id="102"/>
     </w:p>
     <w:p>
       <w:pPr>
@@ -8993,18 +9046,22 @@
         <w:t xml:space="preserve">sec. 34 — recall through synthesis.</w:t>
       </w:r>
     </w:p>
-    <w:bookmarkEnd w:id="101"/>
-    <w:bookmarkEnd w:id="102"/>
-    <w:bookmarkStart w:id="122" w:name="_42eff3b09a46db091d43f4f28388f8caf95b7f0"/>
+    <w:p>
+      <w:r>
+        <w:br w:type="page"/>
+      </w:r>
+    </w:p>
     <w:p>
       <w:pPr>
         <w:pStyle w:val="Heading1"/>
       </w:pPr>
+      <w:bookmarkStart w:id="103" w:name="_42eff3b09a46db091d43f4f28388f8caf95b7f0"/>
       <w:r>
         <w:t xml:space="preserve">Building Blocks</w:t>
       </w:r>
-    </w:p>
-    <w:bookmarkStart w:id="106" w:name="_70d75f435e7fe7f7fc336f3c96acc05ce19c904"/>
+      <w:bookmarkEnd w:id="103"/>
+    </w:p>
+    <w:bookmarkStart w:id="107" w:name="_70d75f435e7fe7f7fc336f3c96acc05ce19c904"/>
     <w:p>
       <w:pPr>
         <w:pStyle w:val="CaptionedFigure"/>
@@ -9014,18 +9071,18 @@
           <wp:inline>
             <wp:extent cx="4800600" cy="3155145"/>
             <wp:effectExtent b="0" l="0" r="0" t="0"/>
-            <wp:docPr descr="Figure 5: Static saturating responses with a shared half-saturation input and different shape exponents." title="" id="104" name="Picture"/>
+            <wp:docPr descr="Three S-shaped curves rising from a small initial value and levelling off at a horizontal asymptote labelled K = 100; steeper curves correspond to larger growth rates." title="" id="105" name="Picture"/>
             <a:graphic>
               <a:graphicData uri="http://schemas.openxmlformats.org/drawingml/2006/picture">
                 <pic:pic>
                   <pic:nvPicPr>
-                    <pic:cNvPr descr="../figures/part_I_building_blocks.png" id="105" name="Picture"/>
+                    <pic:cNvPr descr="../figures/part_I_building_blocks.png" id="106" name="Picture"/>
                     <pic:cNvPicPr>
                       <a:picLocks noChangeArrowheads="1" noChangeAspect="1"/>
                     </pic:cNvPicPr>
                   </pic:nvPicPr>
                   <pic:blipFill>
-                    <a:blip r:embed="rId103"/>
+                    <a:blip r:embed="rId104"/>
                     <a:stretch>
                       <a:fillRect/>
                     </a:stretch>
@@ -9060,7 +9117,7 @@
         <w:t xml:space="preserve">Figure 5: Static saturating responses with a shared half-saturation input and different shape exponents.</w:t>
       </w:r>
     </w:p>
-    <w:bookmarkEnd w:id="106"/>
+    <w:bookmarkEnd w:id="107"/>
     <w:p>
       <w:pPr>
         <w:pStyle w:val="BlockText"/>
@@ -9069,14 +9126,15 @@
         <w:t xml:space="preserve">Guided study · Prerequisites: basic arithmetic and the preceding unit’s vocabulary</w:t>
       </w:r>
     </w:p>
-    <w:bookmarkStart w:id="107" w:name="_6237537168132cfd744cebb65cd1b3db43afbed"/>
     <w:p>
       <w:pPr>
         <w:pStyle w:val="Heading3"/>
       </w:pPr>
+      <w:bookmarkStart w:id="108" w:name="_6237537168132cfd744cebb65cd1b3db43afbed"/>
       <w:r>
         <w:t xml:space="preserve">Study Blueprint</w:t>
       </w:r>
+      <w:bookmarkEnd w:id="108"/>
     </w:p>
     <w:p>
       <w:pPr>
@@ -9321,15 +9379,15 @@
         <w:t xml:space="preserve"> </w:t>
       </w:r>
     </w:p>
-    <w:bookmarkEnd w:id="107"/>
-    <w:bookmarkStart w:id="108" w:name="_0c29beac06e4b0649efa607c6cc1655d120beb0"/>
     <w:p>
       <w:pPr>
         <w:pStyle w:val="Heading2"/>
       </w:pPr>
+      <w:bookmarkStart w:id="109" w:name="_0c29beac06e4b0649efa607c6cc1655d120beb0"/>
       <w:r>
         <w:t xml:space="preserve">Learning Objectives</w:t>
       </w:r>
+      <w:bookmarkEnd w:id="109"/>
     </w:p>
     <w:p>
       <w:pPr>
@@ -9385,15 +9443,15 @@
         <w:t xml:space="preserve">A learner links a response curve to a growth model and expects the combined diagram to describe adaptation. The response curve has no memory, and the growth model has no measured input. Connecting the pictures cannot supply the missing state equation. Useful building blocks start with contracts that say what each component can represent.</w:t>
       </w:r>
     </w:p>
-    <w:bookmarkEnd w:id="108"/>
-    <w:bookmarkStart w:id="109" w:name="_73d0e16656855a382ca0301fb8ac6052c18e78c"/>
     <w:p>
       <w:pPr>
         <w:pStyle w:val="Heading2"/>
       </w:pPr>
+      <w:bookmarkStart w:id="110" w:name="_73d0e16656855a382ca0301fb8ac6052c18e78c"/>
       <w:r>
         <w:t xml:space="preserve">Begin with the interface</w:t>
       </w:r>
+      <w:bookmarkEnd w:id="110"/>
     </w:p>
     <w:p>
       <w:pPr>
@@ -9445,15 +9503,15 @@
         <w:t xml:space="preserve">not just visually appealing arrows.</w:t>
       </w:r>
     </w:p>
-    <w:bookmarkEnd w:id="109"/>
-    <w:bookmarkStart w:id="110" w:name="_e739a4416542371f537c2bc9d269df5406d7bb5"/>
     <w:p>
       <w:pPr>
         <w:pStyle w:val="Heading2"/>
       </w:pPr>
+      <w:bookmarkStart w:id="111" w:name="_e739a4416542371f537c2bc9d269df5406d7bb5"/>
       <w:r>
         <w:t xml:space="preserve">Parameters have different jobs</w:t>
       </w:r>
+      <w:bookmarkEnd w:id="111"/>
     </w:p>
     <w:p>
       <w:pPr>
@@ -9499,15 +9557,15 @@
         <w:t xml:space="preserve">its mathematical job before a field-specific interpretation is attached to it.</w:t>
       </w:r>
     </w:p>
-    <w:bookmarkEnd w:id="110"/>
-    <w:bookmarkStart w:id="111" w:name="_7378089d2d186eb6dbf2c62c344fff179762009"/>
     <w:p>
       <w:pPr>
         <w:pStyle w:val="Heading2"/>
       </w:pPr>
+      <w:bookmarkStart w:id="112" w:name="_7378089d2d186eb6dbf2c62c344fff179762009"/>
       <w:r>
         <w:t xml:space="preserve">Boundary cases reveal the model</w:t>
       </w:r>
+      <w:bookmarkEnd w:id="112"/>
     </w:p>
     <w:p>
       <w:pPr>
@@ -9559,15 +9617,15 @@
         <w:t xml:space="preserve">an implementation detail hidden in a test directory.</w:t>
       </w:r>
     </w:p>
-    <w:bookmarkEnd w:id="111"/>
-    <w:bookmarkStart w:id="112" w:name="_4ad3bf66f8ec97d9015bc577d8b0a54a05a1d02"/>
     <w:p>
       <w:pPr>
         <w:pStyle w:val="Heading2"/>
       </w:pPr>
+      <w:bookmarkStart w:id="113" w:name="_4ad3bf66f8ec97d9015bc577d8b0a54a05a1d02"/>
       <w:r>
         <w:t xml:space="preserve">Shape does not establish mechanism</w:t>
       </w:r>
+      <w:bookmarkEnd w:id="113"/>
     </w:p>
     <w:p>
       <w:pPr>
@@ -9625,15 +9683,15 @@
         <w:t xml:space="preserve">derivation and observation protocol justify that meaning for the application.</w:t>
       </w:r>
     </w:p>
-    <w:bookmarkEnd w:id="112"/>
-    <w:bookmarkStart w:id="113" w:name="_c75a858898da52db43085c74434f39fd2c43b4d"/>
     <w:p>
       <w:pPr>
         <w:pStyle w:val="Heading2"/>
       </w:pPr>
+      <w:bookmarkStart w:id="114" w:name="_c75a858898da52db43085c74434f39fd2c43b4d"/>
       <w:r>
         <w:t xml:space="preserve">Compose only what is defined</w:t>
       </w:r>
+      <w:bookmarkEnd w:id="114"/>
     </w:p>
     <w:p>
       <w:pPr>
@@ -9685,21 +9743,21 @@
         <w:t xml:space="preserve">which additional equation a time-dependent claim would require.</w:t>
       </w:r>
     </w:p>
-    <w:bookmarkEnd w:id="113"/>
-    <w:bookmarkStart w:id="116" w:name="_7d53a0fa1c4c10573d7390c3d3b9e85bfa16af7"/>
     <w:p>
       <w:pPr>
         <w:pStyle w:val="Heading2"/>
       </w:pPr>
+      <w:bookmarkStart w:id="115" w:name="_7d53a0fa1c4c10573d7390c3d3b9e85bfa16af7"/>
       <w:r>
         <w:t xml:space="preserve">A Worked Formalism</w:t>
       </w:r>
+      <w:bookmarkEnd w:id="115"/>
     </w:p>
     <w:p>
       <w:pPr>
         <w:pStyle w:val="FirstParagraph"/>
       </w:pPr>
-      <w:bookmarkStart w:id="114" w:name="_37d54ff18cea0b4a1e84d782d726ddb89000135"/>
+      <w:bookmarkStart w:id="116" w:name="_37d54ff18cea0b4a1e84d782d726ddb89000135"/>
       <m:oMathPara>
         <m:oMathParaPr>
           <m:jc m:val="center"/>
@@ -9803,9 +9861,9 @@
           </m:r>
         </m:oMath>
       </m:oMathPara>
-      <w:bookmarkEnd w:id="114"/>
-    </w:p>
-    <w:bookmarkStart w:id="115" w:name="_10ab780aa09cefc9c585cdaa0087cbb2223ee0d"/>
+      <w:bookmarkEnd w:id="116"/>
+    </w:p>
+    <w:bookmarkStart w:id="117" w:name="_10ab780aa09cefc9c585cdaa0087cbb2223ee0d"/>
     <w:p>
       <w:pPr>
         <w:pStyle w:val="TableCaption"/>
@@ -10025,7 +10083,7 @@
         </w:tc>
       </w:tr>
     </w:tbl>
-    <w:bookmarkEnd w:id="115"/>
+    <w:bookmarkEnd w:id="117"/>
     <w:p>
       <w:pPr>
         <w:pStyle w:val="FirstParagraph"/>
@@ -10329,15 +10387,15 @@
         <w:t xml:space="preserve">own explicitly stated inputs, not evidence collected from the opening scenario.</w:t>
       </w:r>
     </w:p>
-    <w:bookmarkEnd w:id="116"/>
-    <w:bookmarkStart w:id="117" w:name="_6171e9315d055444f1e78332d25bad47b1c4835"/>
     <w:p>
       <w:pPr>
         <w:pStyle w:val="Heading2"/>
       </w:pPr>
+      <w:bookmarkStart w:id="118" w:name="_6171e9315d055444f1e78332d25bad47b1c4835"/>
       <w:r>
         <w:t xml:space="preserve">Assumptions and Limits</w:t>
       </w:r>
+      <w:bookmarkEnd w:id="118"/>
     </w:p>
     <w:p>
       <w:pPr>
@@ -10367,15 +10425,15 @@
         <w:t xml:space="preserve">Keep the original prediction when making the recorded revision.</w:t>
       </w:r>
     </w:p>
-    <w:bookmarkEnd w:id="117"/>
-    <w:bookmarkStart w:id="118" w:name="_d2f9b39cac8e26aa9067c50b7489ec30eb36a34"/>
     <w:p>
       <w:pPr>
         <w:pStyle w:val="Heading2"/>
       </w:pPr>
+      <w:bookmarkStart w:id="119" w:name="_d2f9b39cac8e26aa9067c50b7489ec30eb36a34"/>
       <w:r>
         <w:t xml:space="preserve">Summary</w:t>
       </w:r>
+      <w:bookmarkEnd w:id="119"/>
     </w:p>
     <w:p>
       <w:pPr>
@@ -10409,15 +10467,15 @@
         <w:t xml:space="preserve">make a result inspectable without expanding what its evidence establishes.</w:t>
       </w:r>
     </w:p>
-    <w:bookmarkEnd w:id="118"/>
-    <w:bookmarkStart w:id="119" w:name="_90add11e15a5d8d04fd1ac9bee993c7f8ffacff"/>
     <w:p>
       <w:pPr>
         <w:pStyle w:val="Heading2"/>
       </w:pPr>
+      <w:bookmarkStart w:id="120" w:name="_90add11e15a5d8d04fd1ac9bee993c7f8ffacff"/>
       <w:r>
         <w:t xml:space="preserve">Key Terms</w:t>
       </w:r>
+      <w:bookmarkEnd w:id="120"/>
     </w:p>
     <w:p>
       <w:pPr>
@@ -10485,15 +10543,15 @@
         <w:t xml:space="preserve">.</w:t>
       </w:r>
     </w:p>
-    <w:bookmarkEnd w:id="119"/>
-    <w:bookmarkStart w:id="120" w:name="_43f636d4dfb6331c42e9c0d86b6f4f250089d46"/>
     <w:p>
       <w:pPr>
         <w:pStyle w:val="Heading2"/>
       </w:pPr>
+      <w:bookmarkStart w:id="121" w:name="_43f636d4dfb6331c42e9c0d86b6f4f250089d46"/>
       <w:r>
         <w:t xml:space="preserve">Further Reading</w:t>
       </w:r>
+      <w:bookmarkEnd w:id="121"/>
     </w:p>
     <w:p>
       <w:pPr>
@@ -10515,15 +10573,15 @@
         <w:t xml:space="preserve">discusses selective checks of model inadequacy; use those checks to distinguish a convenient response family from a mechanism.</w:t>
       </w:r>
     </w:p>
-    <w:bookmarkEnd w:id="120"/>
-    <w:bookmarkStart w:id="121" w:name="_8b443d62840d4e6d089ac2c543296bd97074ac2"/>
     <w:p>
       <w:pPr>
         <w:pStyle w:val="Heading2"/>
       </w:pPr>
+      <w:bookmarkStart w:id="122" w:name="_8b443d62840d4e6d089ac2c543296bd97074ac2"/>
       <w:r>
         <w:t xml:space="preserve">Practice</w:t>
       </w:r>
+      <w:bookmarkEnd w:id="122"/>
     </w:p>
     <w:p>
       <w:pPr>
@@ -10569,18 +10627,22 @@
         <w:t xml:space="preserve">sec. 35 — compare your reasoning with the supplied solutions.</w:t>
       </w:r>
     </w:p>
-    <w:bookmarkEnd w:id="121"/>
-    <w:bookmarkEnd w:id="122"/>
-    <w:bookmarkStart w:id="142" w:name="_9c0a4f98ee0c9459aa3d68cb233140ba4b9dbad"/>
+    <w:p>
+      <w:r>
+        <w:br w:type="page"/>
+      </w:r>
+    </w:p>
     <w:p>
       <w:pPr>
         <w:pStyle w:val="Heading1"/>
       </w:pPr>
+      <w:bookmarkStart w:id="123" w:name="_9c0a4f98ee0c9459aa3d68cb233140ba4b9dbad"/>
       <w:r>
         <w:t xml:space="preserve">Structure and Form</w:t>
       </w:r>
-    </w:p>
-    <w:bookmarkStart w:id="126" w:name="_84bedd6c424a06a70c2c1a76a7ee6efbdf75a09"/>
+      <w:bookmarkEnd w:id="123"/>
+    </w:p>
+    <w:bookmarkStart w:id="127" w:name="_84bedd6c424a06a70c2c1a76a7ee6efbdf75a09"/>
     <w:p>
       <w:pPr>
         <w:pStyle w:val="CaptionedFigure"/>
@@ -10590,18 +10652,18 @@
           <wp:inline>
             <wp:extent cx="4800600" cy="3155145"/>
             <wp:effectExtent b="0" l="0" r="0" t="0"/>
-            <wp:docPr descr="Figure 6: Dimensionless static response curves illustrate how shape and scale are distinct choices." title="" id="124" name="Picture"/>
+            <wp:docPr descr="Three input-versus-response curves rise from zero toward one and all pass through response one half at input three; larger exponents sharpen the transition around that point." title="" id="125" name="Picture"/>
             <a:graphic>
               <a:graphicData uri="http://schemas.openxmlformats.org/drawingml/2006/picture">
                 <pic:pic>
                   <pic:nvPicPr>
-                    <pic:cNvPr descr="../figures/part_I_structure_and_form.png" id="125" name="Picture"/>
+                    <pic:cNvPr descr="../figures/part_I_structure_and_form.png" id="126" name="Picture"/>
                     <pic:cNvPicPr>
                       <a:picLocks noChangeArrowheads="1" noChangeAspect="1"/>
                     </pic:cNvPicPr>
                   </pic:nvPicPr>
                   <pic:blipFill>
-                    <a:blip r:embed="rId123"/>
+                    <a:blip r:embed="rId124"/>
                     <a:stretch>
                       <a:fillRect/>
                     </a:stretch>
@@ -10636,7 +10698,7 @@
         <w:t xml:space="preserve">Figure 6: Dimensionless static response curves illustrate how shape and scale are distinct choices.</w:t>
       </w:r>
     </w:p>
-    <w:bookmarkEnd w:id="126"/>
+    <w:bookmarkEnd w:id="127"/>
     <w:p>
       <w:pPr>
         <w:pStyle w:val="BlockText"/>
@@ -10645,14 +10707,15 @@
         <w:t xml:space="preserve">Guided study · Prerequisites: basic arithmetic and the preceding unit’s vocabulary</w:t>
       </w:r>
     </w:p>
-    <w:bookmarkStart w:id="127" w:name="_3af1500d4396fdabbe08c1680536f380dc03143"/>
     <w:p>
       <w:pPr>
         <w:pStyle w:val="Heading3"/>
       </w:pPr>
+      <w:bookmarkStart w:id="128" w:name="_3af1500d4396fdabbe08c1680536f380dc03143"/>
       <w:r>
         <w:t xml:space="preserve">Study Blueprint</w:t>
       </w:r>
+      <w:bookmarkEnd w:id="128"/>
     </w:p>
     <w:p>
       <w:pPr>
@@ -10897,15 +10960,15 @@
         <w:t xml:space="preserve"> </w:t>
       </w:r>
     </w:p>
-    <w:bookmarkEnd w:id="127"/>
-    <w:bookmarkStart w:id="128" w:name="_a5aed03c69a957a86d7af5c9bfc90fbf3c09a0f"/>
     <w:p>
       <w:pPr>
         <w:pStyle w:val="Heading2"/>
       </w:pPr>
+      <w:bookmarkStart w:id="129" w:name="_a5aed03c69a957a86d7af5c9bfc90fbf3c09a0f"/>
       <w:r>
         <w:t xml:space="preserve">Learning Objectives</w:t>
       </w:r>
+      <w:bookmarkEnd w:id="129"/>
     </w:p>
     <w:p>
       <w:pPr>
@@ -10961,15 +11024,15 @@
         <w:t xml:space="preserve">Three rooms have readings of ten, twenty and thirty units. A normalized display colors them zero, one half and one. A second building with one hundred, two hundred and three hundred units receives the same colors. The pattern is comparable, but the magnitude has disappeared. A useful representation keeps both the pattern and its reference scale available.</w:t>
       </w:r>
     </w:p>
-    <w:bookmarkEnd w:id="128"/>
-    <w:bookmarkStart w:id="129" w:name="_d9ca3ccbe9f80726676ef4cf0042eec2cb1b177"/>
     <w:p>
       <w:pPr>
         <w:pStyle w:val="Heading2"/>
       </w:pPr>
+      <w:bookmarkStart w:id="130" w:name="_d9ca3ccbe9f80726676ef4cf0042eec2cb1b177"/>
       <w:r>
         <w:t xml:space="preserve">Separate structure and state</w:t>
       </w:r>
+      <w:bookmarkEnd w:id="130"/>
     </w:p>
     <w:p>
       <w:pPr>
@@ -11015,15 +11078,15 @@
         <w:t xml:space="preserve">is an encoding choice unless the study explicitly gives it a physical meaning.</w:t>
       </w:r>
     </w:p>
-    <w:bookmarkEnd w:id="129"/>
-    <w:bookmarkStart w:id="130" w:name="_606a6154c23eb33dbf1822bbcd84e1ff16531ed"/>
     <w:p>
       <w:pPr>
         <w:pStyle w:val="Heading2"/>
       </w:pPr>
+      <w:bookmarkStart w:id="131" w:name="_606a6154c23eb33dbf1822bbcd84e1ff16531ed"/>
       <w:r>
         <w:t xml:space="preserve">A transformation is a model choice</w:t>
       </w:r>
+      <w:bookmarkEnd w:id="131"/>
     </w:p>
     <w:p>
       <w:pPr>
@@ -11069,15 +11132,15 @@
         <w:t xml:space="preserve">without relying on an intricate plotting routine or a fitted parameter.</w:t>
       </w:r>
     </w:p>
-    <w:bookmarkEnd w:id="130"/>
-    <w:bookmarkStart w:id="131" w:name="_be1ed2b0d9503fa58d54e28fec834b32ebbad67"/>
     <w:p>
       <w:pPr>
         <w:pStyle w:val="Heading2"/>
       </w:pPr>
+      <w:bookmarkStart w:id="132" w:name="_be1ed2b0d9503fa58d54e28fec834b32ebbad67"/>
       <w:r>
         <w:t xml:space="preserve">Degenerate forms need explicit rules</w:t>
       </w:r>
+      <w:bookmarkEnd w:id="132"/>
     </w:p>
     <w:p>
       <w:pPr>
@@ -11123,15 +11186,15 @@
         <w:t xml:space="preserve">presenting identical colors as if they conveyed the same information.</w:t>
       </w:r>
     </w:p>
-    <w:bookmarkEnd w:id="131"/>
-    <w:bookmarkStart w:id="132" w:name="_5580ca2cdcb63917082432207f6579fb361a2db"/>
     <w:p>
       <w:pPr>
         <w:pStyle w:val="Heading2"/>
       </w:pPr>
+      <w:bookmarkStart w:id="133" w:name="_5580ca2cdcb63917082432207f6579fb361a2db"/>
       <w:r>
         <w:t xml:space="preserve">Compare compatible representations</w:t>
       </w:r>
+      <w:bookmarkEnd w:id="133"/>
     </w:p>
     <w:p>
       <w:pPr>
@@ -11183,15 +11246,15 @@
         <w:t xml:space="preserve">do not imply that the functions have the same shape.</w:t>
       </w:r>
     </w:p>
-    <w:bookmarkEnd w:id="132"/>
-    <w:bookmarkStart w:id="133" w:name="_a1c4a009989defd59068284f05ed81ccc0d5c0f"/>
     <w:p>
       <w:pPr>
         <w:pStyle w:val="Heading2"/>
       </w:pPr>
+      <w:bookmarkStart w:id="134" w:name="_a1c4a009989defd59068284f05ed81ccc0d5c0f"/>
       <w:r>
         <w:t xml:space="preserve">Keep identifiers through the pipeline</w:t>
       </w:r>
+      <w:bookmarkEnd w:id="134"/>
     </w:p>
     <w:p>
       <w:pPr>
@@ -11255,21 +11318,21 @@
         <w:t xml:space="preserve">similarity the shared output establishes and which difference it conceals.</w:t>
       </w:r>
     </w:p>
-    <w:bookmarkEnd w:id="133"/>
-    <w:bookmarkStart w:id="136" w:name="_7f56e17164360d5235f3d6685a25d3f9f9743d2"/>
     <w:p>
       <w:pPr>
         <w:pStyle w:val="Heading2"/>
       </w:pPr>
+      <w:bookmarkStart w:id="135" w:name="_7f56e17164360d5235f3d6685a25d3f9f9743d2"/>
       <w:r>
         <w:t xml:space="preserve">A Worked Formalism</w:t>
       </w:r>
+      <w:bookmarkEnd w:id="135"/>
     </w:p>
     <w:p>
       <w:pPr>
         <w:pStyle w:val="FirstParagraph"/>
       </w:pPr>
-      <w:bookmarkStart w:id="134" w:name="_5af5cfd44082e1f2905eb9cfec202137703edb2"/>
+      <w:bookmarkStart w:id="136" w:name="_5af5cfd44082e1f2905eb9cfec202137703edb2"/>
       <m:oMathPara>
         <m:oMathParaPr>
           <m:jc m:val="center"/>
@@ -11427,9 +11490,9 @@
           </m:r>
         </m:oMath>
       </m:oMathPara>
-      <w:bookmarkEnd w:id="134"/>
-    </w:p>
-    <w:bookmarkStart w:id="135" w:name="_7207812960b2ed05722f616a0a3abd40e73637d"/>
+      <w:bookmarkEnd w:id="136"/>
+    </w:p>
+    <w:bookmarkStart w:id="137" w:name="_7207812960b2ed05722f616a0a3abd40e73637d"/>
     <w:p>
       <w:pPr>
         <w:pStyle w:val="TableCaption"/>
@@ -11648,7 +11711,7 @@
         </w:tc>
       </w:tr>
     </w:tbl>
-    <w:bookmarkEnd w:id="135"/>
+    <w:bookmarkEnd w:id="137"/>
     <w:p>
       <w:pPr>
         <w:pStyle w:val="FirstParagraph"/>
@@ -11940,15 +12003,15 @@
         <w:t xml:space="preserve">own explicitly stated inputs, not evidence collected from the opening scenario.</w:t>
       </w:r>
     </w:p>
-    <w:bookmarkEnd w:id="136"/>
-    <w:bookmarkStart w:id="137" w:name="_74488139697ddd88c4c5d99d114b654a0f36f65"/>
     <w:p>
       <w:pPr>
         <w:pStyle w:val="Heading2"/>
       </w:pPr>
+      <w:bookmarkStart w:id="138" w:name="_74488139697ddd88c4c5d99d114b654a0f36f65"/>
       <w:r>
         <w:t xml:space="preserve">Assumptions and Limits</w:t>
       </w:r>
+      <w:bookmarkEnd w:id="138"/>
     </w:p>
     <w:p>
       <w:pPr>
@@ -11978,15 +12041,15 @@
         <w:t xml:space="preserve">Keep the original prediction when making the recorded revision.</w:t>
       </w:r>
     </w:p>
-    <w:bookmarkEnd w:id="137"/>
-    <w:bookmarkStart w:id="138" w:name="_0f01b0904c7a86635f97c5f4d88e822e7a9322d"/>
     <w:p>
       <w:pPr>
         <w:pStyle w:val="Heading2"/>
       </w:pPr>
+      <w:bookmarkStart w:id="139" w:name="_0f01b0904c7a86635f97c5f4d88e822e7a9322d"/>
       <w:r>
         <w:t xml:space="preserve">Summary</w:t>
       </w:r>
+      <w:bookmarkEnd w:id="139"/>
     </w:p>
     <w:p>
       <w:pPr>
@@ -12020,15 +12083,15 @@
         <w:t xml:space="preserve">make a result inspectable without expanding what its evidence establishes.</w:t>
       </w:r>
     </w:p>
-    <w:bookmarkEnd w:id="138"/>
-    <w:bookmarkStart w:id="139" w:name="_f6f668154c8c974dcfee9d6812694bc1dd741f1"/>
     <w:p>
       <w:pPr>
         <w:pStyle w:val="Heading2"/>
       </w:pPr>
+      <w:bookmarkStart w:id="140" w:name="_f6f668154c8c974dcfee9d6812694bc1dd741f1"/>
       <w:r>
         <w:t xml:space="preserve">Key Terms</w:t>
       </w:r>
+      <w:bookmarkEnd w:id="140"/>
     </w:p>
     <w:p>
       <w:pPr>
@@ -12096,15 +12159,15 @@
         <w:t xml:space="preserve">.</w:t>
       </w:r>
     </w:p>
-    <w:bookmarkEnd w:id="139"/>
-    <w:bookmarkStart w:id="140" w:name="_c155c86f28e3e87b78bc8164453ae85bc79f591"/>
     <w:p>
       <w:pPr>
         <w:pStyle w:val="Heading2"/>
       </w:pPr>
+      <w:bookmarkStart w:id="141" w:name="_c155c86f28e3e87b78bc8164453ae85bc79f591"/>
       <w:r>
         <w:t xml:space="preserve">Further Reading</w:t>
       </w:r>
+      <w:bookmarkEnd w:id="141"/>
     </w:p>
     <w:p>
       <w:pPr>
@@ -12135,15 +12198,15 @@
         <w:t xml:space="preserve">describe metadata and reuse principles; consider which metadata makes a normalized value interpretable.</w:t>
       </w:r>
     </w:p>
-    <w:bookmarkEnd w:id="140"/>
-    <w:bookmarkStart w:id="141" w:name="_589910e225ec110de07fe8bee71af018f3e2bf6"/>
     <w:p>
       <w:pPr>
         <w:pStyle w:val="Heading2"/>
       </w:pPr>
+      <w:bookmarkStart w:id="142" w:name="_589910e225ec110de07fe8bee71af018f3e2bf6"/>
       <w:r>
         <w:t xml:space="preserve">Practice</w:t>
       </w:r>
+      <w:bookmarkEnd w:id="142"/>
     </w:p>
     <w:p>
       <w:pPr>
@@ -12189,16 +12252,20 @@
         <w:t xml:space="preserve">sec. 36 — compare your reasoning with the supplied solutions.</w:t>
       </w:r>
     </w:p>
-    <w:bookmarkEnd w:id="141"/>
-    <w:bookmarkEnd w:id="142"/>
-    <w:bookmarkStart w:id="145" w:name="_e00d1a0ef4d8e0c2de10c8371b8ab2975d26e78"/>
+    <w:p>
+      <w:r>
+        <w:br w:type="page"/>
+      </w:r>
+    </w:p>
     <w:p>
       <w:pPr>
         <w:pStyle w:val="Heading1"/>
       </w:pPr>
+      <w:bookmarkStart w:id="143" w:name="_e00d1a0ef4d8e0c2de10c8371b8ab2975d26e78"/>
       <w:r>
         <w:t xml:space="preserve">Core Systems</w:t>
       </w:r>
+      <w:bookmarkEnd w:id="143"/>
     </w:p>
     <w:p>
       <w:pPr>
@@ -12216,14 +12283,15 @@
         <w:t xml:space="preserve">A loop diagram is a guide to specifying equations, not evidence of stability. For each model, record the update law, the observation rule and the assumptions about sampling and delay. Compare equal time intervals with equal fractions before interpreting a curve. Keep the ideal example separate from an engineering recommendation: real plant dynamics and observations would be required for the latter.</w:t>
       </w:r>
     </w:p>
-    <w:bookmarkStart w:id="143" w:name="_dd42749f5ad2619753f28b2f2f9dec1769125f0"/>
     <w:p>
       <w:pPr>
         <w:pStyle w:val="Heading2"/>
       </w:pPr>
+      <w:bookmarkStart w:id="144" w:name="_dd42749f5ad2619753f28b2f2f9dec1769125f0"/>
       <w:r>
         <w:t xml:space="preserve">Chapters</w:t>
       </w:r>
+      <w:bookmarkEnd w:id="144"/>
     </w:p>
     <w:p>
       <w:pPr>
@@ -12261,15 +12329,15 @@
         <w:t xml:space="preserve">sec. 14</w:t>
       </w:r>
     </w:p>
-    <w:bookmarkEnd w:id="143"/>
-    <w:bookmarkStart w:id="144" w:name="_9520617f62864d396a4a37f342178b62ec30f83"/>
     <w:p>
       <w:pPr>
         <w:pStyle w:val="Heading2"/>
       </w:pPr>
+      <w:bookmarkStart w:id="145" w:name="_9520617f62864d396a4a37f342178b62ec30f83"/>
       <w:r>
         <w:t xml:space="preserve">Study Route</w:t>
       </w:r>
+      <w:bookmarkEnd w:id="145"/>
     </w:p>
     <w:p>
       <w:pPr>
@@ -12291,18 +12359,22 @@
         <w:t xml:space="preserve">Retain units, assumptions and failed predictions in the study record.</w:t>
       </w:r>
     </w:p>
-    <w:bookmarkEnd w:id="144"/>
-    <w:bookmarkEnd w:id="145"/>
-    <w:bookmarkStart w:id="165" w:name="_04cb2cd681b470edc7842686417cac69febf381"/>
+    <w:p>
+      <w:r>
+        <w:br w:type="page"/>
+      </w:r>
+    </w:p>
     <w:p>
       <w:pPr>
         <w:pStyle w:val="Heading1"/>
       </w:pPr>
+      <w:bookmarkStart w:id="146" w:name="_04cb2cd681b470edc7842686417cac69febf381"/>
       <w:r>
         <w:t xml:space="preserve">Systems Overview</w:t>
       </w:r>
-    </w:p>
-    <w:bookmarkStart w:id="149" w:name="_0895634cf6032feeab59fa2f12ae292011634ea"/>
+      <w:bookmarkEnd w:id="146"/>
+    </w:p>
+    <w:bookmarkStart w:id="150" w:name="_0895634cf6032feeab59fa2f12ae292011634ea"/>
     <w:p>
       <w:pPr>
         <w:pStyle w:val="CaptionedFigure"/>
@@ -12312,18 +12384,18 @@
           <wp:inline>
             <wp:extent cx="4800600" cy="3155145"/>
             <wp:effectExtent b="0" l="0" r="0" t="0"/>
-            <wp:docPr descr="Figure 7: Deterministic logistic trajectories at three positive growth rates with common initial state and capacity." title="" id="147" name="Picture"/>
+            <wp:docPr descr="Three response curves share the same output scale and midpoint but have different slopes near the midpoint; equal normalized range does not make the relationships identical." title="" id="148" name="Picture"/>
             <a:graphic>
               <a:graphicData uri="http://schemas.openxmlformats.org/drawingml/2006/picture">
                 <pic:pic>
                   <pic:nvPicPr>
-                    <pic:cNvPr descr="../figures/part_II_systems_overview.png" id="148" name="Picture"/>
+                    <pic:cNvPr descr="../figures/part_II_systems_overview.png" id="149" name="Picture"/>
                     <pic:cNvPicPr>
                       <a:picLocks noChangeArrowheads="1" noChangeAspect="1"/>
                     </pic:cNvPicPr>
                   </pic:nvPicPr>
                   <pic:blipFill>
-                    <a:blip r:embed="rId146"/>
+                    <a:blip r:embed="rId147"/>
                     <a:stretch>
                       <a:fillRect/>
                     </a:stretch>
@@ -12358,7 +12430,7 @@
         <w:t xml:space="preserve">Figure 7: Deterministic logistic trajectories at three positive growth rates with common initial state and capacity.</w:t>
       </w:r>
     </w:p>
-    <w:bookmarkEnd w:id="149"/>
+    <w:bookmarkEnd w:id="150"/>
     <w:p>
       <w:pPr>
         <w:pStyle w:val="BlockText"/>
@@ -12367,14 +12439,15 @@
         <w:t xml:space="preserve">Guided study · Prerequisites: basic arithmetic and the preceding unit’s vocabulary</w:t>
       </w:r>
     </w:p>
-    <w:bookmarkStart w:id="150" w:name="_35561e95fe7f6c6622c0b4f18dd03624e11f8c3"/>
     <w:p>
       <w:pPr>
         <w:pStyle w:val="Heading3"/>
       </w:pPr>
+      <w:bookmarkStart w:id="151" w:name="_35561e95fe7f6c6622c0b4f18dd03624e11f8c3"/>
       <w:r>
         <w:t xml:space="preserve">Study Blueprint</w:t>
       </w:r>
+      <w:bookmarkEnd w:id="151"/>
     </w:p>
     <w:p>
       <w:pPr>
@@ -12619,15 +12692,15 @@
         <w:t xml:space="preserve"> </w:t>
       </w:r>
     </w:p>
-    <w:bookmarkEnd w:id="150"/>
-    <w:bookmarkStart w:id="151" w:name="_7fd250c6b206352f0df9c8fb18e96f307a135a7"/>
     <w:p>
       <w:pPr>
         <w:pStyle w:val="Heading2"/>
       </w:pPr>
+      <w:bookmarkStart w:id="152" w:name="_7fd250c6b206352f0df9c8fb18e96f307a135a7"/>
       <w:r>
         <w:t xml:space="preserve">Learning Objectives</w:t>
       </w:r>
+      <w:bookmarkEnd w:id="152"/>
     </w:p>
     <w:p>
       <w:pPr>
@@ -12683,15 +12756,15 @@
         <w:t xml:space="preserve">A dashboard shows a stock approaching a ceiling. One observer attributes the ceiling to limited capacity; another points to a change in counting rules. Both explanations can produce a flat line. A systems overview asks what changed inside the system, what crossed its boundary, and what the dashboard actually measured.</w:t>
       </w:r>
     </w:p>
-    <w:bookmarkEnd w:id="151"/>
-    <w:bookmarkStart w:id="152" w:name="_db24bc30d02fda53cd87d1abe7ef4a5df20ff21"/>
     <w:p>
       <w:pPr>
         <w:pStyle w:val="Heading2"/>
       </w:pPr>
+      <w:bookmarkStart w:id="153" w:name="_db24bc30d02fda53cd87d1abe7ef4a5df20ff21"/>
       <w:r>
         <w:t xml:space="preserve">The state and its update</w:t>
       </w:r>
+      <w:bookmarkEnd w:id="153"/>
     </w:p>
     <w:p>
       <w:pPr>
@@ -12737,15 +12810,15 @@
         <w:t xml:space="preserve">An equation’s compactness should make those omissions easier to inspect.</w:t>
       </w:r>
     </w:p>
-    <w:bookmarkEnd w:id="152"/>
-    <w:bookmarkStart w:id="153" w:name="_d3aa83c21a7c58599e976971f2e6073c5162b33"/>
     <w:p>
       <w:pPr>
         <w:pStyle w:val="Heading2"/>
       </w:pPr>
+      <w:bookmarkStart w:id="154" w:name="_d3aa83c21a7c58599e976971f2e6073c5162b33"/>
       <w:r>
         <w:t xml:space="preserve">The environment and observation</w:t>
       </w:r>
+      <w:bookmarkEnd w:id="154"/>
     </w:p>
     <w:p>
       <w:pPr>
@@ -12791,15 +12864,15 @@
         <w:t xml:space="preserve">the plotted series to an internal system mechanism.</w:t>
       </w:r>
     </w:p>
-    <w:bookmarkEnd w:id="153"/>
-    <w:bookmarkStart w:id="154" w:name="_978d46639a5e63d5f419071a839ce5994be8b84"/>
     <w:p>
       <w:pPr>
         <w:pStyle w:val="Heading2"/>
       </w:pPr>
+      <w:bookmarkStart w:id="155" w:name="_978d46639a5e63d5f419071a839ce5994be8b84"/>
       <w:r>
         <w:t xml:space="preserve">Invariants as internal checks</w:t>
       </w:r>
+      <w:bookmarkEnd w:id="155"/>
     </w:p>
     <w:p>
       <w:pPr>
@@ -12845,15 +12918,15 @@
         <w:t xml:space="preserve">while external comparison determines whether it is useful for the application.</w:t>
       </w:r>
     </w:p>
-    <w:bookmarkEnd w:id="154"/>
-    <w:bookmarkStart w:id="155" w:name="_3d32fe81f69d5a792c825d83797bfe763632e99"/>
     <w:p>
       <w:pPr>
         <w:pStyle w:val="Heading2"/>
       </w:pPr>
+      <w:bookmarkStart w:id="156" w:name="_3d32fe81f69d5a792c825d83797bfe763632e99"/>
       <w:r>
         <w:t xml:space="preserve">Equilibrium needs a rule</w:t>
       </w:r>
+      <w:bookmarkEnd w:id="156"/>
     </w:p>
     <w:p>
       <w:pPr>
@@ -12905,15 +12978,15 @@
         <w:t xml:space="preserve">from being mistaken for a universal statement about all systems.</w:t>
       </w:r>
     </w:p>
-    <w:bookmarkEnd w:id="155"/>
-    <w:bookmarkStart w:id="156" w:name="_ac910971fd8d6630bad8ab7df45d92f21b22e8d"/>
     <w:p>
       <w:pPr>
         <w:pStyle w:val="Heading2"/>
       </w:pPr>
+      <w:bookmarkStart w:id="157" w:name="_ac910971fd8d6630bad8ab7df45d92f21b22e8d"/>
       <w:r>
         <w:t xml:space="preserve">Examine interactions before enlarging the model</w:t>
       </w:r>
+      <w:bookmarkEnd w:id="157"/>
     </w:p>
     <w:p>
       <w:pPr>
@@ -12977,21 +13050,21 @@
         <w:t xml:space="preserve">any larger feedback or interaction model is proposed.</w:t>
       </w:r>
     </w:p>
-    <w:bookmarkEnd w:id="156"/>
-    <w:bookmarkStart w:id="159" w:name="_5945e993270c5a9245ae49dbe1d8dff6b1e87c9"/>
     <w:p>
       <w:pPr>
         <w:pStyle w:val="Heading2"/>
       </w:pPr>
+      <w:bookmarkStart w:id="158" w:name="_5945e993270c5a9245ae49dbe1d8dff6b1e87c9"/>
       <w:r>
         <w:t xml:space="preserve">A Worked Formalism</w:t>
       </w:r>
+      <w:bookmarkEnd w:id="158"/>
     </w:p>
     <w:p>
       <w:pPr>
         <w:pStyle w:val="FirstParagraph"/>
       </w:pPr>
-      <w:bookmarkStart w:id="157" w:name="_c4dd0d90d9b54473870f586ba35c91689d3cb84"/>
+      <w:bookmarkStart w:id="159" w:name="_c4dd0d90d9b54473870f586ba35c91689d3cb84"/>
       <m:oMathPara>
         <m:oMathParaPr>
           <m:jc m:val="center"/>
@@ -13146,9 +13219,9 @@
           </m:r>
         </m:oMath>
       </m:oMathPara>
-      <w:bookmarkEnd w:id="157"/>
-    </w:p>
-    <w:bookmarkStart w:id="158" w:name="_b0dccffa53398c5a5dbf51d8ab39773ff8511d2"/>
+      <w:bookmarkEnd w:id="159"/>
+    </w:p>
+    <w:bookmarkStart w:id="160" w:name="_b0dccffa53398c5a5dbf51d8ab39773ff8511d2"/>
     <w:p>
       <w:pPr>
         <w:pStyle w:val="TableCaption"/>
@@ -13408,7 +13481,7 @@
         </w:tc>
       </w:tr>
     </w:tbl>
-    <w:bookmarkEnd w:id="158"/>
+    <w:bookmarkEnd w:id="160"/>
     <w:p>
       <w:pPr>
         <w:pStyle w:val="FirstParagraph"/>
@@ -13897,15 +13970,15 @@
         <w:t xml:space="preserve">own explicitly stated inputs, not evidence collected from the opening scenario.</w:t>
       </w:r>
     </w:p>
-    <w:bookmarkEnd w:id="159"/>
-    <w:bookmarkStart w:id="160" w:name="_425aac8191ceef1f593ea81b070774e8e800d8d"/>
     <w:p>
       <w:pPr>
         <w:pStyle w:val="Heading2"/>
       </w:pPr>
+      <w:bookmarkStart w:id="161" w:name="_425aac8191ceef1f593ea81b070774e8e800d8d"/>
       <w:r>
         <w:t xml:space="preserve">Assumptions and Limits</w:t>
       </w:r>
+      <w:bookmarkEnd w:id="161"/>
     </w:p>
     <w:p>
       <w:pPr>
@@ -13935,15 +14008,15 @@
         <w:t xml:space="preserve">Keep the original prediction when making the recorded revision.</w:t>
       </w:r>
     </w:p>
-    <w:bookmarkEnd w:id="160"/>
-    <w:bookmarkStart w:id="161" w:name="_7a5f177e74a6b260e8f113cc37ce0617db67f7a"/>
     <w:p>
       <w:pPr>
         <w:pStyle w:val="Heading2"/>
       </w:pPr>
+      <w:bookmarkStart w:id="162" w:name="_7a5f177e74a6b260e8f113cc37ce0617db67f7a"/>
       <w:r>
         <w:t xml:space="preserve">Summary</w:t>
       </w:r>
+      <w:bookmarkEnd w:id="162"/>
     </w:p>
     <w:p>
       <w:pPr>
@@ -13977,15 +14050,15 @@
         <w:t xml:space="preserve">make a result inspectable without expanding what its evidence establishes.</w:t>
       </w:r>
     </w:p>
-    <w:bookmarkEnd w:id="161"/>
-    <w:bookmarkStart w:id="162" w:name="_ef66929131cff1d3a5f52aac844955794e1daf5"/>
     <w:p>
       <w:pPr>
         <w:pStyle w:val="Heading2"/>
       </w:pPr>
+      <w:bookmarkStart w:id="163" w:name="_ef66929131cff1d3a5f52aac844955794e1daf5"/>
       <w:r>
         <w:t xml:space="preserve">Key Terms</w:t>
       </w:r>
+      <w:bookmarkEnd w:id="163"/>
     </w:p>
     <w:p>
       <w:pPr>
@@ -14053,15 +14126,15 @@
         <w:t xml:space="preserve">.</w:t>
       </w:r>
     </w:p>
-    <w:bookmarkEnd w:id="162"/>
-    <w:bookmarkStart w:id="163" w:name="_f2aef0d767e8c7b79019e377df4409df138e315"/>
     <w:p>
       <w:pPr>
         <w:pStyle w:val="Heading2"/>
       </w:pPr>
+      <w:bookmarkStart w:id="164" w:name="_f2aef0d767e8c7b79019e377df4409df138e315"/>
       <w:r>
         <w:t xml:space="preserve">Further Reading</w:t>
       </w:r>
+      <w:bookmarkEnd w:id="164"/>
     </w:p>
     <w:p>
       <w:pPr>
@@ -14083,15 +14156,15 @@
         <w:t xml:space="preserve">analyzes stability for specified feedback systems; compare a formal condition with an informal loop diagram.</w:t>
       </w:r>
     </w:p>
-    <w:bookmarkEnd w:id="163"/>
-    <w:bookmarkStart w:id="164" w:name="_9560ed760996ad418f184bc88235f1bde919f18"/>
     <w:p>
       <w:pPr>
         <w:pStyle w:val="Heading2"/>
       </w:pPr>
+      <w:bookmarkStart w:id="165" w:name="_9560ed760996ad418f184bc88235f1bde919f18"/>
       <w:r>
         <w:t xml:space="preserve">Practice</w:t>
       </w:r>
+      <w:bookmarkEnd w:id="165"/>
     </w:p>
     <w:p>
       <w:pPr>
@@ -14137,18 +14210,22 @@
         <w:t xml:space="preserve">sec. 37 — compare your reasoning with the supplied solutions.</w:t>
       </w:r>
     </w:p>
-    <w:bookmarkEnd w:id="164"/>
-    <w:bookmarkEnd w:id="165"/>
-    <w:bookmarkStart w:id="185" w:name="_dbbd40eff32605fa42cd94cbd5701bd3baf5041"/>
+    <w:p>
+      <w:r>
+        <w:br w:type="page"/>
+      </w:r>
+    </w:p>
     <w:p>
       <w:pPr>
         <w:pStyle w:val="Heading1"/>
       </w:pPr>
+      <w:bookmarkStart w:id="166" w:name="_dbbd40eff32605fa42cd94cbd5701bd3baf5041"/>
       <w:r>
         <w:t xml:space="preserve">Dynamics and Change</w:t>
       </w:r>
-    </w:p>
-    <w:bookmarkStart w:id="169" w:name="_9b0ba47df3a78885081eefe6ad9b502039c41dc"/>
+      <w:bookmarkEnd w:id="166"/>
+    </w:p>
+    <w:bookmarkStart w:id="170" w:name="_9b0ba47df3a78885081eefe6ad9b502039c41dc"/>
     <w:p>
       <w:pPr>
         <w:pStyle w:val="CaptionedFigure"/>
@@ -14158,18 +14235,18 @@
           <wp:inline>
             <wp:extent cx="4800600" cy="3155145"/>
             <wp:effectExtent b="0" l="0" r="0" t="0"/>
-            <wp:docPr descr="Figure 8: Deterministic exponential decay with its first half-life marked." title="" id="167" name="Picture"/>
+            <wp:docPr descr="Three smooth S-shaped quantity-versus-time curves start at five units and approach a dashed capacity line at one hundred; higher rates reach the middle of the transition sooner." title="" id="168" name="Picture"/>
             <a:graphic>
               <a:graphicData uri="http://schemas.openxmlformats.org/drawingml/2006/picture">
                 <pic:pic>
                   <pic:nvPicPr>
-                    <pic:cNvPr descr="../figures/part_II_dynamics_and_change.png" id="168" name="Picture"/>
+                    <pic:cNvPr descr="../figures/part_II_dynamics_and_change.png" id="169" name="Picture"/>
                     <pic:cNvPicPr>
                       <a:picLocks noChangeArrowheads="1" noChangeAspect="1"/>
                     </pic:cNvPicPr>
                   </pic:nvPicPr>
                   <pic:blipFill>
-                    <a:blip r:embed="rId166"/>
+                    <a:blip r:embed="rId167"/>
                     <a:stretch>
                       <a:fillRect/>
                     </a:stretch>
@@ -14204,7 +14281,7 @@
         <w:t xml:space="preserve">Figure 8: Deterministic exponential decay with its first half-life marked.</w:t>
       </w:r>
     </w:p>
-    <w:bookmarkEnd w:id="169"/>
+    <w:bookmarkEnd w:id="170"/>
     <w:p>
       <w:pPr>
         <w:pStyle w:val="BlockText"/>
@@ -14213,14 +14290,15 @@
         <w:t xml:space="preserve">Guided study · Prerequisites: basic arithmetic and the preceding unit’s vocabulary</w:t>
       </w:r>
     </w:p>
-    <w:bookmarkStart w:id="170" w:name="_a7207705690588ad7b0e6471aa9ce280a3c3f61"/>
     <w:p>
       <w:pPr>
         <w:pStyle w:val="Heading3"/>
       </w:pPr>
+      <w:bookmarkStart w:id="171" w:name="_a7207705690588ad7b0e6471aa9ce280a3c3f61"/>
       <w:r>
         <w:t xml:space="preserve">Study Blueprint</w:t>
       </w:r>
+      <w:bookmarkEnd w:id="171"/>
     </w:p>
     <w:p>
       <w:pPr>
@@ -14465,15 +14543,15 @@
         <w:t xml:space="preserve"> </w:t>
       </w:r>
     </w:p>
-    <w:bookmarkEnd w:id="170"/>
-    <w:bookmarkStart w:id="171" w:name="_52feb2ea0abd690e66671d4359c0d9a4ec0d1b4"/>
     <w:p>
       <w:pPr>
         <w:pStyle w:val="Heading2"/>
       </w:pPr>
+      <w:bookmarkStart w:id="172" w:name="_52feb2ea0abd690e66671d4359c0d9a4ec0d1b4"/>
       <w:r>
         <w:t xml:space="preserve">Learning Objectives</w:t>
       </w:r>
+      <w:bookmarkEnd w:id="172"/>
     </w:p>
     <w:p>
       <w:pPr>
@@ -14529,15 +14607,15 @@
         <w:t xml:space="preserve">A stored quantity falls from one hundred to fifty, then to twenty-five over equal intervals. A straight-line extension would reach zero after the next interval. A fractional-loss model instead predicts twelve and one half. The choice between constant amount and constant fraction is a claim about change, and data can distinguish them.</w:t>
       </w:r>
     </w:p>
-    <w:bookmarkEnd w:id="171"/>
-    <w:bookmarkStart w:id="172" w:name="_4ec3277a6e0b87f069869defe7d6f42816c53e7"/>
     <w:p>
       <w:pPr>
         <w:pStyle w:val="Heading2"/>
       </w:pPr>
+      <w:bookmarkStart w:id="173" w:name="_4ec3277a6e0b87f069869defe7d6f42816c53e7"/>
       <w:r>
         <w:t xml:space="preserve">From a rate to a trajectory</w:t>
       </w:r>
+      <w:bookmarkEnd w:id="173"/>
     </w:p>
     <w:p>
       <w:pPr>
@@ -14627,15 +14705,15 @@
         <w:t xml:space="preserve">which is a useful unit check before evaluating the expression.</w:t>
       </w:r>
     </w:p>
-    <w:bookmarkEnd w:id="172"/>
-    <w:bookmarkStart w:id="173" w:name="_154de160f0760825760e3ac41b935eda501f3af"/>
     <w:p>
       <w:pPr>
         <w:pStyle w:val="Heading2"/>
       </w:pPr>
+      <w:bookmarkStart w:id="174" w:name="_154de160f0760825760e3ac41b935eda501f3af"/>
       <w:r>
         <w:t xml:space="preserve">Equal intervals, unequal losses</w:t>
       </w:r>
+      <w:bookmarkEnd w:id="174"/>
     </w:p>
     <w:p>
       <w:pPr>
@@ -14790,15 +14868,15 @@
         <w:t xml:space="preserve">sequence requires an observation model before the rate can be inferred reliably.</w:t>
       </w:r>
     </w:p>
-    <w:bookmarkEnd w:id="173"/>
-    <w:bookmarkStart w:id="174" w:name="_49e191d899ef383c39daee0339ce5c159b85121"/>
     <w:p>
       <w:pPr>
         <w:pStyle w:val="Heading2"/>
       </w:pPr>
+      <w:bookmarkStart w:id="175" w:name="_49e191d899ef383c39daee0339ce5c159b85121"/>
       <w:r>
         <w:t xml:space="preserve">Timescales help comparisons</w:t>
       </w:r>
+      <w:bookmarkEnd w:id="175"/>
     </w:p>
     <w:p>
       <w:pPr>
@@ -14859,15 +14937,15 @@
         <w:t xml:space="preserve">that distinction instead of returning a misleading finite number.</w:t>
       </w:r>
     </w:p>
-    <w:bookmarkEnd w:id="174"/>
-    <w:bookmarkStart w:id="175" w:name="_b42161a61a61c2c9afb2bf146f6298b04f2e0cc"/>
     <w:p>
       <w:pPr>
         <w:pStyle w:val="Heading2"/>
       </w:pPr>
+      <w:bookmarkStart w:id="176" w:name="_b42161a61a61c2c9afb2bf146f6298b04f2e0cc"/>
       <w:r>
         <w:t xml:space="preserve">Initial conditions and forecast limits</w:t>
       </w:r>
+      <w:bookmarkEnd w:id="176"/>
     </w:p>
     <w:p>
       <w:pPr>
@@ -14925,15 +15003,15 @@
         <w:t xml:space="preserve">shows why forecast claims must be attached to a particular model and domain.</w:t>
       </w:r>
     </w:p>
-    <w:bookmarkEnd w:id="175"/>
-    <w:bookmarkStart w:id="176" w:name="_e3f05ead0af2c730c2c5c0b9d6f09418a3d2d90"/>
     <w:p>
       <w:pPr>
         <w:pStyle w:val="Heading2"/>
       </w:pPr>
+      <w:bookmarkStart w:id="177" w:name="_e3f05ead0af2c730c2c5c0b9d6f09418a3d2d90"/>
       <w:r>
         <w:t xml:space="preserve">Check change at several resolutions</w:t>
       </w:r>
+      <w:bookmarkEnd w:id="177"/>
     </w:p>
     <w:p>
       <w:pPr>
@@ -14979,21 +15057,21 @@
         <w:t xml:space="preserve">sampling grid can be distinguished from a genuinely changed process.</w:t>
       </w:r>
     </w:p>
-    <w:bookmarkEnd w:id="176"/>
-    <w:bookmarkStart w:id="179" w:name="_7c6b4326a5d4e69fef66c2f4292aa6f0fd45437"/>
     <w:p>
       <w:pPr>
         <w:pStyle w:val="Heading2"/>
       </w:pPr>
+      <w:bookmarkStart w:id="178" w:name="_7c6b4326a5d4e69fef66c2f4292aa6f0fd45437"/>
       <w:r>
         <w:t xml:space="preserve">A Worked Formalism</w:t>
       </w:r>
+      <w:bookmarkEnd w:id="178"/>
     </w:p>
     <w:p>
       <w:pPr>
         <w:pStyle w:val="FirstParagraph"/>
       </w:pPr>
-      <w:bookmarkStart w:id="177" w:name="_ac3d3adea3b53994ff7de97508f17b961e5ec15"/>
+      <w:bookmarkStart w:id="179" w:name="_ac3d3adea3b53994ff7de97508f17b961e5ec15"/>
       <m:oMathPara>
         <m:oMathParaPr>
           <m:jc m:val="center"/>
@@ -15133,9 +15211,9 @@
           </m:r>
         </m:oMath>
       </m:oMathPara>
-      <w:bookmarkEnd w:id="177"/>
-    </w:p>
-    <w:bookmarkStart w:id="178" w:name="_2985130281a2374d980351503047236680d6784"/>
+      <w:bookmarkEnd w:id="179"/>
+    </w:p>
+    <w:bookmarkStart w:id="180" w:name="_2985130281a2374d980351503047236680d6784"/>
     <w:p>
       <w:pPr>
         <w:pStyle w:val="TableCaption"/>
@@ -15397,7 +15475,7 @@
         </w:tc>
       </w:tr>
     </w:tbl>
-    <w:bookmarkEnd w:id="178"/>
+    <w:bookmarkEnd w:id="180"/>
     <w:p>
       <w:pPr>
         <w:pStyle w:val="FirstParagraph"/>
@@ -15759,15 +15837,15 @@
         <w:t xml:space="preserve">own explicitly stated inputs, not evidence collected from the opening scenario.</w:t>
       </w:r>
     </w:p>
-    <w:bookmarkEnd w:id="179"/>
-    <w:bookmarkStart w:id="180" w:name="_ea870ff7b6eac9f6d202730b0d6828b812cec36"/>
     <w:p>
       <w:pPr>
         <w:pStyle w:val="Heading2"/>
       </w:pPr>
+      <w:bookmarkStart w:id="181" w:name="_ea870ff7b6eac9f6d202730b0d6828b812cec36"/>
       <w:r>
         <w:t xml:space="preserve">Assumptions and Limits</w:t>
       </w:r>
+      <w:bookmarkEnd w:id="181"/>
     </w:p>
     <w:p>
       <w:pPr>
@@ -15797,15 +15875,15 @@
         <w:t xml:space="preserve">Keep the original prediction when making the recorded revision.</w:t>
       </w:r>
     </w:p>
-    <w:bookmarkEnd w:id="180"/>
-    <w:bookmarkStart w:id="181" w:name="_f3240c77c5f00691fe88243314552a3bc2d9ddf"/>
     <w:p>
       <w:pPr>
         <w:pStyle w:val="Heading2"/>
       </w:pPr>
+      <w:bookmarkStart w:id="182" w:name="_f3240c77c5f00691fe88243314552a3bc2d9ddf"/>
       <w:r>
         <w:t xml:space="preserve">Summary</w:t>
       </w:r>
+      <w:bookmarkEnd w:id="182"/>
     </w:p>
     <w:p>
       <w:pPr>
@@ -15839,15 +15917,15 @@
         <w:t xml:space="preserve">make a result inspectable without expanding what its evidence establishes.</w:t>
       </w:r>
     </w:p>
-    <w:bookmarkEnd w:id="181"/>
-    <w:bookmarkStart w:id="182" w:name="_1dbb33ce4a271965b0a170287040dd94576f5de"/>
     <w:p>
       <w:pPr>
         <w:pStyle w:val="Heading2"/>
       </w:pPr>
+      <w:bookmarkStart w:id="183" w:name="_1dbb33ce4a271965b0a170287040dd94576f5de"/>
       <w:r>
         <w:t xml:space="preserve">Key Terms</w:t>
       </w:r>
+      <w:bookmarkEnd w:id="183"/>
     </w:p>
     <w:p>
       <w:pPr>
@@ -15915,15 +15993,15 @@
         <w:t xml:space="preserve">.</w:t>
       </w:r>
     </w:p>
-    <w:bookmarkEnd w:id="182"/>
-    <w:bookmarkStart w:id="183" w:name="_f89f44b9f728db24348b1ab3dc5e53404207123"/>
     <w:p>
       <w:pPr>
         <w:pStyle w:val="Heading2"/>
       </w:pPr>
+      <w:bookmarkStart w:id="184" w:name="_f89f44b9f728db24348b1ab3dc5e53404207123"/>
       <w:r>
         <w:t xml:space="preserve">Further Reading</w:t>
       </w:r>
+      <w:bookmarkEnd w:id="184"/>
     </w:p>
     <w:p>
       <w:pPr>
@@ -15957,15 +16035,15 @@
         <w:t xml:space="preserve">examines discrete-time dynamics, which should not be conflated with this continuous decay law.</w:t>
       </w:r>
     </w:p>
-    <w:bookmarkEnd w:id="183"/>
-    <w:bookmarkStart w:id="184" w:name="_b1235c0c6599d712986bc50ecb62a78ea66f23a"/>
     <w:p>
       <w:pPr>
         <w:pStyle w:val="Heading2"/>
       </w:pPr>
+      <w:bookmarkStart w:id="185" w:name="_b1235c0c6599d712986bc50ecb62a78ea66f23a"/>
       <w:r>
         <w:t xml:space="preserve">Practice</w:t>
       </w:r>
+      <w:bookmarkEnd w:id="185"/>
     </w:p>
     <w:p>
       <w:pPr>
@@ -16011,18 +16089,22 @@
         <w:t xml:space="preserve">sec. 38 — compare your reasoning with the supplied solutions.</w:t>
       </w:r>
     </w:p>
-    <w:bookmarkEnd w:id="184"/>
-    <w:bookmarkEnd w:id="185"/>
-    <w:bookmarkStart w:id="205" w:name="_77e1731cad35f999c96f94f53cdc8c1c3c8c789"/>
+    <w:p>
+      <w:r>
+        <w:br w:type="page"/>
+      </w:r>
+    </w:p>
     <w:p>
       <w:pPr>
         <w:pStyle w:val="Heading1"/>
       </w:pPr>
+      <w:bookmarkStart w:id="186" w:name="_77e1731cad35f999c96f94f53cdc8c1c3c8c789"/>
       <w:r>
         <w:t xml:space="preserve">Regulation and Control</w:t>
       </w:r>
-    </w:p>
-    <w:bookmarkStart w:id="189" w:name="_2e558afcff2200423f1ce524808fc0c196cfe9e"/>
+      <w:bookmarkEnd w:id="186"/>
+    </w:p>
+    <w:bookmarkStart w:id="190" w:name="_2e558afcff2200423f1ce524808fc0c196cfe9e"/>
     <w:p>
       <w:pPr>
         <w:pStyle w:val="CaptionedFigure"/>
@@ -16032,18 +16114,18 @@
           <wp:inline>
             <wp:extent cx="4800600" cy="3155145"/>
             <wp:effectExtent b="0" l="0" r="0" t="0"/>
-            <wp:docPr descr="Figure 9: Deterministic exponential decay with its first half-life marked." title="" id="187" name="Picture"/>
+            <wp:docPr descr="A smooth quantity-versus-time curve starts at one hundred and decreases toward zero; a vertical dashed line at approximately one point three nine time units marks where the remaining amount is fifty." title="" id="188" name="Picture"/>
             <a:graphic>
               <a:graphicData uri="http://schemas.openxmlformats.org/drawingml/2006/picture">
                 <pic:pic>
                   <pic:nvPicPr>
-                    <pic:cNvPr descr="../figures/part_II_regulation_and_control.png" id="188" name="Picture"/>
+                    <pic:cNvPr descr="../figures/part_II_regulation_and_control.png" id="189" name="Picture"/>
                     <pic:cNvPicPr>
                       <a:picLocks noChangeArrowheads="1" noChangeAspect="1"/>
                     </pic:cNvPicPr>
                   </pic:nvPicPr>
                   <pic:blipFill>
-                    <a:blip r:embed="rId186"/>
+                    <a:blip r:embed="rId187"/>
                     <a:stretch>
                       <a:fillRect/>
                     </a:stretch>
@@ -16078,7 +16160,7 @@
         <w:t xml:space="preserve">Figure 9: Deterministic exponential decay with its first half-life marked.</w:t>
       </w:r>
     </w:p>
-    <w:bookmarkEnd w:id="189"/>
+    <w:bookmarkEnd w:id="190"/>
     <w:p>
       <w:pPr>
         <w:pStyle w:val="BlockText"/>
@@ -16087,14 +16169,15 @@
         <w:t xml:space="preserve">Guided study · Prerequisites: basic arithmetic and the preceding unit’s vocabulary</w:t>
       </w:r>
     </w:p>
-    <w:bookmarkStart w:id="190" w:name="_9ff6c17abaf6d2b9cb9c8daf124c4315c2c0e67"/>
     <w:p>
       <w:pPr>
         <w:pStyle w:val="Heading3"/>
       </w:pPr>
+      <w:bookmarkStart w:id="191" w:name="_9ff6c17abaf6d2b9cb9c8daf124c4315c2c0e67"/>
       <w:r>
         <w:t xml:space="preserve">Study Blueprint</w:t>
       </w:r>
+      <w:bookmarkEnd w:id="191"/>
     </w:p>
     <w:p>
       <w:pPr>
@@ -16339,15 +16422,15 @@
         <w:t xml:space="preserve"> </w:t>
       </w:r>
     </w:p>
-    <w:bookmarkEnd w:id="190"/>
-    <w:bookmarkStart w:id="191" w:name="_7e80c8541faa8cace95ca13047826e1e973b30b"/>
     <w:p>
       <w:pPr>
         <w:pStyle w:val="Heading2"/>
       </w:pPr>
+      <w:bookmarkStart w:id="192" w:name="_7e80c8541faa8cace95ca13047826e1e973b30b"/>
       <w:r>
         <w:t xml:space="preserve">Learning Objectives</w:t>
       </w:r>
+      <w:bookmarkEnd w:id="192"/>
     </w:p>
     <w:p>
       <w:pPr>
@@ -16403,15 +16486,15 @@
         <w:t xml:space="preserve">An ideal controller sees a positive gap between a tank level and its target and adds fluid in proportion to that gap. Near the target it acts more gently. A real controller must also wait for measurements, respect pump limits and cope with leakage. The ideal curve is useful because those additional influences can be named as departures from its assumptions.</w:t>
       </w:r>
     </w:p>
-    <w:bookmarkEnd w:id="191"/>
-    <w:bookmarkStart w:id="192" w:name="_ca03ec67be41f71f04fdc3cc21df4b1d7b6d2b8"/>
     <w:p>
       <w:pPr>
         <w:pStyle w:val="Heading2"/>
       </w:pPr>
+      <w:bookmarkStart w:id="193" w:name="_ca03ec67be41f71f04fdc3cc21df4b1d7b6d2b8"/>
       <w:r>
         <w:t xml:space="preserve">Define the error</w:t>
       </w:r>
+      <w:bookmarkEnd w:id="193"/>
     </w:p>
     <w:p>
       <w:pPr>
@@ -16556,15 +16639,15 @@
         <w:t xml:space="preserve">estimate, since those cases are different closed-loop systems.</w:t>
       </w:r>
     </w:p>
-    <w:bookmarkEnd w:id="192"/>
-    <w:bookmarkStart w:id="193" w:name="_2dbccc18837e9aa6b57525d62f8a026d3040846"/>
     <w:p>
       <w:pPr>
         <w:pStyle w:val="Heading2"/>
       </w:pPr>
+      <w:bookmarkStart w:id="194" w:name="_2dbccc18837e9aa6b57525d62f8a026d3040846"/>
       <w:r>
         <w:t xml:space="preserve">Derive the ideal response</w:t>
       </w:r>
+      <w:bookmarkEnd w:id="194"/>
     </w:p>
     <w:p>
       <w:pPr>
@@ -16725,15 +16808,15 @@
         <w:t xml:space="preserve">ideal case and does not establish the behavior of an arbitrary controller.</w:t>
       </w:r>
     </w:p>
-    <w:bookmarkEnd w:id="193"/>
-    <w:bookmarkStart w:id="194" w:name="_6b18f158940e68b88fa9b40f9b77f80496a9b3e"/>
     <w:p>
       <w:pPr>
         <w:pStyle w:val="Heading2"/>
       </w:pPr>
+      <w:bookmarkStart w:id="195" w:name="_6b18f158940e68b88fa9b40f9b77f80496a9b3e"/>
       <w:r>
         <w:t xml:space="preserve">Gain trades time for other constraints</w:t>
       </w:r>
+      <w:bookmarkEnd w:id="195"/>
     </w:p>
     <w:p>
       <w:pPr>
@@ -16779,15 +16862,15 @@
         <w:t xml:space="preserve">from a larger numerical gain. A tested formula cannot remove a physical bound.</w:t>
       </w:r>
     </w:p>
-    <w:bookmarkEnd w:id="194"/>
-    <w:bookmarkStart w:id="195" w:name="_f7249d3812a7cdf815c94836ec66f48ea4857ac"/>
     <w:p>
       <w:pPr>
         <w:pStyle w:val="Heading2"/>
       </w:pPr>
+      <w:bookmarkStart w:id="196" w:name="_f7249d3812a7cdf815c94836ec66f48ea4857ac"/>
       <w:r>
         <w:t xml:space="preserve">Timing can change the system</w:t>
       </w:r>
+      <w:bookmarkEnd w:id="196"/>
     </w:p>
     <w:p>
       <w:pPr>
@@ -16851,15 +16934,15 @@
         <w:t xml:space="preserve">and a domain of parameter values.</w:t>
       </w:r>
     </w:p>
-    <w:bookmarkEnd w:id="195"/>
-    <w:bookmarkStart w:id="196" w:name="_8806e4bbe26188a8a58ad9ffbe2c0dbc473051a"/>
     <w:p>
       <w:pPr>
         <w:pStyle w:val="Heading2"/>
       </w:pPr>
+      <w:bookmarkStart w:id="197" w:name="_8806e4bbe26188a8a58ad9ffbe2c0dbc473051a"/>
       <w:r>
         <w:t xml:space="preserve">Evaluate the disturbance story</w:t>
       </w:r>
+      <w:bookmarkEnd w:id="197"/>
     </w:p>
     <w:p>
       <w:pPr>
@@ -16911,21 +16994,21 @@
         <w:t xml:space="preserve">does not establish that the original controller model was adequate.</w:t>
       </w:r>
     </w:p>
-    <w:bookmarkEnd w:id="196"/>
-    <w:bookmarkStart w:id="199" w:name="_b18e07cfd618d25e0ebb2372a0fbed6206f91b9"/>
     <w:p>
       <w:pPr>
         <w:pStyle w:val="Heading2"/>
       </w:pPr>
+      <w:bookmarkStart w:id="198" w:name="_b18e07cfd618d25e0ebb2372a0fbed6206f91b9"/>
       <w:r>
         <w:t xml:space="preserve">A Worked Formalism</w:t>
       </w:r>
+      <w:bookmarkEnd w:id="198"/>
     </w:p>
     <w:p>
       <w:pPr>
         <w:pStyle w:val="FirstParagraph"/>
       </w:pPr>
-      <w:bookmarkStart w:id="197" w:name="_c67b072281fe090dcf577b8c7df0f494653ae3a"/>
+      <w:bookmarkStart w:id="199" w:name="_c67b072281fe090dcf577b8c7df0f494653ae3a"/>
       <m:oMathPara>
         <m:oMathParaPr>
           <m:jc m:val="center"/>
@@ -17065,9 +17148,9 @@
           </m:r>
         </m:oMath>
       </m:oMathPara>
-      <w:bookmarkEnd w:id="197"/>
-    </w:p>
-    <w:bookmarkStart w:id="198" w:name="_d75e879881b65694511c1785e7e4476f24970d5"/>
+      <w:bookmarkEnd w:id="199"/>
+    </w:p>
+    <w:bookmarkStart w:id="200" w:name="_d75e879881b65694511c1785e7e4476f24970d5"/>
     <w:p>
       <w:pPr>
         <w:pStyle w:val="TableCaption"/>
@@ -17329,7 +17412,7 @@
         </w:tc>
       </w:tr>
     </w:tbl>
-    <w:bookmarkEnd w:id="198"/>
+    <w:bookmarkEnd w:id="200"/>
     <w:p>
       <w:pPr>
         <w:pStyle w:val="FirstParagraph"/>
@@ -17691,15 +17774,15 @@
         <w:t xml:space="preserve">own explicitly stated inputs, not evidence collected from the opening scenario.</w:t>
       </w:r>
     </w:p>
-    <w:bookmarkEnd w:id="199"/>
-    <w:bookmarkStart w:id="200" w:name="_457203af668173210f40200e799f3c585e093f8"/>
     <w:p>
       <w:pPr>
         <w:pStyle w:val="Heading2"/>
       </w:pPr>
+      <w:bookmarkStart w:id="201" w:name="_457203af668173210f40200e799f3c585e093f8"/>
       <w:r>
         <w:t xml:space="preserve">Assumptions and Limits</w:t>
       </w:r>
+      <w:bookmarkEnd w:id="201"/>
     </w:p>
     <w:p>
       <w:pPr>
@@ -17729,15 +17812,15 @@
         <w:t xml:space="preserve">Keep the original prediction when making the recorded revision.</w:t>
       </w:r>
     </w:p>
-    <w:bookmarkEnd w:id="200"/>
-    <w:bookmarkStart w:id="201" w:name="_23be737de6aade8299762a925f43cc783bc62e1"/>
     <w:p>
       <w:pPr>
         <w:pStyle w:val="Heading2"/>
       </w:pPr>
+      <w:bookmarkStart w:id="202" w:name="_23be737de6aade8299762a925f43cc783bc62e1"/>
       <w:r>
         <w:t xml:space="preserve">Summary</w:t>
       </w:r>
+      <w:bookmarkEnd w:id="202"/>
     </w:p>
     <w:p>
       <w:pPr>
@@ -17771,15 +17854,15 @@
         <w:t xml:space="preserve">make a result inspectable without expanding what its evidence establishes.</w:t>
       </w:r>
     </w:p>
-    <w:bookmarkEnd w:id="201"/>
-    <w:bookmarkStart w:id="202" w:name="_4e6fa5b24e60dc4d91c67727cc2174aae25ae0f"/>
     <w:p>
       <w:pPr>
         <w:pStyle w:val="Heading2"/>
       </w:pPr>
+      <w:bookmarkStart w:id="203" w:name="_4e6fa5b24e60dc4d91c67727cc2174aae25ae0f"/>
       <w:r>
         <w:t xml:space="preserve">Key Terms</w:t>
       </w:r>
+      <w:bookmarkEnd w:id="203"/>
     </w:p>
     <w:p>
       <w:pPr>
@@ -17847,15 +17930,15 @@
         <w:t xml:space="preserve">.</w:t>
       </w:r>
     </w:p>
-    <w:bookmarkEnd w:id="202"/>
-    <w:bookmarkStart w:id="203" w:name="_57313d8cae6461f2c55bc96d2051d824dd77bcc"/>
     <w:p>
       <w:pPr>
         <w:pStyle w:val="Heading2"/>
       </w:pPr>
+      <w:bookmarkStart w:id="204" w:name="_57313d8cae6461f2c55bc96d2051d824dd77bcc"/>
       <w:r>
         <w:t xml:space="preserve">Further Reading</w:t>
       </w:r>
+      <w:bookmarkEnd w:id="204"/>
     </w:p>
     <w:p>
       <w:pPr>
@@ -17877,15 +17960,15 @@
         <w:t xml:space="preserve">treats feedback stability for defined systems; compare the conditions in that analysis with the ideal no-delay derivation here.</w:t>
       </w:r>
     </w:p>
-    <w:bookmarkEnd w:id="203"/>
-    <w:bookmarkStart w:id="204" w:name="_6fb0c1be68fb7c65bb67f1dad97093a8335b015"/>
     <w:p>
       <w:pPr>
         <w:pStyle w:val="Heading2"/>
       </w:pPr>
+      <w:bookmarkStart w:id="205" w:name="_6fb0c1be68fb7c65bb67f1dad97093a8335b015"/>
       <w:r>
         <w:t xml:space="preserve">Practice</w:t>
       </w:r>
+      <w:bookmarkEnd w:id="205"/>
     </w:p>
     <w:p>
       <w:pPr>
@@ -17931,16 +18014,20 @@
         <w:t xml:space="preserve">sec. 39 — compare your reasoning with the supplied solutions.</w:t>
       </w:r>
     </w:p>
-    <w:bookmarkEnd w:id="204"/>
-    <w:bookmarkEnd w:id="205"/>
-    <w:bookmarkStart w:id="208" w:name="_56167b3e4f3fd614c63aba63ef97f2e216378f7"/>
+    <w:p>
+      <w:r>
+        <w:br w:type="page"/>
+      </w:r>
+    </w:p>
     <w:p>
       <w:pPr>
         <w:pStyle w:val="Heading1"/>
       </w:pPr>
+      <w:bookmarkStart w:id="206" w:name="_56167b3e4f3fd614c63aba63ef97f2e216378f7"/>
       <w:r>
         <w:t xml:space="preserve">Applications and Synthesis</w:t>
       </w:r>
+      <w:bookmarkEnd w:id="206"/>
     </w:p>
     <w:p>
       <w:pPr>
@@ -17958,14 +18045,15 @@
         <w:t xml:space="preserve">Reuse the numerical backbone while keeping the fitting and evaluation records distinct. In the case study, the CSV is the source of the illustrated values; it is not a claim that a new pilot experiment was conducted for this book. In the final lab, design a negative control for a proposed claim and state which result would change the claim. The resulting artifact should tell another learner both what was established and what remains unverified.</w:t>
       </w:r>
     </w:p>
-    <w:bookmarkStart w:id="206" w:name="_c1db3086e6611cbd227bdf00c5293b93e5cfb16"/>
     <w:p>
       <w:pPr>
         <w:pStyle w:val="Heading2"/>
       </w:pPr>
+      <w:bookmarkStart w:id="207" w:name="_c1db3086e6611cbd227bdf00c5293b93e5cfb16"/>
       <w:r>
         <w:t xml:space="preserve">Chapters</w:t>
       </w:r>
+      <w:bookmarkEnd w:id="207"/>
     </w:p>
     <w:p>
       <w:pPr>
@@ -18003,15 +18091,15 @@
         <w:t xml:space="preserve">sec. 18</w:t>
       </w:r>
     </w:p>
-    <w:bookmarkEnd w:id="206"/>
-    <w:bookmarkStart w:id="207" w:name="_17bd1123a695a336103c13a206577cfdd83d028"/>
     <w:p>
       <w:pPr>
         <w:pStyle w:val="Heading2"/>
       </w:pPr>
+      <w:bookmarkStart w:id="208" w:name="_17bd1123a695a336103c13a206577cfdd83d028"/>
       <w:r>
         <w:t xml:space="preserve">Study Route</w:t>
       </w:r>
+      <w:bookmarkEnd w:id="208"/>
     </w:p>
     <w:p>
       <w:pPr>
@@ -18033,18 +18121,22 @@
         <w:t xml:space="preserve">Retain units, assumptions and failed predictions in the study record.</w:t>
       </w:r>
     </w:p>
-    <w:bookmarkEnd w:id="207"/>
-    <w:bookmarkEnd w:id="208"/>
-    <w:bookmarkStart w:id="228" w:name="_dc233b8071b9e94343a3729c0b50004f74e358f"/>
+    <w:p>
+      <w:r>
+        <w:br w:type="page"/>
+      </w:r>
+    </w:p>
     <w:p>
       <w:pPr>
         <w:pStyle w:val="Heading1"/>
       </w:pPr>
+      <w:bookmarkStart w:id="209" w:name="_dc233b8071b9e94343a3729c0b50004f74e358f"/>
       <w:r>
         <w:t xml:space="preserve">Applied Models</w:t>
       </w:r>
-    </w:p>
-    <w:bookmarkStart w:id="212" w:name="_11912d098482df09b85ef77bc84876893360f9c"/>
+      <w:bookmarkEnd w:id="209"/>
+    </w:p>
+    <w:bookmarkStart w:id="213" w:name="_11912d098482df09b85ef77bc84876893360f9c"/>
     <w:p>
       <w:pPr>
         <w:pStyle w:val="CaptionedFigure"/>
@@ -18054,18 +18146,18 @@
           <wp:inline>
             <wp:extent cx="4800600" cy="3155145"/>
             <wp:effectExtent b="0" l="0" r="0" t="0"/>
-            <wp:docPr descr="Figure 10: Static saturating responses with a shared half-saturation input and different shape exponents." title="" id="210" name="Picture"/>
+            <wp:docPr descr="A smooth quantity-versus-time curve starts at one hundred and decreases toward zero; a vertical dashed line at approximately one point three nine time units marks where the remaining amount is fifty." title="" id="211" name="Picture"/>
             <a:graphic>
               <a:graphicData uri="http://schemas.openxmlformats.org/drawingml/2006/picture">
                 <pic:pic>
                   <pic:nvPicPr>
-                    <pic:cNvPr descr="../figures/part_III_applied_models.png" id="211" name="Picture"/>
+                    <pic:cNvPr descr="../figures/part_III_applied_models.png" id="212" name="Picture"/>
                     <pic:cNvPicPr>
                       <a:picLocks noChangeArrowheads="1" noChangeAspect="1"/>
                     </pic:cNvPicPr>
                   </pic:nvPicPr>
                   <pic:blipFill>
-                    <a:blip r:embed="rId209"/>
+                    <a:blip r:embed="rId210"/>
                     <a:stretch>
                       <a:fillRect/>
                     </a:stretch>
@@ -18100,7 +18192,7 @@
         <w:t xml:space="preserve">Figure 10: Static saturating responses with a shared half-saturation input and different shape exponents.</w:t>
       </w:r>
     </w:p>
-    <w:bookmarkEnd w:id="212"/>
+    <w:bookmarkEnd w:id="213"/>
     <w:p>
       <w:pPr>
         <w:pStyle w:val="BlockText"/>
@@ -18109,14 +18201,15 @@
         <w:t xml:space="preserve">Guided study · Prerequisites: basic arithmetic and the preceding unit’s vocabulary</w:t>
       </w:r>
     </w:p>
-    <w:bookmarkStart w:id="213" w:name="_5ae8155cb5e24aa7a6ed21a949cdad37a2c40a8"/>
     <w:p>
       <w:pPr>
         <w:pStyle w:val="Heading3"/>
       </w:pPr>
+      <w:bookmarkStart w:id="214" w:name="_5ae8155cb5e24aa7a6ed21a949cdad37a2c40a8"/>
       <w:r>
         <w:t xml:space="preserve">Study Blueprint</w:t>
       </w:r>
+      <w:bookmarkEnd w:id="214"/>
     </w:p>
     <w:p>
       <w:pPr>
@@ -18361,15 +18454,15 @@
         <w:t xml:space="preserve"> </w:t>
       </w:r>
     </w:p>
-    <w:bookmarkEnd w:id="213"/>
-    <w:bookmarkStart w:id="214" w:name="_352610cb33c03d5431c76eb84c5c4715e7b98f8"/>
     <w:p>
       <w:pPr>
         <w:pStyle w:val="Heading2"/>
       </w:pPr>
+      <w:bookmarkStart w:id="215" w:name="_352610cb33c03d5431c76eb84c5c4715e7b98f8"/>
       <w:r>
         <w:t xml:space="preserve">Learning Objectives</w:t>
       </w:r>
+      <w:bookmarkEnd w:id="215"/>
     </w:p>
     <w:p>
       <w:pPr>
@@ -18425,15 +18518,15 @@
         <w:t xml:space="preserve">A calibration series covers only low inputs, where a straight line and a saturating curve are almost indistinguishable. Both fit well, but they predict different outputs at higher inputs. The next useful observation is therefore not necessarily another low-input replicate: it may be a safe, controlled input where the two predictions diverge.</w:t>
       </w:r>
     </w:p>
-    <w:bookmarkEnd w:id="214"/>
-    <w:bookmarkStart w:id="215" w:name="_5a3e6db574671119378b1df0f776acbdde63580"/>
     <w:p>
       <w:pPr>
         <w:pStyle w:val="Heading2"/>
       </w:pPr>
+      <w:bookmarkStart w:id="216" w:name="_5a3e6db574671119378b1df0f776acbdde63580"/>
       <w:r>
         <w:t xml:space="preserve">Match the family to the question</w:t>
       </w:r>
+      <w:bookmarkEnd w:id="216"/>
     </w:p>
     <w:p>
       <w:pPr>
@@ -18479,15 +18572,15 @@
         <w:t xml:space="preserve">effective first check of whether a proposed family fits the question.</w:t>
       </w:r>
     </w:p>
-    <w:bookmarkEnd w:id="215"/>
-    <w:bookmarkStart w:id="216" w:name="_47098fb4a9bd6ca235236d3c0bdc2514bfeb388"/>
     <w:p>
       <w:pPr>
         <w:pStyle w:val="Heading2"/>
       </w:pPr>
+      <w:bookmarkStart w:id="217" w:name="_47098fb4a9bd6ca235236d3c0bdc2514bfeb388"/>
       <w:r>
         <w:t xml:space="preserve">Examine limiting behavior</w:t>
       </w:r>
+      <w:bookmarkEnd w:id="217"/>
     </w:p>
     <w:p>
       <w:pPr>
@@ -18539,15 +18632,15 @@
         <w:t xml:space="preserve">not quietly become an unlimited extrapolation.</w:t>
       </w:r>
     </w:p>
-    <w:bookmarkEnd w:id="216"/>
-    <w:bookmarkStart w:id="217" w:name="_cd217f4bda013f6e2d7aec2a0cd793676edda0c"/>
     <w:p>
       <w:pPr>
         <w:pStyle w:val="Heading2"/>
       </w:pPr>
+      <w:bookmarkStart w:id="218" w:name="_cd217f4bda013f6e2d7aec2a0cd793676edda0c"/>
       <w:r>
         <w:t xml:space="preserve">Fitting uses information</w:t>
       </w:r>
+      <w:bookmarkEnd w:id="218"/>
     </w:p>
     <w:p>
       <w:pPr>
@@ -18599,15 +18692,15 @@
         <w:t xml:space="preserve">the next needed step.</w:t>
       </w:r>
     </w:p>
-    <w:bookmarkEnd w:id="217"/>
-    <w:bookmarkStart w:id="218" w:name="_ffc2f3b3a5fe8ce81872623876504aa51307352"/>
     <w:p>
       <w:pPr>
         <w:pStyle w:val="Heading2"/>
       </w:pPr>
+      <w:bookmarkStart w:id="219" w:name="_ffc2f3b3a5fe8ce81872623876504aa51307352"/>
       <w:r>
         <w:t xml:space="preserve">Inspect residuals and domain restrictions</w:t>
       </w:r>
+      <w:bookmarkEnd w:id="219"/>
     </w:p>
     <w:p>
       <w:pPr>
@@ -18671,15 +18764,15 @@
         <w:t xml:space="preserve">judgment without inventing a universal model-selection rule.</w:t>
       </w:r>
     </w:p>
-    <w:bookmarkEnd w:id="218"/>
-    <w:bookmarkStart w:id="219" w:name="_3f276b7e632bd4d9d47ce37c54cc65796a7ad4a"/>
     <w:p>
       <w:pPr>
         <w:pStyle w:val="Heading2"/>
       </w:pPr>
+      <w:bookmarkStart w:id="220" w:name="_3f276b7e632bd4d9d47ce37c54cc65796a7ad4a"/>
       <w:r>
         <w:t xml:space="preserve">Communicate a bounded recommendation</w:t>
       </w:r>
+      <w:bookmarkEnd w:id="220"/>
     </w:p>
     <w:p>
       <w:pPr>
@@ -18731,21 +18824,21 @@
         <w:t xml:space="preserve">of which family describes a real system remains an empirical task.</w:t>
       </w:r>
     </w:p>
-    <w:bookmarkEnd w:id="219"/>
-    <w:bookmarkStart w:id="222" w:name="_c58c1767b2eca9e0da4db8ea8cb6ade10128fc3"/>
     <w:p>
       <w:pPr>
         <w:pStyle w:val="Heading2"/>
       </w:pPr>
+      <w:bookmarkStart w:id="221" w:name="_c58c1767b2eca9e0da4db8ea8cb6ade10128fc3"/>
       <w:r>
         <w:t xml:space="preserve">A Worked Formalism</w:t>
       </w:r>
+      <w:bookmarkEnd w:id="221"/>
     </w:p>
     <w:p>
       <w:pPr>
         <w:pStyle w:val="FirstParagraph"/>
       </w:pPr>
-      <w:bookmarkStart w:id="220" w:name="_972a86a6155ac1c864d44459ac761ce39d382fc"/>
+      <w:bookmarkStart w:id="222" w:name="_972a86a6155ac1c864d44459ac761ce39d382fc"/>
       <m:oMathPara>
         <m:oMathParaPr>
           <m:jc m:val="center"/>
@@ -18849,9 +18942,9 @@
           </m:r>
         </m:oMath>
       </m:oMathPara>
-      <w:bookmarkEnd w:id="220"/>
-    </w:p>
-    <w:bookmarkStart w:id="221" w:name="_074324ecaca953ef19081c2c875dd9531a53781"/>
+      <w:bookmarkEnd w:id="222"/>
+    </w:p>
+    <w:bookmarkStart w:id="223" w:name="_074324ecaca953ef19081c2c875dd9531a53781"/>
     <w:p>
       <w:pPr>
         <w:pStyle w:val="TableCaption"/>
@@ -19071,7 +19164,7 @@
         </w:tc>
       </w:tr>
     </w:tbl>
-    <w:bookmarkEnd w:id="221"/>
+    <w:bookmarkEnd w:id="223"/>
     <w:p>
       <w:pPr>
         <w:pStyle w:val="FirstParagraph"/>
@@ -19375,15 +19468,15 @@
         <w:t xml:space="preserve">own explicitly stated inputs, not evidence collected from the opening scenario.</w:t>
       </w:r>
     </w:p>
-    <w:bookmarkEnd w:id="222"/>
-    <w:bookmarkStart w:id="223" w:name="_47457c0461525050c08fd910a5650a949db9787"/>
     <w:p>
       <w:pPr>
         <w:pStyle w:val="Heading2"/>
       </w:pPr>
+      <w:bookmarkStart w:id="224" w:name="_47457c0461525050c08fd910a5650a949db9787"/>
       <w:r>
         <w:t xml:space="preserve">Assumptions and Limits</w:t>
       </w:r>
+      <w:bookmarkEnd w:id="224"/>
     </w:p>
     <w:p>
       <w:pPr>
@@ -19413,15 +19506,15 @@
         <w:t xml:space="preserve">Keep the original prediction when making the recorded revision.</w:t>
       </w:r>
     </w:p>
-    <w:bookmarkEnd w:id="223"/>
-    <w:bookmarkStart w:id="224" w:name="_5423d40675781561c5e69d2d92d79ed652cda8c"/>
     <w:p>
       <w:pPr>
         <w:pStyle w:val="Heading2"/>
       </w:pPr>
+      <w:bookmarkStart w:id="225" w:name="_5423d40675781561c5e69d2d92d79ed652cda8c"/>
       <w:r>
         <w:t xml:space="preserve">Summary</w:t>
       </w:r>
+      <w:bookmarkEnd w:id="225"/>
     </w:p>
     <w:p>
       <w:pPr>
@@ -19455,15 +19548,15 @@
         <w:t xml:space="preserve">make a result inspectable without expanding what its evidence establishes.</w:t>
       </w:r>
     </w:p>
-    <w:bookmarkEnd w:id="224"/>
-    <w:bookmarkStart w:id="225" w:name="_f31e956c36847bc1896cbe4d634eaf7deccf067"/>
     <w:p>
       <w:pPr>
         <w:pStyle w:val="Heading2"/>
       </w:pPr>
+      <w:bookmarkStart w:id="226" w:name="_f31e956c36847bc1896cbe4d634eaf7deccf067"/>
       <w:r>
         <w:t xml:space="preserve">Key Terms</w:t>
       </w:r>
+      <w:bookmarkEnd w:id="226"/>
     </w:p>
     <w:p>
       <w:pPr>
@@ -19531,15 +19624,15 @@
         <w:t xml:space="preserve">.</w:t>
       </w:r>
     </w:p>
-    <w:bookmarkEnd w:id="225"/>
-    <w:bookmarkStart w:id="226" w:name="_37d146135fb8c3b30e89d3718d343cca2766a20"/>
     <w:p>
       <w:pPr>
         <w:pStyle w:val="Heading2"/>
       </w:pPr>
+      <w:bookmarkStart w:id="227" w:name="_37d146135fb8c3b30e89d3718d343cca2766a20"/>
       <w:r>
         <w:t xml:space="preserve">Further Reading</w:t>
       </w:r>
+      <w:bookmarkEnd w:id="227"/>
     </w:p>
     <w:p>
       <w:pPr>
@@ -19561,15 +19654,15 @@
         <w:t xml:space="preserve">offers primary guidance on confronting model inadequacy; compare a residual diagnostic with collecting a new discriminating observation.</w:t>
       </w:r>
     </w:p>
-    <w:bookmarkEnd w:id="226"/>
-    <w:bookmarkStart w:id="227" w:name="_6c179b440f0159735c067d5cbb8942db9e8dfd4"/>
     <w:p>
       <w:pPr>
         <w:pStyle w:val="Heading2"/>
       </w:pPr>
+      <w:bookmarkStart w:id="228" w:name="_6c179b440f0159735c067d5cbb8942db9e8dfd4"/>
       <w:r>
         <w:t xml:space="preserve">Practice</w:t>
       </w:r>
+      <w:bookmarkEnd w:id="228"/>
     </w:p>
     <w:p>
       <w:pPr>
@@ -19615,18 +19708,22 @@
         <w:t xml:space="preserve">sec. 40 — compare your reasoning with the supplied solutions.</w:t>
       </w:r>
     </w:p>
-    <w:bookmarkEnd w:id="227"/>
-    <w:bookmarkEnd w:id="228"/>
-    <w:bookmarkStart w:id="244" w:name="_5ce70c09117e0993560e925a1e0513c48e23669"/>
+    <w:p>
+      <w:r>
+        <w:br w:type="page"/>
+      </w:r>
+    </w:p>
     <w:p>
       <w:pPr>
         <w:pStyle w:val="Heading1"/>
       </w:pPr>
+      <w:bookmarkStart w:id="229" w:name="_5ce70c09117e0993560e925a1e0513c48e23669"/>
       <w:r>
         <w:t xml:space="preserve">Case Studies</w:t>
       </w:r>
-    </w:p>
-    <w:bookmarkStart w:id="232" w:name="_f62bf6f2a4afd7b47a997e8a23897f5318fb05f"/>
+      <w:bookmarkEnd w:id="229"/>
+    </w:p>
+    <w:bookmarkStart w:id="233" w:name="_f62bf6f2a4afd7b47a997e8a23897f5318fb05f"/>
     <w:p>
       <w:pPr>
         <w:pStyle w:val="CaptionedFigure"/>
@@ -19636,18 +19733,18 @@
           <wp:inline>
             <wp:extent cx="4000500" cy="2402555"/>
             <wp:effectExtent b="0" l="0" r="0" t="0"/>
-            <wp:docPr descr="Figure 11: Instructional fixture values with supplied error bars across the control, low-treatment, and high-treatment conditions, generated directly from manuscript/assets/data/sample_dataset.csv." title="" id="230" name="Picture"/>
+            <wp:docPr descr="Three input-versus-response curves rise from zero toward one and all pass through response one half at input three; larger exponents sharpen the transition around that point." title="" id="231" name="Picture"/>
             <a:graphic>
               <a:graphicData uri="http://schemas.openxmlformats.org/drawingml/2006/picture">
                 <pic:pic>
                   <pic:nvPicPr>
-                    <pic:cNvPr descr="../figures/part_III_case_studies.png" id="231" name="Picture"/>
+                    <pic:cNvPr descr="../figures/part_III_case_studies.png" id="232" name="Picture"/>
                     <pic:cNvPicPr>
                       <a:picLocks noChangeArrowheads="1" noChangeAspect="1"/>
                     </pic:cNvPicPr>
                   </pic:nvPicPr>
                   <pic:blipFill>
-                    <a:blip r:embed="rId229"/>
+                    <a:blip r:embed="rId230"/>
                     <a:stretch>
                       <a:fillRect/>
                     </a:stretch>
@@ -19700,7 +19797,7 @@
         <w:t xml:space="preserve">.</w:t>
       </w:r>
     </w:p>
-    <w:bookmarkEnd w:id="232"/>
+    <w:bookmarkEnd w:id="233"/>
     <w:p>
       <w:pPr>
         <w:pStyle w:val="BlockText"/>
@@ -19765,14 +19862,15 @@
         <w:t xml:space="preserve">one to a small dataset. The book uses both styles to connect model assumptions with computations.</w:t>
       </w:r>
     </w:p>
-    <w:bookmarkStart w:id="234" w:name="_d4c19ecb8d4efa3e89771953e4f638bdea903bc"/>
     <w:p>
       <w:pPr>
         <w:pStyle w:val="Heading2"/>
       </w:pPr>
+      <w:bookmarkStart w:id="234" w:name="_d4c19ecb8d4efa3e89771953e4f638bdea903bc"/>
       <w:r>
         <w:t xml:space="preserve">Learning Objectives</w:t>
       </w:r>
+      <w:bookmarkEnd w:id="234"/>
     </w:p>
     <w:p>
       <w:pPr>
@@ -19924,14 +20022,15 @@
         <w:t xml:space="preserve">Distinguish a defensible interpolation from an unjustified extrapolation.</w:t>
       </w:r>
     </w:p>
-    <w:bookmarkStart w:id="233" w:name="_37391d7ecbb6182456985df5d1f5418eb2fd9fe"/>
     <w:p>
       <w:pPr>
         <w:pStyle w:val="Heading3"/>
       </w:pPr>
+      <w:bookmarkStart w:id="235" w:name="_37391d7ecbb6182456985df5d1f5418eb2fd9fe"/>
       <w:r>
         <w:t xml:space="preserve">Study Blueprint</w:t>
       </w:r>
+      <w:bookmarkEnd w:id="235"/>
     </w:p>
     <w:p>
       <w:pPr>
@@ -20314,16 +20413,15 @@
         </w:pict>
       </w:r>
     </w:p>
-    <w:bookmarkEnd w:id="233"/>
-    <w:bookmarkEnd w:id="234"/>
-    <w:bookmarkStart w:id="236" w:name="_54cba5e236bb9dd4bdd74af15b8df11b1cc9038"/>
     <w:p>
       <w:pPr>
         <w:pStyle w:val="Heading2"/>
       </w:pPr>
+      <w:bookmarkStart w:id="236" w:name="_54cba5e236bb9dd4bdd74af15b8df11b1cc9038"/>
       <w:r>
         <w:t xml:space="preserve">The data</w:t>
       </w:r>
+      <w:bookmarkEnd w:id="236"/>
     </w:p>
     <w:p>
       <w:pPr>
@@ -20354,7 +20452,7 @@
         <w:t xml:space="preserve">tbl. 11.</w:t>
       </w:r>
     </w:p>
-    <w:bookmarkStart w:id="235" w:name="_a284ce8b22b3d64acbd7ad67db046da09bd641a"/>
+    <w:bookmarkStart w:id="237" w:name="_a284ce8b22b3d64acbd7ad67db046da09bd641a"/>
     <w:p>
       <w:pPr>
         <w:pStyle w:val="TableCaption"/>
@@ -20723,7 +20821,7 @@
         </w:tc>
       </w:tr>
     </w:tbl>
-    <w:bookmarkEnd w:id="235"/>
+    <w:bookmarkEnd w:id="237"/>
     <w:p>
       <w:pPr>
         <w:pStyle w:val="FirstParagraph"/>
@@ -20841,15 +20939,15 @@
         <w:t xml:space="preserve">uses the population denominator and is not an estimated standard error.</w:t>
       </w:r>
     </w:p>
-    <w:bookmarkEnd w:id="236"/>
-    <w:bookmarkStart w:id="238" w:name="_c0dabc9286ffdfa7ddfe71ace7435554a0f80f0"/>
     <w:p>
       <w:pPr>
         <w:pStyle w:val="Heading2"/>
       </w:pPr>
+      <w:bookmarkStart w:id="238" w:name="_c0dabc9286ffdfa7ddfe71ace7435554a0f80f0"/>
       <w:r>
         <w:t xml:space="preserve">Fitting a trend</w:t>
       </w:r>
+      <w:bookmarkEnd w:id="238"/>
     </w:p>
     <w:p>
       <w:pPr>
@@ -21124,7 +21222,7 @@
       <w:pPr>
         <w:pStyle w:val="BodyText"/>
       </w:pPr>
-      <w:bookmarkStart w:id="237" w:name="_7024ee4b67173050c0b485d0d8520372c12c464"/>
+      <w:bookmarkStart w:id="239" w:name="_7024ee4b67173050c0b485d0d8520372c12c464"/>
       <m:oMathPara>
         <m:oMathParaPr>
           <m:jc m:val="center"/>
@@ -21199,7 +21297,7 @@
           </m:r>
         </m:oMath>
       </m:oMathPara>
-      <w:bookmarkEnd w:id="237"/>
+      <w:bookmarkEnd w:id="239"/>
     </w:p>
     <w:p>
       <w:pPr>
@@ -21280,15 +21378,15 @@
         <w:t xml:space="preserve">, a reassuring internal check.</w:t>
       </w:r>
     </w:p>
-    <w:bookmarkEnd w:id="238"/>
-    <w:bookmarkStart w:id="239" w:name="_2de902e1a65dee9720d9a71e9cc5b41418bbab9"/>
     <w:p>
       <w:pPr>
         <w:pStyle w:val="Heading2"/>
       </w:pPr>
+      <w:bookmarkStart w:id="240" w:name="_2de902e1a65dee9720d9a71e9cc5b41418bbab9"/>
       <w:r>
         <w:t xml:space="preserve">Interpolation versus extrapolation</w:t>
       </w:r>
+      <w:bookmarkEnd w:id="240"/>
     </w:p>
     <w:p>
       <w:pPr>
@@ -21528,15 +21626,15 @@
         <w:t xml:space="preserve">.</w:t>
       </w:r>
     </w:p>
-    <w:bookmarkEnd w:id="239"/>
-    <w:bookmarkStart w:id="240" w:name="_c8517f5dbaa936a48e1431f774443a326882813"/>
     <w:p>
       <w:pPr>
         <w:pStyle w:val="Heading2"/>
       </w:pPr>
+      <w:bookmarkStart w:id="241" w:name="_c8517f5dbaa936a48e1431f774443a326882813"/>
       <w:r>
         <w:t xml:space="preserve">Summary</w:t>
       </w:r>
+      <w:bookmarkEnd w:id="241"/>
     </w:p>
     <w:p>
       <w:pPr>
@@ -21621,15 +21719,15 @@
         <w:t xml:space="preserve">summarise, fit, then state the limits.</w:t>
       </w:r>
     </w:p>
-    <w:bookmarkEnd w:id="240"/>
-    <w:bookmarkStart w:id="241" w:name="_0fe8ef32ebb27ee1c5e8f370521777801f328e3"/>
     <w:p>
       <w:pPr>
         <w:pStyle w:val="Heading2"/>
       </w:pPr>
+      <w:bookmarkStart w:id="242" w:name="_0fe8ef32ebb27ee1c5e8f370521777801f328e3"/>
       <w:r>
         <w:t xml:space="preserve">Key Terms</w:t>
       </w:r>
+      <w:bookmarkEnd w:id="242"/>
     </w:p>
     <w:p>
       <w:pPr>
@@ -21697,15 +21795,15 @@
         <w:t xml:space="preserve">.</w:t>
       </w:r>
     </w:p>
-    <w:bookmarkEnd w:id="241"/>
-    <w:bookmarkStart w:id="242" w:name="_95a2ec039bfa242ad6ec106e9db7156a9db67fd"/>
     <w:p>
       <w:pPr>
         <w:pStyle w:val="Heading2"/>
       </w:pPr>
+      <w:bookmarkStart w:id="243" w:name="_95a2ec039bfa242ad6ec106e9db7156a9db67fd"/>
       <w:r>
         <w:t xml:space="preserve">Further Reading</w:t>
       </w:r>
+      <w:bookmarkEnd w:id="243"/>
     </w:p>
     <w:p>
       <w:pPr>
@@ -21755,15 +21853,15 @@
         <w:t xml:space="preserve">preserve the fixture, code, parameters, and resulting calculation.</w:t>
       </w:r>
     </w:p>
-    <w:bookmarkEnd w:id="242"/>
-    <w:bookmarkStart w:id="243" w:name="_9938518b445230c5654860f32116f702adeba2d"/>
     <w:p>
       <w:pPr>
         <w:pStyle w:val="Heading2"/>
       </w:pPr>
+      <w:bookmarkStart w:id="244" w:name="_9938518b445230c5654860f32116f702adeba2d"/>
       <w:r>
         <w:t xml:space="preserve">Practice</w:t>
       </w:r>
+      <w:bookmarkEnd w:id="244"/>
     </w:p>
     <w:p>
       <w:pPr>
@@ -21815,18 +21913,22 @@
         <w:t xml:space="preserve">sec. 41 — recall through synthesis.</w:t>
       </w:r>
     </w:p>
-    <w:bookmarkEnd w:id="243"/>
-    <w:bookmarkEnd w:id="244"/>
-    <w:bookmarkStart w:id="264" w:name="_87715c9e434b7ba8883f5d56f2e4bb9c54be39a"/>
+    <w:p>
+      <w:r>
+        <w:br w:type="page"/>
+      </w:r>
+    </w:p>
     <w:p>
       <w:pPr>
         <w:pStyle w:val="Heading1"/>
       </w:pPr>
+      <w:bookmarkStart w:id="245" w:name="_87715c9e434b7ba8883f5d56f2e4bb9c54be39a"/>
       <w:r>
         <w:t xml:space="preserve">Frontiers and Open Problems</w:t>
       </w:r>
-    </w:p>
-    <w:bookmarkStart w:id="248" w:name="_7b4cf3f318841e57d4c0c703d45129dbfee8335"/>
+      <w:bookmarkEnd w:id="245"/>
+    </w:p>
+    <w:bookmarkStart w:id="249" w:name="_7b4cf3f318841e57d4c0c703d45129dbfee8335"/>
     <w:p>
       <w:pPr>
         <w:pStyle w:val="CaptionedFigure"/>
@@ -21836,18 +21938,18 @@
           <wp:inline>
             <wp:extent cx="4800600" cy="3155145"/>
             <wp:effectExtent b="0" l="0" r="0" t="0"/>
-            <wp:docPr descr="Figure 12: Dimensionless static response curves illustrate how shape and scale are distinct choices." title="" id="246" name="Picture"/>
+            <wp:docPr descr="Six instructional fixture values increase across control, low-treatment, and high-treatment conditions; each point has a vertical standard-error interval." title="" id="247" name="Picture"/>
             <a:graphic>
               <a:graphicData uri="http://schemas.openxmlformats.org/drawingml/2006/picture">
                 <pic:pic>
                   <pic:nvPicPr>
-                    <pic:cNvPr descr="../figures/part_III_frontiers.png" id="247" name="Picture"/>
+                    <pic:cNvPr descr="../figures/part_III_frontiers.png" id="248" name="Picture"/>
                     <pic:cNvPicPr>
                       <a:picLocks noChangeArrowheads="1" noChangeAspect="1"/>
                     </pic:cNvPicPr>
                   </pic:nvPicPr>
                   <pic:blipFill>
-                    <a:blip r:embed="rId245"/>
+                    <a:blip r:embed="rId246"/>
                     <a:stretch>
                       <a:fillRect/>
                     </a:stretch>
@@ -21882,7 +21984,7 @@
         <w:t xml:space="preserve">Figure 12: Dimensionless static response curves illustrate how shape and scale are distinct choices.</w:t>
       </w:r>
     </w:p>
-    <w:bookmarkEnd w:id="248"/>
+    <w:bookmarkEnd w:id="249"/>
     <w:p>
       <w:pPr>
         <w:pStyle w:val="BlockText"/>
@@ -21891,14 +21993,15 @@
         <w:t xml:space="preserve">Guided study · Prerequisites: basic arithmetic and the preceding unit’s vocabulary</w:t>
       </w:r>
     </w:p>
-    <w:bookmarkStart w:id="249" w:name="_f812519c8ed1cfe2d0672db7040b86c63a7f48e"/>
     <w:p>
       <w:pPr>
         <w:pStyle w:val="Heading3"/>
       </w:pPr>
+      <w:bookmarkStart w:id="250" w:name="_f812519c8ed1cfe2d0672db7040b86c63a7f48e"/>
       <w:r>
         <w:t xml:space="preserve">Study Blueprint</w:t>
       </w:r>
+      <w:bookmarkEnd w:id="250"/>
     </w:p>
     <w:p>
       <w:pPr>
@@ -22143,15 +22246,15 @@
         <w:t xml:space="preserve"> </w:t>
       </w:r>
     </w:p>
-    <w:bookmarkEnd w:id="249"/>
-    <w:bookmarkStart w:id="250" w:name="_b3dd72105830f8bc02192b30d39bd4b1cdf8501"/>
     <w:p>
       <w:pPr>
         <w:pStyle w:val="Heading2"/>
       </w:pPr>
+      <w:bookmarkStart w:id="251" w:name="_b3dd72105830f8bc02192b30d39bd4b1cdf8501"/>
       <w:r>
         <w:t xml:space="preserve">Learning Objectives</w:t>
       </w:r>
+      <w:bookmarkEnd w:id="251"/>
     </w:p>
     <w:p>
       <w:pPr>
@@ -22207,15 +22310,15 @@
         <w:t xml:space="preserve">A team can regenerate every figure, yet two rival explanations still fit the data. Another team has a plausible theory but cannot reconstruct which input produced its graph. The first faces an evidence gap; the second faces a custody gap. Calling both problems “more research needed” conceals the different next actions that could resolve them.</w:t>
       </w:r>
     </w:p>
-    <w:bookmarkEnd w:id="250"/>
-    <w:bookmarkStart w:id="251" w:name="_76677d7e326c26206e49ec44448e81d2c893984"/>
     <w:p>
       <w:pPr>
         <w:pStyle w:val="Heading2"/>
       </w:pPr>
+      <w:bookmarkStart w:id="252" w:name="_76677d7e326c26206e49ec44448e81d2c893984"/>
       <w:r>
         <w:t xml:space="preserve">Classify the uncertainty</w:t>
       </w:r>
+      <w:bookmarkEnd w:id="252"/>
     </w:p>
     <w:p>
       <w:pPr>
@@ -22267,15 +22370,15 @@
         <w:t xml:space="preserve">system is not automatically the smallest useful next step.</w:t>
       </w:r>
     </w:p>
-    <w:bookmarkEnd w:id="251"/>
-    <w:bookmarkStart w:id="252" w:name="_708c068c49e86a5ef5bb05c68380ff6faf1fbd4"/>
     <w:p>
       <w:pPr>
         <w:pStyle w:val="Heading2"/>
       </w:pPr>
+      <w:bookmarkStart w:id="253" w:name="_708c068c49e86a5ef5bb05c68380ff6faf1fbd4"/>
       <w:r>
         <w:t xml:space="preserve">Negative controls constrain a claim</w:t>
       </w:r>
+      <w:bookmarkEnd w:id="253"/>
     </w:p>
     <w:p>
       <w:pPr>
@@ -22327,15 +22430,15 @@
         <w:t xml:space="preserve">or a unavailable tool.</w:t>
       </w:r>
     </w:p>
-    <w:bookmarkEnd w:id="252"/>
-    <w:bookmarkStart w:id="253" w:name="_7be37777bc754e1a005fd56aa635909a1d21c3a"/>
     <w:p>
       <w:pPr>
         <w:pStyle w:val="Heading2"/>
       </w:pPr>
+      <w:bookmarkStart w:id="254" w:name="_7be37777bc754e1a005fd56aa635909a1d21c3a"/>
       <w:r>
         <w:t xml:space="preserve">Computational limits need precise statements</w:t>
       </w:r>
+      <w:bookmarkEnd w:id="254"/>
     </w:p>
     <w:p>
       <w:pPr>
@@ -22393,15 +22496,15 @@
         <w:t xml:space="preserve">conclusion.</w:t>
       </w:r>
     </w:p>
-    <w:bookmarkEnd w:id="253"/>
-    <w:bookmarkStart w:id="254" w:name="_1b7101ae0276cd41ba349f988b6e3da53d0e7e1"/>
     <w:p>
       <w:pPr>
         <w:pStyle w:val="Heading2"/>
       </w:pPr>
+      <w:bookmarkStart w:id="255" w:name="_1b7101ae0276cd41ba349f988b6e3da53d0e7e1"/>
       <w:r>
         <w:t xml:space="preserve">Reproducibility and reuse</w:t>
       </w:r>
+      <w:bookmarkEnd w:id="255"/>
     </w:p>
     <w:p>
       <w:pPr>
@@ -22480,15 +22583,15 @@
         <w:t xml:space="preserve">unsupported.</w:t>
       </w:r>
     </w:p>
-    <w:bookmarkEnd w:id="254"/>
-    <w:bookmarkStart w:id="255" w:name="_afec13c5110b4a8cc599b5f5d53e224a35293d2"/>
     <w:p>
       <w:pPr>
         <w:pStyle w:val="Heading2"/>
       </w:pPr>
+      <w:bookmarkStart w:id="256" w:name="_afec13c5110b4a8cc599b5f5d53e224a35293d2"/>
       <w:r>
         <w:t xml:space="preserve">Turn a frontier into a next action</w:t>
       </w:r>
+      <w:bookmarkEnd w:id="256"/>
     </w:p>
     <w:p>
       <w:pPr>
@@ -22552,21 +22655,21 @@
         <w:t xml:space="preserve">question. That decision remains part of the authored research plan.</w:t>
       </w:r>
     </w:p>
-    <w:bookmarkEnd w:id="255"/>
-    <w:bookmarkStart w:id="258" w:name="_b7fe2cdbcffd5e37403b89fb9d3e0f457bfbc24"/>
     <w:p>
       <w:pPr>
         <w:pStyle w:val="Heading2"/>
       </w:pPr>
+      <w:bookmarkStart w:id="257" w:name="_b7fe2cdbcffd5e37403b89fb9d3e0f457bfbc24"/>
       <w:r>
         <w:t xml:space="preserve">A Worked Formalism</w:t>
       </w:r>
+      <w:bookmarkEnd w:id="257"/>
     </w:p>
     <w:p>
       <w:pPr>
         <w:pStyle w:val="FirstParagraph"/>
       </w:pPr>
-      <w:bookmarkStart w:id="256" w:name="_62cc0f7b2a5eec738afe651036c55aa252a328a"/>
+      <w:bookmarkStart w:id="258" w:name="_62cc0f7b2a5eec738afe651036c55aa252a328a"/>
       <m:oMathPara>
         <m:oMathParaPr>
           <m:jc m:val="center"/>
@@ -22724,9 +22827,9 @@
           </m:r>
         </m:oMath>
       </m:oMathPara>
-      <w:bookmarkEnd w:id="256"/>
-    </w:p>
-    <w:bookmarkStart w:id="257" w:name="_b84fd024057fc680b036a6468c43c625c77b1d7"/>
+      <w:bookmarkEnd w:id="258"/>
+    </w:p>
+    <w:bookmarkStart w:id="259" w:name="_b84fd024057fc680b036a6468c43c625c77b1d7"/>
     <w:p>
       <w:pPr>
         <w:pStyle w:val="TableCaption"/>
@@ -22945,7 +23048,7 @@
         </w:tc>
       </w:tr>
     </w:tbl>
-    <w:bookmarkEnd w:id="257"/>
+    <w:bookmarkEnd w:id="259"/>
     <w:p>
       <w:pPr>
         <w:pStyle w:val="FirstParagraph"/>
@@ -23237,15 +23340,15 @@
         <w:t xml:space="preserve">own explicitly stated inputs, not evidence collected from the opening scenario.</w:t>
       </w:r>
     </w:p>
-    <w:bookmarkEnd w:id="258"/>
-    <w:bookmarkStart w:id="259" w:name="_6d8d7face637df81d994589ed4db52c1e89a37a"/>
     <w:p>
       <w:pPr>
         <w:pStyle w:val="Heading2"/>
       </w:pPr>
+      <w:bookmarkStart w:id="260" w:name="_6d8d7face637df81d994589ed4db52c1e89a37a"/>
       <w:r>
         <w:t xml:space="preserve">Assumptions and Limits</w:t>
       </w:r>
+      <w:bookmarkEnd w:id="260"/>
     </w:p>
     <w:p>
       <w:pPr>
@@ -23275,15 +23378,15 @@
         <w:t xml:space="preserve">Keep the original prediction when making the recorded revision.</w:t>
       </w:r>
     </w:p>
-    <w:bookmarkEnd w:id="259"/>
-    <w:bookmarkStart w:id="260" w:name="_a969fbb0af8ab40d4b5ab5b14695658aefbc6dc"/>
     <w:p>
       <w:pPr>
         <w:pStyle w:val="Heading2"/>
       </w:pPr>
+      <w:bookmarkStart w:id="261" w:name="_a969fbb0af8ab40d4b5ab5b14695658aefbc6dc"/>
       <w:r>
         <w:t xml:space="preserve">Summary</w:t>
       </w:r>
+      <w:bookmarkEnd w:id="261"/>
     </w:p>
     <w:p>
       <w:pPr>
@@ -23317,15 +23420,15 @@
         <w:t xml:space="preserve">make a result inspectable without expanding what its evidence establishes.</w:t>
       </w:r>
     </w:p>
-    <w:bookmarkEnd w:id="260"/>
-    <w:bookmarkStart w:id="261" w:name="_4442ddfe770eb6d27832f46c6f89625e60b3ac6"/>
     <w:p>
       <w:pPr>
         <w:pStyle w:val="Heading2"/>
       </w:pPr>
+      <w:bookmarkStart w:id="262" w:name="_4442ddfe770eb6d27832f46c6f89625e60b3ac6"/>
       <w:r>
         <w:t xml:space="preserve">Key Terms</w:t>
       </w:r>
+      <w:bookmarkEnd w:id="262"/>
     </w:p>
     <w:p>
       <w:pPr>
@@ -23393,15 +23496,15 @@
         <w:t xml:space="preserve">.</w:t>
       </w:r>
     </w:p>
-    <w:bookmarkEnd w:id="261"/>
-    <w:bookmarkStart w:id="262" w:name="_b8bc2ce669e958c2d1c834fb3966cfbb4cec2ae"/>
     <w:p>
       <w:pPr>
         <w:pStyle w:val="Heading2"/>
       </w:pPr>
+      <w:bookmarkStart w:id="263" w:name="_b8bc2ce669e958c2d1c834fb3966cfbb4cec2ae"/>
       <w:r>
         <w:t xml:space="preserve">Further Reading</w:t>
       </w:r>
+      <w:bookmarkEnd w:id="263"/>
     </w:p>
     <w:p>
       <w:pPr>
@@ -23435,15 +23538,15 @@
         <w:t xml:space="preserve">address practical software robustness. Keep those proof boundaries distinct.</w:t>
       </w:r>
     </w:p>
-    <w:bookmarkEnd w:id="262"/>
-    <w:bookmarkStart w:id="263" w:name="_d78a44f523ce2b1efef531217d0b58010ab1355"/>
     <w:p>
       <w:pPr>
         <w:pStyle w:val="Heading2"/>
       </w:pPr>
+      <w:bookmarkStart w:id="264" w:name="_d78a44f523ce2b1efef531217d0b58010ab1355"/>
       <w:r>
         <w:t xml:space="preserve">Practice</w:t>
       </w:r>
+      <w:bookmarkEnd w:id="264"/>
     </w:p>
     <w:p>
       <w:pPr>
@@ -23489,16 +23592,20 @@
         <w:t xml:space="preserve">sec. 42 — compare your reasoning with the supplied solutions.</w:t>
       </w:r>
     </w:p>
-    <w:bookmarkEnd w:id="263"/>
-    <w:bookmarkEnd w:id="264"/>
-    <w:bookmarkStart w:id="272" w:name="_450f790ebfbd8f9e296485abb8974106b49632e"/>
+    <w:p>
+      <w:r>
+        <w:br w:type="page"/>
+      </w:r>
+    </w:p>
     <w:p>
       <w:pPr>
         <w:pStyle w:val="Heading1"/>
       </w:pPr>
+      <w:bookmarkStart w:id="265" w:name="_450f790ebfbd8f9e296485abb8974106b49632e"/>
       <w:r>
         <w:t xml:space="preserve">Lab — Orientation to the Field</w:t>
       </w:r>
+      <w:bookmarkEnd w:id="265"/>
     </w:p>
     <w:p>
       <w:pPr>
@@ -23508,14 +23615,15 @@
         <w:t xml:space="preserve">Guided lab · Materials: Python environment, notebook or terminal, and a written observation record</w:t>
       </w:r>
     </w:p>
-    <w:bookmarkStart w:id="265" w:name="_objectives"/>
     <w:p>
       <w:pPr>
         <w:pStyle w:val="Heading2"/>
       </w:pPr>
+      <w:bookmarkStart w:id="266" w:name="_objectives"/>
       <w:r>
         <w:t xml:space="preserve">Objectives</w:t>
       </w:r>
+      <w:bookmarkEnd w:id="266"/>
     </w:p>
     <w:p>
       <w:pPr>
@@ -23552,15 +23660,15 @@
         <w:t xml:space="preserve">the chapter’s claim the result checks. Keep observation definitions and model assumptions next to the prediction.</w:t>
       </w:r>
     </w:p>
-    <w:bookmarkEnd w:id="265"/>
-    <w:bookmarkStart w:id="266" w:name="_background"/>
     <w:p>
       <w:pPr>
         <w:pStyle w:val="Heading2"/>
       </w:pPr>
+      <w:bookmarkStart w:id="267" w:name="_background"/>
       <w:r>
         <w:t xml:space="preserve">Background</w:t>
       </w:r>
+      <w:bookmarkEnd w:id="267"/>
     </w:p>
     <w:p>
       <w:pPr>
@@ -23588,15 +23696,15 @@
         <w:t xml:space="preserve">the model’s assumptions rather than supplying evidence that the scenario is real.</w:t>
       </w:r>
     </w:p>
-    <w:bookmarkEnd w:id="266"/>
-    <w:bookmarkStart w:id="267" w:name="_procedure"/>
     <w:p>
       <w:pPr>
         <w:pStyle w:val="Heading2"/>
       </w:pPr>
+      <w:bookmarkStart w:id="268" w:name="_procedure"/>
       <w:r>
         <w:t xml:space="preserve">Procedure</w:t>
       </w:r>
+      <w:bookmarkEnd w:id="268"/>
     </w:p>
     <w:p>
       <w:pPr>
@@ -23676,15 +23784,15 @@
         <w:t xml:space="preserve">record whether it is rejected or handled by an explicit convention.</w:t>
       </w:r>
     </w:p>
-    <w:bookmarkEnd w:id="267"/>
-    <w:bookmarkStart w:id="268" w:name="_analysis"/>
     <w:p>
       <w:pPr>
         <w:pStyle w:val="Heading2"/>
       </w:pPr>
+      <w:bookmarkStart w:id="269" w:name="_analysis"/>
       <w:r>
         <w:t xml:space="preserve">Analysis</w:t>
       </w:r>
+      <w:bookmarkEnd w:id="269"/>
     </w:p>
     <w:p>
       <w:pPr>
@@ -23815,15 +23923,15 @@
         <w:t xml:space="preserve">not establish the opening scenario’s observation rule or empirical adequacy.</w:t>
       </w:r>
     </w:p>
-    <w:bookmarkEnd w:id="268"/>
-    <w:bookmarkStart w:id="269" w:name="_1318da638792822064ff0258c88d8188629ba11"/>
     <w:p>
       <w:pPr>
         <w:pStyle w:val="Heading2"/>
       </w:pPr>
+      <w:bookmarkStart w:id="270" w:name="_1318da638792822064ff0258c88d8188629ba11"/>
       <w:r>
         <w:t xml:space="preserve">Computational Workflow</w:t>
       </w:r>
+      <w:bookmarkEnd w:id="270"/>
     </w:p>
     <w:p>
       <w:pPr>
@@ -24198,15 +24306,15 @@
         <w:t xml:space="preserve">before changing the computation.</w:t>
       </w:r>
     </w:p>
-    <w:bookmarkEnd w:id="269"/>
-    <w:bookmarkStart w:id="270" w:name="_reflection"/>
     <w:p>
       <w:pPr>
         <w:pStyle w:val="Heading2"/>
       </w:pPr>
+      <w:bookmarkStart w:id="271" w:name="_reflection"/>
       <w:r>
         <w:t xml:space="preserve">Reflection</w:t>
       </w:r>
+      <w:bookmarkEnd w:id="271"/>
     </w:p>
     <w:p>
       <w:pPr>
@@ -24250,15 +24358,15 @@
         <w:t xml:space="preserve">to decide whether the model is useful for a real instance of the scenario?</w:t>
       </w:r>
     </w:p>
-    <w:bookmarkEnd w:id="270"/>
-    <w:bookmarkStart w:id="271" w:name="_81a502dee4ca9397cd5bc91a951dca4f40fef7c"/>
     <w:p>
       <w:pPr>
         <w:pStyle w:val="Heading2"/>
       </w:pPr>
+      <w:bookmarkStart w:id="272" w:name="_81a502dee4ca9397cd5bc91a951dca4f40fef7c"/>
       <w:r>
         <w:t xml:space="preserve">Worked Solution</w:t>
       </w:r>
+      <w:bookmarkEnd w:id="272"/>
     </w:p>
     <w:p>
       <w:pPr>
@@ -24298,16 +24406,20 @@
         <w:t xml:space="preserve">challenging the model rather than another copy of its constructed example.</w:t>
       </w:r>
     </w:p>
-    <w:bookmarkEnd w:id="271"/>
-    <w:bookmarkEnd w:id="272"/>
-    <w:bookmarkStart w:id="280" w:name="_8bfe8e8e9d60542a51dbe6625b9d07d8dca2c20"/>
+    <w:p>
+      <w:r>
+        <w:br w:type="page"/>
+      </w:r>
+    </w:p>
     <w:p>
       <w:pPr>
         <w:pStyle w:val="Heading1"/>
       </w:pPr>
+      <w:bookmarkStart w:id="273" w:name="_8bfe8e8e9d60542a51dbe6625b9d07d8dca2c20"/>
       <w:r>
         <w:t xml:space="preserve">Lab — Core Methods and Tools</w:t>
       </w:r>
+      <w:bookmarkEnd w:id="273"/>
     </w:p>
     <w:p>
       <w:pPr>
@@ -24317,14 +24429,15 @@
         <w:t xml:space="preserve">Guided lab · Materials: Python environment, notebook or terminal, and a written observation record</w:t>
       </w:r>
     </w:p>
-    <w:bookmarkStart w:id="273" w:name="_2b172b1e32311b0450d8c5b2fb791fae39df2e7"/>
     <w:p>
       <w:pPr>
         <w:pStyle w:val="Heading2"/>
       </w:pPr>
+      <w:bookmarkStart w:id="274" w:name="_2b172b1e32311b0450d8c5b2fb791fae39df2e7"/>
       <w:r>
         <w:t xml:space="preserve">Objectives</w:t>
       </w:r>
+      <w:bookmarkEnd w:id="274"/>
     </w:p>
     <w:p>
       <w:pPr>
@@ -24361,15 +24474,15 @@
         <w:t xml:space="preserve">the chapter’s claim the result checks. Record transformations and run an exact arithmetic control before analyzing unfamiliar data.</w:t>
       </w:r>
     </w:p>
-    <w:bookmarkEnd w:id="273"/>
-    <w:bookmarkStart w:id="274" w:name="_4a6a3a54272b4c873b2618a4467c763de83ca64"/>
     <w:p>
       <w:pPr>
         <w:pStyle w:val="Heading2"/>
       </w:pPr>
+      <w:bookmarkStart w:id="275" w:name="_4a6a3a54272b4c873b2618a4467c763de83ca64"/>
       <w:r>
         <w:t xml:space="preserve">Background</w:t>
       </w:r>
+      <w:bookmarkEnd w:id="275"/>
     </w:p>
     <w:p>
       <w:pPr>
@@ -24397,15 +24510,15 @@
         <w:t xml:space="preserve">the model’s assumptions rather than supplying evidence that the scenario is real.</w:t>
       </w:r>
     </w:p>
-    <w:bookmarkEnd w:id="274"/>
-    <w:bookmarkStart w:id="275" w:name="_48d18ee2d522c9e2a080b9e915306cb1519ace1"/>
     <w:p>
       <w:pPr>
         <w:pStyle w:val="Heading2"/>
       </w:pPr>
+      <w:bookmarkStart w:id="276" w:name="_48d18ee2d522c9e2a080b9e915306cb1519ace1"/>
       <w:r>
         <w:t xml:space="preserve">Procedure</w:t>
       </w:r>
+      <w:bookmarkEnd w:id="276"/>
     </w:p>
     <w:p>
       <w:pPr>
@@ -24485,15 +24598,15 @@
         <w:t xml:space="preserve">record whether it is rejected or handled by an explicit convention.</w:t>
       </w:r>
     </w:p>
-    <w:bookmarkEnd w:id="275"/>
-    <w:bookmarkStart w:id="276" w:name="_53176bd6dc0a4627880d4e2c0341b2cfb25ce27"/>
     <w:p>
       <w:pPr>
         <w:pStyle w:val="Heading2"/>
       </w:pPr>
+      <w:bookmarkStart w:id="277" w:name="_53176bd6dc0a4627880d4e2c0341b2cfb25ce27"/>
       <w:r>
         <w:t xml:space="preserve">Analysis</w:t>
       </w:r>
+      <w:bookmarkEnd w:id="277"/>
     </w:p>
     <w:p>
       <w:pPr>
@@ -24561,15 +24674,15 @@
         <w:t xml:space="preserve">not establish the opening scenario’s observation rule or empirical adequacy.</w:t>
       </w:r>
     </w:p>
-    <w:bookmarkEnd w:id="276"/>
-    <w:bookmarkStart w:id="277" w:name="_a56668b8148f7db54797b551ed4423da0449163"/>
     <w:p>
       <w:pPr>
         <w:pStyle w:val="Heading2"/>
       </w:pPr>
+      <w:bookmarkStart w:id="278" w:name="_a56668b8148f7db54797b551ed4423da0449163"/>
       <w:r>
         <w:t xml:space="preserve">Computational Workflow</w:t>
       </w:r>
+      <w:bookmarkEnd w:id="278"/>
     </w:p>
     <w:p>
       <w:pPr>
@@ -24899,15 +25012,15 @@
         <w:t xml:space="preserve">before changing the computation.</w:t>
       </w:r>
     </w:p>
-    <w:bookmarkEnd w:id="277"/>
-    <w:bookmarkStart w:id="278" w:name="_846b20d4186947feb5d0ae08bb323388ed9b6db"/>
     <w:p>
       <w:pPr>
         <w:pStyle w:val="Heading2"/>
       </w:pPr>
+      <w:bookmarkStart w:id="279" w:name="_846b20d4186947feb5d0ae08bb323388ed9b6db"/>
       <w:r>
         <w:t xml:space="preserve">Reflection</w:t>
       </w:r>
+      <w:bookmarkEnd w:id="279"/>
     </w:p>
     <w:p>
       <w:pPr>
@@ -24951,15 +25064,15 @@
         <w:t xml:space="preserve">to decide whether the model is useful for a real instance of the scenario?</w:t>
       </w:r>
     </w:p>
-    <w:bookmarkEnd w:id="278"/>
-    <w:bookmarkStart w:id="279" w:name="_5b758211a5d94e08fe7ce7eb82b1c50f99ca716"/>
     <w:p>
       <w:pPr>
         <w:pStyle w:val="Heading2"/>
       </w:pPr>
+      <w:bookmarkStart w:id="280" w:name="_5b758211a5d94e08fe7ce7eb82b1c50f99ca716"/>
       <w:r>
         <w:t xml:space="preserve">Worked Solution</w:t>
       </w:r>
+      <w:bookmarkEnd w:id="280"/>
     </w:p>
     <w:p>
       <w:pPr>
@@ -24999,16 +25112,20 @@
         <w:t xml:space="preserve">challenging the model rather than another copy of its constructed example.</w:t>
       </w:r>
     </w:p>
-    <w:bookmarkEnd w:id="279"/>
-    <w:bookmarkEnd w:id="280"/>
-    <w:bookmarkStart w:id="288" w:name="_e22c0f0fdcc770cf523018abaa66a5fc5c78218"/>
+    <w:p>
+      <w:r>
+        <w:br w:type="page"/>
+      </w:r>
+    </w:p>
     <w:p>
       <w:pPr>
         <w:pStyle w:val="Heading1"/>
       </w:pPr>
+      <w:bookmarkStart w:id="281" w:name="_e22c0f0fdcc770cf523018abaa66a5fc5c78218"/>
       <w:r>
         <w:t xml:space="preserve">Lab — Quantitative Foundations</w:t>
       </w:r>
+      <w:bookmarkEnd w:id="281"/>
     </w:p>
     <w:p>
       <w:pPr>
@@ -25018,14 +25135,15 @@
         <w:t xml:space="preserve">Guided lab · Materials: Python environment, notebook or terminal, and a written observation record</w:t>
       </w:r>
     </w:p>
-    <w:bookmarkStart w:id="281" w:name="_c311f21101dd37c0598997ea53f29106581233b"/>
     <w:p>
       <w:pPr>
         <w:pStyle w:val="Heading2"/>
       </w:pPr>
+      <w:bookmarkStart w:id="282" w:name="_c311f21101dd37c0598997ea53f29106581233b"/>
       <w:r>
         <w:t xml:space="preserve">Objectives</w:t>
       </w:r>
+      <w:bookmarkEnd w:id="282"/>
     </w:p>
     <w:p>
       <w:pPr>
@@ -25062,15 +25180,15 @@
         <w:t xml:space="preserve">the chapter’s claim the result checks. Check units and divisors, then compare summaries with the original observations.</w:t>
       </w:r>
     </w:p>
-    <w:bookmarkEnd w:id="281"/>
-    <w:bookmarkStart w:id="282" w:name="_6fdce1afea5e881c4de9ec9d0305b6b357a020e"/>
     <w:p>
       <w:pPr>
         <w:pStyle w:val="Heading2"/>
       </w:pPr>
+      <w:bookmarkStart w:id="283" w:name="_6fdce1afea5e881c4de9ec9d0305b6b357a020e"/>
       <w:r>
         <w:t xml:space="preserve">Background</w:t>
       </w:r>
+      <w:bookmarkEnd w:id="283"/>
     </w:p>
     <w:p>
       <w:pPr>
@@ -25098,15 +25216,15 @@
         <w:t xml:space="preserve">the model’s assumptions rather than supplying evidence that the scenario is real.</w:t>
       </w:r>
     </w:p>
-    <w:bookmarkEnd w:id="282"/>
-    <w:bookmarkStart w:id="283" w:name="_8c48b4eb46c842e0483ae99f52d239cc308e924"/>
     <w:p>
       <w:pPr>
         <w:pStyle w:val="Heading2"/>
       </w:pPr>
+      <w:bookmarkStart w:id="284" w:name="_8c48b4eb46c842e0483ae99f52d239cc308e924"/>
       <w:r>
         <w:t xml:space="preserve">Procedure</w:t>
       </w:r>
+      <w:bookmarkEnd w:id="284"/>
     </w:p>
     <w:p>
       <w:pPr>
@@ -25186,15 +25304,15 @@
         <w:t xml:space="preserve">record whether it is rejected or handled by an explicit convention.</w:t>
       </w:r>
     </w:p>
-    <w:bookmarkEnd w:id="283"/>
-    <w:bookmarkStart w:id="284" w:name="_20146482ae994d80bc9eb49c9fb1e78175ab4d7"/>
     <w:p>
       <w:pPr>
         <w:pStyle w:val="Heading2"/>
       </w:pPr>
+      <w:bookmarkStart w:id="285" w:name="_20146482ae994d80bc9eb49c9fb1e78175ab4d7"/>
       <w:r>
         <w:t xml:space="preserve">Analysis</w:t>
       </w:r>
+      <w:bookmarkEnd w:id="285"/>
     </w:p>
     <w:p>
       <w:pPr>
@@ -25260,15 +25378,15 @@
         <w:t xml:space="preserve">not establish the opening scenario’s observation rule or empirical adequacy.</w:t>
       </w:r>
     </w:p>
-    <w:bookmarkEnd w:id="284"/>
-    <w:bookmarkStart w:id="285" w:name="_ff011ab430cdcc8b5e133de79ff7ff0afac4dc9"/>
     <w:p>
       <w:pPr>
         <w:pStyle w:val="Heading2"/>
       </w:pPr>
+      <w:bookmarkStart w:id="286" w:name="_ff011ab430cdcc8b5e133de79ff7ff0afac4dc9"/>
       <w:r>
         <w:t xml:space="preserve">Computational Workflow</w:t>
       </w:r>
+      <w:bookmarkEnd w:id="286"/>
     </w:p>
     <w:p>
       <w:pPr>
@@ -25568,15 +25686,15 @@
         <w:t xml:space="preserve">before changing the computation.</w:t>
       </w:r>
     </w:p>
-    <w:bookmarkEnd w:id="285"/>
-    <w:bookmarkStart w:id="286" w:name="_dee9608d5224b7dca84468b79db6a26d9785ec1"/>
     <w:p>
       <w:pPr>
         <w:pStyle w:val="Heading2"/>
       </w:pPr>
+      <w:bookmarkStart w:id="287" w:name="_dee9608d5224b7dca84468b79db6a26d9785ec1"/>
       <w:r>
         <w:t xml:space="preserve">Reflection</w:t>
       </w:r>
+      <w:bookmarkEnd w:id="287"/>
     </w:p>
     <w:p>
       <w:pPr>
@@ -25620,15 +25738,15 @@
         <w:t xml:space="preserve">to decide whether the model is useful for a real instance of the scenario?</w:t>
       </w:r>
     </w:p>
-    <w:bookmarkEnd w:id="286"/>
-    <w:bookmarkStart w:id="287" w:name="_3b9b826f95ef8721e2e6a2f3a0303bcf4210d64"/>
     <w:p>
       <w:pPr>
         <w:pStyle w:val="Heading2"/>
       </w:pPr>
+      <w:bookmarkStart w:id="288" w:name="_3b9b826f95ef8721e2e6a2f3a0303bcf4210d64"/>
       <w:r>
         <w:t xml:space="preserve">Worked Solution</w:t>
       </w:r>
+      <w:bookmarkEnd w:id="288"/>
     </w:p>
     <w:p>
       <w:pPr>
@@ -25668,16 +25786,20 @@
         <w:t xml:space="preserve">challenging the model rather than another copy of its constructed example.</w:t>
       </w:r>
     </w:p>
-    <w:bookmarkEnd w:id="287"/>
-    <w:bookmarkEnd w:id="288"/>
-    <w:bookmarkStart w:id="296" w:name="_9041d3cdb8330d04ecc5047b58128c5f8d5d556"/>
+    <w:p>
+      <w:r>
+        <w:br w:type="page"/>
+      </w:r>
+    </w:p>
     <w:p>
       <w:pPr>
         <w:pStyle w:val="Heading1"/>
       </w:pPr>
+      <w:bookmarkStart w:id="289" w:name="_9041d3cdb8330d04ecc5047b58128c5f8d5d556"/>
       <w:r>
         <w:t xml:space="preserve">Lab — First Principles</w:t>
       </w:r>
+      <w:bookmarkEnd w:id="289"/>
     </w:p>
     <w:p>
       <w:pPr>
@@ -25702,14 +25824,15 @@
         <w:t xml:space="preserve">graph paper and a calculator</w:t>
       </w:r>
     </w:p>
-    <w:bookmarkStart w:id="289" w:name="_aeca0c2b883b7e45b540f6e644ed1fa6502cc38"/>
     <w:p>
       <w:pPr>
         <w:pStyle w:val="Heading2"/>
       </w:pPr>
+      <w:bookmarkStart w:id="290" w:name="_aeca0c2b883b7e45b540f6e644ed1fa6502cc38"/>
       <w:r>
         <w:t xml:space="preserve">Objectives</w:t>
       </w:r>
+      <w:bookmarkEnd w:id="290"/>
     </w:p>
     <w:p>
       <w:pPr>
@@ -25731,15 +25854,15 @@
         <w:t xml:space="preserve">(3) recover the growth rate from data with a simple fit.</w:t>
       </w:r>
     </w:p>
-    <w:bookmarkEnd w:id="289"/>
-    <w:bookmarkStart w:id="290" w:name="_210aaa29513ab140f35c24c6a7c6a372cfa0688"/>
     <w:p>
       <w:pPr>
         <w:pStyle w:val="Heading2"/>
       </w:pPr>
+      <w:bookmarkStart w:id="291" w:name="_210aaa29513ab140f35c24c6a7c6a372cfa0688"/>
       <w:r>
         <w:t xml:space="preserve">Background</w:t>
       </w:r>
+      <w:bookmarkEnd w:id="291"/>
     </w:p>
     <w:p>
       <w:pPr>
@@ -25809,15 +25932,15 @@
         <w:t xml:space="preserve">numbers to parameters.</w:t>
       </w:r>
     </w:p>
-    <w:bookmarkEnd w:id="290"/>
-    <w:bookmarkStart w:id="291" w:name="_d3545bf591ed426ce083c830ef575e93da8a72c"/>
     <w:p>
       <w:pPr>
         <w:pStyle w:val="Heading2"/>
       </w:pPr>
+      <w:bookmarkStart w:id="292" w:name="_d3545bf591ed426ce083c830ef575e93da8a72c"/>
       <w:r>
         <w:t xml:space="preserve">Procedure</w:t>
       </w:r>
+      <w:bookmarkEnd w:id="292"/>
     </w:p>
     <w:p>
       <w:pPr>
@@ -26185,15 +26308,15 @@
         <w:t xml:space="preserve">three curves.</w:t>
       </w:r>
     </w:p>
-    <w:bookmarkEnd w:id="291"/>
-    <w:bookmarkStart w:id="292" w:name="_5cd9abd7b00792f21b50e42faab96a1c7d4165a"/>
     <w:p>
       <w:pPr>
         <w:pStyle w:val="Heading2"/>
       </w:pPr>
+      <w:bookmarkStart w:id="293" w:name="_5cd9abd7b00792f21b50e42faab96a1c7d4165a"/>
       <w:r>
         <w:t xml:space="preserve">Analysis</w:t>
       </w:r>
+      <w:bookmarkEnd w:id="293"/>
     </w:p>
     <w:p>
       <w:pPr>
@@ -26249,15 +26372,15 @@
         <w:t xml:space="preserve">changes the curve without changing where it ends.</w:t>
       </w:r>
     </w:p>
-    <w:bookmarkEnd w:id="292"/>
-    <w:bookmarkStart w:id="293" w:name="_85862755248fe63e6aab85a5789c63100a596ff"/>
     <w:p>
       <w:pPr>
         <w:pStyle w:val="Heading2"/>
       </w:pPr>
+      <w:bookmarkStart w:id="294" w:name="_85862755248fe63e6aab85a5789c63100a596ff"/>
       <w:r>
         <w:t xml:space="preserve">Computational Workflow</w:t>
       </w:r>
+      <w:bookmarkEnd w:id="294"/>
     </w:p>
     <w:p>
       <w:pPr>
@@ -26708,15 +26831,15 @@
         <w:t xml:space="preserve">, models.descriptive_statistics(N))</w:t>
       </w:r>
     </w:p>
-    <w:bookmarkEnd w:id="293"/>
-    <w:bookmarkStart w:id="294" w:name="_486db639abca5ad2ce325c2dc40041430449bd5"/>
     <w:p>
       <w:pPr>
         <w:pStyle w:val="Heading2"/>
       </w:pPr>
+      <w:bookmarkStart w:id="295" w:name="_486db639abca5ad2ce325c2dc40041430449bd5"/>
       <w:r>
         <w:t xml:space="preserve">Reflection</w:t>
       </w:r>
+      <w:bookmarkEnd w:id="295"/>
     </w:p>
     <w:p>
       <w:pPr>
@@ -26809,15 +26932,15 @@
         <w:t xml:space="preserve">you about the adequacy of the logistic model for that system?</w:t>
       </w:r>
     </w:p>
-    <w:bookmarkEnd w:id="294"/>
-    <w:bookmarkStart w:id="295" w:name="_3db578eff8fd2643a56134ae463170320d97b19"/>
     <w:p>
       <w:pPr>
         <w:pStyle w:val="Heading2"/>
       </w:pPr>
+      <w:bookmarkStart w:id="296" w:name="_3db578eff8fd2643a56134ae463170320d97b19"/>
       <w:r>
         <w:t xml:space="preserve">Worked Solution</w:t>
       </w:r>
+      <w:bookmarkEnd w:id="296"/>
     </w:p>
     <w:p>
       <w:pPr>
@@ -27756,16 +27879,20 @@
         <w:t xml:space="preserve">state variable, which would need separate assumptions and tests.</w:t>
       </w:r>
     </w:p>
-    <w:bookmarkEnd w:id="295"/>
-    <w:bookmarkEnd w:id="296"/>
-    <w:bookmarkStart w:id="304" w:name="_d0dbcd00fb3787eb970d970318ba6125d831307"/>
+    <w:p>
+      <w:r>
+        <w:br w:type="page"/>
+      </w:r>
+    </w:p>
     <w:p>
       <w:pPr>
         <w:pStyle w:val="Heading1"/>
       </w:pPr>
+      <w:bookmarkStart w:id="297" w:name="_d0dbcd00fb3787eb970d970318ba6125d831307"/>
       <w:r>
         <w:t xml:space="preserve">Lab — Building Blocks</w:t>
       </w:r>
+      <w:bookmarkEnd w:id="297"/>
     </w:p>
     <w:p>
       <w:pPr>
@@ -27775,14 +27902,15 @@
         <w:t xml:space="preserve">Guided lab · Materials: Python environment, notebook or terminal, and a written observation record</w:t>
       </w:r>
     </w:p>
-    <w:bookmarkStart w:id="297" w:name="_7e1ebbe95312c158eab4f3e2012884a34d30f03"/>
     <w:p>
       <w:pPr>
         <w:pStyle w:val="Heading2"/>
       </w:pPr>
+      <w:bookmarkStart w:id="298" w:name="_7e1ebbe95312c158eab4f3e2012884a34d30f03"/>
       <w:r>
         <w:t xml:space="preserve">Objectives</w:t>
       </w:r>
+      <w:bookmarkEnd w:id="298"/>
     </w:p>
     <w:p>
       <w:pPr>
@@ -27819,15 +27947,15 @@
         <w:t xml:space="preserve">the chapter’s claim the result checks. Probe a model component at designed boundary inputs before composing it.</w:t>
       </w:r>
     </w:p>
-    <w:bookmarkEnd w:id="297"/>
-    <w:bookmarkStart w:id="298" w:name="_c82eada913f936108291d923448b4922ad5a710"/>
     <w:p>
       <w:pPr>
         <w:pStyle w:val="Heading2"/>
       </w:pPr>
+      <w:bookmarkStart w:id="299" w:name="_c82eada913f936108291d923448b4922ad5a710"/>
       <w:r>
         <w:t xml:space="preserve">Background</w:t>
       </w:r>
+      <w:bookmarkEnd w:id="299"/>
     </w:p>
     <w:p>
       <w:pPr>
@@ -27855,15 +27983,15 @@
         <w:t xml:space="preserve">the model’s assumptions rather than supplying evidence that the scenario is real.</w:t>
       </w:r>
     </w:p>
-    <w:bookmarkEnd w:id="298"/>
-    <w:bookmarkStart w:id="299" w:name="_8e3beff895545b9d5e2cd0d3d41f76b0aa6a0a0"/>
     <w:p>
       <w:pPr>
         <w:pStyle w:val="Heading2"/>
       </w:pPr>
+      <w:bookmarkStart w:id="300" w:name="_8e3beff895545b9d5e2cd0d3d41f76b0aa6a0a0"/>
       <w:r>
         <w:t xml:space="preserve">Procedure</w:t>
       </w:r>
+      <w:bookmarkEnd w:id="300"/>
     </w:p>
     <w:p>
       <w:pPr>
@@ -27943,15 +28071,15 @@
         <w:t xml:space="preserve">record whether it is rejected or handled by an explicit convention.</w:t>
       </w:r>
     </w:p>
-    <w:bookmarkEnd w:id="299"/>
-    <w:bookmarkStart w:id="300" w:name="_0ed757740304776f07083d959dd790b1fb066e5"/>
     <w:p>
       <w:pPr>
         <w:pStyle w:val="Heading2"/>
       </w:pPr>
+      <w:bookmarkStart w:id="301" w:name="_0ed757740304776f07083d959dd790b1fb066e5"/>
       <w:r>
         <w:t xml:space="preserve">Analysis</w:t>
       </w:r>
+      <w:bookmarkEnd w:id="301"/>
     </w:p>
     <w:p>
       <w:pPr>
@@ -27987,15 +28115,15 @@
         <w:t xml:space="preserve">not establish the opening scenario’s observation rule or empirical adequacy.</w:t>
       </w:r>
     </w:p>
-    <w:bookmarkEnd w:id="300"/>
-    <w:bookmarkStart w:id="301" w:name="_075efd238c17c7e0083b5e3a46133a73129606b"/>
     <w:p>
       <w:pPr>
         <w:pStyle w:val="Heading2"/>
       </w:pPr>
+      <w:bookmarkStart w:id="302" w:name="_075efd238c17c7e0083b5e3a46133a73129606b"/>
       <w:r>
         <w:t xml:space="preserve">Computational Workflow</w:t>
       </w:r>
+      <w:bookmarkEnd w:id="302"/>
     </w:p>
     <w:p>
       <w:pPr>
@@ -28280,15 +28408,15 @@
         <w:t xml:space="preserve">before changing the computation.</w:t>
       </w:r>
     </w:p>
-    <w:bookmarkEnd w:id="301"/>
-    <w:bookmarkStart w:id="302" w:name="_dadc6f90a378a7922e18eb8462e17bffb07501c"/>
     <w:p>
       <w:pPr>
         <w:pStyle w:val="Heading2"/>
       </w:pPr>
+      <w:bookmarkStart w:id="303" w:name="_dadc6f90a378a7922e18eb8462e17bffb07501c"/>
       <w:r>
         <w:t xml:space="preserve">Reflection</w:t>
       </w:r>
+      <w:bookmarkEnd w:id="303"/>
     </w:p>
     <w:p>
       <w:pPr>
@@ -28332,15 +28460,15 @@
         <w:t xml:space="preserve">to decide whether the model is useful for a real instance of the scenario?</w:t>
       </w:r>
     </w:p>
-    <w:bookmarkEnd w:id="302"/>
-    <w:bookmarkStart w:id="303" w:name="_8bbda720837b56861ed71a896d3b17b5b44b66e"/>
     <w:p>
       <w:pPr>
         <w:pStyle w:val="Heading2"/>
       </w:pPr>
+      <w:bookmarkStart w:id="304" w:name="_8bbda720837b56861ed71a896d3b17b5b44b66e"/>
       <w:r>
         <w:t xml:space="preserve">Worked Solution</w:t>
       </w:r>
+      <w:bookmarkEnd w:id="304"/>
     </w:p>
     <w:p>
       <w:pPr>
@@ -28380,16 +28508,20 @@
         <w:t xml:space="preserve">challenging the model rather than another copy of its constructed example.</w:t>
       </w:r>
     </w:p>
-    <w:bookmarkEnd w:id="303"/>
-    <w:bookmarkEnd w:id="304"/>
-    <w:bookmarkStart w:id="312" w:name="_2cb4b08cdce6a3f8f59c2d15d593414da6e2856"/>
+    <w:p>
+      <w:r>
+        <w:br w:type="page"/>
+      </w:r>
+    </w:p>
     <w:p>
       <w:pPr>
         <w:pStyle w:val="Heading1"/>
       </w:pPr>
+      <w:bookmarkStart w:id="305" w:name="_2cb4b08cdce6a3f8f59c2d15d593414da6e2856"/>
       <w:r>
         <w:t xml:space="preserve">Lab — Structure and Form</w:t>
       </w:r>
+      <w:bookmarkEnd w:id="305"/>
     </w:p>
     <w:p>
       <w:pPr>
@@ -28399,14 +28531,15 @@
         <w:t xml:space="preserve">Guided lab · Materials: Python environment, notebook or terminal, and a written observation record</w:t>
       </w:r>
     </w:p>
-    <w:bookmarkStart w:id="305" w:name="_582c625a844277ecd85330e6193a37271149f07"/>
     <w:p>
       <w:pPr>
         <w:pStyle w:val="Heading2"/>
       </w:pPr>
+      <w:bookmarkStart w:id="306" w:name="_582c625a844277ecd85330e6193a37271149f07"/>
       <w:r>
         <w:t xml:space="preserve">Objectives</w:t>
       </w:r>
+      <w:bookmarkEnd w:id="306"/>
     </w:p>
     <w:p>
       <w:pPr>
@@ -28443,15 +28576,15 @@
         <w:t xml:space="preserve">the chapter’s claim the result checks. Preserve units, reference bounds and identifiers when transforming a representation.</w:t>
       </w:r>
     </w:p>
-    <w:bookmarkEnd w:id="305"/>
-    <w:bookmarkStart w:id="306" w:name="_64ec1aa9a17f114493199bf215270d92059eff8"/>
     <w:p>
       <w:pPr>
         <w:pStyle w:val="Heading2"/>
       </w:pPr>
+      <w:bookmarkStart w:id="307" w:name="_64ec1aa9a17f114493199bf215270d92059eff8"/>
       <w:r>
         <w:t xml:space="preserve">Background</w:t>
       </w:r>
+      <w:bookmarkEnd w:id="307"/>
     </w:p>
     <w:p>
       <w:pPr>
@@ -28479,15 +28612,15 @@
         <w:t xml:space="preserve">the model’s assumptions rather than supplying evidence that the scenario is real.</w:t>
       </w:r>
     </w:p>
-    <w:bookmarkEnd w:id="306"/>
-    <w:bookmarkStart w:id="307" w:name="_7f69f24bbcb666e54db95277f9f374908b9423c"/>
     <w:p>
       <w:pPr>
         <w:pStyle w:val="Heading2"/>
       </w:pPr>
+      <w:bookmarkStart w:id="308" w:name="_7f69f24bbcb666e54db95277f9f374908b9423c"/>
       <w:r>
         <w:t xml:space="preserve">Procedure</w:t>
       </w:r>
+      <w:bookmarkEnd w:id="308"/>
     </w:p>
     <w:p>
       <w:pPr>
@@ -28567,15 +28700,15 @@
         <w:t xml:space="preserve">record whether it is rejected or handled by an explicit convention.</w:t>
       </w:r>
     </w:p>
-    <w:bookmarkEnd w:id="307"/>
-    <w:bookmarkStart w:id="308" w:name="_8a7152f927559b92850eb7d3364bd877611fb92"/>
     <w:p>
       <w:pPr>
         <w:pStyle w:val="Heading2"/>
       </w:pPr>
+      <w:bookmarkStart w:id="309" w:name="_8a7152f927559b92850eb7d3364bd877611fb92"/>
       <w:r>
         <w:t xml:space="preserve">Analysis</w:t>
       </w:r>
+      <w:bookmarkEnd w:id="309"/>
     </w:p>
     <w:p>
       <w:pPr>
@@ -28611,15 +28744,15 @@
         <w:t xml:space="preserve">not establish the opening scenario’s observation rule or empirical adequacy.</w:t>
       </w:r>
     </w:p>
-    <w:bookmarkEnd w:id="308"/>
-    <w:bookmarkStart w:id="309" w:name="_e5d451c82681a87c0f7a0af85d7fca0d219cfae"/>
     <w:p>
       <w:pPr>
         <w:pStyle w:val="Heading2"/>
       </w:pPr>
+      <w:bookmarkStart w:id="310" w:name="_e5d451c82681a87c0f7a0af85d7fca0d219cfae"/>
       <w:r>
         <w:t xml:space="preserve">Computational Workflow</w:t>
       </w:r>
+      <w:bookmarkEnd w:id="310"/>
     </w:p>
     <w:p>
       <w:pPr>
@@ -28892,15 +29025,15 @@
         <w:t xml:space="preserve">before changing the computation.</w:t>
       </w:r>
     </w:p>
-    <w:bookmarkEnd w:id="309"/>
-    <w:bookmarkStart w:id="310" w:name="_3a5e593eb63c99b013a533c334a6fec307f03f7"/>
     <w:p>
       <w:pPr>
         <w:pStyle w:val="Heading2"/>
       </w:pPr>
+      <w:bookmarkStart w:id="311" w:name="_3a5e593eb63c99b013a533c334a6fec307f03f7"/>
       <w:r>
         <w:t xml:space="preserve">Reflection</w:t>
       </w:r>
+      <w:bookmarkEnd w:id="311"/>
     </w:p>
     <w:p>
       <w:pPr>
@@ -28944,15 +29077,15 @@
         <w:t xml:space="preserve">to decide whether the model is useful for a real instance of the scenario?</w:t>
       </w:r>
     </w:p>
-    <w:bookmarkEnd w:id="310"/>
-    <w:bookmarkStart w:id="311" w:name="_5aea7834a6f80d478b2ab9d898f4b3923f1475d"/>
     <w:p>
       <w:pPr>
         <w:pStyle w:val="Heading2"/>
       </w:pPr>
+      <w:bookmarkStart w:id="312" w:name="_5aea7834a6f80d478b2ab9d898f4b3923f1475d"/>
       <w:r>
         <w:t xml:space="preserve">Worked Solution</w:t>
       </w:r>
+      <w:bookmarkEnd w:id="312"/>
     </w:p>
     <w:p>
       <w:pPr>
@@ -28992,16 +29125,20 @@
         <w:t xml:space="preserve">challenging the model rather than another copy of its constructed example.</w:t>
       </w:r>
     </w:p>
-    <w:bookmarkEnd w:id="311"/>
-    <w:bookmarkEnd w:id="312"/>
-    <w:bookmarkStart w:id="320" w:name="_2d8090f2ce3217ef22986bd68db7cbf059ae8a6"/>
+    <w:p>
+      <w:r>
+        <w:br w:type="page"/>
+      </w:r>
+    </w:p>
     <w:p>
       <w:pPr>
         <w:pStyle w:val="Heading1"/>
       </w:pPr>
+      <w:bookmarkStart w:id="313" w:name="_2d8090f2ce3217ef22986bd68db7cbf059ae8a6"/>
       <w:r>
         <w:t xml:space="preserve">Lab — Systems Overview</w:t>
       </w:r>
+      <w:bookmarkEnd w:id="313"/>
     </w:p>
     <w:p>
       <w:pPr>
@@ -29011,14 +29148,15 @@
         <w:t xml:space="preserve">Guided lab · Materials: Python environment, notebook or terminal, and a written observation record</w:t>
       </w:r>
     </w:p>
-    <w:bookmarkStart w:id="313" w:name="_0352f9f254af28499e34857b3e5c518dc1fe39f"/>
     <w:p>
       <w:pPr>
         <w:pStyle w:val="Heading2"/>
       </w:pPr>
+      <w:bookmarkStart w:id="314" w:name="_0352f9f254af28499e34857b3e5c518dc1fe39f"/>
       <w:r>
         <w:t xml:space="preserve">Objectives</w:t>
       </w:r>
+      <w:bookmarkEnd w:id="314"/>
     </w:p>
     <w:p>
       <w:pPr>
@@ -29055,15 +29193,15 @@
         <w:t xml:space="preserve">the chapter’s claim the result checks. Track state, update rule and measurement process as separate parts of a system record.</w:t>
       </w:r>
     </w:p>
-    <w:bookmarkEnd w:id="313"/>
-    <w:bookmarkStart w:id="314" w:name="_3dbd2ec3ba2c407dcd2569b320f5c3fe3532255"/>
     <w:p>
       <w:pPr>
         <w:pStyle w:val="Heading2"/>
       </w:pPr>
+      <w:bookmarkStart w:id="315" w:name="_3dbd2ec3ba2c407dcd2569b320f5c3fe3532255"/>
       <w:r>
         <w:t xml:space="preserve">Background</w:t>
       </w:r>
+      <w:bookmarkEnd w:id="315"/>
     </w:p>
     <w:p>
       <w:pPr>
@@ -29091,15 +29229,15 @@
         <w:t xml:space="preserve">the model’s assumptions rather than supplying evidence that the scenario is real.</w:t>
       </w:r>
     </w:p>
-    <w:bookmarkEnd w:id="314"/>
-    <w:bookmarkStart w:id="315" w:name="_e0f02acdfe7b522a3f00d772f11e410be566218"/>
     <w:p>
       <w:pPr>
         <w:pStyle w:val="Heading2"/>
       </w:pPr>
+      <w:bookmarkStart w:id="316" w:name="_e0f02acdfe7b522a3f00d772f11e410be566218"/>
       <w:r>
         <w:t xml:space="preserve">Procedure</w:t>
       </w:r>
+      <w:bookmarkEnd w:id="316"/>
     </w:p>
     <w:p>
       <w:pPr>
@@ -29179,15 +29317,15 @@
         <w:t xml:space="preserve">record whether it is rejected or handled by an explicit convention.</w:t>
       </w:r>
     </w:p>
-    <w:bookmarkEnd w:id="315"/>
-    <w:bookmarkStart w:id="316" w:name="_648ab5c135abee93398c47ce9ccf0cdf1caa1d0"/>
     <w:p>
       <w:pPr>
         <w:pStyle w:val="Heading2"/>
       </w:pPr>
+      <w:bookmarkStart w:id="317" w:name="_648ab5c135abee93398c47ce9ccf0cdf1caa1d0"/>
       <w:r>
         <w:t xml:space="preserve">Analysis</w:t>
       </w:r>
+      <w:bookmarkEnd w:id="317"/>
     </w:p>
     <w:p>
       <w:pPr>
@@ -29318,15 +29456,15 @@
         <w:t xml:space="preserve">not establish the opening scenario’s observation rule or empirical adequacy.</w:t>
       </w:r>
     </w:p>
-    <w:bookmarkEnd w:id="316"/>
-    <w:bookmarkStart w:id="317" w:name="_512e447400b048a9643c69de4c22541c915fabd"/>
     <w:p>
       <w:pPr>
         <w:pStyle w:val="Heading2"/>
       </w:pPr>
+      <w:bookmarkStart w:id="318" w:name="_512e447400b048a9643c69de4c22541c915fabd"/>
       <w:r>
         <w:t xml:space="preserve">Computational Workflow</w:t>
       </w:r>
+      <w:bookmarkEnd w:id="318"/>
     </w:p>
     <w:p>
       <w:pPr>
@@ -29701,15 +29839,15 @@
         <w:t xml:space="preserve">before changing the computation.</w:t>
       </w:r>
     </w:p>
-    <w:bookmarkEnd w:id="317"/>
-    <w:bookmarkStart w:id="318" w:name="_f45c3e0ac9af1d186889e05f3f908059d9d006f"/>
     <w:p>
       <w:pPr>
         <w:pStyle w:val="Heading2"/>
       </w:pPr>
+      <w:bookmarkStart w:id="319" w:name="_f45c3e0ac9af1d186889e05f3f908059d9d006f"/>
       <w:r>
         <w:t xml:space="preserve">Reflection</w:t>
       </w:r>
+      <w:bookmarkEnd w:id="319"/>
     </w:p>
     <w:p>
       <w:pPr>
@@ -29753,15 +29891,15 @@
         <w:t xml:space="preserve">to decide whether the model is useful for a real instance of the scenario?</w:t>
       </w:r>
     </w:p>
-    <w:bookmarkEnd w:id="318"/>
-    <w:bookmarkStart w:id="319" w:name="_23bba0ddce12e6d4ddc60a70e43c619aca9ed50"/>
     <w:p>
       <w:pPr>
         <w:pStyle w:val="Heading2"/>
       </w:pPr>
+      <w:bookmarkStart w:id="320" w:name="_23bba0ddce12e6d4ddc60a70e43c619aca9ed50"/>
       <w:r>
         <w:t xml:space="preserve">Worked Solution</w:t>
       </w:r>
+      <w:bookmarkEnd w:id="320"/>
     </w:p>
     <w:p>
       <w:pPr>
@@ -29801,16 +29939,20 @@
         <w:t xml:space="preserve">challenging the model rather than another copy of its constructed example.</w:t>
       </w:r>
     </w:p>
-    <w:bookmarkEnd w:id="319"/>
-    <w:bookmarkEnd w:id="320"/>
-    <w:bookmarkStart w:id="328" w:name="_d44f16c23caa6d89500b46cf40e7c8f3e796cf3"/>
+    <w:p>
+      <w:r>
+        <w:br w:type="page"/>
+      </w:r>
+    </w:p>
     <w:p>
       <w:pPr>
         <w:pStyle w:val="Heading1"/>
       </w:pPr>
+      <w:bookmarkStart w:id="321" w:name="_d44f16c23caa6d89500b46cf40e7c8f3e796cf3"/>
       <w:r>
         <w:t xml:space="preserve">Lab — Dynamics and Change</w:t>
       </w:r>
+      <w:bookmarkEnd w:id="321"/>
     </w:p>
     <w:p>
       <w:pPr>
@@ -29820,14 +29962,15 @@
         <w:t xml:space="preserve">Guided lab · Materials: Python environment, notebook or terminal, and a written observation record</w:t>
       </w:r>
     </w:p>
-    <w:bookmarkStart w:id="321" w:name="_61d795acc880f7f177cf74651fff4e150268098"/>
     <w:p>
       <w:pPr>
         <w:pStyle w:val="Heading2"/>
       </w:pPr>
+      <w:bookmarkStart w:id="322" w:name="_61d795acc880f7f177cf74651fff4e150268098"/>
       <w:r>
         <w:t xml:space="preserve">Objectives</w:t>
       </w:r>
+      <w:bookmarkEnd w:id="322"/>
     </w:p>
     <w:p>
       <w:pPr>
@@ -29864,15 +30007,15 @@
         <w:t xml:space="preserve">the chapter’s claim the result checks. Use ratios over equal intervals to inspect a proposed constant fractional loss rate.</w:t>
       </w:r>
     </w:p>
-    <w:bookmarkEnd w:id="321"/>
-    <w:bookmarkStart w:id="322" w:name="_6f65dcc351747831d8e221717afaf3862924b51"/>
     <w:p>
       <w:pPr>
         <w:pStyle w:val="Heading2"/>
       </w:pPr>
+      <w:bookmarkStart w:id="323" w:name="_6f65dcc351747831d8e221717afaf3862924b51"/>
       <w:r>
         <w:t xml:space="preserve">Background</w:t>
       </w:r>
+      <w:bookmarkEnd w:id="323"/>
     </w:p>
     <w:p>
       <w:pPr>
@@ -29900,15 +30043,15 @@
         <w:t xml:space="preserve">the model’s assumptions rather than supplying evidence that the scenario is real.</w:t>
       </w:r>
     </w:p>
-    <w:bookmarkEnd w:id="322"/>
-    <w:bookmarkStart w:id="323" w:name="_6066976b565000aeadb86547bc402afbd8ac4fc"/>
     <w:p>
       <w:pPr>
         <w:pStyle w:val="Heading2"/>
       </w:pPr>
+      <w:bookmarkStart w:id="324" w:name="_6066976b565000aeadb86547bc402afbd8ac4fc"/>
       <w:r>
         <w:t xml:space="preserve">Procedure</w:t>
       </w:r>
+      <w:bookmarkEnd w:id="324"/>
     </w:p>
     <w:p>
       <w:pPr>
@@ -29988,15 +30131,15 @@
         <w:t xml:space="preserve">record whether it is rejected or handled by an explicit convention.</w:t>
       </w:r>
     </w:p>
-    <w:bookmarkEnd w:id="323"/>
-    <w:bookmarkStart w:id="324" w:name="_f3fa35e11352a988cf3e5632fe1b32e6277e166"/>
     <w:p>
       <w:pPr>
         <w:pStyle w:val="Heading2"/>
       </w:pPr>
+      <w:bookmarkStart w:id="325" w:name="_f3fa35e11352a988cf3e5632fe1b32e6277e166"/>
       <w:r>
         <w:t xml:space="preserve">Analysis</w:t>
       </w:r>
+      <w:bookmarkEnd w:id="325"/>
     </w:p>
     <w:p>
       <w:pPr>
@@ -30093,15 +30236,15 @@
         <w:t xml:space="preserve">not establish the opening scenario’s observation rule or empirical adequacy.</w:t>
       </w:r>
     </w:p>
-    <w:bookmarkEnd w:id="324"/>
-    <w:bookmarkStart w:id="325" w:name="_57aa8a153af428c7b15c71efde14b9cdf792c1d"/>
     <w:p>
       <w:pPr>
         <w:pStyle w:val="Heading2"/>
       </w:pPr>
+      <w:bookmarkStart w:id="326" w:name="_57aa8a153af428c7b15c71efde14b9cdf792c1d"/>
       <w:r>
         <w:t xml:space="preserve">Computational Workflow</w:t>
       </w:r>
+      <w:bookmarkEnd w:id="326"/>
     </w:p>
     <w:p>
       <w:pPr>
@@ -30383,15 +30526,15 @@
         <w:t xml:space="preserve">before changing the computation.</w:t>
       </w:r>
     </w:p>
-    <w:bookmarkEnd w:id="325"/>
-    <w:bookmarkStart w:id="326" w:name="_34d5b51d2a63325b30fe7869b86bf5d23e53ee9"/>
     <w:p>
       <w:pPr>
         <w:pStyle w:val="Heading2"/>
       </w:pPr>
+      <w:bookmarkStart w:id="327" w:name="_34d5b51d2a63325b30fe7869b86bf5d23e53ee9"/>
       <w:r>
         <w:t xml:space="preserve">Reflection</w:t>
       </w:r>
+      <w:bookmarkEnd w:id="327"/>
     </w:p>
     <w:p>
       <w:pPr>
@@ -30435,15 +30578,15 @@
         <w:t xml:space="preserve">to decide whether the model is useful for a real instance of the scenario?</w:t>
       </w:r>
     </w:p>
-    <w:bookmarkEnd w:id="326"/>
-    <w:bookmarkStart w:id="327" w:name="_64065cc047fe1dff27097fa9bb69d7530d247fb"/>
     <w:p>
       <w:pPr>
         <w:pStyle w:val="Heading2"/>
       </w:pPr>
+      <w:bookmarkStart w:id="328" w:name="_64065cc047fe1dff27097fa9bb69d7530d247fb"/>
       <w:r>
         <w:t xml:space="preserve">Worked Solution</w:t>
       </w:r>
+      <w:bookmarkEnd w:id="328"/>
     </w:p>
     <w:p>
       <w:pPr>
@@ -30483,16 +30626,20 @@
         <w:t xml:space="preserve">challenging the model rather than another copy of its constructed example.</w:t>
       </w:r>
     </w:p>
-    <w:bookmarkEnd w:id="327"/>
-    <w:bookmarkEnd w:id="328"/>
-    <w:bookmarkStart w:id="336" w:name="_3c69b35c3cc5352ea5fc98982631197914376a9"/>
+    <w:p>
+      <w:r>
+        <w:br w:type="page"/>
+      </w:r>
+    </w:p>
     <w:p>
       <w:pPr>
         <w:pStyle w:val="Heading1"/>
       </w:pPr>
+      <w:bookmarkStart w:id="329" w:name="_3c69b35c3cc5352ea5fc98982631197914376a9"/>
       <w:r>
         <w:t xml:space="preserve">Lab — Regulation and Control</w:t>
       </w:r>
+      <w:bookmarkEnd w:id="329"/>
     </w:p>
     <w:p>
       <w:pPr>
@@ -30502,14 +30649,15 @@
         <w:t xml:space="preserve">Guided lab · Materials: Python environment, notebook or terminal, and a written observation record</w:t>
       </w:r>
     </w:p>
-    <w:bookmarkStart w:id="329" w:name="_ca37b173e4cd2720cc6ed119e2bbb8eb0f55343"/>
     <w:p>
       <w:pPr>
         <w:pStyle w:val="Heading2"/>
       </w:pPr>
+      <w:bookmarkStart w:id="330" w:name="_ca37b173e4cd2720cc6ed119e2bbb8eb0f55343"/>
       <w:r>
         <w:t xml:space="preserve">Objectives</w:t>
       </w:r>
+      <w:bookmarkEnd w:id="330"/>
     </w:p>
     <w:p>
       <w:pPr>
@@ -30546,15 +30694,15 @@
         <w:t xml:space="preserve">the chapter’s claim the result checks. Keep the controller law, plant law and measurement rule separate before deriving a closed-loop response.</w:t>
       </w:r>
     </w:p>
-    <w:bookmarkEnd w:id="329"/>
-    <w:bookmarkStart w:id="330" w:name="_84e23ebcb1396b9cdf676621b27984d3897b2e3"/>
     <w:p>
       <w:pPr>
         <w:pStyle w:val="Heading2"/>
       </w:pPr>
+      <w:bookmarkStart w:id="331" w:name="_84e23ebcb1396b9cdf676621b27984d3897b2e3"/>
       <w:r>
         <w:t xml:space="preserve">Background</w:t>
       </w:r>
+      <w:bookmarkEnd w:id="331"/>
     </w:p>
     <w:p>
       <w:pPr>
@@ -30582,15 +30730,15 @@
         <w:t xml:space="preserve">the model’s assumptions rather than supplying evidence that the scenario is real.</w:t>
       </w:r>
     </w:p>
-    <w:bookmarkEnd w:id="330"/>
-    <w:bookmarkStart w:id="331" w:name="_cd7cd8ef36fe53a5d6f1ddf38034bff95643ebc"/>
     <w:p>
       <w:pPr>
         <w:pStyle w:val="Heading2"/>
       </w:pPr>
+      <w:bookmarkStart w:id="332" w:name="_cd7cd8ef36fe53a5d6f1ddf38034bff95643ebc"/>
       <w:r>
         <w:t xml:space="preserve">Procedure</w:t>
       </w:r>
+      <w:bookmarkEnd w:id="332"/>
     </w:p>
     <w:p>
       <w:pPr>
@@ -30670,15 +30818,15 @@
         <w:t xml:space="preserve">record whether it is rejected or handled by an explicit convention.</w:t>
       </w:r>
     </w:p>
-    <w:bookmarkEnd w:id="331"/>
-    <w:bookmarkStart w:id="332" w:name="_c539bffc1f7fd2c86d2ccc0dde8b6f154ef4803"/>
     <w:p>
       <w:pPr>
         <w:pStyle w:val="Heading2"/>
       </w:pPr>
+      <w:bookmarkStart w:id="333" w:name="_c539bffc1f7fd2c86d2ccc0dde8b6f154ef4803"/>
       <w:r>
         <w:t xml:space="preserve">Analysis</w:t>
       </w:r>
+      <w:bookmarkEnd w:id="333"/>
     </w:p>
     <w:p>
       <w:pPr>
@@ -30775,15 +30923,15 @@
         <w:t xml:space="preserve">not establish the opening scenario’s observation rule or empirical adequacy.</w:t>
       </w:r>
     </w:p>
-    <w:bookmarkEnd w:id="332"/>
-    <w:bookmarkStart w:id="333" w:name="_161e26d3f449bb63d47e3e51463e2cd7b98bc83"/>
     <w:p>
       <w:pPr>
         <w:pStyle w:val="Heading2"/>
       </w:pPr>
+      <w:bookmarkStart w:id="334" w:name="_161e26d3f449bb63d47e3e51463e2cd7b98bc83"/>
       <w:r>
         <w:t xml:space="preserve">Computational Workflow</w:t>
       </w:r>
+      <w:bookmarkEnd w:id="334"/>
     </w:p>
     <w:p>
       <w:pPr>
@@ -31065,15 +31213,15 @@
         <w:t xml:space="preserve">before changing the computation.</w:t>
       </w:r>
     </w:p>
-    <w:bookmarkEnd w:id="333"/>
-    <w:bookmarkStart w:id="334" w:name="_32cbd4fa85ba718ccb66c3f130c4df693cfa3b4"/>
     <w:p>
       <w:pPr>
         <w:pStyle w:val="Heading2"/>
       </w:pPr>
+      <w:bookmarkStart w:id="335" w:name="_32cbd4fa85ba718ccb66c3f130c4df693cfa3b4"/>
       <w:r>
         <w:t xml:space="preserve">Reflection</w:t>
       </w:r>
+      <w:bookmarkEnd w:id="335"/>
     </w:p>
     <w:p>
       <w:pPr>
@@ -31117,15 +31265,15 @@
         <w:t xml:space="preserve">to decide whether the model is useful for a real instance of the scenario?</w:t>
       </w:r>
     </w:p>
-    <w:bookmarkEnd w:id="334"/>
-    <w:bookmarkStart w:id="335" w:name="_fe7b337b0bf1dad15e11cdc445455fc7e61cb81"/>
     <w:p>
       <w:pPr>
         <w:pStyle w:val="Heading2"/>
       </w:pPr>
+      <w:bookmarkStart w:id="336" w:name="_fe7b337b0bf1dad15e11cdc445455fc7e61cb81"/>
       <w:r>
         <w:t xml:space="preserve">Worked Solution</w:t>
       </w:r>
+      <w:bookmarkEnd w:id="336"/>
     </w:p>
     <w:p>
       <w:pPr>
@@ -31165,16 +31313,20 @@
         <w:t xml:space="preserve">challenging the model rather than another copy of its constructed example.</w:t>
       </w:r>
     </w:p>
-    <w:bookmarkEnd w:id="335"/>
-    <w:bookmarkEnd w:id="336"/>
-    <w:bookmarkStart w:id="344" w:name="_9505f303b892bc0cb40fbe7c50099521df93476"/>
+    <w:p>
+      <w:r>
+        <w:br w:type="page"/>
+      </w:r>
+    </w:p>
     <w:p>
       <w:pPr>
         <w:pStyle w:val="Heading1"/>
       </w:pPr>
+      <w:bookmarkStart w:id="337" w:name="_9505f303b892bc0cb40fbe7c50099521df93476"/>
       <w:r>
         <w:t xml:space="preserve">Lab — Applied Models</w:t>
       </w:r>
+      <w:bookmarkEnd w:id="337"/>
     </w:p>
     <w:p>
       <w:pPr>
@@ -31184,14 +31336,15 @@
         <w:t xml:space="preserve">Guided lab · Materials: Python environment, notebook or terminal, and a written observation record</w:t>
       </w:r>
     </w:p>
-    <w:bookmarkStart w:id="337" w:name="_7869b28f306229e041bfaeb6f7b1983955ad79e"/>
     <w:p>
       <w:pPr>
         <w:pStyle w:val="Heading2"/>
       </w:pPr>
+      <w:bookmarkStart w:id="338" w:name="_7869b28f306229e041bfaeb6f7b1983955ad79e"/>
       <w:r>
         <w:t xml:space="preserve">Objectives</w:t>
       </w:r>
+      <w:bookmarkEnd w:id="338"/>
     </w:p>
     <w:p>
       <w:pPr>
@@ -31228,15 +31381,15 @@
         <w:t xml:space="preserve">the chapter’s claim the result checks. Compare model predictions at designed inputs that discriminate between families.</w:t>
       </w:r>
     </w:p>
-    <w:bookmarkEnd w:id="337"/>
-    <w:bookmarkStart w:id="338" w:name="_c569f55cd7068be256018772f5a1ae79b8930e3"/>
     <w:p>
       <w:pPr>
         <w:pStyle w:val="Heading2"/>
       </w:pPr>
+      <w:bookmarkStart w:id="339" w:name="_c569f55cd7068be256018772f5a1ae79b8930e3"/>
       <w:r>
         <w:t xml:space="preserve">Background</w:t>
       </w:r>
+      <w:bookmarkEnd w:id="339"/>
     </w:p>
     <w:p>
       <w:pPr>
@@ -31264,15 +31417,15 @@
         <w:t xml:space="preserve">the model’s assumptions rather than supplying evidence that the scenario is real.</w:t>
       </w:r>
     </w:p>
-    <w:bookmarkEnd w:id="338"/>
-    <w:bookmarkStart w:id="339" w:name="_323d1f722a3e884be8ea8cbe380151bdd5156b4"/>
     <w:p>
       <w:pPr>
         <w:pStyle w:val="Heading2"/>
       </w:pPr>
+      <w:bookmarkStart w:id="340" w:name="_323d1f722a3e884be8ea8cbe380151bdd5156b4"/>
       <w:r>
         <w:t xml:space="preserve">Procedure</w:t>
       </w:r>
+      <w:bookmarkEnd w:id="340"/>
     </w:p>
     <w:p>
       <w:pPr>
@@ -31352,15 +31505,15 @@
         <w:t xml:space="preserve">record whether it is rejected or handled by an explicit convention.</w:t>
       </w:r>
     </w:p>
-    <w:bookmarkEnd w:id="339"/>
-    <w:bookmarkStart w:id="340" w:name="_d29398247ff7713161d406a456865a64e6abc11"/>
     <w:p>
       <w:pPr>
         <w:pStyle w:val="Heading2"/>
       </w:pPr>
+      <w:bookmarkStart w:id="341" w:name="_d29398247ff7713161d406a456865a64e6abc11"/>
       <w:r>
         <w:t xml:space="preserve">Analysis</w:t>
       </w:r>
+      <w:bookmarkEnd w:id="341"/>
     </w:p>
     <w:p>
       <w:pPr>
@@ -31396,15 +31549,15 @@
         <w:t xml:space="preserve">not establish the opening scenario’s observation rule or empirical adequacy.</w:t>
       </w:r>
     </w:p>
-    <w:bookmarkEnd w:id="340"/>
-    <w:bookmarkStart w:id="341" w:name="_e6fb73a535bb74f1a86e8c31d4b964ab8e7ccc9"/>
     <w:p>
       <w:pPr>
         <w:pStyle w:val="Heading2"/>
       </w:pPr>
+      <w:bookmarkStart w:id="342" w:name="_e6fb73a535bb74f1a86e8c31d4b964ab8e7ccc9"/>
       <w:r>
         <w:t xml:space="preserve">Computational Workflow</w:t>
       </w:r>
+      <w:bookmarkEnd w:id="342"/>
     </w:p>
     <w:p>
       <w:pPr>
@@ -31689,15 +31842,15 @@
         <w:t xml:space="preserve">before changing the computation.</w:t>
       </w:r>
     </w:p>
-    <w:bookmarkEnd w:id="341"/>
-    <w:bookmarkStart w:id="342" w:name="_e6833f1705c8cc9c6824e291c72646a415138ae"/>
     <w:p>
       <w:pPr>
         <w:pStyle w:val="Heading2"/>
       </w:pPr>
+      <w:bookmarkStart w:id="343" w:name="_e6833f1705c8cc9c6824e291c72646a415138ae"/>
       <w:r>
         <w:t xml:space="preserve">Reflection</w:t>
       </w:r>
+      <w:bookmarkEnd w:id="343"/>
     </w:p>
     <w:p>
       <w:pPr>
@@ -31741,15 +31894,15 @@
         <w:t xml:space="preserve">to decide whether the model is useful for a real instance of the scenario?</w:t>
       </w:r>
     </w:p>
-    <w:bookmarkEnd w:id="342"/>
-    <w:bookmarkStart w:id="343" w:name="_3598c8dccc962d07274ef2dde804225324d9fe6"/>
     <w:p>
       <w:pPr>
         <w:pStyle w:val="Heading2"/>
       </w:pPr>
+      <w:bookmarkStart w:id="344" w:name="_3598c8dccc962d07274ef2dde804225324d9fe6"/>
       <w:r>
         <w:t xml:space="preserve">Worked Solution</w:t>
       </w:r>
+      <w:bookmarkEnd w:id="344"/>
     </w:p>
     <w:p>
       <w:pPr>
@@ -31789,16 +31942,20 @@
         <w:t xml:space="preserve">challenging the model rather than another copy of its constructed example.</w:t>
       </w:r>
     </w:p>
-    <w:bookmarkEnd w:id="343"/>
-    <w:bookmarkEnd w:id="344"/>
-    <w:bookmarkStart w:id="352" w:name="_5b90b2f777634a4ae1c1ad97db8e4301c448787"/>
+    <w:p>
+      <w:r>
+        <w:br w:type="page"/>
+      </w:r>
+    </w:p>
     <w:p>
       <w:pPr>
         <w:pStyle w:val="Heading1"/>
       </w:pPr>
+      <w:bookmarkStart w:id="345" w:name="_5b90b2f777634a4ae1c1ad97db8e4301c448787"/>
       <w:r>
         <w:t xml:space="preserve">Lab — Case Studies</w:t>
       </w:r>
+      <w:bookmarkEnd w:id="345"/>
     </w:p>
     <w:p>
       <w:pPr>
@@ -31826,14 +31983,15 @@
         <w:t xml:space="preserve">assets/data/sample_dataset.csv</w:t>
       </w:r>
     </w:p>
-    <w:bookmarkStart w:id="345" w:name="_bfa6dcd12c9434f838eafc6d9f2f9c409639af6"/>
     <w:p>
       <w:pPr>
         <w:pStyle w:val="Heading2"/>
       </w:pPr>
+      <w:bookmarkStart w:id="346" w:name="_bfa6dcd12c9434f838eafc6d9f2f9c409639af6"/>
       <w:r>
         <w:t xml:space="preserve">Objectives</w:t>
       </w:r>
+      <w:bookmarkEnd w:id="346"/>
     </w:p>
     <w:p>
       <w:pPr>
@@ -31855,15 +32013,15 @@
         <w:t xml:space="preserve">the fit may and may not be trusted.</w:t>
       </w:r>
     </w:p>
-    <w:bookmarkEnd w:id="345"/>
-    <w:bookmarkStart w:id="346" w:name="_d86598220081466991978652b75779eb0b1034e"/>
     <w:p>
       <w:pPr>
         <w:pStyle w:val="Heading2"/>
       </w:pPr>
+      <w:bookmarkStart w:id="347" w:name="_d86598220081466991978652b75779eb0b1034e"/>
       <w:r>
         <w:t xml:space="preserve">Background</w:t>
       </w:r>
+      <w:bookmarkEnd w:id="347"/>
     </w:p>
     <w:p>
       <w:pPr>
@@ -31929,15 +32087,15 @@
         <w:t xml:space="preserve">) and then probe the fit’s limits by adding a condition.</w:t>
       </w:r>
     </w:p>
-    <w:bookmarkEnd w:id="346"/>
-    <w:bookmarkStart w:id="347" w:name="_185a16e341196782643eaaee7a45a4ddc8254db"/>
     <w:p>
       <w:pPr>
         <w:pStyle w:val="Heading2"/>
       </w:pPr>
+      <w:bookmarkStart w:id="348" w:name="_185a16e341196782643eaaee7a45a4ddc8254db"/>
       <w:r>
         <w:t xml:space="preserve">Procedure</w:t>
       </w:r>
+      <w:bookmarkEnd w:id="348"/>
     </w:p>
     <w:p>
       <w:pPr>
@@ -32217,15 +32375,15 @@
         <w:t xml:space="preserve">.</w:t>
       </w:r>
     </w:p>
-    <w:bookmarkEnd w:id="347"/>
-    <w:bookmarkStart w:id="348" w:name="_86a6b24768048af7e51e67cd6696ceef92bc5ed"/>
     <w:p>
       <w:pPr>
         <w:pStyle w:val="Heading2"/>
       </w:pPr>
+      <w:bookmarkStart w:id="349" w:name="_86a6b24768048af7e51e67cd6696ceef92bc5ed"/>
       <w:r>
         <w:t xml:space="preserve">Analysis</w:t>
       </w:r>
+      <w:bookmarkEnd w:id="349"/>
     </w:p>
     <w:p>
       <w:pPr>
@@ -32270,15 +32428,15 @@
         <w:t xml:space="preserve">implies about extrapolating the original line.</w:t>
       </w:r>
     </w:p>
-    <w:bookmarkEnd w:id="348"/>
-    <w:bookmarkStart w:id="349" w:name="_d9f6f9a584ac8ace64a65ff7d6626ed5e7a6a44"/>
     <w:p>
       <w:pPr>
         <w:pStyle w:val="Heading2"/>
       </w:pPr>
+      <w:bookmarkStart w:id="350" w:name="_d9f6f9a584ac8ace64a65ff7d6626ed5e7a6a44"/>
       <w:r>
         <w:t xml:space="preserve">Computational Workflow</w:t>
       </w:r>
+      <w:bookmarkEnd w:id="350"/>
     </w:p>
     <w:p>
       <w:pPr>
@@ -32741,15 +32899,15 @@
         <w:t xml:space="preserve">(models.linear_fit(dose, response))</w:t>
       </w:r>
     </w:p>
-    <w:bookmarkEnd w:id="349"/>
-    <w:bookmarkStart w:id="350" w:name="_4e7cb7aee60d2d6cb553497a66714e3468a1ce9"/>
     <w:p>
       <w:pPr>
         <w:pStyle w:val="Heading2"/>
       </w:pPr>
+      <w:bookmarkStart w:id="351" w:name="_4e7cb7aee60d2d6cb553497a66714e3468a1ce9"/>
       <w:r>
         <w:t xml:space="preserve">Reflection</w:t>
       </w:r>
+      <w:bookmarkEnd w:id="351"/>
     </w:p>
     <w:p>
       <w:pPr>
@@ -32805,15 +32963,15 @@
         <w:t xml:space="preserve">saturating model from sec. 45 become necessary?</w:t>
       </w:r>
     </w:p>
-    <w:bookmarkEnd w:id="350"/>
-    <w:bookmarkStart w:id="351" w:name="_fd13163b8f84d94bcbb0ca8af70ca1e5e6f01ef"/>
     <w:p>
       <w:pPr>
         <w:pStyle w:val="Heading2"/>
       </w:pPr>
+      <w:bookmarkStart w:id="352" w:name="_fd13163b8f84d94bcbb0ca8af70ca1e5e6f01ef"/>
       <w:r>
         <w:t xml:space="preserve">Worked Solution</w:t>
       </w:r>
+      <w:bookmarkEnd w:id="352"/>
     </w:p>
     <w:p>
       <w:pPr>
@@ -33645,16 +33803,20 @@
         <w:t xml:space="preserve">from the two replicates in this lab.</w:t>
       </w:r>
     </w:p>
-    <w:bookmarkEnd w:id="351"/>
-    <w:bookmarkEnd w:id="352"/>
-    <w:bookmarkStart w:id="360" w:name="_a4df022966cbd72a87b04a8e05b6b97bfda206f"/>
+    <w:p>
+      <w:r>
+        <w:br w:type="page"/>
+      </w:r>
+    </w:p>
     <w:p>
       <w:pPr>
         <w:pStyle w:val="Heading1"/>
       </w:pPr>
+      <w:bookmarkStart w:id="353" w:name="_a4df022966cbd72a87b04a8e05b6b97bfda206f"/>
       <w:r>
         <w:t xml:space="preserve">Lab — Frontiers and Open Problems</w:t>
       </w:r>
+      <w:bookmarkEnd w:id="353"/>
     </w:p>
     <w:p>
       <w:pPr>
@@ -33664,14 +33826,15 @@
         <w:t xml:space="preserve">Guided lab · Materials: Python environment, notebook or terminal, and a written observation record</w:t>
       </w:r>
     </w:p>
-    <w:bookmarkStart w:id="353" w:name="_70f6ba650cf2e00fe1e8af72845116476633a0a"/>
     <w:p>
       <w:pPr>
         <w:pStyle w:val="Heading2"/>
       </w:pPr>
+      <w:bookmarkStart w:id="354" w:name="_70f6ba650cf2e00fe1e8af72845116476633a0a"/>
       <w:r>
         <w:t xml:space="preserve">Objectives</w:t>
       </w:r>
+      <w:bookmarkEnd w:id="354"/>
     </w:p>
     <w:p>
       <w:pPr>
@@ -33708,15 +33871,15 @@
         <w:t xml:space="preserve">the chapter’s claim the result checks. Write a claim, a discriminating check and an explicit boundary around the result.</w:t>
       </w:r>
     </w:p>
-    <w:bookmarkEnd w:id="353"/>
-    <w:bookmarkStart w:id="354" w:name="_22536a4ae2761958ec1ca83d475fa3e4c92b29b"/>
     <w:p>
       <w:pPr>
         <w:pStyle w:val="Heading2"/>
       </w:pPr>
+      <w:bookmarkStart w:id="355" w:name="_22536a4ae2761958ec1ca83d475fa3e4c92b29b"/>
       <w:r>
         <w:t xml:space="preserve">Background</w:t>
       </w:r>
+      <w:bookmarkEnd w:id="355"/>
     </w:p>
     <w:p>
       <w:pPr>
@@ -33744,15 +33907,15 @@
         <w:t xml:space="preserve">the model’s assumptions rather than supplying evidence that the scenario is real.</w:t>
       </w:r>
     </w:p>
-    <w:bookmarkEnd w:id="354"/>
-    <w:bookmarkStart w:id="355" w:name="_f791d5098a369b6f7507bb58de0ca43d9c4e6b6"/>
     <w:p>
       <w:pPr>
         <w:pStyle w:val="Heading2"/>
       </w:pPr>
+      <w:bookmarkStart w:id="356" w:name="_f791d5098a369b6f7507bb58de0ca43d9c4e6b6"/>
       <w:r>
         <w:t xml:space="preserve">Procedure</w:t>
       </w:r>
+      <w:bookmarkEnd w:id="356"/>
     </w:p>
     <w:p>
       <w:pPr>
@@ -33832,15 +33995,15 @@
         <w:t xml:space="preserve">record whether it is rejected or handled by an explicit convention.</w:t>
       </w:r>
     </w:p>
-    <w:bookmarkEnd w:id="355"/>
-    <w:bookmarkStart w:id="356" w:name="_b46e1dbf644f0a520afbae882927414dc19ce28"/>
     <w:p>
       <w:pPr>
         <w:pStyle w:val="Heading2"/>
       </w:pPr>
+      <w:bookmarkStart w:id="357" w:name="_b46e1dbf644f0a520afbae882927414dc19ce28"/>
       <w:r>
         <w:t xml:space="preserve">Analysis</w:t>
       </w:r>
+      <w:bookmarkEnd w:id="357"/>
     </w:p>
     <w:p>
       <w:pPr>
@@ -33876,15 +34039,15 @@
         <w:t xml:space="preserve">not establish the opening scenario’s observation rule or empirical adequacy.</w:t>
       </w:r>
     </w:p>
-    <w:bookmarkEnd w:id="356"/>
-    <w:bookmarkStart w:id="357" w:name="_446c42b6068e06eb1f917d8a4c7eebd8eee2ba7"/>
     <w:p>
       <w:pPr>
         <w:pStyle w:val="Heading2"/>
       </w:pPr>
+      <w:bookmarkStart w:id="358" w:name="_446c42b6068e06eb1f917d8a4c7eebd8eee2ba7"/>
       <w:r>
         <w:t xml:space="preserve">Computational Workflow</w:t>
       </w:r>
+      <w:bookmarkEnd w:id="358"/>
     </w:p>
     <w:p>
       <w:pPr>
@@ -34157,15 +34320,15 @@
         <w:t xml:space="preserve">before changing the computation.</w:t>
       </w:r>
     </w:p>
-    <w:bookmarkEnd w:id="357"/>
-    <w:bookmarkStart w:id="358" w:name="_4fa2d77096077d3d80a1e989066cb4e15bc88b7"/>
     <w:p>
       <w:pPr>
         <w:pStyle w:val="Heading2"/>
       </w:pPr>
+      <w:bookmarkStart w:id="359" w:name="_4fa2d77096077d3d80a1e989066cb4e15bc88b7"/>
       <w:r>
         <w:t xml:space="preserve">Reflection</w:t>
       </w:r>
+      <w:bookmarkEnd w:id="359"/>
     </w:p>
     <w:p>
       <w:pPr>
@@ -34209,15 +34372,15 @@
         <w:t xml:space="preserve">to decide whether the model is useful for a real instance of the scenario?</w:t>
       </w:r>
     </w:p>
-    <w:bookmarkEnd w:id="358"/>
-    <w:bookmarkStart w:id="359" w:name="_954c0a33e8c3aee1fd949887751a976b2513a2c"/>
     <w:p>
       <w:pPr>
         <w:pStyle w:val="Heading2"/>
       </w:pPr>
+      <w:bookmarkStart w:id="360" w:name="_954c0a33e8c3aee1fd949887751a976b2513a2c"/>
       <w:r>
         <w:t xml:space="preserve">Worked Solution</w:t>
       </w:r>
+      <w:bookmarkEnd w:id="360"/>
     </w:p>
     <w:p>
       <w:pPr>
@@ -34257,16 +34420,20 @@
         <w:t xml:space="preserve">challenging the model rather than another copy of its constructed example.</w:t>
       </w:r>
     </w:p>
-    <w:bookmarkEnd w:id="359"/>
-    <w:bookmarkEnd w:id="360"/>
-    <w:bookmarkStart w:id="365" w:name="_72402e6adb750f61f5f328005833e3860b5cc20"/>
+    <w:p>
+      <w:r>
+        <w:br w:type="page"/>
+      </w:r>
+    </w:p>
     <w:p>
       <w:pPr>
         <w:pStyle w:val="Heading1"/>
       </w:pPr>
+      <w:bookmarkStart w:id="361" w:name="_72402e6adb750f61f5f328005833e3860b5cc20"/>
       <w:r>
         <w:t xml:space="preserve">Question Bank — Orientation to the Field</w:t>
       </w:r>
+      <w:bookmarkEnd w:id="361"/>
     </w:p>
     <w:p>
       <w:pPr>
@@ -34282,14 +34449,15 @@
         <w:t xml:space="preserve">for numeric questions retain units and the model assumption that licenses the calculation.</w:t>
       </w:r>
     </w:p>
-    <w:bookmarkStart w:id="361" w:name="_recall"/>
     <w:p>
       <w:pPr>
         <w:pStyle w:val="Heading2"/>
       </w:pPr>
+      <w:bookmarkStart w:id="362" w:name="_recall"/>
       <w:r>
         <w:t xml:space="preserve">Recall</w:t>
       </w:r>
+      <w:bookmarkEnd w:id="362"/>
     </w:p>
     <w:p>
       <w:pPr>
@@ -34347,15 +34515,15 @@
         <w:t xml:space="preserve">(Answer: They follow different observation definitions; duplicate or inactive accounts can separate the two quantities.)</w:t>
       </w:r>
     </w:p>
-    <w:bookmarkEnd w:id="361"/>
-    <w:bookmarkStart w:id="362" w:name="_application"/>
     <w:p>
       <w:pPr>
         <w:pStyle w:val="Heading2"/>
       </w:pPr>
+      <w:bookmarkStart w:id="363" w:name="_application"/>
       <w:r>
         <w:t xml:space="preserve">Application</w:t>
       </w:r>
+      <w:bookmarkEnd w:id="363"/>
     </w:p>
     <w:p>
       <w:pPr>
@@ -34413,15 +34581,15 @@
         <w:t xml:space="preserve">(Answer: The fixed-capacity logistic description under its declared observation rule.)</w:t>
       </w:r>
     </w:p>
-    <w:bookmarkEnd w:id="362"/>
-    <w:bookmarkStart w:id="363" w:name="_synthesis"/>
     <w:p>
       <w:pPr>
         <w:pStyle w:val="Heading2"/>
       </w:pPr>
+      <w:bookmarkStart w:id="364" w:name="_synthesis"/>
       <w:r>
         <w:t xml:space="preserve">Synthesis</w:t>
       </w:r>
+      <w:bookmarkEnd w:id="364"/>
     </w:p>
     <w:p>
       <w:pPr>
@@ -34451,15 +34619,15 @@
         <w:t xml:space="preserve">(Answer: Keep the original inputs, parameters and forecast, evaluate it against later data, then record a separately versioned revision.)</w:t>
       </w:r>
     </w:p>
-    <w:bookmarkEnd w:id="363"/>
-    <w:bookmarkStart w:id="364" w:name="_631015578e6d2f34982682b2f77b494ed57bf8a"/>
     <w:p>
       <w:pPr>
         <w:pStyle w:val="Heading2"/>
       </w:pPr>
+      <w:bookmarkStart w:id="365" w:name="_631015578e6d2f34982682b2f77b494ed57bf8a"/>
       <w:r>
         <w:t xml:space="preserve">Solution Discussion</w:t>
       </w:r>
+      <w:bookmarkEnd w:id="365"/>
     </w:p>
     <w:p>
       <w:pPr>
@@ -34481,16 +34649,20 @@
         <w:t xml:space="preserve">claim, names the quantities being compared and preserves the limits of the model.</w:t>
       </w:r>
     </w:p>
-    <w:bookmarkEnd w:id="364"/>
-    <w:bookmarkEnd w:id="365"/>
-    <w:bookmarkStart w:id="370" w:name="_78508022b2f6062273cf2896b239b56cb633012"/>
+    <w:p>
+      <w:r>
+        <w:br w:type="page"/>
+      </w:r>
+    </w:p>
     <w:p>
       <w:pPr>
         <w:pStyle w:val="Heading1"/>
       </w:pPr>
+      <w:bookmarkStart w:id="366" w:name="_78508022b2f6062273cf2896b239b56cb633012"/>
       <w:r>
         <w:t xml:space="preserve">Question Bank — Core Methods and Tools</w:t>
       </w:r>
+      <w:bookmarkEnd w:id="366"/>
     </w:p>
     <w:p>
       <w:pPr>
@@ -34506,14 +34678,15 @@
         <w:t xml:space="preserve">for numeric questions retain units and the model assumption that licenses the calculation.</w:t>
       </w:r>
     </w:p>
-    <w:bookmarkStart w:id="366" w:name="_31e32205c6efbc2016ec1298850f1c1f71bfed2"/>
     <w:p>
       <w:pPr>
         <w:pStyle w:val="Heading2"/>
       </w:pPr>
+      <w:bookmarkStart w:id="367" w:name="_31e32205c6efbc2016ec1298850f1c1f71bfed2"/>
       <w:r>
         <w:t xml:space="preserve">Recall</w:t>
       </w:r>
+      <w:bookmarkEnd w:id="367"/>
     </w:p>
     <w:p>
       <w:pPr>
@@ -34571,15 +34744,15 @@
         <w:t xml:space="preserve">(Answer: A designed case expected to fail a specific contract, such as unequal input lengths.)</w:t>
       </w:r>
     </w:p>
-    <w:bookmarkEnd w:id="366"/>
-    <w:bookmarkStart w:id="367" w:name="_ee151b7fda878bb3033a653e0f23808e6923a2d"/>
     <w:p>
       <w:pPr>
         <w:pStyle w:val="Heading2"/>
       </w:pPr>
+      <w:bookmarkStart w:id="368" w:name="_ee151b7fda878bb3033a653e0f23808e6923a2d"/>
       <w:r>
         <w:t xml:space="preserve">Application</w:t>
       </w:r>
+      <w:bookmarkEnd w:id="368"/>
     </w:p>
     <w:p>
       <w:pPr>
@@ -34637,15 +34810,15 @@
         <w:t xml:space="preserve">(Answer: No. It checks arithmetic for constructed data, not the sensor or observation protocol.)</w:t>
       </w:r>
     </w:p>
-    <w:bookmarkEnd w:id="367"/>
-    <w:bookmarkStart w:id="368" w:name="_7a7e6855130178b9c2c975e73745f860f561743"/>
     <w:p>
       <w:pPr>
         <w:pStyle w:val="Heading2"/>
       </w:pPr>
+      <w:bookmarkStart w:id="369" w:name="_7a7e6855130178b9c2c975e73745f860f561743"/>
       <w:r>
         <w:t xml:space="preserve">Synthesis</w:t>
       </w:r>
+      <w:bookmarkEnd w:id="369"/>
     </w:p>
     <w:p>
       <w:pPr>
@@ -34675,15 +34848,15 @@
         <w:t xml:space="preserve">(Answer: Production callers share one tested helper, while controls derive expected answers separately.)</w:t>
       </w:r>
     </w:p>
-    <w:bookmarkEnd w:id="368"/>
-    <w:bookmarkStart w:id="369" w:name="_477f089512457a2f4e61474a4f626b9b1248ac4"/>
     <w:p>
       <w:pPr>
         <w:pStyle w:val="Heading2"/>
       </w:pPr>
+      <w:bookmarkStart w:id="370" w:name="_477f089512457a2f4e61474a4f626b9b1248ac4"/>
       <w:r>
         <w:t xml:space="preserve">Solution Discussion</w:t>
       </w:r>
+      <w:bookmarkEnd w:id="370"/>
     </w:p>
     <w:p>
       <w:pPr>
@@ -34705,16 +34878,20 @@
         <w:t xml:space="preserve">claim, names the quantities being compared and preserves the limits of the model.</w:t>
       </w:r>
     </w:p>
-    <w:bookmarkEnd w:id="369"/>
-    <w:bookmarkEnd w:id="370"/>
-    <w:bookmarkStart w:id="375" w:name="_2f197cfb5dc29a7fc08c987735d377fbba59b6e"/>
+    <w:p>
+      <w:r>
+        <w:br w:type="page"/>
+      </w:r>
+    </w:p>
     <w:p>
       <w:pPr>
         <w:pStyle w:val="Heading1"/>
       </w:pPr>
+      <w:bookmarkStart w:id="371" w:name="_2f197cfb5dc29a7fc08c987735d377fbba59b6e"/>
       <w:r>
         <w:t xml:space="preserve">Question Bank — Quantitative Foundations</w:t>
       </w:r>
+      <w:bookmarkEnd w:id="371"/>
     </w:p>
     <w:p>
       <w:pPr>
@@ -34730,14 +34907,15 @@
         <w:t xml:space="preserve">for numeric questions retain units and the model assumption that licenses the calculation.</w:t>
       </w:r>
     </w:p>
-    <w:bookmarkStart w:id="371" w:name="_6acdb2890e4f182ba40b740e665f4a701874789"/>
     <w:p>
       <w:pPr>
         <w:pStyle w:val="Heading2"/>
       </w:pPr>
+      <w:bookmarkStart w:id="372" w:name="_6acdb2890e4f182ba40b740e665f4a701874789"/>
       <w:r>
         <w:t xml:space="preserve">Recall</w:t>
       </w:r>
+      <w:bookmarkEnd w:id="372"/>
     </w:p>
     <w:p>
       <w:pPr>
@@ -34795,15 +34973,15 @@
         <w:t xml:space="preserve">(Answer: Population variance with divisor equal to the supplied count.)</w:t>
       </w:r>
     </w:p>
-    <w:bookmarkEnd w:id="371"/>
-    <w:bookmarkStart w:id="372" w:name="_8c1fd0d83cfbc3819de0efd5bf2f5bf6c2ccae0"/>
     <w:p>
       <w:pPr>
         <w:pStyle w:val="Heading2"/>
       </w:pPr>
+      <w:bookmarkStart w:id="373" w:name="_8c1fd0d83cfbc3819de0efd5bf2f5bf6c2ccae0"/>
       <w:r>
         <w:t xml:space="preserve">Application</w:t>
       </w:r>
+      <w:bookmarkEnd w:id="373"/>
     </w:p>
     <w:p>
       <w:pPr>
@@ -34861,15 +35039,15 @@
         <w:t xml:space="preserve">(Answer: No, although it can change their temporal interpretation.)</w:t>
       </w:r>
     </w:p>
-    <w:bookmarkEnd w:id="372"/>
-    <w:bookmarkStart w:id="373" w:name="_9f01ef4af98f723d86a90774f8bc928a7a82341"/>
     <w:p>
       <w:pPr>
         <w:pStyle w:val="Heading2"/>
       </w:pPr>
+      <w:bookmarkStart w:id="374" w:name="_9f01ef4af98f723d86a90774f8bc928a7a82341"/>
       <w:r>
         <w:t xml:space="preserve">Synthesis</w:t>
       </w:r>
+      <w:bookmarkEnd w:id="374"/>
     </w:p>
     <w:p>
       <w:pPr>
@@ -34899,15 +35077,15 @@
         <w:t xml:space="preserve">(Answer: Its statistical meaning, units, observation grouping and any sampling assumptions.)</w:t>
       </w:r>
     </w:p>
-    <w:bookmarkEnd w:id="373"/>
-    <w:bookmarkStart w:id="374" w:name="_bd36a1a24210b7e83fd90c16ca7e2bd079874c5"/>
     <w:p>
       <w:pPr>
         <w:pStyle w:val="Heading2"/>
       </w:pPr>
+      <w:bookmarkStart w:id="375" w:name="_bd36a1a24210b7e83fd90c16ca7e2bd079874c5"/>
       <w:r>
         <w:t xml:space="preserve">Solution Discussion</w:t>
       </w:r>
+      <w:bookmarkEnd w:id="375"/>
     </w:p>
     <w:p>
       <w:pPr>
@@ -34929,16 +35107,20 @@
         <w:t xml:space="preserve">claim, names the quantities being compared and preserves the limits of the model.</w:t>
       </w:r>
     </w:p>
-    <w:bookmarkEnd w:id="374"/>
-    <w:bookmarkEnd w:id="375"/>
-    <w:bookmarkStart w:id="379" w:name="_68c4bc9acb53d3d52341e0934a2d4fa6c622b57"/>
+    <w:p>
+      <w:r>
+        <w:br w:type="page"/>
+      </w:r>
+    </w:p>
     <w:p>
       <w:pPr>
         <w:pStyle w:val="Heading1"/>
       </w:pPr>
+      <w:bookmarkStart w:id="376" w:name="_68c4bc9acb53d3d52341e0934a2d4fa6c622b57"/>
       <w:r>
         <w:t xml:space="preserve">Question Bank — First Principles</w:t>
       </w:r>
+      <w:bookmarkEnd w:id="376"/>
     </w:p>
     <w:p>
       <w:pPr>
@@ -34954,14 +35136,15 @@
         <w:t xml:space="preserve">italics; in a print build, move them to an answer key if you prefer.</w:t>
       </w:r>
     </w:p>
-    <w:bookmarkStart w:id="376" w:name="_9549fe532919f05d952109ddd6a282adab13aae"/>
     <w:p>
       <w:pPr>
         <w:pStyle w:val="Heading2"/>
       </w:pPr>
+      <w:bookmarkStart w:id="377" w:name="_9549fe532919f05d952109ddd6a282adab13aae"/>
       <w:r>
         <w:t xml:space="preserve">Recall</w:t>
       </w:r>
+      <w:bookmarkEnd w:id="377"/>
     </w:p>
     <w:p>
       <w:pPr>
@@ -35251,15 +35434,15 @@
         <w:t xml:space="preserve">.)</w:t>
       </w:r>
     </w:p>
-    <w:bookmarkEnd w:id="376"/>
-    <w:bookmarkStart w:id="377" w:name="_4acbee4547bb4d736e58581557dde3b65961eed"/>
     <w:p>
       <w:pPr>
         <w:pStyle w:val="Heading2"/>
       </w:pPr>
+      <w:bookmarkStart w:id="378" w:name="_4acbee4547bb4d736e58581557dde3b65961eed"/>
       <w:r>
         <w:t xml:space="preserve">Application</w:t>
       </w:r>
+      <w:bookmarkEnd w:id="378"/>
     </w:p>
     <w:p>
       <w:pPr>
@@ -35719,15 +35902,15 @@
         <w:t xml:space="preserve">parameter.)</w:t>
       </w:r>
     </w:p>
-    <w:bookmarkEnd w:id="377"/>
-    <w:bookmarkStart w:id="378" w:name="_bc4aae873b8a3acae5f04885370b237384d5f3a"/>
     <w:p>
       <w:pPr>
         <w:pStyle w:val="Heading2"/>
       </w:pPr>
+      <w:bookmarkStart w:id="379" w:name="_bc4aae873b8a3acae5f04885370b237384d5f3a"/>
       <w:r>
         <w:t xml:space="preserve">Synthesis</w:t>
       </w:r>
+      <w:bookmarkEnd w:id="379"/>
     </w:p>
     <w:p>
       <w:pPr>
@@ -35821,16 +36004,20 @@
         <w:t xml:space="preserve">, not the nominal resource supply. Accept reasoned alternatives.)</w:t>
       </w:r>
     </w:p>
-    <w:bookmarkEnd w:id="378"/>
-    <w:bookmarkEnd w:id="379"/>
-    <w:bookmarkStart w:id="384" w:name="_0b967855bff1f5fbc1b81e7bb996e907d3f8dc0"/>
+    <w:p>
+      <w:r>
+        <w:br w:type="page"/>
+      </w:r>
+    </w:p>
     <w:p>
       <w:pPr>
         <w:pStyle w:val="Heading1"/>
       </w:pPr>
+      <w:bookmarkStart w:id="380" w:name="_0b967855bff1f5fbc1b81e7bb996e907d3f8dc0"/>
       <w:r>
         <w:t xml:space="preserve">Question Bank — Building Blocks</w:t>
       </w:r>
+      <w:bookmarkEnd w:id="380"/>
     </w:p>
     <w:p>
       <w:pPr>
@@ -35846,14 +36033,15 @@
         <w:t xml:space="preserve">for numeric questions retain units and the model assumption that licenses the calculation.</w:t>
       </w:r>
     </w:p>
-    <w:bookmarkStart w:id="380" w:name="_93653eb2443630141ef9d1a84417474ff5eff14"/>
     <w:p>
       <w:pPr>
         <w:pStyle w:val="Heading2"/>
       </w:pPr>
+      <w:bookmarkStart w:id="381" w:name="_93653eb2443630141ef9d1a84417474ff5eff14"/>
       <w:r>
         <w:t xml:space="preserve">Recall</w:t>
       </w:r>
+      <w:bookmarkEnd w:id="381"/>
     </w:p>
     <w:p>
       <w:pPr>
@@ -35911,15 +36099,15 @@
         <w:t xml:space="preserve">(Answer: The positive input at which output is exactly half the maximum.)</w:t>
       </w:r>
     </w:p>
-    <w:bookmarkEnd w:id="380"/>
-    <w:bookmarkStart w:id="381" w:name="_4ee59729a3b0f42c3386eb340604bb4dc783b8c"/>
     <w:p>
       <w:pPr>
         <w:pStyle w:val="Heading2"/>
       </w:pPr>
+      <w:bookmarkStart w:id="382" w:name="_4ee59729a3b0f42c3386eb340604bb4dc783b8c"/>
       <w:r>
         <w:t xml:space="preserve">Application</w:t>
       </w:r>
+      <w:bookmarkEnd w:id="382"/>
     </w:p>
     <w:p>
       <w:pPr>
@@ -35977,15 +36165,15 @@
         <w:t xml:space="preserve">(Answer: Curvature and steepness around the shared midpoint; not the midpoint response.)</w:t>
       </w:r>
     </w:p>
-    <w:bookmarkEnd w:id="381"/>
-    <w:bookmarkStart w:id="382" w:name="_200a36a98ca9d3524afa9e7d3625a18f7b73343"/>
     <w:p>
       <w:pPr>
         <w:pStyle w:val="Heading2"/>
       </w:pPr>
+      <w:bookmarkStart w:id="383" w:name="_200a36a98ca9d3524afa9e7d3625a18f7b73343"/>
       <w:r>
         <w:t xml:space="preserve">Synthesis</w:t>
       </w:r>
+      <w:bookmarkEnd w:id="383"/>
     </w:p>
     <w:p>
       <w:pPr>
@@ -36015,15 +36203,15 @@
         <w:t xml:space="preserve">(Answer: Input/output domains, units, meaning and the rule for any temporal or feedback connection.)</w:t>
       </w:r>
     </w:p>
-    <w:bookmarkEnd w:id="382"/>
-    <w:bookmarkStart w:id="383" w:name="_a6584dcc2358fda1b8305cb83203405489fbf8b"/>
     <w:p>
       <w:pPr>
         <w:pStyle w:val="Heading2"/>
       </w:pPr>
+      <w:bookmarkStart w:id="384" w:name="_a6584dcc2358fda1b8305cb83203405489fbf8b"/>
       <w:r>
         <w:t xml:space="preserve">Solution Discussion</w:t>
       </w:r>
+      <w:bookmarkEnd w:id="384"/>
     </w:p>
     <w:p>
       <w:pPr>
@@ -36045,16 +36233,20 @@
         <w:t xml:space="preserve">claim, names the quantities being compared and preserves the limits of the model.</w:t>
       </w:r>
     </w:p>
-    <w:bookmarkEnd w:id="383"/>
-    <w:bookmarkEnd w:id="384"/>
-    <w:bookmarkStart w:id="389" w:name="_7b6ced244ec8e58a9887f6dba137f04ca560edd"/>
+    <w:p>
+      <w:r>
+        <w:br w:type="page"/>
+      </w:r>
+    </w:p>
     <w:p>
       <w:pPr>
         <w:pStyle w:val="Heading1"/>
       </w:pPr>
+      <w:bookmarkStart w:id="385" w:name="_7b6ced244ec8e58a9887f6dba137f04ca560edd"/>
       <w:r>
         <w:t xml:space="preserve">Question Bank — Structure and Form</w:t>
       </w:r>
+      <w:bookmarkEnd w:id="385"/>
     </w:p>
     <w:p>
       <w:pPr>
@@ -36070,14 +36262,15 @@
         <w:t xml:space="preserve">for numeric questions retain units and the model assumption that licenses the calculation.</w:t>
       </w:r>
     </w:p>
-    <w:bookmarkStart w:id="385" w:name="_a7503ed862b8231d11c2154597702e2b6e1cf5f"/>
     <w:p>
       <w:pPr>
         <w:pStyle w:val="Heading2"/>
       </w:pPr>
+      <w:bookmarkStart w:id="386" w:name="_a7503ed862b8231d11c2154597702e2b6e1cf5f"/>
       <w:r>
         <w:t xml:space="preserve">Recall</w:t>
       </w:r>
+      <w:bookmarkEnd w:id="386"/>
     </w:p>
     <w:p>
       <w:pPr>
@@ -36135,15 +36328,15 @@
         <w:t xml:space="preserve">(Answer: The original unit scale and the ability to reconstruct original magnitudes.)</w:t>
       </w:r>
     </w:p>
-    <w:bookmarkEnd w:id="385"/>
-    <w:bookmarkStart w:id="386" w:name="_4e8e49fce3f3c9ac0b705013e3850d1424f5892"/>
     <w:p>
       <w:pPr>
         <w:pStyle w:val="Heading2"/>
       </w:pPr>
+      <w:bookmarkStart w:id="387" w:name="_4e8e49fce3f3c9ac0b705013e3850d1424f5892"/>
       <w:r>
         <w:t xml:space="preserve">Application</w:t>
       </w:r>
+      <w:bookmarkEnd w:id="387"/>
     </w:p>
     <w:p>
       <w:pPr>
@@ -36201,15 +36394,15 @@
         <w:t xml:space="preserve">(Answer: Two zeros by its explicit constant-range convention.)</w:t>
       </w:r>
     </w:p>
-    <w:bookmarkEnd w:id="386"/>
-    <w:bookmarkStart w:id="387" w:name="_8b962e55111d5c868b83f4202011288e5365e7f"/>
     <w:p>
       <w:pPr>
         <w:pStyle w:val="Heading2"/>
       </w:pPr>
+      <w:bookmarkStart w:id="388" w:name="_8b962e55111d5c868b83f4202011288e5365e7f"/>
       <w:r>
         <w:t xml:space="preserve">Synthesis</w:t>
       </w:r>
+      <w:bookmarkEnd w:id="388"/>
     </w:p>
     <w:p>
       <w:pPr>
@@ -36239,15 +36432,15 @@
         <w:t xml:space="preserve">(Answer: Each uses different reference bounds; matching relative positions can hide different magnitudes.)</w:t>
       </w:r>
     </w:p>
-    <w:bookmarkEnd w:id="387"/>
-    <w:bookmarkStart w:id="388" w:name="_f461f499879a64123eab74057ff623fe68b9c11"/>
     <w:p>
       <w:pPr>
         <w:pStyle w:val="Heading2"/>
       </w:pPr>
+      <w:bookmarkStart w:id="389" w:name="_f461f499879a64123eab74057ff623fe68b9c11"/>
       <w:r>
         <w:t xml:space="preserve">Solution Discussion</w:t>
       </w:r>
+      <w:bookmarkEnd w:id="389"/>
     </w:p>
     <w:p>
       <w:pPr>
@@ -36269,16 +36462,20 @@
         <w:t xml:space="preserve">claim, names the quantities being compared and preserves the limits of the model.</w:t>
       </w:r>
     </w:p>
-    <w:bookmarkEnd w:id="388"/>
-    <w:bookmarkEnd w:id="389"/>
-    <w:bookmarkStart w:id="394" w:name="_d88cdcc129c320612450349a307dc98cadbc518"/>
+    <w:p>
+      <w:r>
+        <w:br w:type="page"/>
+      </w:r>
+    </w:p>
     <w:p>
       <w:pPr>
         <w:pStyle w:val="Heading1"/>
       </w:pPr>
+      <w:bookmarkStart w:id="390" w:name="_d88cdcc129c320612450349a307dc98cadbc518"/>
       <w:r>
         <w:t xml:space="preserve">Question Bank — Systems Overview</w:t>
       </w:r>
+      <w:bookmarkEnd w:id="390"/>
     </w:p>
     <w:p>
       <w:pPr>
@@ -36294,14 +36491,15 @@
         <w:t xml:space="preserve">for numeric questions retain units and the model assumption that licenses the calculation.</w:t>
       </w:r>
     </w:p>
-    <w:bookmarkStart w:id="390" w:name="_e266bde229cc6b777e91a32bfeae4b9fa038950"/>
     <w:p>
       <w:pPr>
         <w:pStyle w:val="Heading2"/>
       </w:pPr>
+      <w:bookmarkStart w:id="391" w:name="_e266bde229cc6b777e91a32bfeae4b9fa038950"/>
       <w:r>
         <w:t xml:space="preserve">Recall</w:t>
       </w:r>
+      <w:bookmarkEnd w:id="391"/>
     </w:p>
     <w:p>
       <w:pPr>
@@ -36359,15 +36557,15 @@
         <w:t xml:space="preserve">(Answer: No: measurement limits or observation-rule changes can also flatten it.)</w:t>
       </w:r>
     </w:p>
-    <w:bookmarkEnd w:id="390"/>
-    <w:bookmarkStart w:id="391" w:name="_48ea2aaffb3c553cafdabce09476f965d624cc2"/>
     <w:p>
       <w:pPr>
         <w:pStyle w:val="Heading2"/>
       </w:pPr>
+      <w:bookmarkStart w:id="392" w:name="_48ea2aaffb3c553cafdabce09476f965d624cc2"/>
       <w:r>
         <w:t xml:space="preserve">Application</w:t>
       </w:r>
+      <w:bookmarkEnd w:id="392"/>
     </w:p>
     <w:p>
       <w:pPr>
@@ -36425,15 +36623,15 @@
         <w:t xml:space="preserve">(Answer: Internal consistency does not test whether actual observations follow the assumed dynamics.)</w:t>
       </w:r>
     </w:p>
-    <w:bookmarkEnd w:id="391"/>
-    <w:bookmarkStart w:id="392" w:name="_ed925229369b84e3bd8855c16163dba4a20d9b0"/>
     <w:p>
       <w:pPr>
         <w:pStyle w:val="Heading2"/>
       </w:pPr>
+      <w:bookmarkStart w:id="393" w:name="_ed925229369b84e3bd8855c16163dba4a20d9b0"/>
       <w:r>
         <w:t xml:space="preserve">Synthesis</w:t>
       </w:r>
+      <w:bookmarkEnd w:id="393"/>
     </w:p>
     <w:p>
       <w:pPr>
@@ -36463,15 +36661,15 @@
         <w:t xml:space="preserve">(Answer: When it addresses a specific observed inadequacy and its parameters can be supported by an observation plan.)</w:t>
       </w:r>
     </w:p>
-    <w:bookmarkEnd w:id="392"/>
-    <w:bookmarkStart w:id="393" w:name="_1dbaf518b189c0379ca786fbb8453f67e9840fd"/>
     <w:p>
       <w:pPr>
         <w:pStyle w:val="Heading2"/>
       </w:pPr>
+      <w:bookmarkStart w:id="394" w:name="_1dbaf518b189c0379ca786fbb8453f67e9840fd"/>
       <w:r>
         <w:t xml:space="preserve">Solution Discussion</w:t>
       </w:r>
+      <w:bookmarkEnd w:id="394"/>
     </w:p>
     <w:p>
       <w:pPr>
@@ -36493,16 +36691,20 @@
         <w:t xml:space="preserve">claim, names the quantities being compared and preserves the limits of the model.</w:t>
       </w:r>
     </w:p>
-    <w:bookmarkEnd w:id="393"/>
-    <w:bookmarkEnd w:id="394"/>
-    <w:bookmarkStart w:id="399" w:name="_32e419030be85a5d82d53f7e84221c43a9ec2ef"/>
+    <w:p>
+      <w:r>
+        <w:br w:type="page"/>
+      </w:r>
+    </w:p>
     <w:p>
       <w:pPr>
         <w:pStyle w:val="Heading1"/>
       </w:pPr>
+      <w:bookmarkStart w:id="395" w:name="_32e419030be85a5d82d53f7e84221c43a9ec2ef"/>
       <w:r>
         <w:t xml:space="preserve">Question Bank — Dynamics and Change</w:t>
       </w:r>
+      <w:bookmarkEnd w:id="395"/>
     </w:p>
     <w:p>
       <w:pPr>
@@ -36518,14 +36720,15 @@
         <w:t xml:space="preserve">for numeric questions retain units and the model assumption that licenses the calculation.</w:t>
       </w:r>
     </w:p>
-    <w:bookmarkStart w:id="395" w:name="_015ee564ee4f57b47a1171e87c7b420abbceb45"/>
     <w:p>
       <w:pPr>
         <w:pStyle w:val="Heading2"/>
       </w:pPr>
+      <w:bookmarkStart w:id="396" w:name="_015ee564ee4f57b47a1171e87c7b420abbceb45"/>
       <w:r>
         <w:t xml:space="preserve">Recall</w:t>
       </w:r>
+      <w:bookmarkEnd w:id="396"/>
     </w:p>
     <w:p>
       <w:pPr>
@@ -36583,15 +36786,15 @@
         <w:t xml:space="preserve">(Answer: It halves.)</w:t>
       </w:r>
     </w:p>
-    <w:bookmarkEnd w:id="395"/>
-    <w:bookmarkStart w:id="396" w:name="_130d8b2f33ae2ec18a5be0a3c77e134a4cee5f4"/>
     <w:p>
       <w:pPr>
         <w:pStyle w:val="Heading2"/>
       </w:pPr>
+      <w:bookmarkStart w:id="397" w:name="_130d8b2f33ae2ec18a5be0a3c77e134a4cee5f4"/>
       <w:r>
         <w:t xml:space="preserve">Application</w:t>
       </w:r>
+      <w:bookmarkEnd w:id="397"/>
     </w:p>
     <w:p>
       <w:pPr>
@@ -36649,15 +36852,15 @@
         <w:t xml:space="preserve">(Answer: No; the amount is constant, and the half-life helper rejects zero rate.)</w:t>
       </w:r>
     </w:p>
-    <w:bookmarkEnd w:id="396"/>
-    <w:bookmarkStart w:id="397" w:name="_f1f80af1b00dc7e8ad8ae4e87d4892b31ceee27"/>
     <w:p>
       <w:pPr>
         <w:pStyle w:val="Heading2"/>
       </w:pPr>
+      <w:bookmarkStart w:id="398" w:name="_f1f80af1b00dc7e8ad8ae4e87d4892b31ceee27"/>
       <w:r>
         <w:t xml:space="preserve">Synthesis</w:t>
       </w:r>
+      <w:bookmarkEnd w:id="398"/>
     </w:p>
     <w:p>
       <w:pPr>
@@ -36687,15 +36890,15 @@
         <w:t xml:space="preserve">(Answer: A coarse grid can omit transients; precision at the same times cannot reconstruct omitted events.)</w:t>
       </w:r>
     </w:p>
-    <w:bookmarkEnd w:id="397"/>
-    <w:bookmarkStart w:id="398" w:name="_629dc1cc096f3d5aefe17238ff0999e12110945"/>
     <w:p>
       <w:pPr>
         <w:pStyle w:val="Heading2"/>
       </w:pPr>
+      <w:bookmarkStart w:id="399" w:name="_629dc1cc096f3d5aefe17238ff0999e12110945"/>
       <w:r>
         <w:t xml:space="preserve">Solution Discussion</w:t>
       </w:r>
+      <w:bookmarkEnd w:id="399"/>
     </w:p>
     <w:p>
       <w:pPr>
@@ -36717,16 +36920,20 @@
         <w:t xml:space="preserve">claim, names the quantities being compared and preserves the limits of the model.</w:t>
       </w:r>
     </w:p>
-    <w:bookmarkEnd w:id="398"/>
-    <w:bookmarkEnd w:id="399"/>
-    <w:bookmarkStart w:id="404" w:name="_274f7aa454cd579e2c17e2dc68dcd15b321e412"/>
+    <w:p>
+      <w:r>
+        <w:br w:type="page"/>
+      </w:r>
+    </w:p>
     <w:p>
       <w:pPr>
         <w:pStyle w:val="Heading1"/>
       </w:pPr>
+      <w:bookmarkStart w:id="400" w:name="_274f7aa454cd579e2c17e2dc68dcd15b321e412"/>
       <w:r>
         <w:t xml:space="preserve">Question Bank — Regulation and Control</w:t>
       </w:r>
+      <w:bookmarkEnd w:id="400"/>
     </w:p>
     <w:p>
       <w:pPr>
@@ -36742,14 +36949,15 @@
         <w:t xml:space="preserve">for numeric questions retain units and the model assumption that licenses the calculation.</w:t>
       </w:r>
     </w:p>
-    <w:bookmarkStart w:id="400" w:name="_54ab86ac0f6970e121a660519bffa5b6f2bcddf"/>
     <w:p>
       <w:pPr>
         <w:pStyle w:val="Heading2"/>
       </w:pPr>
+      <w:bookmarkStart w:id="401" w:name="_54ab86ac0f6970e121a660519bffa5b6f2bcddf"/>
       <w:r>
         <w:t xml:space="preserve">Recall</w:t>
       </w:r>
+      <w:bookmarkEnd w:id="401"/>
     </w:p>
     <w:p>
       <w:pPr>
@@ -36807,15 +37015,15 @@
         <w:t xml:space="preserve">(Answer: An ideal integrator plant with state derivative equal to the action.)</w:t>
       </w:r>
     </w:p>
-    <w:bookmarkEnd w:id="400"/>
-    <w:bookmarkStart w:id="401" w:name="_0aa3d7652c5842c732c4846e99b40d3e643bff0"/>
     <w:p>
       <w:pPr>
         <w:pStyle w:val="Heading2"/>
       </w:pPr>
+      <w:bookmarkStart w:id="402" w:name="_0aa3d7652c5842c732c4846e99b40d3e643bff0"/>
       <w:r>
         <w:t xml:space="preserve">Application</w:t>
       </w:r>
+      <w:bookmarkEnd w:id="402"/>
     </w:p>
     <w:p>
       <w:pPr>
@@ -36873,15 +37081,15 @@
         <w:t xml:space="preserve">(Answer: The action no longer equals gain times error when clipped, changing the state law.)</w:t>
       </w:r>
     </w:p>
-    <w:bookmarkEnd w:id="401"/>
-    <w:bookmarkStart w:id="402" w:name="_33575ccdbd3d3f9f1e4d6359de1a39472f23b7f"/>
     <w:p>
       <w:pPr>
         <w:pStyle w:val="Heading2"/>
       </w:pPr>
+      <w:bookmarkStart w:id="403" w:name="_33575ccdbd3d3f9f1e4d6359de1a39472f23b7f"/>
       <w:r>
         <w:t xml:space="preserve">Synthesis</w:t>
       </w:r>
+      <w:bookmarkEnd w:id="403"/>
     </w:p>
     <w:p>
       <w:pPr>
@@ -36911,15 +37119,15 @@
         <w:t xml:space="preserve">(Answer: The plant and controller update laws, measurement timing, limits, parameter domain and appropriate mathematical or observed checks.)</w:t>
       </w:r>
     </w:p>
-    <w:bookmarkEnd w:id="402"/>
-    <w:bookmarkStart w:id="403" w:name="_6110d0be8a74e10488e680d067acacd2b40a625"/>
     <w:p>
       <w:pPr>
         <w:pStyle w:val="Heading2"/>
       </w:pPr>
+      <w:bookmarkStart w:id="404" w:name="_6110d0be8a74e10488e680d067acacd2b40a625"/>
       <w:r>
         <w:t xml:space="preserve">Solution Discussion</w:t>
       </w:r>
+      <w:bookmarkEnd w:id="404"/>
     </w:p>
     <w:p>
       <w:pPr>
@@ -36941,16 +37149,20 @@
         <w:t xml:space="preserve">claim, names the quantities being compared and preserves the limits of the model.</w:t>
       </w:r>
     </w:p>
-    <w:bookmarkEnd w:id="403"/>
-    <w:bookmarkEnd w:id="404"/>
-    <w:bookmarkStart w:id="409" w:name="_56de23e0a6e8d45184e5d550826e4916800f75c"/>
+    <w:p>
+      <w:r>
+        <w:br w:type="page"/>
+      </w:r>
+    </w:p>
     <w:p>
       <w:pPr>
         <w:pStyle w:val="Heading1"/>
       </w:pPr>
+      <w:bookmarkStart w:id="405" w:name="_56de23e0a6e8d45184e5d550826e4916800f75c"/>
       <w:r>
         <w:t xml:space="preserve">Question Bank — Applied Models</w:t>
       </w:r>
+      <w:bookmarkEnd w:id="405"/>
     </w:p>
     <w:p>
       <w:pPr>
@@ -36966,14 +37178,15 @@
         <w:t xml:space="preserve">for numeric questions retain units and the model assumption that licenses the calculation.</w:t>
       </w:r>
     </w:p>
-    <w:bookmarkStart w:id="405" w:name="_c9aea98186727cb4e0e4e1e432be6f31effb8e5"/>
     <w:p>
       <w:pPr>
         <w:pStyle w:val="Heading2"/>
       </w:pPr>
+      <w:bookmarkStart w:id="406" w:name="_c9aea98186727cb4e0e4e1e432be6f31effb8e5"/>
       <w:r>
         <w:t xml:space="preserve">Recall</w:t>
       </w:r>
+      <w:bookmarkEnd w:id="406"/>
     </w:p>
     <w:p>
       <w:pPr>
@@ -37031,15 +37244,15 @@
         <w:t xml:space="preserve">(Answer: The line grows without bound; the response approaches a finite maximum.)</w:t>
       </w:r>
     </w:p>
-    <w:bookmarkEnd w:id="405"/>
-    <w:bookmarkStart w:id="406" w:name="_6ede72f7f673914ff77e7103c6213709469e4eb"/>
     <w:p>
       <w:pPr>
         <w:pStyle w:val="Heading2"/>
       </w:pPr>
+      <w:bookmarkStart w:id="407" w:name="_6ede72f7f673914ff77e7103c6213709469e4eb"/>
       <w:r>
         <w:t xml:space="preserve">Application</w:t>
       </w:r>
+      <w:bookmarkEnd w:id="407"/>
     </w:p>
     <w:p>
       <w:pPr>
@@ -37097,15 +37310,15 @@
         <w:t xml:space="preserve">(Answer: No; it has already influenced the parameters or model choice.)</w:t>
       </w:r>
     </w:p>
-    <w:bookmarkEnd w:id="406"/>
-    <w:bookmarkStart w:id="407" w:name="_0ca25d5f0b45de796a5f217d4edf170c3f033e4"/>
     <w:p>
       <w:pPr>
         <w:pStyle w:val="Heading2"/>
       </w:pPr>
+      <w:bookmarkStart w:id="408" w:name="_0ca25d5f0b45de796a5f217d4edf170c3f033e4"/>
       <w:r>
         <w:t xml:space="preserve">Synthesis</w:t>
       </w:r>
+      <w:bookmarkEnd w:id="408"/>
     </w:p>
     <w:p>
       <w:pPr>
@@ -37135,15 +37348,15 @@
         <w:t xml:space="preserve">(Answer: Range, observation rule, parameters, evaluation evidence, competing explanations and remaining uncertainty.)</w:t>
       </w:r>
     </w:p>
-    <w:bookmarkEnd w:id="407"/>
-    <w:bookmarkStart w:id="408" w:name="_bbd00cb3c204d88bd98d59f510a73ede914f2f7"/>
     <w:p>
       <w:pPr>
         <w:pStyle w:val="Heading2"/>
       </w:pPr>
+      <w:bookmarkStart w:id="409" w:name="_bbd00cb3c204d88bd98d59f510a73ede914f2f7"/>
       <w:r>
         <w:t xml:space="preserve">Solution Discussion</w:t>
       </w:r>
+      <w:bookmarkEnd w:id="409"/>
     </w:p>
     <w:p>
       <w:pPr>
@@ -37165,16 +37378,20 @@
         <w:t xml:space="preserve">claim, names the quantities being compared and preserves the limits of the model.</w:t>
       </w:r>
     </w:p>
-    <w:bookmarkEnd w:id="408"/>
-    <w:bookmarkEnd w:id="409"/>
-    <w:bookmarkStart w:id="413" w:name="_2de9517e37df68b833b6198938583e6306ba45a"/>
+    <w:p>
+      <w:r>
+        <w:br w:type="page"/>
+      </w:r>
+    </w:p>
     <w:p>
       <w:pPr>
         <w:pStyle w:val="Heading1"/>
       </w:pPr>
+      <w:bookmarkStart w:id="410" w:name="_2de9517e37df68b833b6198938583e6306ba45a"/>
       <w:r>
         <w:t xml:space="preserve">Question Bank — Case Studies</w:t>
       </w:r>
+      <w:bookmarkEnd w:id="410"/>
     </w:p>
     <w:p>
       <w:pPr>
@@ -37190,14 +37407,15 @@
         <w:t xml:space="preserve">italics.</w:t>
       </w:r>
     </w:p>
-    <w:bookmarkStart w:id="410" w:name="_dd3027ce9d4e5194ec60ec2b417de7392870bda"/>
     <w:p>
       <w:pPr>
         <w:pStyle w:val="Heading2"/>
       </w:pPr>
+      <w:bookmarkStart w:id="411" w:name="_dd3027ce9d4e5194ec60ec2b417de7392870bda"/>
       <w:r>
         <w:t xml:space="preserve">Recall</w:t>
       </w:r>
+      <w:bookmarkEnd w:id="411"/>
     </w:p>
     <w:p>
       <w:pPr>
@@ -37445,15 +37663,15 @@
         <w:t xml:space="preserve">match the control mean.)</w:t>
       </w:r>
     </w:p>
-    <w:bookmarkEnd w:id="410"/>
-    <w:bookmarkStart w:id="411" w:name="_487d6eee200edaf2ddd23cbc26b86e145778f6a"/>
     <w:p>
       <w:pPr>
         <w:pStyle w:val="Heading2"/>
       </w:pPr>
+      <w:bookmarkStart w:id="412" w:name="_487d6eee200edaf2ddd23cbc26b86e145778f6a"/>
       <w:r>
         <w:t xml:space="preserve">Application</w:t>
       </w:r>
+      <w:bookmarkEnd w:id="412"/>
     </w:p>
     <w:p>
       <w:pPr>
@@ -37717,15 +37935,15 @@
         <w:t xml:space="preserve">overpredict.)</w:t>
       </w:r>
     </w:p>
-    <w:bookmarkEnd w:id="411"/>
-    <w:bookmarkStart w:id="412" w:name="_fbea01bce7a84ef885018e3d1557e007e5268c1"/>
     <w:p>
       <w:pPr>
         <w:pStyle w:val="Heading2"/>
       </w:pPr>
+      <w:bookmarkStart w:id="413" w:name="_fbea01bce7a84ef885018e3d1557e007e5268c1"/>
       <w:r>
         <w:t xml:space="preserve">Synthesis</w:t>
       </w:r>
+      <w:bookmarkEnd w:id="413"/>
     </w:p>
     <w:p>
       <w:pPr>
@@ -37893,16 +38111,20 @@
         <w:t xml:space="preserve">linear model generalises. Accept reasoned alternatives.)</w:t>
       </w:r>
     </w:p>
-    <w:bookmarkEnd w:id="412"/>
-    <w:bookmarkEnd w:id="413"/>
-    <w:bookmarkStart w:id="418" w:name="_ae96d6731aa4b4446398ec8b1c8a64eff46f8f4"/>
+    <w:p>
+      <w:r>
+        <w:br w:type="page"/>
+      </w:r>
+    </w:p>
     <w:p>
       <w:pPr>
         <w:pStyle w:val="Heading1"/>
       </w:pPr>
+      <w:bookmarkStart w:id="414" w:name="_ae96d6731aa4b4446398ec8b1c8a64eff46f8f4"/>
       <w:r>
         <w:t xml:space="preserve">Question Bank — Frontiers and Open Problems</w:t>
       </w:r>
+      <w:bookmarkEnd w:id="414"/>
     </w:p>
     <w:p>
       <w:pPr>
@@ -37918,14 +38140,15 @@
         <w:t xml:space="preserve">for numeric questions retain units and the model assumption that licenses the calculation.</w:t>
       </w:r>
     </w:p>
-    <w:bookmarkStart w:id="414" w:name="_aa42a8011839262d0f722920f044749e71c63df"/>
     <w:p>
       <w:pPr>
         <w:pStyle w:val="Heading2"/>
       </w:pPr>
+      <w:bookmarkStart w:id="415" w:name="_aa42a8011839262d0f722920f044749e71c63df"/>
       <w:r>
         <w:t xml:space="preserve">Recall</w:t>
       </w:r>
+      <w:bookmarkEnd w:id="415"/>
     </w:p>
     <w:p>
       <w:pPr>
@@ -37983,15 +38206,15 @@
         <w:t xml:space="preserve">(Answer: It can fail the particular claim for a relevant, inspectable reason.)</w:t>
       </w:r>
     </w:p>
-    <w:bookmarkEnd w:id="414"/>
-    <w:bookmarkStart w:id="415" w:name="_3d30582c7c35a2422750fdcc583124710a244e3"/>
     <w:p>
       <w:pPr>
         <w:pStyle w:val="Heading2"/>
       </w:pPr>
+      <w:bookmarkStart w:id="416" w:name="_3d30582c7c35a2422750fdcc583124710a244e3"/>
       <w:r>
         <w:t xml:space="preserve">Application</w:t>
       </w:r>
+      <w:bookmarkEnd w:id="416"/>
     </w:p>
     <w:p>
       <w:pPr>
@@ -38049,15 +38272,15 @@
         <w:t xml:space="preserve">(Answer: No; it establishes failure within the chosen practical deadline.)</w:t>
       </w:r>
     </w:p>
-    <w:bookmarkEnd w:id="415"/>
-    <w:bookmarkStart w:id="416" w:name="_60ceef7add5063e5da2e26c639662470fa3a5e0"/>
     <w:p>
       <w:pPr>
         <w:pStyle w:val="Heading2"/>
       </w:pPr>
+      <w:bookmarkStart w:id="417" w:name="_60ceef7add5063e5da2e26c639662470fa3a5e0"/>
       <w:r>
         <w:t xml:space="preserve">Synthesis</w:t>
       </w:r>
+      <w:bookmarkEnd w:id="417"/>
     </w:p>
     <w:p>
       <w:pPr>
@@ -38087,15 +38310,15 @@
         <w:t xml:space="preserve">(Answer: Name the gap, producer, artifact, consumer, discriminating check and the scope of any resulting conclusion.)</w:t>
       </w:r>
     </w:p>
-    <w:bookmarkEnd w:id="416"/>
-    <w:bookmarkStart w:id="417" w:name="_6f7aef8c96165b9b0628c5aeca87caf13c5264a"/>
     <w:p>
       <w:pPr>
         <w:pStyle w:val="Heading2"/>
       </w:pPr>
+      <w:bookmarkStart w:id="418" w:name="_6f7aef8c96165b9b0628c5aeca87caf13c5264a"/>
       <w:r>
         <w:t xml:space="preserve">Solution Discussion</w:t>
       </w:r>
+      <w:bookmarkEnd w:id="418"/>
     </w:p>
     <w:p>
       <w:pPr>
@@ -38117,16 +38340,20 @@
         <w:t xml:space="preserve">claim, names the quantities being compared and preserves the limits of the model.</w:t>
       </w:r>
     </w:p>
-    <w:bookmarkEnd w:id="417"/>
-    <w:bookmarkEnd w:id="418"/>
-    <w:bookmarkStart w:id="425" w:name="_7224b2fcc0e1892518678ef8d887a45d712e778"/>
+    <w:p>
+      <w:r>
+        <w:br w:type="page"/>
+      </w:r>
+    </w:p>
     <w:p>
       <w:pPr>
         <w:pStyle w:val="Heading1"/>
       </w:pPr>
+      <w:bookmarkStart w:id="419" w:name="_7224b2fcc0e1892518678ef8d887a45d712e778"/>
       <w:r>
         <w:t xml:space="preserve">Appendix A — Authoring and Verification</w:t>
       </w:r>
+      <w:bookmarkEnd w:id="419"/>
     </w:p>
     <w:p>
       <w:pPr>
@@ -38144,14 +38371,15 @@
         <w:t xml:space="preserve">A technical book needs a traceable path from an idea to an explanation, a computation, and a checked artifact. This appendix describes that path for this book. The canonical chapters are authored examples. The separate scaffolding API creates draft outlines for new work; generating an outline does not establish that a chapter is ready to teach.</w:t>
       </w:r>
     </w:p>
-    <w:bookmarkStart w:id="419" w:name="_c2e407dfd045e374d2f90ef80c62927a9b7a278"/>
     <w:p>
       <w:pPr>
         <w:pStyle w:val="Heading2"/>
       </w:pPr>
+      <w:bookmarkStart w:id="420" w:name="_c2e407dfd045e374d2f90ef80c62927a9b7a278"/>
       <w:r>
         <w:t xml:space="preserve">Declare the structure</w:t>
       </w:r>
+      <w:bookmarkEnd w:id="420"/>
     </w:p>
     <w:p>
       <w:pPr>
@@ -38250,15 +38478,15 @@
         <w:t xml:space="preserve">; rendering supplies display numbers. Do not write a second chapter roster in a script or assume that changing a display title changes the source filename.</w:t>
       </w:r>
     </w:p>
-    <w:bookmarkEnd w:id="419"/>
-    <w:bookmarkStart w:id="420" w:name="_1d700b3c9dade82b2a28e073beb7b450c54fea4"/>
     <w:p>
       <w:pPr>
         <w:pStyle w:val="Heading2"/>
       </w:pPr>
+      <w:bookmarkStart w:id="421" w:name="_1d700b3c9dade82b2a28e073beb7b450c54fea4"/>
       <w:r>
         <w:t xml:space="preserve">Create a draft without replacing authored work</w:t>
       </w:r>
+      <w:bookmarkEnd w:id="421"/>
     </w:p>
     <w:p>
       <w:pPr>
@@ -38291,15 +38519,15 @@
         <w:t xml:space="preserve">A chapter should answer a concrete question. Name its state, observations, units, model, and limits before choosing a computation. A lab should make a prediction before running code, show the resulting arithmetic, and discuss a failure case. A question bank should include answers with reasoning, rather than simply repeating definitions. A correct calculation under explicit assumptions is a useful result even when it does not establish a real-world claim.</w:t>
       </w:r>
     </w:p>
-    <w:bookmarkEnd w:id="420"/>
-    <w:bookmarkStart w:id="421" w:name="_1f416bd0c2b387769dcf393217216a7b4c7a219"/>
     <w:p>
       <w:pPr>
         <w:pStyle w:val="Heading2"/>
       </w:pPr>
+      <w:bookmarkStart w:id="422" w:name="_1f416bd0c2b387769dcf393217216a7b4c7a219"/>
       <w:r>
         <w:t xml:space="preserve">Bind prose to computation</w:t>
       </w:r>
+      <w:bookmarkEnd w:id="422"/>
     </w:p>
     <w:p>
       <w:pPr>
@@ -38391,15 +38619,15 @@
         <w:t xml:space="preserve">to produce diagram assets. Where a rendering backend is unavailable, a saved source specification preserves the diagram’s content but is not evidence that a graphical artifact rendered successfully.</w:t>
       </w:r>
     </w:p>
-    <w:bookmarkEnd w:id="421"/>
-    <w:bookmarkStart w:id="422" w:name="_2376d615104acab29351ce48e40f2e8ea28bd46"/>
     <w:p>
       <w:pPr>
         <w:pStyle w:val="Heading2"/>
       </w:pPr>
+      <w:bookmarkStart w:id="423" w:name="_2376d615104acab29351ce48e40f2e8ea28bd46"/>
       <w:r>
         <w:t xml:space="preserve">Cite and cross-reference responsibly</w:t>
       </w:r>
+      <w:bookmarkEnd w:id="423"/>
     </w:p>
     <w:p>
       <w:pPr>
@@ -38504,15 +38732,15 @@
         <w:t xml:space="preserve">. Keep labels unique. A section reference is preferable to a hand-written page number because pagination varies across PDF, HTML, and EPUB.</w:t>
       </w:r>
     </w:p>
-    <w:bookmarkEnd w:id="422"/>
-    <w:bookmarkStart w:id="423" w:name="_828dc712849c1885ea51cddcd9c2393bae62af2"/>
     <w:p>
       <w:pPr>
         <w:pStyle w:val="Heading2"/>
       </w:pPr>
+      <w:bookmarkStart w:id="424" w:name="_828dc712849c1885ea51cddcd9c2393bae62af2"/>
       <w:r>
         <w:t xml:space="preserve">Require content completion</w:t>
       </w:r>
+      <w:bookmarkEnd w:id="424"/>
     </w:p>
     <w:p>
       <w:pPr>
@@ -38542,15 +38770,15 @@
         <w:t xml:space="preserve">Run the isolated project test suite after source changes. Its model cases, configuration controls, manuscript integrity checks, and runnable examples provide distinct evidence. Inspect the changed source and final artifacts as well. A passing test suite does not certify that every explanation is sufficient for every audience, and a render that finishes does not establish that its numeric claims match the source.</w:t>
       </w:r>
     </w:p>
-    <w:bookmarkEnd w:id="423"/>
-    <w:bookmarkStart w:id="424" w:name="_eb09667ae2e4cadda8256f56072ce192f464a9f"/>
     <w:p>
       <w:pPr>
         <w:pStyle w:val="Heading2"/>
       </w:pPr>
+      <w:bookmarkStart w:id="425" w:name="_eb09667ae2e4cadda8256f56072ce192f464a9f"/>
       <w:r>
         <w:t xml:space="preserve">Contributor checklist</w:t>
       </w:r>
+      <w:bookmarkEnd w:id="425"/>
     </w:p>
     <w:p>
       <w:pPr>
@@ -38590,16 +38818,20 @@
         <w:t xml:space="preserve">.</w:t>
       </w:r>
     </w:p>
-    <w:bookmarkEnd w:id="424"/>
-    <w:bookmarkEnd w:id="425"/>
-    <w:bookmarkStart w:id="429" w:name="_f2f86cb44b1dc4dfceeffd6764212a903e5e129"/>
+    <w:p>
+      <w:r>
+        <w:br w:type="page"/>
+      </w:r>
+    </w:p>
     <w:p>
       <w:pPr>
         <w:pStyle w:val="Heading1"/>
       </w:pPr>
+      <w:bookmarkStart w:id="426" w:name="_f2f86cb44b1dc4dfceeffd6764212a903e5e129"/>
       <w:r>
         <w:t xml:space="preserve">Appendix B — Notation and Symbols</w:t>
       </w:r>
+      <w:bookmarkEnd w:id="426"/>
     </w:p>
     <w:p>
       <w:pPr>
@@ -38617,14 +38849,15 @@
         <w:t xml:space="preserve">A symbol acquires meaning from its definition, units, and domain. The same letter can represent different quantities in different models; a local parameter table therefore governs the chapter in which it appears. These conventions summarize the computational examples rather than imposing a universal scientific vocabulary.</w:t>
       </w:r>
     </w:p>
-    <w:bookmarkStart w:id="426" w:name="_conventions"/>
     <w:p>
       <w:pPr>
         <w:pStyle w:val="Heading2"/>
       </w:pPr>
+      <w:bookmarkStart w:id="427" w:name="_conventions"/>
       <w:r>
         <w:t xml:space="preserve">Conventions</w:t>
       </w:r>
+      <w:bookmarkEnd w:id="427"/>
     </w:p>
     <w:p>
       <w:pPr>
@@ -39831,15 +40064,15 @@
         </w:tc>
       </w:tr>
     </w:tbl>
-    <w:bookmarkEnd w:id="426"/>
-    <w:bookmarkStart w:id="427" w:name="_08fa417e2db54b444d287deebe853de31e8efd0"/>
     <w:p>
       <w:pPr>
         <w:pStyle w:val="Heading2"/>
       </w:pPr>
+      <w:bookmarkStart w:id="428" w:name="_08fa417e2db54b444d287deebe853de31e8efd0"/>
       <w:r>
         <w:t xml:space="preserve">A dimensional check</w:t>
       </w:r>
+      <w:bookmarkEnd w:id="428"/>
     </w:p>
     <w:p>
       <w:pPr>
@@ -40115,15 +40348,15 @@
         <w:t xml:space="preserve">. In a line, the intercept retains response units while the slope converts input increments into response increments. Normalize deliberately: removing units from a representation does not remove them from the interpretation.</w:t>
       </w:r>
     </w:p>
-    <w:bookmarkEnd w:id="427"/>
-    <w:bookmarkStart w:id="428" w:name="_0963b0e6d7fa07263720d09561523211363e596"/>
     <w:p>
       <w:pPr>
         <w:pStyle w:val="Heading2"/>
       </w:pPr>
+      <w:bookmarkStart w:id="429" w:name="_0963b0e6d7fa07263720d09561523211363e596"/>
       <w:r>
         <w:t xml:space="preserve">Distinguish indices and parameters</w:t>
       </w:r>
+      <w:bookmarkEnd w:id="429"/>
     </w:p>
     <w:p>
       <w:pPr>
@@ -40141,16 +40374,20 @@
         <w:t xml:space="preserve">See sec. 45 for numerical examples and sec. 46 for mathematical domains.</w:t>
       </w:r>
     </w:p>
-    <w:bookmarkEnd w:id="428"/>
-    <w:bookmarkEnd w:id="429"/>
-    <w:bookmarkStart w:id="437" w:name="_90dcf4e421dffa2304deeb2a448986dae123408"/>
+    <w:p>
+      <w:r>
+        <w:br w:type="page"/>
+      </w:r>
+    </w:p>
     <w:p>
       <w:pPr>
         <w:pStyle w:val="Heading1"/>
       </w:pPr>
+      <w:bookmarkStart w:id="430" w:name="_90dcf4e421dffa2304deeb2a448986dae123408"/>
       <w:r>
         <w:t xml:space="preserve">Appendix C — Mathematical Review</w:t>
       </w:r>
+      <w:bookmarkEnd w:id="430"/>
     </w:p>
     <w:p>
       <w:pPr>
@@ -40183,14 +40420,15 @@
         <w:t xml:space="preserve">implement these formulas under declared input restrictions. Mathematical reasoning and numerical tests supply different checks: a formula explains a relationship, while an executable example checks a specific implementation and finite input.</w:t>
       </w:r>
     </w:p>
-    <w:bookmarkStart w:id="430" w:name="_8cabfe4ba2e2808e1f825d456fe34e7afa594b8"/>
     <w:p>
       <w:pPr>
         <w:pStyle w:val="Heading2"/>
       </w:pPr>
+      <w:bookmarkStart w:id="431" w:name="_8cabfe4ba2e2808e1f825d456fe34e7afa594b8"/>
       <w:r>
         <w:t xml:space="preserve">Functions and rescaling</w:t>
       </w:r>
+      <w:bookmarkEnd w:id="431"/>
     </w:p>
     <w:p>
       <w:pPr>
@@ -40648,15 +40886,15 @@
         <w:t xml:space="preserve">])</w:t>
       </w:r>
     </w:p>
-    <w:bookmarkEnd w:id="430"/>
-    <w:bookmarkStart w:id="431" w:name="_f71d275dab3810d2b50facb5f5e2006609f3c80"/>
     <w:p>
       <w:pPr>
         <w:pStyle w:val="Heading2"/>
       </w:pPr>
+      <w:bookmarkStart w:id="432" w:name="_f71d275dab3810d2b50facb5f5e2006609f3c80"/>
       <w:r>
         <w:t xml:space="preserve">Logistic growth</w:t>
       </w:r>
+      <w:bookmarkEnd w:id="432"/>
     </w:p>
     <w:p>
       <w:pPr>
@@ -41582,15 +41820,15 @@
         <w:t xml:space="preserve">1e-12</w:t>
       </w:r>
     </w:p>
-    <w:bookmarkEnd w:id="431"/>
-    <w:bookmarkStart w:id="432" w:name="_60435f8985b08c8b6f56e1d767655ec752b7c92"/>
     <w:p>
       <w:pPr>
         <w:pStyle w:val="Heading2"/>
       </w:pPr>
+      <w:bookmarkStart w:id="433" w:name="_60435f8985b08c8b6f56e1d767655ec752b7c92"/>
       <w:r>
         <w:t xml:space="preserve">Exponential decay</w:t>
       </w:r>
+      <w:bookmarkEnd w:id="433"/>
     </w:p>
     <w:p>
       <w:pPr>
@@ -42218,15 +42456,15 @@
         <w:t xml:space="preserve">1e-12</w:t>
       </w:r>
     </w:p>
-    <w:bookmarkEnd w:id="432"/>
-    <w:bookmarkStart w:id="433" w:name="_d40fe49ca335f8d9f650e6376c7c926214b8e33"/>
     <w:p>
       <w:pPr>
         <w:pStyle w:val="Heading2"/>
       </w:pPr>
+      <w:bookmarkStart w:id="434" w:name="_d40fe49ca335f8d9f650e6376c7c926214b8e33"/>
       <w:r>
         <w:t xml:space="preserve">Saturating response</w:t>
       </w:r>
+      <w:bookmarkEnd w:id="434"/>
     </w:p>
     <w:p>
       <w:pPr>
@@ -42773,15 +43011,15 @@
         <w:t xml:space="preserve">])</w:t>
       </w:r>
     </w:p>
-    <w:bookmarkEnd w:id="433"/>
-    <w:bookmarkStart w:id="434" w:name="_e875717252ebd22da0c4d76166ce88c3c1f226e"/>
     <w:p>
       <w:pPr>
         <w:pStyle w:val="Heading2"/>
       </w:pPr>
+      <w:bookmarkStart w:id="435" w:name="_e875717252ebd22da0c4d76166ce88c3c1f226e"/>
       <w:r>
         <w:t xml:space="preserve">Least-squares fitting</w:t>
       </w:r>
+      <w:bookmarkEnd w:id="435"/>
     </w:p>
     <w:p>
       <w:pPr>
@@ -43430,15 +43668,15 @@
         <w:t xml:space="preserve">1e-12</w:t>
       </w:r>
     </w:p>
-    <w:bookmarkEnd w:id="434"/>
-    <w:bookmarkStart w:id="435" w:name="_4e0e12cee4948116497d53b269444ed7581b70b"/>
     <w:p>
       <w:pPr>
         <w:pStyle w:val="Heading2"/>
       </w:pPr>
+      <w:bookmarkStart w:id="436" w:name="_4e0e12cee4948116497d53b269444ed7581b70b"/>
       <w:r>
         <w:t xml:space="preserve">Means and spread</w:t>
       </w:r>
+      <w:bookmarkEnd w:id="436"/>
     </w:p>
     <w:p>
       <w:pPr>
@@ -43897,15 +44135,15 @@
         <w:t xml:space="preserve">1e-12</w:t>
       </w:r>
     </w:p>
-    <w:bookmarkEnd w:id="435"/>
-    <w:bookmarkStart w:id="436" w:name="_e765dcc0b7ba8f45d68c1dddd5fc43aceff0ffc"/>
     <w:p>
       <w:pPr>
         <w:pStyle w:val="Heading2"/>
       </w:pPr>
+      <w:bookmarkStart w:id="437" w:name="_e765dcc0b7ba8f45d68c1dddd5fc43aceff0ffc"/>
       <w:r>
         <w:t xml:space="preserve">Exercise and solution</w:t>
       </w:r>
+      <w:bookmarkEnd w:id="437"/>
     </w:p>
     <w:p>
       <w:pPr>
@@ -43915,16 +44153,20 @@
         <w:t xml:space="preserve">A learner changes the time unit from days to hours but keeps the decay rate’s numeric value unchanged. Will the predicted half-life describe the same process? No: the rate must be divided by twenty-four when time is measured in hours. The numeric half-life then multiplies by twenty-four. Check units before interpreting a change in a graph.</w:t>
       </w:r>
     </w:p>
-    <w:bookmarkEnd w:id="436"/>
-    <w:bookmarkEnd w:id="437"/>
-    <w:bookmarkStart w:id="450" w:name="_f9b00effa45de85050ffed4821584d46d889c3a"/>
+    <w:p>
+      <w:r>
+        <w:br w:type="page"/>
+      </w:r>
+    </w:p>
     <w:p>
       <w:pPr>
         <w:pStyle w:val="Heading1"/>
       </w:pPr>
+      <w:bookmarkStart w:id="438" w:name="_f9b00effa45de85050ffed4821584d46d889c3a"/>
       <w:r>
         <w:t xml:space="preserve">Appendix — Formalisms</w:t>
       </w:r>
+      <w:bookmarkEnd w:id="438"/>
     </w:p>
     <w:p>
       <w:pPr>
@@ -44083,14 +44325,15 @@
         </w:pict>
       </w:r>
     </w:p>
-    <w:bookmarkStart w:id="438" w:name="_definitions"/>
     <w:p>
       <w:pPr>
         <w:pStyle w:val="Heading2"/>
       </w:pPr>
+      <w:bookmarkStart w:id="439" w:name="_definitions"/>
       <w:r>
         <w:t xml:space="preserve">1. Definitions</w:t>
       </w:r>
+      <w:bookmarkEnd w:id="439"/>
     </w:p>
     <w:p>
       <w:pPr>
@@ -44323,15 +44566,15 @@
         </w:pict>
       </w:r>
     </w:p>
-    <w:bookmarkEnd w:id="438"/>
-    <w:bookmarkStart w:id="440" w:name="_9700687e3566617b7b3bfe81e062a5f44e8b437"/>
     <w:p>
       <w:pPr>
         <w:pStyle w:val="Heading2"/>
       </w:pPr>
+      <w:bookmarkStart w:id="440" w:name="_9700687e3566617b7b3bfe81e062a5f44e8b437"/>
       <w:r>
         <w:t xml:space="preserve">2. A theorem with proof</w:t>
       </w:r>
+      <w:bookmarkEnd w:id="440"/>
     </w:p>
     <w:p>
       <w:pPr>
@@ -44490,7 +44733,7 @@
       <w:pPr>
         <w:pStyle w:val="FirstParagraph"/>
       </w:pPr>
-      <w:bookmarkStart w:id="439" w:name="_d0ce5e90fb5d62521cc12bfa8fe4c2ed8b85fd3"/>
+      <w:bookmarkStart w:id="441" w:name="_d0ce5e90fb5d62521cc12bfa8fe4c2ed8b85fd3"/>
       <m:oMathPara>
         <m:oMathParaPr>
           <m:jc m:val="center"/>
@@ -44651,7 +44894,7 @@
           </m:r>
         </m:oMath>
       </m:oMathPara>
-      <w:bookmarkEnd w:id="439"/>
+      <w:bookmarkEnd w:id="441"/>
     </w:p>
     <w:p>
       <w:pPr>
@@ -45074,15 +45317,15 @@
         </w:pict>
       </w:r>
     </w:p>
-    <w:bookmarkEnd w:id="440"/>
-    <w:bookmarkStart w:id="441" w:name="_fd7010eb5529cff1444e56b6dd053a630e1e8f1"/>
     <w:p>
       <w:pPr>
         <w:pStyle w:val="Heading2"/>
       </w:pPr>
+      <w:bookmarkStart w:id="442" w:name="_fd7010eb5529cff1444e56b6dd053a630e1e8f1"/>
       <w:r>
         <w:t xml:space="preserve">3. A lemma</w:t>
       </w:r>
+      <w:bookmarkEnd w:id="442"/>
     </w:p>
     <w:p>
       <w:pPr>
@@ -45642,15 +45885,15 @@
         </w:pict>
       </w:r>
     </w:p>
-    <w:bookmarkEnd w:id="441"/>
-    <w:bookmarkStart w:id="442" w:name="_a133cf67726bebb9db05cf4654ce7ddd5feccfb"/>
     <w:p>
       <w:pPr>
         <w:pStyle w:val="Heading2"/>
       </w:pPr>
+      <w:bookmarkStart w:id="443" w:name="_a133cf67726bebb9db05cf4654ce7ddd5feccfb"/>
       <w:r>
         <w:t xml:space="preserve">4. Algorithms (pseudocode)</w:t>
       </w:r>
+      <w:bookmarkEnd w:id="443"/>
     </w:p>
     <w:p>
       <w:pPr>
@@ -45797,15 +46040,15 @@
         </w:pict>
       </w:r>
     </w:p>
-    <w:bookmarkEnd w:id="442"/>
-    <w:bookmarkStart w:id="443" w:name="_b965712a058c7daeb7826abc8269d711af2fe9e"/>
     <w:p>
       <w:pPr>
         <w:pStyle w:val="Heading2"/>
       </w:pPr>
+      <w:bookmarkStart w:id="444" w:name="_b965712a058c7daeb7826abc8269d711af2fe9e"/>
       <w:r>
         <w:t xml:space="preserve">5. A step-by-step derivation</w:t>
       </w:r>
+      <w:bookmarkEnd w:id="444"/>
     </w:p>
     <w:p>
       <w:pPr>
@@ -46275,15 +46518,15 @@
         </w:pict>
       </w:r>
     </w:p>
-    <w:bookmarkEnd w:id="443"/>
-    <w:bookmarkStart w:id="446" w:name="_f7af64bf16f5e5dea9b34aa5baddcb198c5621b"/>
     <w:p>
       <w:pPr>
         <w:pStyle w:val="Heading2"/>
       </w:pPr>
+      <w:bookmarkStart w:id="445" w:name="_f7af64bf16f5e5dea9b34aa5baddcb198c5621b"/>
       <w:r>
         <w:t xml:space="preserve">6. A system of numbered equations</w:t>
       </w:r>
+      <w:bookmarkEnd w:id="445"/>
     </w:p>
     <w:p>
       <w:pPr>
@@ -46303,7 +46546,7 @@
       <w:pPr>
         <w:pStyle w:val="BodyText"/>
       </w:pPr>
-      <w:bookmarkStart w:id="444" w:name="_c2b1c25a92c03738fe33aad518e45bbd775e76a"/>
+      <w:bookmarkStart w:id="446" w:name="_c2b1c25a92c03738fe33aad518e45bbd775e76a"/>
       <m:oMathPara>
         <m:oMathParaPr>
           <m:jc m:val="center"/>
@@ -46377,13 +46620,13 @@
           </m:r>
         </m:oMath>
       </m:oMathPara>
-      <w:bookmarkEnd w:id="444"/>
+      <w:bookmarkEnd w:id="446"/>
     </w:p>
     <w:p>
       <w:pPr>
         <w:pStyle w:val="FirstParagraph"/>
       </w:pPr>
-      <w:bookmarkStart w:id="445" w:name="_2f46faf95b7a5666242a02fa04d56985e6b0c90"/>
+      <w:bookmarkStart w:id="447" w:name="_2f46faf95b7a5666242a02fa04d56985e6b0c90"/>
       <m:oMathPara>
         <m:oMathParaPr>
           <m:jc m:val="center"/>
@@ -46457,7 +46700,7 @@
           </m:r>
         </m:oMath>
       </m:oMathPara>
-      <w:bookmarkEnd w:id="445"/>
+      <w:bookmarkEnd w:id="447"/>
     </w:p>
     <w:p>
       <w:pPr>
@@ -46480,15 +46723,15 @@
         </w:pict>
       </w:r>
     </w:p>
-    <w:bookmarkEnd w:id="446"/>
-    <w:bookmarkStart w:id="448" w:name="_86143ff57593ab6354a7d4d080deb6d2f16d71a"/>
     <w:p>
       <w:pPr>
         <w:pStyle w:val="Heading2"/>
       </w:pPr>
+      <w:bookmarkStart w:id="448" w:name="_86143ff57593ab6354a7d4d080deb6d2f16d71a"/>
       <w:r>
         <w:t xml:space="preserve">7. Dimensioned quantities</w:t>
       </w:r>
+      <w:bookmarkEnd w:id="448"/>
     </w:p>
     <w:p>
       <w:pPr>
@@ -46504,7 +46747,7 @@
         <w:t xml:space="preserve">target:</w:t>
       </w:r>
     </w:p>
-    <w:bookmarkStart w:id="447" w:name="_89956bc70c29ace5b741e7a09ad0f0daaf6e034"/>
+    <w:bookmarkStart w:id="449" w:name="_89956bc70c29ace5b741e7a09ad0f0daaf6e034"/>
     <w:p>
       <w:pPr>
         <w:pStyle w:val="TableCaption"/>
@@ -46828,7 +47071,7 @@
         </w:tc>
       </w:tr>
     </w:tbl>
-    <w:bookmarkEnd w:id="447"/>
+    <w:bookmarkEnd w:id="449"/>
     <w:p>
       <w:r>
         <w:pict>
@@ -46836,15 +47079,15 @@
         </w:pict>
       </w:r>
     </w:p>
-    <w:bookmarkEnd w:id="448"/>
-    <w:bookmarkStart w:id="449" w:name="_fa104e844bd4fe84a4c3348585d4ad24588eb61"/>
     <w:p>
       <w:pPr>
         <w:pStyle w:val="Heading2"/>
       </w:pPr>
+      <w:bookmarkStart w:id="450" w:name="_fa104e844bd4fe84a4c3348585d4ad24588eb61"/>
       <w:r>
         <w:t xml:space="preserve">8. Notation summary</w:t>
       </w:r>
+      <w:bookmarkEnd w:id="450"/>
     </w:p>
     <w:p>
       <w:pPr>
@@ -46922,16 +47165,20 @@
         <w:t xml:space="preserve">glossary.</w:t>
       </w:r>
     </w:p>
-    <w:bookmarkEnd w:id="449"/>
-    <w:bookmarkEnd w:id="450"/>
-    <w:bookmarkStart w:id="493" w:name="_634e8e294871ec9bc202b0b95e0f2b06c19e9ef"/>
+    <w:p>
+      <w:r>
+        <w:br w:type="page"/>
+      </w:r>
+    </w:p>
     <w:p>
       <w:pPr>
         <w:pStyle w:val="Heading1"/>
       </w:pPr>
+      <w:bookmarkStart w:id="451" w:name="_634e8e294871ec9bc202b0b95e0f2b06c19e9ef"/>
       <w:r>
         <w:t xml:space="preserve">Appendix — Format Gallery</w:t>
       </w:r>
+      <w:bookmarkEnd w:id="451"/>
     </w:p>
     <w:p>
       <w:pPr>
@@ -47042,14 +47289,15 @@
         </w:pict>
       </w:r>
     </w:p>
-    <w:bookmarkStart w:id="452" w:name="_a2cbdcc4c7721ae1385c29adb006408f956967b"/>
     <w:p>
       <w:pPr>
         <w:pStyle w:val="Heading2"/>
       </w:pPr>
+      <w:bookmarkStart w:id="452" w:name="_a2cbdcc4c7721ae1385c29adb006408f956967b"/>
       <w:r>
         <w:t xml:space="preserve">1. Text and inline formatting</w:t>
       </w:r>
+      <w:bookmarkEnd w:id="452"/>
     </w:p>
     <w:p>
       <w:pPr>
@@ -47154,7 +47402,7 @@
         <w:rPr>
           <w:rStyle w:val="FootnoteReference"/>
         </w:rPr>
-        <w:footnoteReference w:id="451"/>
+        <w:footnoteReference w:id="453"/>
       </w:r>
     </w:p>
     <w:p>
@@ -47184,15 +47432,15 @@
         </w:pict>
       </w:r>
     </w:p>
-    <w:bookmarkEnd w:id="452"/>
-    <w:bookmarkStart w:id="453" w:name="_lists"/>
     <w:p>
       <w:pPr>
         <w:pStyle w:val="Heading2"/>
       </w:pPr>
+      <w:bookmarkStart w:id="454" w:name="_lists"/>
       <w:r>
         <w:t xml:space="preserve">2. Lists</w:t>
       </w:r>
+      <w:bookmarkEnd w:id="454"/>
     </w:p>
     <w:p>
       <w:pPr>
@@ -47477,15 +47725,15 @@
         </w:pict>
       </w:r>
     </w:p>
-    <w:bookmarkEnd w:id="453"/>
-    <w:bookmarkStart w:id="454" w:name="_5195c3b555edbd09fff019b6268557b7c6852a1"/>
     <w:p>
       <w:pPr>
         <w:pStyle w:val="Heading2"/>
       </w:pPr>
+      <w:bookmarkStart w:id="455" w:name="_5195c3b555edbd09fff019b6268557b7c6852a1"/>
       <w:r>
         <w:t xml:space="preserve">3. Block quotes and callouts</w:t>
       </w:r>
+      <w:bookmarkEnd w:id="455"/>
     </w:p>
     <w:p>
       <w:pPr>
@@ -47682,15 +47930,15 @@
         </w:pict>
       </w:r>
     </w:p>
-    <w:bookmarkEnd w:id="454"/>
-    <w:bookmarkStart w:id="456" w:name="_tables"/>
     <w:p>
       <w:pPr>
         <w:pStyle w:val="Heading2"/>
       </w:pPr>
+      <w:bookmarkStart w:id="456" w:name="_tables"/>
       <w:r>
         <w:t xml:space="preserve">4. Tables</w:t>
       </w:r>
+      <w:bookmarkEnd w:id="456"/>
     </w:p>
     <w:p>
       <w:pPr>
@@ -47706,7 +47954,7 @@
         <w:t xml:space="preserve">(tbl. 14):</w:t>
       </w:r>
     </w:p>
-    <w:bookmarkStart w:id="455" w:name="_ca97d6ea7c6099d1cea2fabbb2099ac8dea34bc"/>
+    <w:bookmarkStart w:id="457" w:name="_ca97d6ea7c6099d1cea2fabbb2099ac8dea34bc"/>
     <w:p>
       <w:pPr>
         <w:pStyle w:val="TableCaption"/>
@@ -47883,7 +48131,7 @@
         </w:tc>
       </w:tr>
     </w:tbl>
-    <w:bookmarkEnd w:id="455"/>
+    <w:bookmarkEnd w:id="457"/>
     <w:p>
       <w:pPr>
         <w:pStyle w:val="FirstParagraph"/>
@@ -48077,15 +48325,15 @@
         </w:pict>
       </w:r>
     </w:p>
-    <w:bookmarkEnd w:id="456"/>
-    <w:bookmarkStart w:id="458" w:name="_f5004d4fe6f155f8632ea02b96f47e8664fbb0d"/>
     <w:p>
       <w:pPr>
         <w:pStyle w:val="Heading2"/>
       </w:pPr>
+      <w:bookmarkStart w:id="458" w:name="_f5004d4fe6f155f8632ea02b96f47e8664fbb0d"/>
       <w:r>
         <w:t xml:space="preserve">5. Mathematics and units</w:t>
       </w:r>
+      <w:bookmarkEnd w:id="458"/>
     </w:p>
     <w:p>
       <w:pPr>
@@ -48160,7 +48408,7 @@
       <w:pPr>
         <w:pStyle w:val="BodyText"/>
       </w:pPr>
-      <w:bookmarkStart w:id="457" w:name="_a7c3adc79ef4db004289873f53d6cd3f456726b"/>
+      <w:bookmarkStart w:id="459" w:name="_a7c3adc79ef4db004289873f53d6cd3f456726b"/>
       <m:oMathPara>
         <m:oMathParaPr>
           <m:jc m:val="center"/>
@@ -48304,7 +48552,7 @@
           </m:r>
         </m:oMath>
       </m:oMathPara>
-      <w:bookmarkEnd w:id="457"/>
+      <w:bookmarkEnd w:id="459"/>
     </w:p>
     <w:p>
       <w:pPr>
@@ -48500,14 +48748,14 @@
                   <m:mcs>
                     <m:mc>
                       <m:mcPr>
+                        <m:count m:val="1"/>
                         <m:mcJc m:val="center"/>
-                        <m:count m:val="1"/>
                       </m:mcPr>
                     </m:mc>
                     <m:mc>
                       <m:mcPr>
+                        <m:count m:val="1"/>
                         <m:mcJc m:val="center"/>
-                        <m:count m:val="1"/>
                       </m:mcPr>
                     </m:mc>
                   </m:mcs>
@@ -48623,14 +48871,14 @@
                   <m:mcs>
                     <m:mc>
                       <m:mcPr>
+                        <m:count m:val="1"/>
                         <m:mcJc m:val="left"/>
-                        <m:count m:val="1"/>
                       </m:mcPr>
                     </m:mc>
                     <m:mc>
                       <m:mcPr>
+                        <m:count m:val="1"/>
                         <m:mcJc m:val="left"/>
-                        <m:count m:val="1"/>
                       </m:mcPr>
                     </m:mc>
                   </m:mcs>
@@ -48879,15 +49127,15 @@
         </w:pict>
       </w:r>
     </w:p>
-    <w:bookmarkEnd w:id="458"/>
-    <w:bookmarkStart w:id="475" w:name="_figures"/>
     <w:p>
       <w:pPr>
         <w:pStyle w:val="Heading2"/>
       </w:pPr>
+      <w:bookmarkStart w:id="460" w:name="_figures"/>
       <w:r>
         <w:t xml:space="preserve">6. Figures</w:t>
       </w:r>
+      <w:bookmarkEnd w:id="460"/>
     </w:p>
     <w:p>
       <w:pPr>
@@ -48903,7 +49151,7 @@
         <w:t xml:space="preserve">fig. 13:</w:t>
       </w:r>
     </w:p>
-    <w:bookmarkStart w:id="462" w:name="_15b11551d3b87c82a954cc936e659ec45ed0cad"/>
+    <w:bookmarkStart w:id="464" w:name="_15b11551d3b87c82a954cc936e659ec45ed0cad"/>
     <w:p>
       <w:pPr>
         <w:pStyle w:val="CaptionedFigure"/>
@@ -48913,18 +49161,18 @@
           <wp:inline>
             <wp:extent cx="4267200" cy="2804573"/>
             <wp:effectExtent b="0" l="0" r="0" t="0"/>
-            <wp:docPr descr="Figure 13: A multi-series line plot of three sine waves, produced by visualization.gallery.line_plot." title="" id="460" name="Picture"/>
+            <wp:docPr descr="Three response curves share the same output scale and midpoint but have different slopes near the midpoint; equal normalized range does not make the relationships identical." title="" id="462" name="Picture"/>
             <a:graphic>
               <a:graphicData uri="http://schemas.openxmlformats.org/drawingml/2006/picture">
                 <pic:pic>
                   <pic:nvPicPr>
-                    <pic:cNvPr descr="../figures/gallery/gallery_line.png" id="461" name="Picture"/>
+                    <pic:cNvPr descr="../figures/gallery/gallery_line.png" id="463" name="Picture"/>
                     <pic:cNvPicPr>
                       <a:picLocks noChangeArrowheads="1" noChangeAspect="1"/>
                     </pic:cNvPicPr>
                   </pic:nvPicPr>
                   <pic:blipFill>
-                    <a:blip r:embed="rId459"/>
+                    <a:blip r:embed="rId461"/>
                     <a:stretch>
                       <a:fillRect/>
                     </a:stretch>
@@ -48971,7 +49219,7 @@
         <w:t xml:space="preserve">.</w:t>
       </w:r>
     </w:p>
-    <w:bookmarkEnd w:id="462"/>
+    <w:bookmarkEnd w:id="464"/>
     <w:p>
       <w:pPr>
         <w:pStyle w:val="FirstParagraph"/>
@@ -48980,7 +49228,7 @@
         <w:t xml:space="preserve">Two figures side by side (Pandoc fenced div; falls back to stacked):</w:t>
       </w:r>
     </w:p>
-    <w:bookmarkStart w:id="466" w:name="_5c7c04fe5968e1b8f91f30adb1a92df559f04de"/>
+    <w:bookmarkStart w:id="468" w:name="_5c7c04fe5968e1b8f91f30adb1a92df559f04de"/>
     <w:p>
       <w:pPr>
         <w:pStyle w:val="CaptionedFigure"/>
@@ -48990,18 +49238,18 @@
           <wp:inline>
             <wp:extent cx="2560320" cy="1685640"/>
             <wp:effectExtent b="0" l="0" r="0" t="0"/>
-            <wp:docPr descr="Figure 14: Bar chart." title="" id="464" name="Picture"/>
+            <wp:docPr descr="Line plot with three sinusoidal curves of increasing frequency." title="" id="466" name="Picture"/>
             <a:graphic>
               <a:graphicData uri="http://schemas.openxmlformats.org/drawingml/2006/picture">
                 <pic:pic>
                   <pic:nvPicPr>
-                    <pic:cNvPr descr="../figures/gallery/gallery_bar.png" id="465" name="Picture"/>
+                    <pic:cNvPr descr="../figures/gallery/gallery_bar.png" id="467" name="Picture"/>
                     <pic:cNvPicPr>
                       <a:picLocks noChangeArrowheads="1" noChangeAspect="1"/>
                     </pic:cNvPicPr>
                   </pic:nvPicPr>
                   <pic:blipFill>
-                    <a:blip r:embed="rId463"/>
+                    <a:blip r:embed="rId465"/>
                     <a:stretch>
                       <a:fillRect/>
                     </a:stretch>
@@ -49036,8 +49284,8 @@
         <w:t xml:space="preserve">Figure 14: Bar chart.</w:t>
       </w:r>
     </w:p>
-    <w:bookmarkEnd w:id="466"/>
-    <w:bookmarkStart w:id="470" w:name="_ac75d545eb688feac38b414a2caf56ebae60d1d"/>
+    <w:bookmarkEnd w:id="468"/>
+    <w:bookmarkStart w:id="472" w:name="_ac75d545eb688feac38b414a2caf56ebae60d1d"/>
     <w:p>
       <w:pPr>
         <w:pStyle w:val="CaptionedFigure"/>
@@ -49047,18 +49295,18 @@
           <wp:inline>
             <wp:extent cx="2560320" cy="2497015"/>
             <wp:effectExtent b="0" l="0" r="0" t="0"/>
-            <wp:docPr descr="Figure 15: Pie chart." title="" id="468" name="Picture"/>
+            <wp:docPr descr="Figure 15: Pie chart." title="" id="470" name="Picture"/>
             <a:graphic>
               <a:graphicData uri="http://schemas.openxmlformats.org/drawingml/2006/picture">
                 <pic:pic>
                   <pic:nvPicPr>
-                    <pic:cNvPr descr="../figures/gallery/gallery_pie.png" id="469" name="Picture"/>
+                    <pic:cNvPr descr="../figures/gallery/gallery_pie.png" id="471" name="Picture"/>
                     <pic:cNvPicPr>
                       <a:picLocks noChangeArrowheads="1" noChangeAspect="1"/>
                     </pic:cNvPicPr>
                   </pic:nvPicPr>
                   <pic:blipFill>
-                    <a:blip r:embed="rId467"/>
+                    <a:blip r:embed="rId469"/>
                     <a:stretch>
                       <a:fillRect/>
                     </a:stretch>
@@ -49093,7 +49341,7 @@
         <w:t xml:space="preserve">Figure 15: Pie chart.</w:t>
       </w:r>
     </w:p>
-    <w:bookmarkEnd w:id="470"/>
+    <w:bookmarkEnd w:id="472"/>
     <w:p>
       <w:pPr>
         <w:pStyle w:val="BodyText"/>
@@ -49102,7 +49350,7 @@
         <w:t xml:space="preserve">A multi-panel composite (fig. 16):</w:t>
       </w:r>
     </w:p>
-    <w:bookmarkStart w:id="474" w:name="_be77af0b9be25cbdfe6ab1b94e62a8dcfc291d3"/>
+    <w:bookmarkStart w:id="476" w:name="_be77af0b9be25cbdfe6ab1b94e62a8dcfc291d3"/>
     <w:p>
       <w:pPr>
         <w:pStyle w:val="CaptionedFigure"/>
@@ -49112,18 +49360,18 @@
           <wp:inline>
             <wp:extent cx="4533900" cy="3397555"/>
             <wp:effectExtent b="0" l="0" r="0" t="0"/>
-            <wp:docPr descr="Figure 16: A 2×2 composite: line, scatter, bar, and histogram panels." title="" id="472" name="Picture"/>
+            <wp:docPr descr="Figure 16: A 2×2 composite: line, scatter, bar, and histogram panels." title="" id="474" name="Picture"/>
             <a:graphic>
               <a:graphicData uri="http://schemas.openxmlformats.org/drawingml/2006/picture">
                 <pic:pic>
                   <pic:nvPicPr>
-                    <pic:cNvPr descr="../figures/gallery/gallery_multipanel.png" id="473" name="Picture"/>
+                    <pic:cNvPr descr="../figures/gallery/gallery_multipanel.png" id="475" name="Picture"/>
                     <pic:cNvPicPr>
                       <a:picLocks noChangeArrowheads="1" noChangeAspect="1"/>
                     </pic:cNvPicPr>
                   </pic:nvPicPr>
                   <pic:blipFill>
-                    <a:blip r:embed="rId471"/>
+                    <a:blip r:embed="rId473"/>
                     <a:stretch>
                       <a:fillRect/>
                     </a:stretch>
@@ -49164,7 +49412,7 @@
         <w:t xml:space="preserve">panels.</w:t>
       </w:r>
     </w:p>
-    <w:bookmarkEnd w:id="474"/>
+    <w:bookmarkEnd w:id="476"/>
     <w:p>
       <w:pPr>
         <w:pStyle w:val="FirstParagraph"/>
@@ -49213,15 +49461,15 @@
         </w:pict>
       </w:r>
     </w:p>
-    <w:bookmarkEnd w:id="475"/>
-    <w:bookmarkStart w:id="476" w:name="_967fd26d1d465d0d464cdc0fb25f0d32cf6987d"/>
     <w:p>
       <w:pPr>
         <w:pStyle w:val="Heading2"/>
       </w:pPr>
+      <w:bookmarkStart w:id="477" w:name="_967fd26d1d465d0d464cdc0fb25f0d32cf6987d"/>
       <w:r>
         <w:t xml:space="preserve">7. Diagrams (Mermaid)</w:t>
       </w:r>
+      <w:bookmarkEnd w:id="477"/>
     </w:p>
     <w:p>
       <w:pPr>
@@ -49358,15 +49606,15 @@
         </w:pict>
       </w:r>
     </w:p>
-    <w:bookmarkEnd w:id="476"/>
-    <w:bookmarkStart w:id="478" w:name="_code"/>
     <w:p>
       <w:pPr>
         <w:pStyle w:val="Heading2"/>
       </w:pPr>
+      <w:bookmarkStart w:id="478" w:name="_code"/>
       <w:r>
         <w:t xml:space="preserve">8. Code</w:t>
       </w:r>
+      <w:bookmarkEnd w:id="478"/>
     </w:p>
     <w:p>
       <w:pPr>
@@ -49402,7 +49650,7 @@
         <w:t xml:space="preserve">(lst. 1):</w:t>
       </w:r>
     </w:p>
-    <w:bookmarkStart w:id="477" w:name="_c3fe65abecc320b77903ae4ba16d17975bbc4de"/>
+    <w:bookmarkStart w:id="479" w:name="_c3fe65abecc320b77903ae4ba16d17975bbc4de"/>
     <w:p>
       <w:pPr>
         <w:pStyle w:val="Caption"/>
@@ -49641,7 +49889,7 @@
         <w:t xml:space="preserve"># -&gt; approaches the carrying capacity</w:t>
       </w:r>
     </w:p>
-    <w:bookmarkEnd w:id="477"/>
+    <w:bookmarkEnd w:id="479"/>
     <w:p>
       <w:pPr>
         <w:pStyle w:val="BodyText"/>
@@ -49731,15 +49979,15 @@
         </w:pict>
       </w:r>
     </w:p>
-    <w:bookmarkEnd w:id="478"/>
-    <w:bookmarkStart w:id="479" w:name="_c014856f438f2050d2edf579aad5ed8cf774709"/>
     <w:p>
       <w:pPr>
         <w:pStyle w:val="Heading2"/>
       </w:pPr>
+      <w:bookmarkStart w:id="480" w:name="_c014856f438f2050d2edf579aad5ed8cf774709"/>
       <w:r>
         <w:t xml:space="preserve">9. Cross-references and citations</w:t>
       </w:r>
+      <w:bookmarkEnd w:id="480"/>
     </w:p>
     <w:p>
       <w:pPr>
@@ -49833,15 +50081,15 @@
         </w:pict>
       </w:r>
     </w:p>
-    <w:bookmarkEnd w:id="479"/>
-    <w:bookmarkStart w:id="490" w:name="_45c24da46c958124fd001528a38d184762b7e6d"/>
     <w:p>
       <w:pPr>
         <w:pStyle w:val="Heading2"/>
       </w:pPr>
+      <w:bookmarkStart w:id="481" w:name="_45c24da46c958124fd001528a38d184762b7e6d"/>
       <w:r>
         <w:t xml:space="preserve">10. Media and data</w:t>
       </w:r>
+      <w:bookmarkEnd w:id="481"/>
     </w:p>
     <w:p>
       <w:pPr>
@@ -49851,7 +50099,7 @@
         <w:t xml:space="preserve">Embedded raster image (any PNG/JPG works the same way as a figure):</w:t>
       </w:r>
     </w:p>
-    <w:bookmarkStart w:id="483" w:name="_7a6e8a57548f9e4d8a17c50b279ccb3d76d23ac"/>
+    <w:bookmarkStart w:id="485" w:name="_7a6e8a57548f9e4d8a17c50b279ccb3d76d23ac"/>
     <w:p>
       <w:pPr>
         <w:pStyle w:val="CaptionedFigure"/>
@@ -49861,18 +50109,18 @@
           <wp:inline>
             <wp:extent cx="3200400" cy="2155824"/>
             <wp:effectExtent b="0" l="0" r="0" t="0"/>
-            <wp:docPr descr="Figure 17: A generated heatmap embedded as a raster image." title="" id="481" name="Picture"/>
+            <wp:docPr descr="Figure 17: A generated heatmap embedded as a raster image." title="" id="483" name="Picture"/>
             <a:graphic>
               <a:graphicData uri="http://schemas.openxmlformats.org/drawingml/2006/picture">
                 <pic:pic>
                   <pic:nvPicPr>
-                    <pic:cNvPr descr="../figures/gallery/gallery_heatmap.png" id="482" name="Picture"/>
+                    <pic:cNvPr descr="../figures/gallery/gallery_heatmap.png" id="484" name="Picture"/>
                     <pic:cNvPicPr>
                       <a:picLocks noChangeArrowheads="1" noChangeAspect="1"/>
                     </pic:cNvPicPr>
                   </pic:nvPicPr>
                   <pic:blipFill>
-                    <a:blip r:embed="rId480"/>
+                    <a:blip r:embed="rId482"/>
                     <a:stretch>
                       <a:fillRect/>
                     </a:stretch>
@@ -49913,7 +50161,7 @@
         <w:t xml:space="preserve">image.</w:t>
       </w:r>
     </w:p>
-    <w:bookmarkEnd w:id="483"/>
+    <w:bookmarkEnd w:id="485"/>
     <w:p>
       <w:pPr>
         <w:pStyle w:val="FirstParagraph"/>
@@ -49958,7 +50206,7 @@
       <w:r>
         <w:t xml:space="preserve"> </w:t>
       </w:r>
-      <w:hyperlink r:id="rId484">
+      <w:hyperlink r:id="rId486">
         <w:r>
           <w:rPr>
             <w:rStyle w:val="VerbatimChar"/>
@@ -49976,7 +50224,7 @@
         <w:t xml:space="preserve">contents as a table:</w:t>
       </w:r>
     </w:p>
-    <w:bookmarkStart w:id="485" w:name="_94ce4fb3e50e35274883be456cae429663ccd82"/>
+    <w:bookmarkStart w:id="487" w:name="_94ce4fb3e50e35274883be456cae429663ccd82"/>
     <w:p>
       <w:pPr>
         <w:pStyle w:val="TableCaption"/>
@@ -50259,7 +50507,7 @@
         </w:tc>
       </w:tr>
     </w:tbl>
-    <w:bookmarkEnd w:id="485"/>
+    <w:bookmarkEnd w:id="487"/>
     <w:p>
       <w:pPr>
         <w:pStyle w:val="FirstParagraph"/>
@@ -50268,7 +50516,7 @@
         <w:t xml:space="preserve">The error-bar figure fig. 18 visualises this kind of data:</w:t>
       </w:r>
     </w:p>
-    <w:bookmarkStart w:id="489" w:name="_af4fc26424734370f32d3336c4d6ef985b6a2ed"/>
+    <w:bookmarkStart w:id="491" w:name="_af4fc26424734370f32d3336c4d6ef985b6a2ed"/>
     <w:p>
       <w:pPr>
         <w:pStyle w:val="CaptionedFigure"/>
@@ -50278,18 +50526,18 @@
           <wp:inline>
             <wp:extent cx="3733800" cy="2454002"/>
             <wp:effectExtent b="0" l="0" r="0" t="0"/>
-            <wp:docPr descr="Figure 18: Means with standard-error bars." title="" id="487" name="Picture"/>
+            <wp:docPr descr="Figure 18: Means with standard-error bars." title="" id="489" name="Picture"/>
             <a:graphic>
               <a:graphicData uri="http://schemas.openxmlformats.org/drawingml/2006/picture">
                 <pic:pic>
                   <pic:nvPicPr>
-                    <pic:cNvPr descr="../figures/gallery/gallery_errorbar.png" id="488" name="Picture"/>
+                    <pic:cNvPr descr="../figures/gallery/gallery_errorbar.png" id="490" name="Picture"/>
                     <pic:cNvPicPr>
                       <a:picLocks noChangeArrowheads="1" noChangeAspect="1"/>
                     </pic:cNvPicPr>
                   </pic:nvPicPr>
                   <pic:blipFill>
-                    <a:blip r:embed="rId486"/>
+                    <a:blip r:embed="rId488"/>
                     <a:stretch>
                       <a:fillRect/>
                     </a:stretch>
@@ -50324,7 +50572,7 @@
         <w:t xml:space="preserve">Figure 18: Means with standard-error bars.</w:t>
       </w:r>
     </w:p>
-    <w:bookmarkEnd w:id="489"/>
+    <w:bookmarkEnd w:id="491"/>
     <w:p>
       <w:r>
         <w:pict>
@@ -50332,15 +50580,15 @@
         </w:pict>
       </w:r>
     </w:p>
-    <w:bookmarkEnd w:id="490"/>
-    <w:bookmarkStart w:id="491" w:name="_cdead8efb47a6868a53c90be52e131879af4ad0"/>
     <w:p>
       <w:pPr>
         <w:pStyle w:val="Heading2"/>
       </w:pPr>
+      <w:bookmarkStart w:id="492" w:name="_cdead8efb47a6868a53c90be52e131879af4ad0"/>
       <w:r>
         <w:t xml:space="preserve">11. Pedagogical blocks</w:t>
       </w:r>
+      <w:bookmarkEnd w:id="492"/>
     </w:p>
     <w:p>
       <w:pPr>
@@ -50776,15 +51024,15 @@
         </w:pict>
       </w:r>
     </w:p>
-    <w:bookmarkEnd w:id="491"/>
-    <w:bookmarkStart w:id="492" w:name="_miscellany"/>
     <w:p>
       <w:pPr>
         <w:pStyle w:val="Heading2"/>
       </w:pPr>
+      <w:bookmarkStart w:id="493" w:name="_miscellany"/>
       <w:r>
         <w:t xml:space="preserve">12. Miscellany</w:t>
       </w:r>
+      <w:bookmarkEnd w:id="493"/>
     </w:p>
     <w:p>
       <w:pPr>
@@ -50869,16 +51117,20 @@
         <w:t xml:space="preserve">in equations.</w:t>
       </w:r>
     </w:p>
-    <w:bookmarkEnd w:id="492"/>
-    <w:bookmarkEnd w:id="493"/>
-    <w:bookmarkStart w:id="509" w:name="_b9e68269daa1e2b080db0367eb711b7db5fcaa9"/>
+    <w:p>
+      <w:r>
+        <w:br w:type="page"/>
+      </w:r>
+    </w:p>
     <w:p>
       <w:pPr>
         <w:pStyle w:val="Heading1"/>
       </w:pPr>
+      <w:bookmarkStart w:id="494" w:name="_b9e68269daa1e2b080db0367eb711b7db5fcaa9"/>
       <w:r>
         <w:t xml:space="preserve">Master Glossary</w:t>
       </w:r>
+      <w:bookmarkEnd w:id="494"/>
     </w:p>
     <w:p>
       <w:pPr>
@@ -50894,14 +51146,15 @@
         <w:t xml:space="preserve">model and do not claim that one representation captures every application.</w:t>
       </w:r>
     </w:p>
-    <w:bookmarkStart w:id="494" w:name="_acb2fc8c0ff98a38e8a639dcf0c1bbbda7eaea6"/>
     <w:p>
       <w:pPr>
         <w:pStyle w:val="Heading2"/>
       </w:pPr>
+      <w:bookmarkStart w:id="495" w:name="_acb2fc8c0ff98a38e8a639dcf0c1bbbda7eaea6"/>
       <w:r>
         <w:t xml:space="preserve">Boundary</w:t>
       </w:r>
+      <w:bookmarkEnd w:id="495"/>
     </w:p>
     <w:p>
       <w:pPr>
@@ -50911,15 +51164,15 @@
         <w:t xml:space="preserve">The declared separation between processes modeled explicitly and influences represented as external inputs or omitted conditions. A boundary is chosen for a question; it is not evidence that external influences do not exist.</w:t>
       </w:r>
     </w:p>
-    <w:bookmarkEnd w:id="494"/>
-    <w:bookmarkStart w:id="495" w:name="_94598fbfe735e6e2a1c1df4494a1f10b86bb3d5"/>
     <w:p>
       <w:pPr>
         <w:pStyle w:val="Heading2"/>
       </w:pPr>
+      <w:bookmarkStart w:id="496" w:name="_94598fbfe735e6e2a1c1df4494a1f10b86bb3d5"/>
       <w:r>
         <w:t xml:space="preserve">Dynamics</w:t>
       </w:r>
+      <w:bookmarkEnd w:id="496"/>
     </w:p>
     <w:p>
       <w:pPr>
@@ -50929,15 +51182,15 @@
         <w:t xml:space="preserve">A rule describing how state changes with time or a sequence of updates. A static input-output curve is not a dynamic law unless a separate temporal rule supplies state and timing.</w:t>
       </w:r>
     </w:p>
-    <w:bookmarkEnd w:id="495"/>
-    <w:bookmarkStart w:id="496" w:name="_d3f0bf8569005e3cfea09fed19821e848ede3fd"/>
     <w:p>
       <w:pPr>
         <w:pStyle w:val="Heading2"/>
       </w:pPr>
+      <w:bookmarkStart w:id="497" w:name="_d3f0bf8569005e3cfea09fed19821e848ede3fd"/>
       <w:r>
         <w:t xml:space="preserve">Emergence</w:t>
       </w:r>
+      <w:bookmarkEnd w:id="497"/>
     </w:p>
     <w:p>
       <w:pPr>
@@ -50947,15 +51200,15 @@
         <w:t xml:space="preserve">A system-level pattern arising from interactions among components under a stated observation and scale. Naming a pattern emergent does not by itself explain its mechanism or establish that a component model predicts it.</w:t>
       </w:r>
     </w:p>
-    <w:bookmarkEnd w:id="496"/>
-    <w:bookmarkStart w:id="497" w:name="_a0b2aa5e159104d8df8bb2a73f29cd6c9907d39"/>
     <w:p>
       <w:pPr>
         <w:pStyle w:val="Heading2"/>
       </w:pPr>
+      <w:bookmarkStart w:id="498" w:name="_a0b2aa5e159104d8df8bb2a73f29cd6c9907d39"/>
       <w:r>
         <w:t xml:space="preserve">Equilibrium</w:t>
       </w:r>
+      <w:bookmarkEnd w:id="498"/>
     </w:p>
     <w:p>
       <w:pPr>
@@ -50965,15 +51218,15 @@
         <w:t xml:space="preserve">A state whose net change is zero under a specified update law and fixed conditions. A flat recorded observable can have other causes, such as a measurement limit, so the law and observation rule matter.</w:t>
       </w:r>
     </w:p>
-    <w:bookmarkEnd w:id="497"/>
-    <w:bookmarkStart w:id="498" w:name="_14aeb2e84ccf96a3cf841105ffc57ed45954b30"/>
     <w:p>
       <w:pPr>
         <w:pStyle w:val="Heading2"/>
       </w:pPr>
+      <w:bookmarkStart w:id="499" w:name="_14aeb2e84ccf96a3cf841105ffc57ed45954b30"/>
       <w:r>
         <w:t xml:space="preserve">Feedback</w:t>
       </w:r>
+      <w:bookmarkEnd w:id="499"/>
     </w:p>
     <w:p>
       <w:pPr>
@@ -50983,15 +51236,15 @@
         <w:t xml:space="preserve">A connection through which an output or measured state influences a subsequent input or action. The connection must have a sign, timing rule and mathematical relationship before a stability claim can be evaluated.</w:t>
       </w:r>
     </w:p>
-    <w:bookmarkEnd w:id="498"/>
-    <w:bookmarkStart w:id="499" w:name="_46b748f05f22610e947589e5dd0756df54f0267"/>
     <w:p>
       <w:pPr>
         <w:pStyle w:val="Heading2"/>
       </w:pPr>
+      <w:bookmarkStart w:id="500" w:name="_46b748f05f22610e947589e5dd0756df54f0267"/>
       <w:r>
         <w:t xml:space="preserve">Gradient</w:t>
       </w:r>
+      <w:bookmarkEnd w:id="500"/>
     </w:p>
     <w:p>
       <w:pPr>
@@ -51001,15 +51254,15 @@
         <w:t xml:space="preserve">A rate of change with respect to a coordinate or variable, or the vector of such rates for a scalar function. Its units depend on both the quantity and coordinate; a plotted slope is one particular representation.</w:t>
       </w:r>
     </w:p>
-    <w:bookmarkEnd w:id="499"/>
-    <w:bookmarkStart w:id="500" w:name="_9557d544b56acd8c720d6455ddcb04649155950"/>
     <w:p>
       <w:pPr>
         <w:pStyle w:val="Heading2"/>
       </w:pPr>
+      <w:bookmarkStart w:id="501" w:name="_9557d544b56acd8c720d6455ddcb04649155950"/>
       <w:r>
         <w:t xml:space="preserve">Model</w:t>
       </w:r>
+      <w:bookmarkEnd w:id="501"/>
     </w:p>
     <w:p>
       <w:pPr>
@@ -51019,15 +51272,15 @@
         <w:t xml:space="preserve">An explicit representation connecting assumptions, quantities and predictions for a declared question. A model can be internally consistent yet empirically inadequate; its use depends on checks appropriate to its scope.</w:t>
       </w:r>
     </w:p>
-    <w:bookmarkEnd w:id="500"/>
-    <w:bookmarkStart w:id="501" w:name="_1e73d82a166bdf379db77c440535250bf1b3640"/>
     <w:p>
       <w:pPr>
         <w:pStyle w:val="Heading2"/>
       </w:pPr>
+      <w:bookmarkStart w:id="502" w:name="_1e73d82a166bdf379db77c440535250bf1b3640"/>
       <w:r>
         <w:t xml:space="preserve">Network</w:t>
       </w:r>
+      <w:bookmarkEnd w:id="502"/>
     </w:p>
     <w:p>
       <w:pPr>
@@ -51037,15 +51290,15 @@
         <w:t xml:space="preserve">A set of identified elements and relationships, often represented as nodes and edges. Node values, edge weights and display positions have separate meanings that must not be inferred from the picture alone.</w:t>
       </w:r>
     </w:p>
-    <w:bookmarkEnd w:id="501"/>
-    <w:bookmarkStart w:id="502" w:name="_818fe6f29599a617aa129e65a6407c600639e18"/>
     <w:p>
       <w:pPr>
         <w:pStyle w:val="Heading2"/>
       </w:pPr>
+      <w:bookmarkStart w:id="503" w:name="_818fe6f29599a617aa129e65a6407c600639e18"/>
       <w:r>
         <w:t xml:space="preserve">Observable</w:t>
       </w:r>
+      <w:bookmarkEnd w:id="503"/>
     </w:p>
     <w:p>
       <w:pPr>
@@ -51055,15 +51308,15 @@
         <w:t xml:space="preserve">A quantity recorded through a specified measurement or counting procedure. It need not equal the model state: aggregation, noise, duplicate records and instrument limits can intervene.</w:t>
       </w:r>
     </w:p>
-    <w:bookmarkEnd w:id="502"/>
-    <w:bookmarkStart w:id="503" w:name="_1bcfc5001ca1d8b41731f0973f976d6a7efd327"/>
     <w:p>
       <w:pPr>
         <w:pStyle w:val="Heading2"/>
       </w:pPr>
+      <w:bookmarkStart w:id="504" w:name="_1bcfc5001ca1d8b41731f0973f976d6a7efd327"/>
       <w:r>
         <w:t xml:space="preserve">Parameter</w:t>
       </w:r>
+      <w:bookmarkEnd w:id="504"/>
     </w:p>
     <w:p>
       <w:pPr>
@@ -51073,15 +51326,15 @@
         <w:t xml:space="preserve">A quantity held fixed within a specified model calculation that configures its behavior. A parameter may be estimated or revised between calculations; that does not make it a time-varying state inside the original model.</w:t>
       </w:r>
     </w:p>
-    <w:bookmarkEnd w:id="503"/>
-    <w:bookmarkStart w:id="504" w:name="_d3be3e164e915b436e7b8b65bed631a6e825725"/>
     <w:p>
       <w:pPr>
         <w:pStyle w:val="Heading2"/>
       </w:pPr>
+      <w:bookmarkStart w:id="505" w:name="_d3be3e164e915b436e7b8b65bed631a6e825725"/>
       <w:r>
         <w:t xml:space="preserve">Regulation</w:t>
       </w:r>
+      <w:bookmarkEnd w:id="505"/>
     </w:p>
     <w:p>
       <w:pPr>
@@ -51091,15 +51344,15 @@
         <w:t xml:space="preserve">Action intended to keep a declared quantity near a target or within a range. Evaluating regulation requires a plant law, action law, observation rule and assumptions about timing and disturbances.</w:t>
       </w:r>
     </w:p>
-    <w:bookmarkEnd w:id="504"/>
-    <w:bookmarkStart w:id="505" w:name="_ec9aad2d4eb43a179c72a84c5bc208f16578948"/>
     <w:p>
       <w:pPr>
         <w:pStyle w:val="Heading2"/>
       </w:pPr>
+      <w:bookmarkStart w:id="506" w:name="_ec9aad2d4eb43a179c72a84c5bc208f16578948"/>
       <w:r>
         <w:t xml:space="preserve">State</w:t>
       </w:r>
+      <w:bookmarkEnd w:id="506"/>
     </w:p>
     <w:p>
       <w:pPr>
@@ -51109,15 +51362,15 @@
         <w:t xml:space="preserve">The modeled information at a time or update that the rule uses to determine subsequent change. The chosen state depends on the question and need not include every recorded attribute of a real system.</w:t>
       </w:r>
     </w:p>
-    <w:bookmarkEnd w:id="505"/>
-    <w:bookmarkStart w:id="506" w:name="_043eaafc6a48fdc6cbf4e0392c867780dc05bd0"/>
     <w:p>
       <w:pPr>
         <w:pStyle w:val="Heading2"/>
       </w:pPr>
+      <w:bookmarkStart w:id="507" w:name="_043eaafc6a48fdc6cbf4e0392c867780dc05bd0"/>
       <w:r>
         <w:t xml:space="preserve">System</w:t>
       </w:r>
+      <w:bookmarkEnd w:id="507"/>
     </w:p>
     <w:p>
       <w:pPr>
@@ -51127,15 +51380,15 @@
         <w:t xml:space="preserve">A declared collection of interacting components considered together for a question. Its definition includes a boundary and relevant quantities; the label alone does not supply a model or measurement protocol.</w:t>
       </w:r>
     </w:p>
-    <w:bookmarkEnd w:id="506"/>
-    <w:bookmarkStart w:id="507" w:name="_3f91d7b34b655b77c8feb76b3187280a754f25d"/>
     <w:p>
       <w:pPr>
         <w:pStyle w:val="Heading2"/>
       </w:pPr>
+      <w:bookmarkStart w:id="508" w:name="_3f91d7b34b655b77c8feb76b3187280a754f25d"/>
       <w:r>
         <w:t xml:space="preserve">Threshold</w:t>
       </w:r>
+      <w:bookmarkEnd w:id="508"/>
     </w:p>
     <w:p>
       <w:pPr>
@@ -51145,15 +51398,15 @@
         <w:t xml:space="preserve">A stated value at which a decision rule changes or a model exhibits a specified qualitative transition. A visually steep response can suggest a threshold but does not establish a discontinuity or a causal mechanism.</w:t>
       </w:r>
     </w:p>
-    <w:bookmarkEnd w:id="507"/>
-    <w:bookmarkStart w:id="508" w:name="_496cacdb926a5551a3f24961f9077870c279dae"/>
     <w:p>
       <w:pPr>
         <w:pStyle w:val="Heading2"/>
       </w:pPr>
+      <w:bookmarkStart w:id="509" w:name="_496cacdb926a5551a3f24961f9077870c279dae"/>
       <w:r>
         <w:t xml:space="preserve">Variable</w:t>
       </w:r>
+      <w:bookmarkEnd w:id="509"/>
     </w:p>
     <w:p>
       <w:pPr>
@@ -51163,16 +51416,20 @@
         <w:t xml:space="preserve">A quantity that can take different values across observations, states or inputs. Its role and units must be declared; storage as a numeric array does not make unlike variables scientifically interchangeable.</w:t>
       </w:r>
     </w:p>
-    <w:bookmarkEnd w:id="508"/>
-    <w:bookmarkEnd w:id="509"/>
-    <w:bookmarkStart w:id="531" w:name="_e229b20dc7371966b995960f9a9b5f2efeefa75"/>
+    <w:p>
+      <w:r>
+        <w:br w:type="page"/>
+      </w:r>
+    </w:p>
     <w:p>
       <w:pPr>
         <w:pStyle w:val="Heading1"/>
       </w:pPr>
+      <w:bookmarkStart w:id="510" w:name="_e229b20dc7371966b995960f9a9b5f2efeefa75"/>
       <w:r>
         <w:t xml:space="preserve">Appendix G — Index of Key Terms</w:t>
       </w:r>
+      <w:bookmarkEnd w:id="510"/>
     </w:p>
     <w:p>
       <w:pPr>
@@ -51528,8 +51785,8 @@
         <w:t xml:space="preserve">For verification and source custody, see sec. 5 and sec. 43. For worked arithmetic, see sec. 45. For assumptions behind mathematical limits, see sec. 46.</w:t>
       </w:r>
     </w:p>
-    <w:bookmarkStart w:id="530" w:name="_refs"/>
-    <w:bookmarkStart w:id="511" w:name="_3e7f3f4c4cb4b7618603514986fde19ffdb7a84"/>
+    <w:bookmarkStart w:id="531" w:name="_refs"/>
+    <w:bookmarkStart w:id="512" w:name="_3e7f3f4c4cb4b7618603514986fde19ffdb7a84"/>
     <w:p>
       <w:pPr>
         <w:pStyle w:val="Bibliography"/>
@@ -51563,7 +51820,7 @@
       <w:r>
         <w:t xml:space="preserve"> </w:t>
       </w:r>
-      <w:hyperlink r:id="rId510">
+      <w:hyperlink r:id="rId511">
         <w:r>
           <w:rPr>
             <w:rStyle w:val="Hyperlink"/>
@@ -51575,8 +51832,8 @@
         <w:t xml:space="preserve">.</w:t>
       </w:r>
     </w:p>
-    <w:bookmarkEnd w:id="511"/>
-    <w:bookmarkStart w:id="513" w:name="_4765775fa45fa6f02ff1ecd017fbc9dcf220de1"/>
+    <w:bookmarkEnd w:id="512"/>
+    <w:bookmarkStart w:id="514" w:name="_4765775fa45fa6f02ff1ecd017fbc9dcf220de1"/>
     <w:p>
       <w:pPr>
         <w:pStyle w:val="Bibliography"/>
@@ -51610,7 +51867,7 @@
       <w:r>
         <w:t xml:space="preserve"> </w:t>
       </w:r>
-      <w:hyperlink r:id="rId512">
+      <w:hyperlink r:id="rId513">
         <w:r>
           <w:rPr>
             <w:rStyle w:val="Hyperlink"/>
@@ -51622,8 +51879,8 @@
         <w:t xml:space="preserve">.</w:t>
       </w:r>
     </w:p>
-    <w:bookmarkEnd w:id="513"/>
-    <w:bookmarkStart w:id="515" w:name="_38eec52f2ce148fe87a81be3f3c388d134ee154"/>
+    <w:bookmarkEnd w:id="514"/>
+    <w:bookmarkStart w:id="516" w:name="_38eec52f2ce148fe87a81be3f3c388d134ee154"/>
     <w:p>
       <w:pPr>
         <w:pStyle w:val="Bibliography"/>
@@ -51657,7 +51914,7 @@
       <w:r>
         <w:t xml:space="preserve"> </w:t>
       </w:r>
-      <w:hyperlink r:id="rId514">
+      <w:hyperlink r:id="rId515">
         <w:r>
           <w:rPr>
             <w:rStyle w:val="Hyperlink"/>
@@ -51669,8 +51926,8 @@
         <w:t xml:space="preserve">.</w:t>
       </w:r>
     </w:p>
-    <w:bookmarkEnd w:id="515"/>
-    <w:bookmarkStart w:id="517" w:name="_1fb00c1a14b16c6be306688ab039738a8cf30b6"/>
+    <w:bookmarkEnd w:id="516"/>
+    <w:bookmarkStart w:id="518" w:name="_1fb00c1a14b16c6be306688ab039738a8cf30b6"/>
     <w:p>
       <w:pPr>
         <w:pStyle w:val="Bibliography"/>
@@ -51704,7 +51961,7 @@
       <w:r>
         <w:t xml:space="preserve"> </w:t>
       </w:r>
-      <w:hyperlink r:id="rId516">
+      <w:hyperlink r:id="rId517">
         <w:r>
           <w:rPr>
             <w:rStyle w:val="Hyperlink"/>
@@ -51716,8 +51973,8 @@
         <w:t xml:space="preserve">.</w:t>
       </w:r>
     </w:p>
-    <w:bookmarkEnd w:id="517"/>
-    <w:bookmarkStart w:id="519" w:name="_5fe7cd3fe523f14b4303664f9f3d697a7dd0211"/>
+    <w:bookmarkEnd w:id="518"/>
+    <w:bookmarkStart w:id="520" w:name="_5fe7cd3fe523f14b4303664f9f3d697a7dd0211"/>
     <w:p>
       <w:pPr>
         <w:pStyle w:val="Bibliography"/>
@@ -51751,7 +52008,7 @@
       <w:r>
         <w:t xml:space="preserve"> </w:t>
       </w:r>
-      <w:hyperlink r:id="rId518">
+      <w:hyperlink r:id="rId519">
         <w:r>
           <w:rPr>
             <w:rStyle w:val="Hyperlink"/>
@@ -51763,8 +52020,8 @@
         <w:t xml:space="preserve">.</w:t>
       </w:r>
     </w:p>
-    <w:bookmarkEnd w:id="519"/>
-    <w:bookmarkStart w:id="521" w:name="_8cedcc647172361fdbf90aab85ae7f67cb07acf"/>
+    <w:bookmarkEnd w:id="520"/>
+    <w:bookmarkStart w:id="522" w:name="_8cedcc647172361fdbf90aab85ae7f67cb07acf"/>
     <w:p>
       <w:pPr>
         <w:pStyle w:val="Bibliography"/>
@@ -51798,7 +52055,7 @@
       <w:r>
         <w:t xml:space="preserve"> </w:t>
       </w:r>
-      <w:hyperlink r:id="rId520">
+      <w:hyperlink r:id="rId521">
         <w:r>
           <w:rPr>
             <w:rStyle w:val="Hyperlink"/>
@@ -51810,8 +52067,8 @@
         <w:t xml:space="preserve">.</w:t>
       </w:r>
     </w:p>
-    <w:bookmarkEnd w:id="521"/>
-    <w:bookmarkStart w:id="523" w:name="_3ae1b53406ede94cd82c87035d251e9a877e10c"/>
+    <w:bookmarkEnd w:id="522"/>
+    <w:bookmarkStart w:id="524" w:name="_3ae1b53406ede94cd82c87035d251e9a877e10c"/>
     <w:p>
       <w:pPr>
         <w:pStyle w:val="Bibliography"/>
@@ -51845,7 +52102,7 @@
       <w:r>
         <w:t xml:space="preserve"> </w:t>
       </w:r>
-      <w:hyperlink r:id="rId522">
+      <w:hyperlink r:id="rId523">
         <w:r>
           <w:rPr>
             <w:rStyle w:val="Hyperlink"/>
@@ -51857,8 +52114,8 @@
         <w:t xml:space="preserve">.</w:t>
       </w:r>
     </w:p>
-    <w:bookmarkEnd w:id="523"/>
-    <w:bookmarkStart w:id="525" w:name="_2f562fd65e1cefc4dd68acb272e3108d5767007"/>
+    <w:bookmarkEnd w:id="524"/>
+    <w:bookmarkStart w:id="526" w:name="_2f562fd65e1cefc4dd68acb272e3108d5767007"/>
     <w:p>
       <w:pPr>
         <w:pStyle w:val="Bibliography"/>
@@ -51892,7 +52149,7 @@
       <w:r>
         <w:t xml:space="preserve"> </w:t>
       </w:r>
-      <w:hyperlink r:id="rId524">
+      <w:hyperlink r:id="rId525">
         <w:r>
           <w:rPr>
             <w:rStyle w:val="Hyperlink"/>
@@ -51904,8 +52161,8 @@
         <w:t xml:space="preserve">.</w:t>
       </w:r>
     </w:p>
-    <w:bookmarkEnd w:id="525"/>
-    <w:bookmarkStart w:id="527" w:name="_5869f023f425746a622082eccd1ff2d9d8bd493"/>
+    <w:bookmarkEnd w:id="526"/>
+    <w:bookmarkStart w:id="528" w:name="_5869f023f425746a622082eccd1ff2d9d8bd493"/>
     <w:p>
       <w:pPr>
         <w:pStyle w:val="Bibliography"/>
@@ -51957,7 +52214,7 @@
       <w:r>
         <w:t xml:space="preserve"> </w:t>
       </w:r>
-      <w:hyperlink r:id="rId526">
+      <w:hyperlink r:id="rId527">
         <w:r>
           <w:rPr>
             <w:rStyle w:val="Hyperlink"/>
@@ -51969,8 +52226,8 @@
         <w:t xml:space="preserve">.</w:t>
       </w:r>
     </w:p>
-    <w:bookmarkEnd w:id="527"/>
-    <w:bookmarkStart w:id="529" w:name="_d13e6a3d82b4af1920911ed8fe964454232cd14"/>
+    <w:bookmarkEnd w:id="528"/>
+    <w:bookmarkStart w:id="530" w:name="_d13e6a3d82b4af1920911ed8fe964454232cd14"/>
     <w:p>
       <w:pPr>
         <w:pStyle w:val="Bibliography"/>
@@ -52010,7 +52267,7 @@
       <w:r>
         <w:t xml:space="preserve"> </w:t>
       </w:r>
-      <w:hyperlink r:id="rId528">
+      <w:hyperlink r:id="rId529">
         <w:r>
           <w:rPr>
             <w:rStyle w:val="Hyperlink"/>
@@ -52022,7 +52279,6 @@
         <w:t xml:space="preserve">.</w:t>
       </w:r>
     </w:p>
-    <w:bookmarkEnd w:id="529"/>
     <w:bookmarkEnd w:id="530"/>
     <w:bookmarkEnd w:id="531"/>
     <w:sectPr>
@@ -52054,7 +52310,7 @@
       </w:r>
     </w:p>
   </w:footnote>
-  <w:footnote w:id="451">
+  <w:footnote w:id="453">
     <w:p>
       <w:pPr>
         <w:pStyle w:val="FootnoteText"/>
@@ -54745,10 +55001,10 @@
   <w:docDefaults>
     <w:rPrDefault>
       <w:rPr>
-        <w:rFonts w:asciiTheme="minorHAnsi" w:cstheme="minorBidi" w:eastAsiaTheme="minorEastAsia" w:hAnsiTheme="minorHAnsi"/>
+        <w:rFonts w:asciiTheme="minorHAnsi" w:eastAsiaTheme="minorEastAsia" w:hAnsiTheme="minorHAnsi" w:cstheme="minorBidi"/>
         <w:sz w:val="24"/>
         <w:szCs w:val="24"/>
-        <w:lang w:bidi="ar-SA" w:eastAsia="zh-CN" w:val="en-US"/>
+        <w:lang w:val="en-US" w:eastAsia="zh-CN" w:bidi="ar-SA"/>
       </w:rPr>
     </w:rPrDefault>
     <w:pPrDefault>
@@ -54757,35 +55013,35 @@
       </w:pPr>
     </w:pPrDefault>
   </w:docDefaults>
-  <w:latentStyles w:count="276" w:defLockedState="0" w:defQFormat="0" w:defSemiHidden="0" w:defUIPriority="0" w:defUnhideWhenUsed="0"/>
-  <w:style w:default="1" w:styleId="Normal" w:type="paragraph">
+  <w:latentStyles w:defLockedState="0" w:defUIPriority="0" w:defSemiHidden="0" w:defUnhideWhenUsed="0" w:defQFormat="0" w:count="276"/>
+  <w:style w:type="paragraph" w:default="1" w:styleId="Normal">
     <w:name w:val="Normal"/>
     <w:qFormat/>
   </w:style>
-  <w:style w:styleId="BodyText" w:type="paragraph">
+  <w:style w:type="paragraph" w:styleId="BodyText">
     <w:name w:val="Body Text"/>
     <w:basedOn w:val="Normal"/>
     <w:link w:val="BodyTextChar"/>
     <w:qFormat/>
     <w:pPr>
-      <w:spacing w:after="180" w:before="180"/>
+      <w:spacing w:before="180" w:after="180"/>
     </w:pPr>
   </w:style>
-  <w:style w:customStyle="1" w:styleId="FirstParagraph" w:type="paragraph">
+  <w:style w:type="paragraph" w:customStyle="1" w:styleId="FirstParagraph">
     <w:name w:val="First Paragraph"/>
     <w:basedOn w:val="BodyText"/>
     <w:next w:val="BodyText"/>
     <w:qFormat/>
   </w:style>
-  <w:style w:customStyle="1" w:styleId="Compact" w:type="paragraph">
+  <w:style w:type="paragraph" w:customStyle="1" w:styleId="Compact">
     <w:name w:val="Compact"/>
     <w:basedOn w:val="BodyText"/>
     <w:qFormat/>
     <w:pPr>
-      <w:spacing w:after="36" w:before="36"/>
+      <w:spacing w:before="36" w:after="36"/>
     </w:pPr>
   </w:style>
-  <w:style w:styleId="Title" w:type="paragraph">
+  <w:style w:type="paragraph" w:styleId="Title">
     <w:name w:val="Title"/>
     <w:basedOn w:val="Normal"/>
     <w:next w:val="BodyText"/>
@@ -54799,24 +55055,24 @@
       <w:jc w:val="center"/>
     </w:pPr>
     <w:rPr>
-      <w:rFonts w:asciiTheme="majorHAnsi" w:cstheme="majorBidi" w:eastAsiaTheme="majorEastAsia" w:hAnsiTheme="majorHAnsi"/>
+      <w:rFonts w:asciiTheme="majorHAnsi" w:eastAsiaTheme="majorEastAsia" w:hAnsiTheme="majorHAnsi" w:cstheme="majorBidi"/>
       <w:sz w:val="56"/>
       <w:szCs w:val="56"/>
     </w:rPr>
   </w:style>
-  <w:style w:customStyle="1" w:styleId="TitleChar" w:type="character">
+  <w:style w:type="character" w:customStyle="1" w:styleId="TitleChar">
     <w:name w:val="Title Char"/>
     <w:basedOn w:val="DefaultParagraphFont"/>
     <w:link w:val="Title"/>
     <w:uiPriority w:val="10"/>
     <w:rsid w:val="00A10FD9"/>
     <w:rPr>
-      <w:rFonts w:asciiTheme="majorHAnsi" w:cstheme="majorBidi" w:eastAsiaTheme="majorEastAsia" w:hAnsiTheme="majorHAnsi"/>
+      <w:rFonts w:asciiTheme="majorHAnsi" w:eastAsiaTheme="majorEastAsia" w:hAnsiTheme="majorHAnsi" w:cstheme="majorBidi"/>
       <w:sz w:val="56"/>
       <w:szCs w:val="56"/>
     </w:rPr>
   </w:style>
-  <w:style w:styleId="Subtitle" w:type="paragraph">
+  <w:style w:type="paragraph" w:styleId="Subtitle">
     <w:name w:val="Subtitle"/>
     <w:basedOn w:val="Title"/>
     <w:next w:val="BodyText"/>
@@ -54830,27 +55086,27 @@
       </w:numPr>
     </w:pPr>
     <w:rPr>
-      <w:rFonts w:cstheme="majorBidi" w:eastAsiaTheme="majorEastAsia"/>
+      <w:rFonts w:eastAsiaTheme="majorEastAsia" w:cstheme="majorBidi"/>
       <w:spacing w:val="15"/>
       <w:sz w:val="28"/>
       <w:szCs w:val="28"/>
     </w:rPr>
   </w:style>
-  <w:style w:customStyle="1" w:styleId="SubtitleChar" w:type="character">
+  <w:style w:type="character" w:customStyle="1" w:styleId="SubtitleChar">
     <w:name w:val="Subtitle Char"/>
     <w:basedOn w:val="DefaultParagraphFont"/>
     <w:link w:val="Subtitle"/>
     <w:uiPriority w:val="11"/>
     <w:rsid w:val="00A10FD9"/>
     <w:rPr>
-      <w:rFonts w:cstheme="majorBidi" w:eastAsiaTheme="majorEastAsia"/>
-      <w:color w:themeColor="text1" w:themeTint="A6" w:val="595959"/>
+      <w:rFonts w:eastAsiaTheme="majorEastAsia" w:cstheme="majorBidi"/>
+      <w:color w:val="595959" w:themeColor="text1" w:themeTint="A6"/>
       <w:spacing w:val="15"/>
       <w:sz w:val="28"/>
       <w:szCs w:val="28"/>
     </w:rPr>
   </w:style>
-  <w:style w:customStyle="1" w:styleId="Author" w:type="paragraph">
+  <w:style w:type="paragraph" w:customStyle="1" w:styleId="Author">
     <w:name w:val="Author"/>
     <w:basedOn w:val="Title"/>
     <w:next w:val="BodyText"/>
@@ -54864,7 +55120,7 @@
       <w:szCs w:val="24"/>
     </w:rPr>
   </w:style>
-  <w:style w:styleId="Date" w:type="paragraph">
+  <w:style w:type="paragraph" w:styleId="Date">
     <w:name w:val="Date"/>
     <w:basedOn w:val="Title"/>
     <w:next w:val="BodyText"/>
@@ -54878,7 +55134,7 @@
       <w:szCs w:val="24"/>
     </w:rPr>
   </w:style>
-  <w:style w:customStyle="1" w:styleId="AbstractTitle" w:type="paragraph">
+  <w:style w:type="paragraph" w:customStyle="1" w:styleId="AbstractTitle">
     <w:name w:val="Abstract Title"/>
     <w:basedOn w:val="Normal"/>
     <w:next w:val="Abstract"/>
@@ -54886,7 +55142,7 @@
     <w:pPr>
       <w:keepNext/>
       <w:keepLines/>
-      <w:spacing w:after="0" w:before="300"/>
+      <w:spacing w:before="300" w:after="0"/>
       <w:jc w:val="center"/>
     </w:pPr>
     <w:rPr>
@@ -54895,7 +55151,7 @@
       <w:szCs w:val="20"/>
     </w:rPr>
   </w:style>
-  <w:style w:customStyle="1" w:styleId="Abstract" w:type="paragraph">
+  <w:style w:type="paragraph" w:customStyle="1" w:styleId="Abstract">
     <w:name w:val="Abstract"/>
     <w:basedOn w:val="Normal"/>
     <w:next w:val="BodyText"/>
@@ -54903,14 +55159,14 @@
     <w:pPr>
       <w:keepNext/>
       <w:keepLines/>
-      <w:spacing w:after="300" w:before="100"/>
+      <w:spacing w:before="100" w:after="300"/>
     </w:pPr>
     <w:rPr>
       <w:sz w:val="20"/>
       <w:szCs w:val="20"/>
     </w:rPr>
   </w:style>
-  <w:style w:styleId="Bibliography" w:type="paragraph">
+  <w:style w:type="paragraph" w:styleId="Bibliography">
     <w:name w:val="Bibliography"/>
     <w:basedOn w:val="Normal"/>
     <w:next w:val="Bibliography"/>
@@ -54918,7 +55174,7 @@
     <w:pPr/>
     <w:rPr/>
   </w:style>
-  <w:style w:styleId="Heading1" w:type="paragraph">
+  <w:style w:type="paragraph" w:styleId="Heading1">
     <w:name w:val="heading 1"/>
     <w:basedOn w:val="Normal"/>
     <w:next w:val="BodyText"/>
@@ -54929,17 +55185,17 @@
     <w:pPr>
       <w:keepNext/>
       <w:keepLines/>
-      <w:spacing w:after="80" w:before="360"/>
+      <w:spacing w:before="360" w:after="80"/>
       <w:outlineLvl w:val="0"/>
     </w:pPr>
     <w:rPr>
-      <w:rFonts w:asciiTheme="majorHAnsi" w:cstheme="majorBidi" w:eastAsiaTheme="majorEastAsia" w:hAnsiTheme="majorHAnsi"/>
-      <w:color w:themeColor="accent1" w:themeShade="BF" w:val="0F4761"/>
+      <w:rFonts w:asciiTheme="majorHAnsi" w:eastAsiaTheme="majorEastAsia" w:hAnsiTheme="majorHAnsi" w:cstheme="majorBidi"/>
+      <w:color w:val="0F4761" w:themeColor="accent1" w:themeShade="BF"/>
       <w:sz w:val="40"/>
       <w:szCs w:val="40"/>
     </w:rPr>
   </w:style>
-  <w:style w:styleId="Heading2" w:type="paragraph">
+  <w:style w:type="paragraph" w:styleId="Heading2">
     <w:name w:val="heading 2"/>
     <w:basedOn w:val="Normal"/>
     <w:next w:val="BodyText"/>
@@ -54952,17 +55208,17 @@
     <w:pPr>
       <w:keepNext/>
       <w:keepLines/>
-      <w:spacing w:after="80" w:before="160"/>
+      <w:spacing w:before="160" w:after="80"/>
       <w:outlineLvl w:val="1"/>
     </w:pPr>
     <w:rPr>
-      <w:rFonts w:asciiTheme="majorHAnsi" w:cstheme="majorBidi" w:eastAsiaTheme="majorEastAsia" w:hAnsiTheme="majorHAnsi"/>
-      <w:color w:themeColor="accent1" w:themeShade="BF" w:val="0F4761"/>
+      <w:rFonts w:asciiTheme="majorHAnsi" w:eastAsiaTheme="majorEastAsia" w:hAnsiTheme="majorHAnsi" w:cstheme="majorBidi"/>
+      <w:color w:val="0F4761" w:themeColor="accent1" w:themeShade="BF"/>
       <w:sz w:val="32"/>
       <w:szCs w:val="32"/>
     </w:rPr>
   </w:style>
-  <w:style w:styleId="Heading3" w:type="paragraph">
+  <w:style w:type="paragraph" w:styleId="Heading3">
     <w:name w:val="heading 3"/>
     <w:basedOn w:val="Normal"/>
     <w:next w:val="BodyText"/>
@@ -54975,17 +55231,17 @@
     <w:pPr>
       <w:keepNext/>
       <w:keepLines/>
-      <w:spacing w:after="80" w:before="160"/>
+      <w:spacing w:before="160" w:after="80"/>
       <w:outlineLvl w:val="2"/>
     </w:pPr>
     <w:rPr>
-      <w:rFonts w:cstheme="majorBidi" w:eastAsiaTheme="majorEastAsia"/>
-      <w:color w:themeColor="accent1" w:themeShade="BF" w:val="0F4761"/>
+      <w:rFonts w:eastAsiaTheme="majorEastAsia" w:cstheme="majorBidi"/>
+      <w:color w:val="0F4761" w:themeColor="accent1" w:themeShade="BF"/>
       <w:sz w:val="28"/>
       <w:szCs w:val="28"/>
     </w:rPr>
   </w:style>
-  <w:style w:styleId="Heading4" w:type="paragraph">
+  <w:style w:type="paragraph" w:styleId="Heading4">
     <w:name w:val="heading 4"/>
     <w:basedOn w:val="Normal"/>
     <w:next w:val="BodyText"/>
@@ -54998,17 +55254,17 @@
     <w:pPr>
       <w:keepNext/>
       <w:keepLines/>
-      <w:spacing w:after="40" w:before="80"/>
+      <w:spacing w:before="80" w:after="40"/>
       <w:outlineLvl w:val="3"/>
     </w:pPr>
     <w:rPr>
-      <w:rFonts w:cstheme="majorBidi" w:eastAsiaTheme="majorEastAsia"/>
+      <w:rFonts w:eastAsiaTheme="majorEastAsia" w:cstheme="majorBidi"/>
       <w:i/>
       <w:iCs/>
-      <w:color w:themeColor="accent1" w:themeShade="BF" w:val="0F4761"/>
+      <w:color w:val="0F4761" w:themeColor="accent1" w:themeShade="BF"/>
     </w:rPr>
   </w:style>
-  <w:style w:styleId="Heading5" w:type="paragraph">
+  <w:style w:type="paragraph" w:styleId="Heading5">
     <w:name w:val="heading 5"/>
     <w:basedOn w:val="Normal"/>
     <w:next w:val="BodyText"/>
@@ -55021,15 +55277,15 @@
     <w:pPr>
       <w:keepNext/>
       <w:keepLines/>
-      <w:spacing w:after="40" w:before="80"/>
+      <w:spacing w:before="80" w:after="40"/>
       <w:outlineLvl w:val="4"/>
     </w:pPr>
     <w:rPr>
-      <w:rFonts w:cstheme="majorBidi" w:eastAsiaTheme="majorEastAsia"/>
-      <w:color w:themeColor="accent1" w:themeShade="BF" w:val="0F4761"/>
+      <w:rFonts w:eastAsiaTheme="majorEastAsia" w:cstheme="majorBidi"/>
+      <w:color w:val="0F4761" w:themeColor="accent1" w:themeShade="BF"/>
     </w:rPr>
   </w:style>
-  <w:style w:styleId="Heading6" w:type="paragraph">
+  <w:style w:type="paragraph" w:styleId="Heading6">
     <w:name w:val="heading 6"/>
     <w:basedOn w:val="Normal"/>
     <w:next w:val="BodyText"/>
@@ -55042,17 +55298,17 @@
     <w:pPr>
       <w:keepNext/>
       <w:keepLines/>
-      <w:spacing w:after="0" w:before="40"/>
+      <w:spacing w:before="40" w:after="0"/>
       <w:outlineLvl w:val="5"/>
     </w:pPr>
     <w:rPr>
-      <w:rFonts w:cstheme="majorBidi" w:eastAsiaTheme="majorEastAsia"/>
+      <w:rFonts w:eastAsiaTheme="majorEastAsia" w:cstheme="majorBidi"/>
       <w:i/>
       <w:iCs/>
-      <w:color w:themeColor="text1" w:themeTint="A6" w:val="595959"/>
+      <w:color w:val="595959" w:themeColor="text1" w:themeTint="A6"/>
     </w:rPr>
   </w:style>
-  <w:style w:styleId="Heading7" w:type="paragraph">
+  <w:style w:type="paragraph" w:styleId="Heading7">
     <w:name w:val="heading 7"/>
     <w:basedOn w:val="Normal"/>
     <w:next w:val="BodyText"/>
@@ -55065,15 +55321,15 @@
     <w:pPr>
       <w:keepNext/>
       <w:keepLines/>
-      <w:spacing w:after="0" w:before="40"/>
+      <w:spacing w:before="40" w:after="0"/>
       <w:outlineLvl w:val="6"/>
     </w:pPr>
     <w:rPr>
-      <w:rFonts w:cstheme="majorBidi" w:eastAsiaTheme="majorEastAsia"/>
-      <w:color w:themeColor="text1" w:themeTint="A6" w:val="595959"/>
+      <w:rFonts w:eastAsiaTheme="majorEastAsia" w:cstheme="majorBidi"/>
+      <w:color w:val="595959" w:themeColor="text1" w:themeTint="A6"/>
     </w:rPr>
   </w:style>
-  <w:style w:styleId="Heading8" w:type="paragraph">
+  <w:style w:type="paragraph" w:styleId="Heading8">
     <w:name w:val="heading 8"/>
     <w:basedOn w:val="Normal"/>
     <w:next w:val="BodyText"/>
@@ -55090,13 +55346,13 @@
       <w:outlineLvl w:val="7"/>
     </w:pPr>
     <w:rPr>
-      <w:rFonts w:cstheme="majorBidi" w:eastAsiaTheme="majorEastAsia"/>
+      <w:rFonts w:eastAsiaTheme="majorEastAsia" w:cstheme="majorBidi"/>
       <w:i/>
       <w:iCs/>
-      <w:color w:themeColor="text1" w:themeTint="D8" w:val="272727"/>
+      <w:color w:val="272727" w:themeColor="text1" w:themeTint="D8"/>
     </w:rPr>
   </w:style>
-  <w:style w:styleId="Heading9" w:type="paragraph">
+  <w:style w:type="paragraph" w:styleId="Heading9">
     <w:name w:val="heading 9"/>
     <w:basedOn w:val="Normal"/>
     <w:next w:val="BodyText"/>
@@ -55113,24 +55369,24 @@
       <w:outlineLvl w:val="8"/>
     </w:pPr>
     <w:rPr>
-      <w:rFonts w:cstheme="majorBidi" w:eastAsiaTheme="majorEastAsia"/>
-      <w:color w:themeColor="text1" w:themeTint="D8" w:val="272727"/>
+      <w:rFonts w:eastAsiaTheme="majorEastAsia" w:cstheme="majorBidi"/>
+      <w:color w:val="272727" w:themeColor="text1" w:themeTint="D8"/>
     </w:rPr>
   </w:style>
-  <w:style w:customStyle="1" w:styleId="Heading1Char" w:type="character">
+  <w:style w:type="character" w:customStyle="1" w:styleId="Heading1Char">
     <w:name w:val="Heading 1 Char"/>
     <w:basedOn w:val="DefaultParagraphFont"/>
     <w:link w:val="Heading1"/>
     <w:uiPriority w:val="9"/>
     <w:rsid w:val="00A10FD9"/>
     <w:rPr>
-      <w:rFonts w:asciiTheme="majorHAnsi" w:cstheme="majorBidi" w:eastAsiaTheme="majorEastAsia" w:hAnsiTheme="majorHAnsi"/>
-      <w:color w:themeColor="accent1" w:themeShade="BF" w:val="0F4761"/>
+      <w:rFonts w:asciiTheme="majorHAnsi" w:eastAsiaTheme="majorEastAsia" w:hAnsiTheme="majorHAnsi" w:cstheme="majorBidi"/>
+      <w:color w:val="0F4761" w:themeColor="accent1" w:themeShade="BF"/>
       <w:sz w:val="40"/>
       <w:szCs w:val="40"/>
     </w:rPr>
   </w:style>
-  <w:style w:customStyle="1" w:styleId="Heading2Char" w:type="character">
+  <w:style w:type="character" w:customStyle="1" w:styleId="Heading2Char">
     <w:name w:val="Heading 2 Char"/>
     <w:basedOn w:val="DefaultParagraphFont"/>
     <w:link w:val="Heading2"/>
@@ -55138,13 +55394,13 @@
     <w:semiHidden/>
     <w:rsid w:val="00A10FD9"/>
     <w:rPr>
-      <w:rFonts w:asciiTheme="majorHAnsi" w:cstheme="majorBidi" w:eastAsiaTheme="majorEastAsia" w:hAnsiTheme="majorHAnsi"/>
-      <w:color w:themeColor="accent1" w:themeShade="BF" w:val="0F4761"/>
+      <w:rFonts w:asciiTheme="majorHAnsi" w:eastAsiaTheme="majorEastAsia" w:hAnsiTheme="majorHAnsi" w:cstheme="majorBidi"/>
+      <w:color w:val="0F4761" w:themeColor="accent1" w:themeShade="BF"/>
       <w:sz w:val="32"/>
       <w:szCs w:val="32"/>
     </w:rPr>
   </w:style>
-  <w:style w:customStyle="1" w:styleId="Heading3Char" w:type="character">
+  <w:style w:type="character" w:customStyle="1" w:styleId="Heading3Char">
     <w:name w:val="Heading 3 Char"/>
     <w:basedOn w:val="DefaultParagraphFont"/>
     <w:link w:val="Heading3"/>
@@ -55152,13 +55408,13 @@
     <w:semiHidden/>
     <w:rsid w:val="00A10FD9"/>
     <w:rPr>
-      <w:rFonts w:cstheme="majorBidi" w:eastAsiaTheme="majorEastAsia"/>
-      <w:color w:themeColor="accent1" w:themeShade="BF" w:val="0F4761"/>
+      <w:rFonts w:eastAsiaTheme="majorEastAsia" w:cstheme="majorBidi"/>
+      <w:color w:val="0F4761" w:themeColor="accent1" w:themeShade="BF"/>
       <w:sz w:val="28"/>
       <w:szCs w:val="28"/>
     </w:rPr>
   </w:style>
-  <w:style w:customStyle="1" w:styleId="Heading4Char" w:type="character">
+  <w:style w:type="character" w:customStyle="1" w:styleId="Heading4Char">
     <w:name w:val="Heading 4 Char"/>
     <w:basedOn w:val="DefaultParagraphFont"/>
     <w:link w:val="Heading4"/>
@@ -55166,13 +55422,13 @@
     <w:semiHidden/>
     <w:rsid w:val="00A10FD9"/>
     <w:rPr>
-      <w:rFonts w:cstheme="majorBidi" w:eastAsiaTheme="majorEastAsia"/>
+      <w:rFonts w:eastAsiaTheme="majorEastAsia" w:cstheme="majorBidi"/>
       <w:i/>
       <w:iCs/>
-      <w:color w:themeColor="accent1" w:themeShade="BF" w:val="0F4761"/>
+      <w:color w:val="0F4761" w:themeColor="accent1" w:themeShade="BF"/>
     </w:rPr>
   </w:style>
-  <w:style w:customStyle="1" w:styleId="Heading5Char" w:type="character">
+  <w:style w:type="character" w:customStyle="1" w:styleId="Heading5Char">
     <w:name w:val="Heading 5 Char"/>
     <w:basedOn w:val="DefaultParagraphFont"/>
     <w:link w:val="Heading5"/>
@@ -55180,11 +55436,11 @@
     <w:semiHidden/>
     <w:rsid w:val="00A10FD9"/>
     <w:rPr>
-      <w:rFonts w:cstheme="majorBidi" w:eastAsiaTheme="majorEastAsia"/>
-      <w:color w:themeColor="accent1" w:themeShade="BF" w:val="0F4761"/>
+      <w:rFonts w:eastAsiaTheme="majorEastAsia" w:cstheme="majorBidi"/>
+      <w:color w:val="0F4761" w:themeColor="accent1" w:themeShade="BF"/>
     </w:rPr>
   </w:style>
-  <w:style w:customStyle="1" w:styleId="Heading6Char" w:type="character">
+  <w:style w:type="character" w:customStyle="1" w:styleId="Heading6Char">
     <w:name w:val="Heading 6 Char"/>
     <w:basedOn w:val="DefaultParagraphFont"/>
     <w:link w:val="Heading6"/>
@@ -55192,13 +55448,13 @@
     <w:semiHidden/>
     <w:rsid w:val="00A10FD9"/>
     <w:rPr>
-      <w:rFonts w:cstheme="majorBidi" w:eastAsiaTheme="majorEastAsia"/>
+      <w:rFonts w:eastAsiaTheme="majorEastAsia" w:cstheme="majorBidi"/>
       <w:i/>
       <w:iCs/>
-      <w:color w:themeColor="text1" w:themeTint="A6" w:val="595959"/>
+      <w:color w:val="595959" w:themeColor="text1" w:themeTint="A6"/>
     </w:rPr>
   </w:style>
-  <w:style w:customStyle="1" w:styleId="Heading7Char" w:type="character">
+  <w:style w:type="character" w:customStyle="1" w:styleId="Heading7Char">
     <w:name w:val="Heading 7 Char"/>
     <w:basedOn w:val="DefaultParagraphFont"/>
     <w:link w:val="Heading7"/>
@@ -55206,11 +55462,11 @@
     <w:semiHidden/>
     <w:rsid w:val="00A10FD9"/>
     <w:rPr>
-      <w:rFonts w:cstheme="majorBidi" w:eastAsiaTheme="majorEastAsia"/>
-      <w:color w:themeColor="text1" w:themeTint="A6" w:val="595959"/>
+      <w:rFonts w:eastAsiaTheme="majorEastAsia" w:cstheme="majorBidi"/>
+      <w:color w:val="595959" w:themeColor="text1" w:themeTint="A6"/>
     </w:rPr>
   </w:style>
-  <w:style w:customStyle="1" w:styleId="Heading8Char" w:type="character">
+  <w:style w:type="character" w:customStyle="1" w:styleId="Heading8Char">
     <w:name w:val="Heading 8 Char"/>
     <w:basedOn w:val="DefaultParagraphFont"/>
     <w:link w:val="Heading8"/>
@@ -55218,13 +55474,13 @@
     <w:semiHidden/>
     <w:rsid w:val="00A10FD9"/>
     <w:rPr>
-      <w:rFonts w:cstheme="majorBidi" w:eastAsiaTheme="majorEastAsia"/>
+      <w:rFonts w:eastAsiaTheme="majorEastAsia" w:cstheme="majorBidi"/>
       <w:i/>
       <w:iCs/>
-      <w:color w:themeColor="text1" w:themeTint="D8" w:val="272727"/>
+      <w:color w:val="272727" w:themeColor="text1" w:themeTint="D8"/>
     </w:rPr>
   </w:style>
-  <w:style w:customStyle="1" w:styleId="Heading9Char" w:type="character">
+  <w:style w:type="character" w:customStyle="1" w:styleId="Heading9Char">
     <w:name w:val="Heading 9 Char"/>
     <w:basedOn w:val="DefaultParagraphFont"/>
     <w:link w:val="Heading9"/>
@@ -55232,11 +55488,11 @@
     <w:semiHidden/>
     <w:rsid w:val="00A10FD9"/>
     <w:rPr>
-      <w:rFonts w:cstheme="majorBidi" w:eastAsiaTheme="majorEastAsia"/>
-      <w:color w:themeColor="text1" w:themeTint="D8" w:val="272727"/>
+      <w:rFonts w:eastAsiaTheme="majorEastAsia" w:cstheme="majorBidi"/>
+      <w:color w:val="272727" w:themeColor="text1" w:themeTint="D8"/>
     </w:rPr>
   </w:style>
-  <w:style w:styleId="BlockText" w:type="paragraph">
+  <w:style w:type="paragraph" w:styleId="BlockText">
     <w:name w:val="Block Text"/>
     <w:basedOn w:val="BodyText"/>
     <w:next w:val="BodyText"/>
@@ -55244,11 +55500,11 @@
     <w:unhideWhenUsed/>
     <w:qFormat/>
     <w:pPr>
-      <w:spacing w:after="100" w:before="100"/>
+      <w:spacing w:before="100" w:after="100"/>
       <w:ind w:firstLine="0" w:left="480" w:right="480"/>
     </w:pPr>
   </w:style>
-  <w:style w:styleId="FootnoteText" w:type="paragraph">
+  <w:style w:type="paragraph" w:styleId="FootnoteText">
     <w:name w:val="Footnote Text"/>
     <w:basedOn w:val="Normal"/>
     <w:next w:val="FootnoteText"/>
@@ -55256,7 +55512,7 @@
     <w:unhideWhenUsed/>
     <w:qFormat/>
   </w:style>
-  <w:style w:styleId="FootnoteBlockText" w:type="paragraph">
+  <w:style w:type="paragraph" w:styleId="FootnoteBlockText">
     <w:name w:val="Footnote Block Text"/>
     <w:basedOn w:val="FootnoteText"/>
     <w:next w:val="FootnoteText"/>
@@ -55264,28 +55520,26 @@
     <w:unhideWhenUsed/>
     <w:qFormat/>
     <w:pPr>
-      <w:spacing w:after="100" w:before="100"/>
+      <w:spacing w:before="100" w:after="100"/>
       <w:ind w:firstLine="0" w:left="480" w:right="480"/>
     </w:pPr>
   </w:style>
-  <w:style w:default="1" w:styleId="DefaultParagraphFont" w:type="character">
+  <w:style w:type="character" w:default="1" w:styleId="DefaultParagraphFont">
     <w:name w:val="Default Paragraph Font"/>
     <w:semiHidden/>
     <w:unhideWhenUsed/>
   </w:style>
-  <w:style w:default="1" w:styleId="Table" w:type="table">
+  <w:style w:type="table" w:default="1" w:styleId="Table">
     <w:name w:val="Table"/>
     <w:basedOn w:val="TableNormal"/>
-    <w:semiHidden/>
-    <w:unhideWhenUsed/>
     <w:qFormat/>
     <w:tblPr>
-      <w:tblInd w:type="dxa" w:w="0"/>
+      <w:tblInd w:w="0" w:type="dxa"/>
       <w:tblCellMar>
-        <w:top w:type="dxa" w:w="0"/>
-        <w:left w:type="dxa" w:w="108"/>
-        <w:bottom w:type="dxa" w:w="0"/>
-        <w:right w:type="dxa" w:w="108"/>
+        <w:top w:w="0" w:type="dxa"/>
+        <w:left w:w="108" w:type="dxa"/>
+        <w:bottom w:w="0" w:type="dxa"/>
+        <w:right w:w="108" w:type="dxa"/>
       </w:tblCellMar>
     </w:tblPr>
     <w:tblStylePr w:type="firstRow">
@@ -55297,7 +55551,7 @@
       </w:tcPr>
     </w:tblStylePr>
   </w:style>
-  <w:style w:customStyle="1" w:styleId="DefinitionTerm" w:type="paragraph">
+  <w:style w:type="paragraph" w:customStyle="1" w:styleId="DefinitionTerm">
     <w:name w:val="Definition Term"/>
     <w:basedOn w:val="Normal"/>
     <w:next w:val="Definition"/>
@@ -55310,49 +55564,49 @@
       <w:b/>
     </w:rPr>
   </w:style>
-  <w:style w:customStyle="1" w:styleId="Definition" w:type="paragraph">
+  <w:style w:type="paragraph" w:customStyle="1" w:styleId="Definition">
     <w:name w:val="Definition"/>
     <w:basedOn w:val="Normal"/>
   </w:style>
-  <w:style w:styleId="Caption" w:type="paragraph">
+  <w:style w:type="paragraph" w:styleId="Caption">
     <w:name w:val="Caption"/>
     <w:basedOn w:val="Normal"/>
     <w:link w:val="BodyTextChar"/>
     <w:pPr>
-      <w:spacing w:after="120" w:before="0"/>
+      <w:spacing w:before="0" w:after="120"/>
     </w:pPr>
     <w:rPr>
       <w:i/>
     </w:rPr>
   </w:style>
-  <w:style w:customStyle="1" w:styleId="TableCaption" w:type="paragraph">
+  <w:style w:type="paragraph" w:customStyle="1" w:styleId="TableCaption">
     <w:name w:val="Table Caption"/>
     <w:basedOn w:val="Caption"/>
     <w:pPr>
       <w:keepNext/>
     </w:pPr>
   </w:style>
-  <w:style w:customStyle="1" w:styleId="ImageCaption" w:type="paragraph">
+  <w:style w:type="paragraph" w:customStyle="1" w:styleId="ImageCaption">
     <w:name w:val="Image Caption"/>
     <w:basedOn w:val="Caption"/>
   </w:style>
-  <w:style w:customStyle="1" w:styleId="Figure" w:type="paragraph">
+  <w:style w:type="paragraph" w:customStyle="1" w:styleId="Figure">
     <w:name w:val="Figure"/>
     <w:basedOn w:val="Normal"/>
   </w:style>
-  <w:style w:customStyle="1" w:styleId="CaptionedFigure" w:type="paragraph">
+  <w:style w:type="paragraph" w:customStyle="1" w:styleId="CaptionedFigure">
     <w:name w:val="Captioned Figure"/>
     <w:basedOn w:val="Figure"/>
     <w:pPr>
       <w:keepNext/>
     </w:pPr>
   </w:style>
-  <w:style w:customStyle="1" w:styleId="BodyTextChar" w:type="character">
+  <w:style w:type="character" w:customStyle="1" w:styleId="BodyTextChar">
     <w:name w:val="Body Text Char"/>
     <w:basedOn w:val="DefaultParagraphFont"/>
     <w:link w:val="BodyText"/>
   </w:style>
-  <w:style w:customStyle="1" w:styleId="VerbatimChar" w:type="character">
+  <w:style w:type="character" w:customStyle="1" w:styleId="VerbatimChar">
     <w:name w:val="Verbatim Char"/>
     <w:basedOn w:val="BodyTextChar"/>
     <w:rPr>
@@ -55360,25 +55614,25 @@
       <w:sz w:val="22"/>
     </w:rPr>
   </w:style>
-  <w:style w:customStyle="1" w:styleId="SectionNumber" w:type="character">
+  <w:style w:type="character" w:customStyle="1" w:styleId="SectionNumber">
     <w:name w:val="Section Number"/>
     <w:basedOn w:val="BodyTextChar"/>
   </w:style>
-  <w:style w:styleId="FootnoteReference" w:type="character">
+  <w:style w:type="character" w:styleId="FootnoteReference">
     <w:name w:val="Footnote Reference"/>
     <w:basedOn w:val="BodyTextChar"/>
     <w:rPr>
       <w:vertAlign w:val="superscript"/>
     </w:rPr>
   </w:style>
-  <w:style w:styleId="Hyperlink" w:type="character">
+  <w:style w:type="character" w:styleId="Hyperlink">
     <w:name w:val="Hyperlink"/>
     <w:basedOn w:val="BodyTextChar"/>
     <w:rPr>
-      <w:color w:themeColor="accent1" w:val="4F81BD"/>
+      <w:color w:val="4F81BD" w:themeColor="accent1"/>
     </w:rPr>
   </w:style>
-  <w:style w:styleId="TOCHeading" w:type="paragraph">
+  <w:style w:type="paragraph" w:styleId="TOCHeading">
     <w:name w:val="TOC Heading"/>
     <w:basedOn w:val="Heading1"/>
     <w:next w:val="BodyText"/>
@@ -55390,10 +55644,10 @@
       <w:outlineLvl w:val="9"/>
     </w:pPr>
     <w:rPr>
-      <w:rFonts w:asciiTheme="majorHAnsi" w:cstheme="majorBidi" w:eastAsiaTheme="majorEastAsia" w:hAnsiTheme="majorHAnsi"/>
+      <w:rFonts w:asciiTheme="majorHAnsi" w:eastAsiaTheme="majorEastAsia" w:hAnsiTheme="majorHAnsi" w:cstheme="majorBidi"/>
       <w:b w:val="0"/>
       <w:bCs w:val="0"/>
-      <w:color w:themeColor="accent1" w:themeShade="BF" w:val="365F91"/>
+      <w:color w:val="365F91" w:themeColor="accent1" w:themeShade="BF"/>
     </w:rPr>
   </w:style>
   <w:style w:type="paragraph" w:customStyle="1" w:styleId="SourceCode">

--- a/projects/templates/template_textbook/output/docx/template_textbook_combined.docx
+++ b/projects/templates/template_textbook/output/docx/template_textbook_combined.docx
@@ -50215,13 +50215,13 @@
         </w:r>
       </w:hyperlink>
       <w:r>
-        <w:t xml:space="preserve">; its</w:t>
-      </w:r>
-      <w:r>
-        <w:t xml:space="preserve"> </w:t>
-      </w:r>
-      <w:r>
-        <w:t xml:space="preserve">contents as a table:</w:t>
+        <w:t xml:space="preserve">; a</w:t>
+      </w:r>
+      <w:r>
+        <w:t xml:space="preserve"> </w:t>
+      </w:r>
+      <w:r>
+        <w:t xml:space="preserve">four-row excerpt appears below:</w:t>
       </w:r>
     </w:p>
     <w:bookmarkStart w:id="487" w:name="_94ce4fb3e50e35274883be456cae429663ccd82"/>
@@ -50230,7 +50230,7 @@
         <w:pStyle w:val="TableCaption"/>
       </w:pPr>
       <w:r>
-        <w:t xml:space="preserve">Table 15: Sample dataset (mirrors</w:t>
+        <w:t xml:space="preserve">Table 15: Four-row excerpt from</w:t>
       </w:r>
       <w:r>
         <w:t xml:space="preserve"> </w:t>
@@ -50242,7 +50242,7 @@
         <w:t xml:space="preserve">assets/data/sample_dataset.csv</w:t>
       </w:r>
       <w:r>
-        <w:t xml:space="preserve">).</w:t>
+        <w:t xml:space="preserve">.</w:t>
       </w:r>
     </w:p>
     <w:tbl>
@@ -50250,7 +50250,7 @@
         <w:tblStyle w:val="Table"/>
         <w:tblW w:type="auto" w:w="0"/>
         <w:tblLook w:firstRow="1" w:lastRow="0" w:firstColumn="0" w:lastColumn="0" w:noHBand="0" w:noVBand="0" w:val="0020"/>
-        <w:tblCaption w:val="Table 15: Sample dataset (mirrors assets/data/sample_dataset.csv)."/>
+        <w:tblCaption w:val="Table 15: Four-row excerpt from assets/data/sample_dataset.csv."/>
       </w:tblPr>
       <w:tblGrid>
         <w:gridCol w:w="1980"/>

--- a/projects/templates/template_textbook/output/docx/template_textbook_combined.docx
+++ b/projects/templates/template_textbook/output/docx/template_textbook_combined.docx
@@ -34474,10 +34474,7 @@
     <w:p>
       <w:pPr>
         <w:pStyle w:val="BodyText"/>
-        <w:numPr>
-          <w:ilvl w:val="0"/>
-          <w:numId w:val="1000"/>
-        </w:numPr>
+        <w:ind w:left="720" w:firstLine="0"/>
       </w:pPr>
       <w:r>
         <w:rPr>
@@ -34502,10 +34499,7 @@
     <w:p>
       <w:pPr>
         <w:pStyle w:val="BodyText"/>
-        <w:numPr>
-          <w:ilvl w:val="0"/>
-          <w:numId w:val="1000"/>
-        </w:numPr>
+        <w:ind w:left="720" w:firstLine="0"/>
       </w:pPr>
       <w:r>
         <w:rPr>
@@ -34540,10 +34534,7 @@
     <w:p>
       <w:pPr>
         <w:pStyle w:val="BodyText"/>
-        <w:numPr>
-          <w:ilvl w:val="0"/>
-          <w:numId w:val="1000"/>
-        </w:numPr>
+        <w:ind w:left="720" w:firstLine="0"/>
       </w:pPr>
       <w:r>
         <w:rPr>
@@ -34568,10 +34559,7 @@
     <w:p>
       <w:pPr>
         <w:pStyle w:val="BodyText"/>
-        <w:numPr>
-          <w:ilvl w:val="0"/>
-          <w:numId w:val="1000"/>
-        </w:numPr>
+        <w:ind w:left="720" w:firstLine="0"/>
       </w:pPr>
       <w:r>
         <w:rPr>
@@ -34606,10 +34594,7 @@
     <w:p>
       <w:pPr>
         <w:pStyle w:val="BodyText"/>
-        <w:numPr>
-          <w:ilvl w:val="0"/>
-          <w:numId w:val="1000"/>
-        </w:numPr>
+        <w:ind w:left="720" w:firstLine="0"/>
       </w:pPr>
       <w:r>
         <w:rPr>
@@ -34703,10 +34688,7 @@
     <w:p>
       <w:pPr>
         <w:pStyle w:val="BodyText"/>
-        <w:numPr>
-          <w:ilvl w:val="0"/>
-          <w:numId w:val="1000"/>
-        </w:numPr>
+        <w:ind w:left="720" w:firstLine="0"/>
       </w:pPr>
       <w:r>
         <w:rPr>
@@ -34731,10 +34713,7 @@
     <w:p>
       <w:pPr>
         <w:pStyle w:val="BodyText"/>
-        <w:numPr>
-          <w:ilvl w:val="0"/>
-          <w:numId w:val="1000"/>
-        </w:numPr>
+        <w:ind w:left="720" w:firstLine="0"/>
       </w:pPr>
       <w:r>
         <w:rPr>
@@ -34769,10 +34748,7 @@
     <w:p>
       <w:pPr>
         <w:pStyle w:val="BodyText"/>
-        <w:numPr>
-          <w:ilvl w:val="0"/>
-          <w:numId w:val="1000"/>
-        </w:numPr>
+        <w:ind w:left="720" w:firstLine="0"/>
       </w:pPr>
       <w:r>
         <w:rPr>
@@ -34797,10 +34773,7 @@
     <w:p>
       <w:pPr>
         <w:pStyle w:val="BodyText"/>
-        <w:numPr>
-          <w:ilvl w:val="0"/>
-          <w:numId w:val="1000"/>
-        </w:numPr>
+        <w:ind w:left="720" w:firstLine="0"/>
       </w:pPr>
       <w:r>
         <w:rPr>
@@ -34835,10 +34808,7 @@
     <w:p>
       <w:pPr>
         <w:pStyle w:val="BodyText"/>
-        <w:numPr>
-          <w:ilvl w:val="0"/>
-          <w:numId w:val="1000"/>
-        </w:numPr>
+        <w:ind w:left="720" w:firstLine="0"/>
       </w:pPr>
       <w:r>
         <w:rPr>
@@ -34932,10 +34902,7 @@
     <w:p>
       <w:pPr>
         <w:pStyle w:val="BodyText"/>
-        <w:numPr>
-          <w:ilvl w:val="0"/>
-          <w:numId w:val="1000"/>
-        </w:numPr>
+        <w:ind w:left="720" w:firstLine="0"/>
       </w:pPr>
       <w:r>
         <w:rPr>
@@ -34960,10 +34927,7 @@
     <w:p>
       <w:pPr>
         <w:pStyle w:val="BodyText"/>
-        <w:numPr>
-          <w:ilvl w:val="0"/>
-          <w:numId w:val="1000"/>
-        </w:numPr>
+        <w:ind w:left="720" w:firstLine="0"/>
       </w:pPr>
       <w:r>
         <w:rPr>
@@ -34998,10 +34962,7 @@
     <w:p>
       <w:pPr>
         <w:pStyle w:val="BodyText"/>
-        <w:numPr>
-          <w:ilvl w:val="0"/>
-          <w:numId w:val="1000"/>
-        </w:numPr>
+        <w:ind w:left="720" w:firstLine="0"/>
       </w:pPr>
       <w:r>
         <w:rPr>
@@ -35026,10 +34987,7 @@
     <w:p>
       <w:pPr>
         <w:pStyle w:val="BodyText"/>
-        <w:numPr>
-          <w:ilvl w:val="0"/>
-          <w:numId w:val="1000"/>
-        </w:numPr>
+        <w:ind w:left="720" w:firstLine="0"/>
       </w:pPr>
       <w:r>
         <w:rPr>
@@ -35064,10 +35022,7 @@
     <w:p>
       <w:pPr>
         <w:pStyle w:val="BodyText"/>
-        <w:numPr>
-          <w:ilvl w:val="0"/>
-          <w:numId w:val="1000"/>
-        </w:numPr>
+        <w:ind w:left="720" w:firstLine="0"/>
       </w:pPr>
       <w:r>
         <w:rPr>
@@ -36058,10 +36013,7 @@
     <w:p>
       <w:pPr>
         <w:pStyle w:val="BodyText"/>
-        <w:numPr>
-          <w:ilvl w:val="0"/>
-          <w:numId w:val="1000"/>
-        </w:numPr>
+        <w:ind w:left="720" w:firstLine="0"/>
       </w:pPr>
       <w:r>
         <w:rPr>
@@ -36086,10 +36038,7 @@
     <w:p>
       <w:pPr>
         <w:pStyle w:val="BodyText"/>
-        <w:numPr>
-          <w:ilvl w:val="0"/>
-          <w:numId w:val="1000"/>
-        </w:numPr>
+        <w:ind w:left="720" w:firstLine="0"/>
       </w:pPr>
       <w:r>
         <w:rPr>
@@ -36124,10 +36073,7 @@
     <w:p>
       <w:pPr>
         <w:pStyle w:val="BodyText"/>
-        <w:numPr>
-          <w:ilvl w:val="0"/>
-          <w:numId w:val="1000"/>
-        </w:numPr>
+        <w:ind w:left="720" w:firstLine="0"/>
       </w:pPr>
       <w:r>
         <w:rPr>
@@ -36152,10 +36098,7 @@
     <w:p>
       <w:pPr>
         <w:pStyle w:val="BodyText"/>
-        <w:numPr>
-          <w:ilvl w:val="0"/>
-          <w:numId w:val="1000"/>
-        </w:numPr>
+        <w:ind w:left="720" w:firstLine="0"/>
       </w:pPr>
       <w:r>
         <w:rPr>
@@ -36190,10 +36133,7 @@
     <w:p>
       <w:pPr>
         <w:pStyle w:val="BodyText"/>
-        <w:numPr>
-          <w:ilvl w:val="0"/>
-          <w:numId w:val="1000"/>
-        </w:numPr>
+        <w:ind w:left="720" w:firstLine="0"/>
       </w:pPr>
       <w:r>
         <w:rPr>
@@ -36287,10 +36227,7 @@
     <w:p>
       <w:pPr>
         <w:pStyle w:val="BodyText"/>
-        <w:numPr>
-          <w:ilvl w:val="0"/>
-          <w:numId w:val="1000"/>
-        </w:numPr>
+        <w:ind w:left="720" w:firstLine="0"/>
       </w:pPr>
       <w:r>
         <w:rPr>
@@ -36315,10 +36252,7 @@
     <w:p>
       <w:pPr>
         <w:pStyle w:val="BodyText"/>
-        <w:numPr>
-          <w:ilvl w:val="0"/>
-          <w:numId w:val="1000"/>
-        </w:numPr>
+        <w:ind w:left="720" w:firstLine="0"/>
       </w:pPr>
       <w:r>
         <w:rPr>
@@ -36353,10 +36287,7 @@
     <w:p>
       <w:pPr>
         <w:pStyle w:val="BodyText"/>
-        <w:numPr>
-          <w:ilvl w:val="0"/>
-          <w:numId w:val="1000"/>
-        </w:numPr>
+        <w:ind w:left="720" w:firstLine="0"/>
       </w:pPr>
       <w:r>
         <w:rPr>
@@ -36381,10 +36312,7 @@
     <w:p>
       <w:pPr>
         <w:pStyle w:val="BodyText"/>
-        <w:numPr>
-          <w:ilvl w:val="0"/>
-          <w:numId w:val="1000"/>
-        </w:numPr>
+        <w:ind w:left="720" w:firstLine="0"/>
       </w:pPr>
       <w:r>
         <w:rPr>
@@ -36419,10 +36347,7 @@
     <w:p>
       <w:pPr>
         <w:pStyle w:val="BodyText"/>
-        <w:numPr>
-          <w:ilvl w:val="0"/>
-          <w:numId w:val="1000"/>
-        </w:numPr>
+        <w:ind w:left="720" w:firstLine="0"/>
       </w:pPr>
       <w:r>
         <w:rPr>
@@ -36516,10 +36441,7 @@
     <w:p>
       <w:pPr>
         <w:pStyle w:val="BodyText"/>
-        <w:numPr>
-          <w:ilvl w:val="0"/>
-          <w:numId w:val="1000"/>
-        </w:numPr>
+        <w:ind w:left="720" w:firstLine="0"/>
       </w:pPr>
       <w:r>
         <w:rPr>
@@ -36544,10 +36466,7 @@
     <w:p>
       <w:pPr>
         <w:pStyle w:val="BodyText"/>
-        <w:numPr>
-          <w:ilvl w:val="0"/>
-          <w:numId w:val="1000"/>
-        </w:numPr>
+        <w:ind w:left="720" w:firstLine="0"/>
       </w:pPr>
       <w:r>
         <w:rPr>
@@ -36582,10 +36501,7 @@
     <w:p>
       <w:pPr>
         <w:pStyle w:val="BodyText"/>
-        <w:numPr>
-          <w:ilvl w:val="0"/>
-          <w:numId w:val="1000"/>
-        </w:numPr>
+        <w:ind w:left="720" w:firstLine="0"/>
       </w:pPr>
       <w:r>
         <w:rPr>
@@ -36610,10 +36526,7 @@
     <w:p>
       <w:pPr>
         <w:pStyle w:val="BodyText"/>
-        <w:numPr>
-          <w:ilvl w:val="0"/>
-          <w:numId w:val="1000"/>
-        </w:numPr>
+        <w:ind w:left="720" w:firstLine="0"/>
       </w:pPr>
       <w:r>
         <w:rPr>
@@ -36648,10 +36561,7 @@
     <w:p>
       <w:pPr>
         <w:pStyle w:val="BodyText"/>
-        <w:numPr>
-          <w:ilvl w:val="0"/>
-          <w:numId w:val="1000"/>
-        </w:numPr>
+        <w:ind w:left="720" w:firstLine="0"/>
       </w:pPr>
       <w:r>
         <w:rPr>
@@ -36745,10 +36655,7 @@
     <w:p>
       <w:pPr>
         <w:pStyle w:val="BodyText"/>
-        <w:numPr>
-          <w:ilvl w:val="0"/>
-          <w:numId w:val="1000"/>
-        </w:numPr>
+        <w:ind w:left="720" w:firstLine="0"/>
       </w:pPr>
       <w:r>
         <w:rPr>
@@ -36773,10 +36680,7 @@
     <w:p>
       <w:pPr>
         <w:pStyle w:val="BodyText"/>
-        <w:numPr>
-          <w:ilvl w:val="0"/>
-          <w:numId w:val="1000"/>
-        </w:numPr>
+        <w:ind w:left="720" w:firstLine="0"/>
       </w:pPr>
       <w:r>
         <w:rPr>
@@ -36811,10 +36715,7 @@
     <w:p>
       <w:pPr>
         <w:pStyle w:val="BodyText"/>
-        <w:numPr>
-          <w:ilvl w:val="0"/>
-          <w:numId w:val="1000"/>
-        </w:numPr>
+        <w:ind w:left="720" w:firstLine="0"/>
       </w:pPr>
       <w:r>
         <w:rPr>
@@ -36839,10 +36740,7 @@
     <w:p>
       <w:pPr>
         <w:pStyle w:val="BodyText"/>
-        <w:numPr>
-          <w:ilvl w:val="0"/>
-          <w:numId w:val="1000"/>
-        </w:numPr>
+        <w:ind w:left="720" w:firstLine="0"/>
       </w:pPr>
       <w:r>
         <w:rPr>
@@ -36877,10 +36775,7 @@
     <w:p>
       <w:pPr>
         <w:pStyle w:val="BodyText"/>
-        <w:numPr>
-          <w:ilvl w:val="0"/>
-          <w:numId w:val="1000"/>
-        </w:numPr>
+        <w:ind w:left="720" w:firstLine="0"/>
       </w:pPr>
       <w:r>
         <w:rPr>
@@ -36974,10 +36869,7 @@
     <w:p>
       <w:pPr>
         <w:pStyle w:val="BodyText"/>
-        <w:numPr>
-          <w:ilvl w:val="0"/>
-          <w:numId w:val="1000"/>
-        </w:numPr>
+        <w:ind w:left="720" w:firstLine="0"/>
       </w:pPr>
       <w:r>
         <w:rPr>
@@ -37002,10 +36894,7 @@
     <w:p>
       <w:pPr>
         <w:pStyle w:val="BodyText"/>
-        <w:numPr>
-          <w:ilvl w:val="0"/>
-          <w:numId w:val="1000"/>
-        </w:numPr>
+        <w:ind w:left="720" w:firstLine="0"/>
       </w:pPr>
       <w:r>
         <w:rPr>
@@ -37040,10 +36929,7 @@
     <w:p>
       <w:pPr>
         <w:pStyle w:val="BodyText"/>
-        <w:numPr>
-          <w:ilvl w:val="0"/>
-          <w:numId w:val="1000"/>
-        </w:numPr>
+        <w:ind w:left="720" w:firstLine="0"/>
       </w:pPr>
       <w:r>
         <w:rPr>
@@ -37068,10 +36954,7 @@
     <w:p>
       <w:pPr>
         <w:pStyle w:val="BodyText"/>
-        <w:numPr>
-          <w:ilvl w:val="0"/>
-          <w:numId w:val="1000"/>
-        </w:numPr>
+        <w:ind w:left="720" w:firstLine="0"/>
       </w:pPr>
       <w:r>
         <w:rPr>
@@ -37106,10 +36989,7 @@
     <w:p>
       <w:pPr>
         <w:pStyle w:val="BodyText"/>
-        <w:numPr>
-          <w:ilvl w:val="0"/>
-          <w:numId w:val="1000"/>
-        </w:numPr>
+        <w:ind w:left="720" w:firstLine="0"/>
       </w:pPr>
       <w:r>
         <w:rPr>
@@ -37203,10 +37083,7 @@
     <w:p>
       <w:pPr>
         <w:pStyle w:val="BodyText"/>
-        <w:numPr>
-          <w:ilvl w:val="0"/>
-          <w:numId w:val="1000"/>
-        </w:numPr>
+        <w:ind w:left="720" w:firstLine="0"/>
       </w:pPr>
       <w:r>
         <w:rPr>
@@ -37231,10 +37108,7 @@
     <w:p>
       <w:pPr>
         <w:pStyle w:val="BodyText"/>
-        <w:numPr>
-          <w:ilvl w:val="0"/>
-          <w:numId w:val="1000"/>
-        </w:numPr>
+        <w:ind w:left="720" w:firstLine="0"/>
       </w:pPr>
       <w:r>
         <w:rPr>
@@ -37269,10 +37143,7 @@
     <w:p>
       <w:pPr>
         <w:pStyle w:val="BodyText"/>
-        <w:numPr>
-          <w:ilvl w:val="0"/>
-          <w:numId w:val="1000"/>
-        </w:numPr>
+        <w:ind w:left="720" w:firstLine="0"/>
       </w:pPr>
       <w:r>
         <w:rPr>
@@ -37297,10 +37168,7 @@
     <w:p>
       <w:pPr>
         <w:pStyle w:val="BodyText"/>
-        <w:numPr>
-          <w:ilvl w:val="0"/>
-          <w:numId w:val="1000"/>
-        </w:numPr>
+        <w:ind w:left="720" w:firstLine="0"/>
       </w:pPr>
       <w:r>
         <w:rPr>
@@ -37335,10 +37203,7 @@
     <w:p>
       <w:pPr>
         <w:pStyle w:val="BodyText"/>
-        <w:numPr>
-          <w:ilvl w:val="0"/>
-          <w:numId w:val="1000"/>
-        </w:numPr>
+        <w:ind w:left="720" w:firstLine="0"/>
       </w:pPr>
       <w:r>
         <w:rPr>
@@ -38165,10 +38030,7 @@
     <w:p>
       <w:pPr>
         <w:pStyle w:val="BodyText"/>
-        <w:numPr>
-          <w:ilvl w:val="0"/>
-          <w:numId w:val="1000"/>
-        </w:numPr>
+        <w:ind w:left="720" w:firstLine="0"/>
       </w:pPr>
       <w:r>
         <w:rPr>
@@ -38193,10 +38055,7 @@
     <w:p>
       <w:pPr>
         <w:pStyle w:val="BodyText"/>
-        <w:numPr>
-          <w:ilvl w:val="0"/>
-          <w:numId w:val="1000"/>
-        </w:numPr>
+        <w:ind w:left="720" w:firstLine="0"/>
       </w:pPr>
       <w:r>
         <w:rPr>
@@ -38231,10 +38090,7 @@
     <w:p>
       <w:pPr>
         <w:pStyle w:val="BodyText"/>
-        <w:numPr>
-          <w:ilvl w:val="0"/>
-          <w:numId w:val="1000"/>
-        </w:numPr>
+        <w:ind w:left="720" w:firstLine="0"/>
       </w:pPr>
       <w:r>
         <w:rPr>
@@ -38259,10 +38115,7 @@
     <w:p>
       <w:pPr>
         <w:pStyle w:val="BodyText"/>
-        <w:numPr>
-          <w:ilvl w:val="0"/>
-          <w:numId w:val="1000"/>
-        </w:numPr>
+        <w:ind w:left="720" w:firstLine="0"/>
       </w:pPr>
       <w:r>
         <w:rPr>
@@ -38297,10 +38150,7 @@
     <w:p>
       <w:pPr>
         <w:pStyle w:val="BodyText"/>
-        <w:numPr>
-          <w:ilvl w:val="0"/>
-          <w:numId w:val="1000"/>
-        </w:numPr>
+        <w:ind w:left="720" w:firstLine="0"/>
       </w:pPr>
       <w:r>
         <w:rPr>

--- a/projects/templates/template_textbook/output/docx/template_textbook_combined.docx
+++ b/projects/templates/template_textbook/output/docx/template_textbook_combined.docx
@@ -762,7 +762,7 @@
       <w:r>
         <w:drawing>
           <wp:inline>
-            <wp:extent cx="4800600" cy="3155145"/>
+            <wp:extent cx="4800600" cy="3175028"/>
             <wp:effectExtent b="0" l="0" r="0" t="0"/>
             <wp:docPr descr="Figure 1: Deterministic logistic trajectories at three positive growth rates with common initial state and capacity." title="" id="24" name="Picture"/>
             <a:graphic>
@@ -783,7 +783,7 @@
                   <pic:spPr bwMode="auto">
                     <a:xfrm>
                       <a:off x="0" y="0"/>
-                      <a:ext cx="4800600" cy="3155145"/>
+                      <a:ext cx="4800600" cy="3175028"/>
                     </a:xfrm>
                     <a:prstGeom prst="rect">
                       <a:avLst/>
@@ -2616,7 +2616,7 @@
       <w:r>
         <w:drawing>
           <wp:inline>
-            <wp:extent cx="4800600" cy="3155145"/>
+            <wp:extent cx="4800600" cy="3171437"/>
             <wp:effectExtent b="0" l="0" r="0" t="0"/>
             <wp:docPr descr="Three smooth S-shaped quantity-versus-time curves start at five units and approach a dashed capacity line at one hundred; higher rates reach the middle of the transition sooner." title="" id="44" name="Picture"/>
             <a:graphic>
@@ -2637,7 +2637,7 @@
                   <pic:spPr bwMode="auto">
                     <a:xfrm>
                       <a:off x="0" y="0"/>
-                      <a:ext cx="4800600" cy="3155145"/>
+                      <a:ext cx="4800600" cy="3171437"/>
                     </a:xfrm>
                     <a:prstGeom prst="rect">
                       <a:avLst/>
@@ -4470,7 +4470,7 @@
       <w:r>
         <w:drawing>
           <wp:inline>
-            <wp:extent cx="4800600" cy="3155145"/>
+            <wp:extent cx="4800600" cy="3171437"/>
             <wp:effectExtent b="0" l="0" r="0" t="0"/>
             <wp:docPr descr="Twenty-five synthetic points follow an increasing trend with a smooth oscillating deviation; a fitted straight line summarizes the trend while leaving visible positive and negative residuals." title="" id="64" name="Picture"/>
             <a:graphic>
@@ -4491,7 +4491,7 @@
                   <pic:spPr bwMode="auto">
                     <a:xfrm>
                       <a:off x="0" y="0"/>
-                      <a:ext cx="4800600" cy="3155145"/>
+                      <a:ext cx="4800600" cy="3171437"/>
                     </a:xfrm>
                     <a:prstGeom prst="rect">
                       <a:avLst/>
@@ -6312,7 +6312,7 @@
       <w:r>
         <w:drawing>
           <wp:inline>
-            <wp:extent cx="4533900" cy="2979859"/>
+            <wp:extent cx="4533900" cy="2998638"/>
             <wp:effectExtent b="0" l="0" r="0" t="0"/>
             <wp:docPr descr="A rising cloud of synthetic observations is crossed by a fitted line; the point-to-line deviations remain visible instead of being hidden by an average." title="" id="87" name="Picture"/>
             <a:graphic>
@@ -6333,7 +6333,7 @@
                   <pic:spPr bwMode="auto">
                     <a:xfrm>
                       <a:off x="0" y="0"/>
-                      <a:ext cx="4533900" cy="2979859"/>
+                      <a:ext cx="4533900" cy="2998638"/>
                     </a:xfrm>
                     <a:prstGeom prst="rect">
                       <a:avLst/>
@@ -9069,7 +9069,7 @@
       <w:r>
         <w:drawing>
           <wp:inline>
-            <wp:extent cx="4800600" cy="3155145"/>
+            <wp:extent cx="4800600" cy="3167853"/>
             <wp:effectExtent b="0" l="0" r="0" t="0"/>
             <wp:docPr descr="Three S-shaped curves rising from a small initial value and levelling off at a horizontal asymptote labelled K = 100; steeper curves correspond to larger growth rates." title="" id="105" name="Picture"/>
             <a:graphic>
@@ -9090,7 +9090,7 @@
                   <pic:spPr bwMode="auto">
                     <a:xfrm>
                       <a:off x="0" y="0"/>
-                      <a:ext cx="4800600" cy="3155145"/>
+                      <a:ext cx="4800600" cy="3167853"/>
                     </a:xfrm>
                     <a:prstGeom prst="rect">
                       <a:avLst/>
@@ -10650,7 +10650,7 @@
       <w:r>
         <w:drawing>
           <wp:inline>
-            <wp:extent cx="4800600" cy="3155145"/>
+            <wp:extent cx="4800600" cy="3167853"/>
             <wp:effectExtent b="0" l="0" r="0" t="0"/>
             <wp:docPr descr="Three input-versus-response curves rise from zero toward one and all pass through response one half at input three; larger exponents sharpen the transition around that point." title="" id="125" name="Picture"/>
             <a:graphic>
@@ -10671,7 +10671,7 @@
                   <pic:spPr bwMode="auto">
                     <a:xfrm>
                       <a:off x="0" y="0"/>
-                      <a:ext cx="4800600" cy="3155145"/>
+                      <a:ext cx="4800600" cy="3167853"/>
                     </a:xfrm>
                     <a:prstGeom prst="rect">
                       <a:avLst/>
@@ -12382,7 +12382,7 @@
       <w:r>
         <w:drawing>
           <wp:inline>
-            <wp:extent cx="4800600" cy="3155145"/>
+            <wp:extent cx="4800600" cy="3175028"/>
             <wp:effectExtent b="0" l="0" r="0" t="0"/>
             <wp:docPr descr="Three response curves share the same output scale and midpoint but have different slopes near the midpoint; equal normalized range does not make the relationships identical." title="" id="148" name="Picture"/>
             <a:graphic>
@@ -12403,7 +12403,7 @@
                   <pic:spPr bwMode="auto">
                     <a:xfrm>
                       <a:off x="0" y="0"/>
-                      <a:ext cx="4800600" cy="3155145"/>
+                      <a:ext cx="4800600" cy="3175028"/>
                     </a:xfrm>
                     <a:prstGeom prst="rect">
                       <a:avLst/>
@@ -14233,7 +14233,7 @@
       <w:r>
         <w:drawing>
           <wp:inline>
-            <wp:extent cx="4800600" cy="3155145"/>
+            <wp:extent cx="4800600" cy="3175028"/>
             <wp:effectExtent b="0" l="0" r="0" t="0"/>
             <wp:docPr descr="Three smooth S-shaped quantity-versus-time curves start at five units and approach a dashed capacity line at one hundred; higher rates reach the middle of the transition sooner." title="" id="168" name="Picture"/>
             <a:graphic>
@@ -14254,7 +14254,7 @@
                   <pic:spPr bwMode="auto">
                     <a:xfrm>
                       <a:off x="0" y="0"/>
-                      <a:ext cx="4800600" cy="3155145"/>
+                      <a:ext cx="4800600" cy="3175028"/>
                     </a:xfrm>
                     <a:prstGeom prst="rect">
                       <a:avLst/>
@@ -16112,7 +16112,7 @@
       <w:r>
         <w:drawing>
           <wp:inline>
-            <wp:extent cx="4800600" cy="3155145"/>
+            <wp:extent cx="4800600" cy="3175028"/>
             <wp:effectExtent b="0" l="0" r="0" t="0"/>
             <wp:docPr descr="A smooth quantity-versus-time curve starts at one hundred and decreases toward zero; a vertical dashed line at approximately one point three nine time units marks where the remaining amount is fifty." title="" id="188" name="Picture"/>
             <a:graphic>
@@ -16133,7 +16133,7 @@
                   <pic:spPr bwMode="auto">
                     <a:xfrm>
                       <a:off x="0" y="0"/>
-                      <a:ext cx="4800600" cy="3155145"/>
+                      <a:ext cx="4800600" cy="3175028"/>
                     </a:xfrm>
                     <a:prstGeom prst="rect">
                       <a:avLst/>
@@ -18144,7 +18144,7 @@
       <w:r>
         <w:drawing>
           <wp:inline>
-            <wp:extent cx="4800600" cy="3155145"/>
+            <wp:extent cx="4800600" cy="3167853"/>
             <wp:effectExtent b="0" l="0" r="0" t="0"/>
             <wp:docPr descr="A smooth quantity-versus-time curve starts at one hundred and decreases toward zero; a vertical dashed line at approximately one point three nine time units marks where the remaining amount is fifty." title="" id="211" name="Picture"/>
             <a:graphic>
@@ -18165,7 +18165,7 @@
                   <pic:spPr bwMode="auto">
                     <a:xfrm>
                       <a:off x="0" y="0"/>
-                      <a:ext cx="4800600" cy="3155145"/>
+                      <a:ext cx="4800600" cy="3167853"/>
                     </a:xfrm>
                     <a:prstGeom prst="rect">
                       <a:avLst/>
@@ -19731,7 +19731,7 @@
       <w:r>
         <w:drawing>
           <wp:inline>
-            <wp:extent cx="4000500" cy="2402555"/>
+            <wp:extent cx="4000500" cy="2413835"/>
             <wp:effectExtent b="0" l="0" r="0" t="0"/>
             <wp:docPr descr="Three input-versus-response curves rise from zero toward one and all pass through response one half at input three; larger exponents sharpen the transition around that point." title="" id="231" name="Picture"/>
             <a:graphic>
@@ -19752,7 +19752,7 @@
                   <pic:spPr bwMode="auto">
                     <a:xfrm>
                       <a:off x="0" y="0"/>
-                      <a:ext cx="4000500" cy="2402555"/>
+                      <a:ext cx="4000500" cy="2413835"/>
                     </a:xfrm>
                     <a:prstGeom prst="rect">
                       <a:avLst/>
@@ -21936,7 +21936,7 @@
       <w:r>
         <w:drawing>
           <wp:inline>
-            <wp:extent cx="4800600" cy="3155145"/>
+            <wp:extent cx="4800600" cy="3167853"/>
             <wp:effectExtent b="0" l="0" r="0" t="0"/>
             <wp:docPr descr="Six instructional fixture values increase across control, low-treatment, and high-treatment conditions; each point has a vertical standard-error interval." title="" id="247" name="Picture"/>
             <a:graphic>
@@ -21957,7 +21957,7 @@
                   <pic:spPr bwMode="auto">
                     <a:xfrm>
                       <a:off x="0" y="0"/>
-                      <a:ext cx="4800600" cy="3155145"/>
+                      <a:ext cx="4800600" cy="3167853"/>
                     </a:xfrm>
                     <a:prstGeom prst="rect">
                       <a:avLst/>
@@ -49009,7 +49009,7 @@
       <w:r>
         <w:drawing>
           <wp:inline>
-            <wp:extent cx="4267200" cy="2804573"/>
+            <wp:extent cx="4267200" cy="2819055"/>
             <wp:effectExtent b="0" l="0" r="0" t="0"/>
             <wp:docPr descr="Three response curves share the same output scale and midpoint but have different slopes near the midpoint; equal normalized range does not make the relationships identical." title="" id="462" name="Picture"/>
             <a:graphic>
@@ -49030,7 +49030,7 @@
                   <pic:spPr bwMode="auto">
                     <a:xfrm>
                       <a:off x="0" y="0"/>
-                      <a:ext cx="4267200" cy="2804573"/>
+                      <a:ext cx="4267200" cy="2819055"/>
                     </a:xfrm>
                     <a:prstGeom prst="rect">
                       <a:avLst/>
@@ -49086,7 +49086,7 @@
       <w:r>
         <w:drawing>
           <wp:inline>
-            <wp:extent cx="2560320" cy="1685640"/>
+            <wp:extent cx="2560320" cy="1691433"/>
             <wp:effectExtent b="0" l="0" r="0" t="0"/>
             <wp:docPr descr="Line plot with three sinusoidal curves of increasing frequency." title="" id="466" name="Picture"/>
             <a:graphic>
@@ -49107,7 +49107,7 @@
                   <pic:spPr bwMode="auto">
                     <a:xfrm>
                       <a:off x="0" y="0"/>
-                      <a:ext cx="2560320" cy="1685640"/>
+                      <a:ext cx="2560320" cy="1691433"/>
                     </a:xfrm>
                     <a:prstGeom prst="rect">
                       <a:avLst/>
@@ -49143,7 +49143,7 @@
       <w:r>
         <w:drawing>
           <wp:inline>
-            <wp:extent cx="2560320" cy="2497015"/>
+            <wp:extent cx="2560320" cy="2493036"/>
             <wp:effectExtent b="0" l="0" r="0" t="0"/>
             <wp:docPr descr="Figure 15: Pie chart." title="" id="470" name="Picture"/>
             <a:graphic>
@@ -49164,7 +49164,7 @@
                   <pic:spPr bwMode="auto">
                     <a:xfrm>
                       <a:off x="0" y="0"/>
-                      <a:ext cx="2560320" cy="2497015"/>
+                      <a:ext cx="2560320" cy="2493036"/>
                     </a:xfrm>
                     <a:prstGeom prst="rect">
                       <a:avLst/>
@@ -49208,7 +49208,7 @@
       <w:r>
         <w:drawing>
           <wp:inline>
-            <wp:extent cx="4533900" cy="3397555"/>
+            <wp:extent cx="4533900" cy="3401381"/>
             <wp:effectExtent b="0" l="0" r="0" t="0"/>
             <wp:docPr descr="Figure 16: A 2×2 composite: line, scatter, bar, and histogram panels." title="" id="474" name="Picture"/>
             <a:graphic>
@@ -49229,7 +49229,7 @@
                   <pic:spPr bwMode="auto">
                     <a:xfrm>
                       <a:off x="0" y="0"/>
-                      <a:ext cx="4533900" cy="3397555"/>
+                      <a:ext cx="4533900" cy="3401381"/>
                     </a:xfrm>
                     <a:prstGeom prst="rect">
                       <a:avLst/>
@@ -49957,7 +49957,7 @@
       <w:r>
         <w:drawing>
           <wp:inline>
-            <wp:extent cx="3200400" cy="2155824"/>
+            <wp:extent cx="3200400" cy="2166937"/>
             <wp:effectExtent b="0" l="0" r="0" t="0"/>
             <wp:docPr descr="Figure 17: A generated heatmap embedded as a raster image." title="" id="483" name="Picture"/>
             <a:graphic>
@@ -49978,7 +49978,7 @@
                   <pic:spPr bwMode="auto">
                     <a:xfrm>
                       <a:off x="0" y="0"/>
-                      <a:ext cx="3200400" cy="2155824"/>
+                      <a:ext cx="3200400" cy="2166937"/>
                     </a:xfrm>
                     <a:prstGeom prst="rect">
                       <a:avLst/>
@@ -50374,7 +50374,7 @@
       <w:r>
         <w:drawing>
           <wp:inline>
-            <wp:extent cx="3733800" cy="2454002"/>
+            <wp:extent cx="3733800" cy="2463886"/>
             <wp:effectExtent b="0" l="0" r="0" t="0"/>
             <wp:docPr descr="Figure 18: Means with standard-error bars." title="" id="489" name="Picture"/>
             <a:graphic>
@@ -50395,7 +50395,7 @@
                   <pic:spPr bwMode="auto">
                     <a:xfrm>
                       <a:off x="0" y="0"/>
-                      <a:ext cx="3733800" cy="2454002"/>
+                      <a:ext cx="3733800" cy="2463886"/>
                     </a:xfrm>
                     <a:prstGeom prst="rect">
                       <a:avLst/>
